--- a/documentation/Siyka_project_summary_ Сийка.docx
+++ b/documentation/Siyka_project_summary_ Сийка.docx
@@ -3740,8 +3740,6 @@
           <w:szCs w:val="24"/>
         </w:rPr>
       </w:pPr>
-      <w:bookmarkStart w:id="0" w:name="_GoBack"/>
-      <w:bookmarkEnd w:id="0"/>
     </w:p>
     <w:p>
       <w:pPr>
@@ -3911,26 +3909,8 @@
           <w:szCs w:val="24"/>
         </w:rPr>
       </w:pPr>
-    </w:p>
-    <w:p>
-      <w:pPr>
-        <w:spacing w:line="360" w:lineRule="auto"/>
-        <w:rPr>
-          <w:rFonts w:ascii="Times New Roman" w:hAnsi="Times New Roman" w:cs="Times New Roman"/>
-          <w:sz w:val="24"/>
-          <w:szCs w:val="24"/>
-        </w:rPr>
-      </w:pPr>
-    </w:p>
-    <w:p>
-      <w:pPr>
-        <w:spacing w:line="360" w:lineRule="auto"/>
-        <w:rPr>
-          <w:rFonts w:ascii="Times New Roman" w:hAnsi="Times New Roman" w:cs="Times New Roman"/>
-          <w:sz w:val="24"/>
-          <w:szCs w:val="24"/>
-        </w:rPr>
-      </w:pPr>
+      <w:bookmarkStart w:id="0" w:name="_GoBack"/>
+      <w:bookmarkEnd w:id="0"/>
     </w:p>
     <w:p>
       <w:pPr>
@@ -3997,6 +3977,7 @@
                 <w:sz w:val="24"/>
                 <w:szCs w:val="24"/>
               </w:rPr>
+              <w:lastRenderedPageBreak/>
               <w:t xml:space="preserve">Клас </w:t>
             </w:r>
           </w:p>
@@ -4108,7 +4089,6 @@
                 <w:sz w:val="24"/>
                 <w:szCs w:val="24"/>
               </w:rPr>
-              <w:lastRenderedPageBreak/>
               <w:t xml:space="preserve">User </w:t>
             </w:r>
           </w:p>
@@ -10371,7 +10351,7 @@
 </file>
 
 <file path=customXml/itemProps1.xml><?xml version="1.0" encoding="utf-8"?>
-<ds:datastoreItem xmlns:ds="http://schemas.openxmlformats.org/officeDocument/2006/customXml" ds:itemID="{AB1EFD21-74BA-4AA8-B842-3527EBFEC52F}">
+<ds:datastoreItem xmlns:ds="http://schemas.openxmlformats.org/officeDocument/2006/customXml" ds:itemID="{3B981869-AA33-4C16-B6FF-35AD2B38E6F0}">
   <ds:schemaRefs>
     <ds:schemaRef ds:uri="http://schemas.openxmlformats.org/officeDocument/2006/bibliography"/>
   </ds:schemaRefs>

--- a/documentation/Siyka_project_summary_ Сийка.docx
+++ b/documentation/Siyka_project_summary_ Сийка.docx
@@ -3909,8 +3909,6 @@
           <w:szCs w:val="24"/>
         </w:rPr>
       </w:pPr>
-      <w:bookmarkStart w:id="0" w:name="_GoBack"/>
-      <w:bookmarkEnd w:id="0"/>
     </w:p>
     <w:p>
       <w:pPr>
@@ -3967,8 +3965,8 @@
                 <w:szCs w:val="24"/>
               </w:rPr>
             </w:pPr>
-            <w:bookmarkStart w:id="1" w:name="_Hlk220419366"/>
-            <w:bookmarkStart w:id="2" w:name="_Hlk220419305"/>
+            <w:bookmarkStart w:id="0" w:name="_Hlk220419366"/>
+            <w:bookmarkStart w:id="1" w:name="_Hlk220419305"/>
             <w:r>
               <w:rPr>
                 <w:rFonts w:ascii="Times New Roman" w:hAnsi="Times New Roman" w:cs="Times New Roman"/>
@@ -4541,7 +4539,7 @@
           </w:p>
         </w:tc>
       </w:tr>
-      <w:bookmarkEnd w:id="1"/>
+      <w:bookmarkEnd w:id="0"/>
     </w:tbl>
     <w:p>
       <w:pPr>
@@ -6054,7 +6052,7 @@
           </w:p>
         </w:tc>
       </w:tr>
-      <w:bookmarkEnd w:id="2"/>
+      <w:bookmarkEnd w:id="1"/>
       <w:tr>
         <w:trPr>
           <w:trHeight w:val="1098"/>
@@ -6115,27 +6113,49 @@
                 <w:iCs/>
                 <w:sz w:val="24"/>
                 <w:szCs w:val="24"/>
-              </w:rPr>
-            </w:pPr>
-            <w:r>
-              <w:rPr>
-                <w:rFonts w:ascii="Times New Roman" w:hAnsi="Times New Roman" w:cs="Times New Roman"/>
-                <w:i w:val="0"/>
-                <w:iCs/>
-                <w:sz w:val="24"/>
-                <w:szCs w:val="24"/>
-              </w:rPr>
-              <w:t>report_id, type, generated</w:t>
-            </w:r>
-            <w:r>
-              <w:rPr>
-                <w:rFonts w:ascii="Times New Roman" w:hAnsi="Times New Roman" w:cs="Times New Roman"/>
-                <w:i w:val="0"/>
-                <w:iCs/>
-                <w:sz w:val="24"/>
-                <w:szCs w:val="24"/>
                 <w:lang w:val="en-US"/>
               </w:rPr>
+            </w:pPr>
+            <w:r>
+              <w:rPr>
+                <w:rFonts w:ascii="Times New Roman" w:hAnsi="Times New Roman" w:cs="Times New Roman"/>
+                <w:i w:val="0"/>
+                <w:iCs/>
+                <w:sz w:val="24"/>
+                <w:szCs w:val="24"/>
+              </w:rPr>
+              <w:t>report_id,</w:t>
+            </w:r>
+            <w:r>
+              <w:rPr>
+                <w:rFonts w:ascii="Times New Roman" w:hAnsi="Times New Roman" w:cs="Times New Roman"/>
+                <w:i w:val="0"/>
+                <w:iCs/>
+                <w:sz w:val="24"/>
+                <w:szCs w:val="24"/>
+                <w:lang w:val="en-US"/>
+              </w:rPr>
+              <w:t xml:space="preserve"> report_type </w:t>
+            </w:r>
+            <w:r>
+              <w:rPr>
+                <w:rFonts w:ascii="Times New Roman" w:hAnsi="Times New Roman" w:cs="Times New Roman"/>
+                <w:i w:val="0"/>
+                <w:iCs/>
+                <w:sz w:val="24"/>
+                <w:szCs w:val="24"/>
+              </w:rPr>
+              <w:t>, generated</w:t>
+            </w:r>
+            <w:r>
+              <w:rPr>
+                <w:rFonts w:ascii="Times New Roman" w:hAnsi="Times New Roman" w:cs="Times New Roman"/>
+                <w:i w:val="0"/>
+                <w:iCs/>
+                <w:sz w:val="24"/>
+                <w:szCs w:val="24"/>
+                <w:lang w:val="en-US"/>
+              </w:rPr>
               <w:t>_o</w:t>
             </w:r>
             <w:r>
@@ -6146,7 +6166,41 @@
                 <w:sz w:val="24"/>
                 <w:szCs w:val="24"/>
               </w:rPr>
-              <w:t xml:space="preserve">n,parameters,summary </w:t>
+              <w:t>n,</w:t>
+            </w:r>
+            <w:r>
+              <w:rPr>
+                <w:rFonts w:ascii="Times New Roman" w:hAnsi="Times New Roman" w:cs="Times New Roman"/>
+                <w:i w:val="0"/>
+                <w:iCs/>
+                <w:sz w:val="24"/>
+                <w:szCs w:val="24"/>
+                <w:lang w:val="en-US"/>
+              </w:rPr>
+              <w:t xml:space="preserve"> </w:t>
+            </w:r>
+            <w:bookmarkStart w:id="2" w:name="_GoBack"/>
+            <w:bookmarkEnd w:id="2"/>
+            <w:r>
+              <w:rPr>
+                <w:rFonts w:ascii="Times New Roman" w:hAnsi="Times New Roman" w:cs="Times New Roman"/>
+                <w:i w:val="0"/>
+                <w:iCs/>
+                <w:sz w:val="24"/>
+                <w:szCs w:val="24"/>
+              </w:rPr>
+              <w:t>parameters,</w:t>
+            </w:r>
+            <w:r>
+              <w:rPr>
+                <w:rFonts w:ascii="Times New Roman" w:hAnsi="Times New Roman" w:cs="Times New Roman"/>
+                <w:i w:val="0"/>
+                <w:iCs/>
+                <w:sz w:val="24"/>
+                <w:szCs w:val="24"/>
+                <w:lang w:val="en-US"/>
+              </w:rPr>
+              <w:t xml:space="preserve"> data</w:t>
             </w:r>
           </w:p>
         </w:tc>
@@ -10351,7 +10405,7 @@
 </file>
 
 <file path=customXml/itemProps1.xml><?xml version="1.0" encoding="utf-8"?>
-<ds:datastoreItem xmlns:ds="http://schemas.openxmlformats.org/officeDocument/2006/customXml" ds:itemID="{3B981869-AA33-4C16-B6FF-35AD2B38E6F0}">
+<ds:datastoreItem xmlns:ds="http://schemas.openxmlformats.org/officeDocument/2006/customXml" ds:itemID="{D9926D3A-445E-4375-B418-619138195FB0}">
   <ds:schemaRefs>
     <ds:schemaRef ds:uri="http://schemas.openxmlformats.org/officeDocument/2006/bibliography"/>
   </ds:schemaRefs>

--- a/documentation/Siyka_project_summary_ Сийка.docx
+++ b/documentation/Siyka_project_summary_ Сийка.docx
@@ -5,7 +5,7 @@
     <w:p>
       <w:pPr>
         <w:spacing w:after="0" w:line="360" w:lineRule="auto"/>
-        <w:ind w:left="0" w:firstLine="0"/>
+        <w:ind w:left="284" w:firstLine="0"/>
         <w:rPr>
           <w:rFonts w:ascii="Times New Roman" w:hAnsi="Times New Roman" w:cs="Times New Roman"/>
           <w:sz w:val="24"/>
@@ -453,19 +453,17 @@
                 <w:sz w:val="24"/>
                 <w:szCs w:val="24"/>
               </w:rPr>
-              <w:t xml:space="preserve"> за съхранение на данни. </w:t>
-            </w:r>
-          </w:p>
-          <w:p>
-            <w:pPr>
-              <w:spacing w:after="467" w:line="360" w:lineRule="auto"/>
-              <w:ind w:left="284" w:firstLine="0"/>
-              <w:rPr>
-                <w:rFonts w:ascii="Times New Roman" w:hAnsi="Times New Roman" w:cs="Times New Roman"/>
-                <w:sz w:val="24"/>
-                <w:szCs w:val="24"/>
-              </w:rPr>
-            </w:pPr>
+              <w:t xml:space="preserve"> за съхранение на данни.</w:t>
+            </w:r>
+            <w:r>
+              <w:rPr>
+                <w:rFonts w:ascii="Times New Roman" w:eastAsia="Times New Roman" w:hAnsi="Times New Roman" w:cs="Times New Roman"/>
+                <w:i w:val="0"/>
+                <w:sz w:val="24"/>
+                <w:szCs w:val="24"/>
+              </w:rPr>
+              <w:t xml:space="preserve"> </w:t>
+            </w:r>
             <w:r>
               <w:rPr>
                 <w:rFonts w:ascii="Times New Roman" w:eastAsia="Times New Roman" w:hAnsi="Times New Roman" w:cs="Times New Roman"/>
@@ -642,6 +640,7 @@
                 <w:numId w:val="9"/>
               </w:numPr>
               <w:spacing w:after="0" w:line="360" w:lineRule="auto"/>
+              <w:ind w:left="284" w:firstLine="0"/>
               <w:rPr>
                 <w:rFonts w:ascii="Times New Roman" w:hAnsi="Times New Roman" w:cs="Times New Roman"/>
                 <w:sz w:val="24"/>
@@ -716,6 +715,7 @@
                 <w:numId w:val="9"/>
               </w:numPr>
               <w:spacing w:after="0" w:line="360" w:lineRule="auto"/>
+              <w:ind w:left="284" w:firstLine="0"/>
               <w:rPr>
                 <w:rFonts w:ascii="Times New Roman" w:eastAsia="Times New Roman" w:hAnsi="Times New Roman" w:cs="Times New Roman"/>
                 <w:i w:val="0"/>
@@ -751,6 +751,7 @@
                 <w:numId w:val="9"/>
               </w:numPr>
               <w:spacing w:after="0" w:line="360" w:lineRule="auto"/>
+              <w:ind w:left="284" w:firstLine="0"/>
               <w:rPr>
                 <w:rFonts w:ascii="Times New Roman" w:eastAsia="Times New Roman" w:hAnsi="Times New Roman" w:cs="Times New Roman"/>
                 <w:i w:val="0"/>
@@ -798,7 +799,7 @@
           <w:p>
             <w:pPr>
               <w:spacing w:after="965" w:line="360" w:lineRule="auto"/>
-              <w:ind w:left="0" w:firstLine="0"/>
+              <w:ind w:left="284" w:firstLine="0"/>
               <w:rPr>
                 <w:rFonts w:ascii="Times New Roman" w:hAnsi="Times New Roman" w:cs="Times New Roman"/>
                 <w:sz w:val="24"/>
@@ -840,7 +841,7 @@
           <w:p>
             <w:pPr>
               <w:spacing w:after="0" w:line="360" w:lineRule="auto"/>
-              <w:ind w:left="0" w:firstLine="0"/>
+              <w:ind w:left="284" w:firstLine="0"/>
               <w:jc w:val="both"/>
               <w:rPr>
                 <w:rFonts w:ascii="Times New Roman" w:eastAsia="Times New Roman" w:hAnsi="Times New Roman" w:cs="Times New Roman"/>
@@ -853,6 +854,7 @@
           <w:p>
             <w:pPr>
               <w:spacing w:after="0" w:line="360" w:lineRule="auto"/>
+              <w:ind w:left="284" w:firstLine="0"/>
               <w:jc w:val="both"/>
               <w:rPr>
                 <w:rFonts w:ascii="Times New Roman" w:eastAsia="Times New Roman" w:hAnsi="Times New Roman" w:cs="Times New Roman"/>
@@ -872,6 +874,7 @@
           <w:p>
             <w:pPr>
               <w:spacing w:after="0" w:line="360" w:lineRule="auto"/>
+              <w:ind w:left="284" w:firstLine="0"/>
               <w:jc w:val="both"/>
               <w:rPr>
                 <w:rFonts w:ascii="Times New Roman" w:eastAsia="Times New Roman" w:hAnsi="Times New Roman" w:cs="Times New Roman"/>
@@ -891,6 +894,7 @@
           <w:p>
             <w:pPr>
               <w:spacing w:after="0" w:line="360" w:lineRule="auto"/>
+              <w:ind w:left="284" w:firstLine="0"/>
               <w:jc w:val="both"/>
               <w:rPr>
                 <w:rFonts w:ascii="Times New Roman" w:eastAsia="Times New Roman" w:hAnsi="Times New Roman" w:cs="Times New Roman"/>
@@ -910,6 +914,7 @@
           <w:p>
             <w:pPr>
               <w:spacing w:after="0" w:line="360" w:lineRule="auto"/>
+              <w:ind w:left="284" w:firstLine="0"/>
               <w:jc w:val="both"/>
               <w:rPr>
                 <w:rFonts w:ascii="Times New Roman" w:eastAsia="Times New Roman" w:hAnsi="Times New Roman" w:cs="Times New Roman"/>
@@ -929,6 +934,7 @@
           <w:p>
             <w:pPr>
               <w:spacing w:after="0" w:line="360" w:lineRule="auto"/>
+              <w:ind w:left="284" w:firstLine="0"/>
               <w:jc w:val="both"/>
               <w:rPr>
                 <w:rFonts w:ascii="Times New Roman" w:eastAsia="Times New Roman" w:hAnsi="Times New Roman" w:cs="Times New Roman"/>
@@ -1027,7 +1033,7 @@
           <w:footerReference w:type="default" r:id="rId9"/>
           <w:footerReference w:type="first" r:id="rId10"/>
           <w:pgSz w:w="12240" w:h="15840"/>
-          <w:pgMar w:top="1445" w:right="1467" w:bottom="718" w:left="1440" w:header="708" w:footer="708" w:gutter="0"/>
+          <w:pgMar w:top="1445" w:right="1098" w:bottom="718" w:left="1440" w:header="708" w:footer="708" w:gutter="0"/>
           <w:cols w:space="708"/>
         </w:sectPr>
       </w:pPr>
@@ -1562,7 +1568,7 @@
       </w:tr>
       <w:tr>
         <w:trPr>
-          <w:trHeight w:val="1939"/>
+          <w:trHeight w:val="521"/>
         </w:trPr>
         <w:tc>
           <w:tcPr>
@@ -2638,7 +2644,7 @@
     <w:p>
       <w:pPr>
         <w:spacing w:after="4" w:line="360" w:lineRule="auto"/>
-        <w:ind w:left="0" w:firstLine="0"/>
+        <w:ind w:left="284" w:firstLine="0"/>
         <w:jc w:val="both"/>
         <w:rPr>
           <w:rFonts w:ascii="Times New Roman" w:eastAsia="Calibri" w:hAnsi="Times New Roman" w:cs="Times New Roman"/>
@@ -2680,7 +2686,6 @@
           <w:sz w:val="24"/>
           <w:szCs w:val="24"/>
         </w:rPr>
-        <w:lastRenderedPageBreak/>
         <w:t xml:space="preserve"> </w:t>
       </w:r>
     </w:p>
@@ -2735,6 +2740,7 @@
                 <w:sz w:val="24"/>
                 <w:szCs w:val="24"/>
               </w:rPr>
+              <w:lastRenderedPageBreak/>
               <w:t xml:space="preserve">3.Main Views </w:t>
             </w:r>
           </w:p>
@@ -2887,7 +2893,7 @@
       </w:tr>
       <w:tr>
         <w:trPr>
-          <w:trHeight w:val="977"/>
+          <w:trHeight w:val="447"/>
         </w:trPr>
         <w:tc>
           <w:tcPr>
@@ -3193,7 +3199,7 @@
       </w:tr>
       <w:tr>
         <w:trPr>
-          <w:trHeight w:val="734"/>
+          <w:trHeight w:val="395"/>
         </w:trPr>
         <w:tc>
           <w:tcPr>
@@ -3258,6 +3264,160 @@
                 <w:szCs w:val="24"/>
               </w:rPr>
               <w:t xml:space="preserve">Представя управление на данни за доставчици </w:t>
+            </w:r>
+          </w:p>
+        </w:tc>
+      </w:tr>
+      <w:tr>
+        <w:trPr>
+          <w:trHeight w:val="373"/>
+        </w:trPr>
+        <w:tc>
+          <w:tcPr>
+            <w:tcW w:w="3329" w:type="dxa"/>
+            <w:tcBorders>
+              <w:top w:val="single" w:sz="4" w:space="0" w:color="000000"/>
+              <w:left w:val="single" w:sz="4" w:space="0" w:color="000000"/>
+              <w:bottom w:val="single" w:sz="4" w:space="0" w:color="000000"/>
+              <w:right w:val="single" w:sz="4" w:space="0" w:color="000000"/>
+            </w:tcBorders>
+            <w:shd w:val="clear" w:color="auto" w:fill="FDE9D9"/>
+          </w:tcPr>
+          <w:p>
+            <w:pPr>
+              <w:spacing w:after="0" w:line="360" w:lineRule="auto"/>
+              <w:ind w:left="284" w:firstLine="0"/>
+              <w:rPr>
+                <w:rFonts w:ascii="Times New Roman" w:hAnsi="Times New Roman" w:cs="Times New Roman"/>
+                <w:i w:val="0"/>
+                <w:sz w:val="24"/>
+                <w:szCs w:val="24"/>
+              </w:rPr>
+            </w:pPr>
+            <w:r>
+              <w:rPr>
+                <w:rFonts w:ascii="Times New Roman" w:hAnsi="Times New Roman" w:cs="Times New Roman"/>
+                <w:b/>
+                <w:i w:val="0"/>
+                <w:sz w:val="24"/>
+                <w:szCs w:val="24"/>
+              </w:rPr>
+              <w:t xml:space="preserve">3.7. За системата </w:t>
+            </w:r>
+          </w:p>
+        </w:tc>
+        <w:tc>
+          <w:tcPr>
+            <w:tcW w:w="9781" w:type="dxa"/>
+            <w:tcBorders>
+              <w:top w:val="single" w:sz="4" w:space="0" w:color="000000"/>
+              <w:left w:val="single" w:sz="4" w:space="0" w:color="000000"/>
+              <w:bottom w:val="single" w:sz="4" w:space="0" w:color="000000"/>
+              <w:right w:val="single" w:sz="4" w:space="0" w:color="000000"/>
+            </w:tcBorders>
+          </w:tcPr>
+          <w:p>
+            <w:pPr>
+              <w:spacing w:after="0" w:line="360" w:lineRule="auto"/>
+              <w:ind w:left="284" w:firstLine="0"/>
+              <w:rPr>
+                <w:rFonts w:ascii="Times New Roman" w:hAnsi="Times New Roman" w:cs="Times New Roman"/>
+                <w:i w:val="0"/>
+                <w:sz w:val="24"/>
+                <w:szCs w:val="24"/>
+              </w:rPr>
+            </w:pPr>
+            <w:r>
+              <w:rPr>
+                <w:rFonts w:ascii="Times New Roman" w:hAnsi="Times New Roman" w:cs="Times New Roman"/>
+                <w:i w:val="0"/>
+                <w:sz w:val="24"/>
+                <w:szCs w:val="24"/>
+              </w:rPr>
+              <w:t xml:space="preserve">Представя информация за проекта и неговата цел </w:t>
+            </w:r>
+          </w:p>
+        </w:tc>
+      </w:tr>
+      <w:tr>
+        <w:trPr>
+          <w:trHeight w:val="623"/>
+        </w:trPr>
+        <w:tc>
+          <w:tcPr>
+            <w:tcW w:w="3329" w:type="dxa"/>
+            <w:tcBorders>
+              <w:top w:val="single" w:sz="4" w:space="0" w:color="000000"/>
+              <w:left w:val="single" w:sz="4" w:space="0" w:color="000000"/>
+              <w:bottom w:val="single" w:sz="4" w:space="0" w:color="000000"/>
+              <w:right w:val="single" w:sz="4" w:space="0" w:color="000000"/>
+            </w:tcBorders>
+            <w:shd w:val="clear" w:color="auto" w:fill="FDE9D9"/>
+          </w:tcPr>
+          <w:p>
+            <w:pPr>
+              <w:spacing w:after="0" w:line="360" w:lineRule="auto"/>
+              <w:ind w:left="284" w:firstLine="0"/>
+              <w:rPr>
+                <w:rFonts w:ascii="Times New Roman" w:hAnsi="Times New Roman" w:cs="Times New Roman"/>
+                <w:b/>
+                <w:i w:val="0"/>
+                <w:sz w:val="24"/>
+                <w:szCs w:val="24"/>
+              </w:rPr>
+            </w:pPr>
+            <w:r>
+              <w:rPr>
+                <w:rFonts w:ascii="Times New Roman" w:hAnsi="Times New Roman" w:cs="Times New Roman"/>
+                <w:b/>
+                <w:i w:val="0"/>
+                <w:sz w:val="24"/>
+                <w:szCs w:val="24"/>
+                <w:lang w:val="en-US"/>
+              </w:rPr>
+              <w:t xml:space="preserve">3.8. </w:t>
+            </w:r>
+            <w:r>
+              <w:rPr>
+                <w:rFonts w:ascii="Times New Roman" w:hAnsi="Times New Roman" w:cs="Times New Roman"/>
+                <w:b/>
+                <w:i w:val="0"/>
+                <w:sz w:val="24"/>
+                <w:szCs w:val="24"/>
+              </w:rPr>
+              <w:t>Фактури</w:t>
+            </w:r>
+          </w:p>
+        </w:tc>
+        <w:tc>
+          <w:tcPr>
+            <w:tcW w:w="9781" w:type="dxa"/>
+            <w:tcBorders>
+              <w:top w:val="single" w:sz="4" w:space="0" w:color="000000"/>
+              <w:left w:val="single" w:sz="4" w:space="0" w:color="000000"/>
+              <w:bottom w:val="single" w:sz="4" w:space="0" w:color="000000"/>
+              <w:right w:val="single" w:sz="4" w:space="0" w:color="000000"/>
+            </w:tcBorders>
+          </w:tcPr>
+          <w:p>
+            <w:pPr>
+              <w:spacing w:after="0" w:line="360" w:lineRule="auto"/>
+              <w:ind w:left="284" w:firstLine="0"/>
+              <w:rPr>
+                <w:rFonts w:ascii="Times New Roman" w:hAnsi="Times New Roman" w:cs="Times New Roman"/>
+                <w:i w:val="0"/>
+                <w:sz w:val="24"/>
+                <w:szCs w:val="24"/>
+              </w:rPr>
+            </w:pPr>
+            <w:r>
+              <w:rPr>
+                <w:rFonts w:ascii="Times New Roman" w:hAnsi="Times New Roman" w:cs="Times New Roman"/>
+                <w:i w:val="0"/>
+                <w:sz w:val="24"/>
+                <w:szCs w:val="24"/>
+              </w:rPr>
+              <w:t>Представя списък с извадените фактури и позволява генериране на нова фактура при продажба.</w:t>
             </w:r>
           </w:p>
         </w:tc>
@@ -3283,20 +3443,34 @@
               <w:ind w:left="284" w:firstLine="0"/>
               <w:rPr>
                 <w:rFonts w:ascii="Times New Roman" w:hAnsi="Times New Roman" w:cs="Times New Roman"/>
-                <w:i w:val="0"/>
-                <w:sz w:val="24"/>
-                <w:szCs w:val="24"/>
-              </w:rPr>
-            </w:pPr>
-            <w:r>
-              <w:rPr>
-                <w:rFonts w:ascii="Times New Roman" w:hAnsi="Times New Roman" w:cs="Times New Roman"/>
                 <w:b/>
                 <w:i w:val="0"/>
                 <w:sz w:val="24"/>
                 <w:szCs w:val="24"/>
-              </w:rPr>
-              <w:t xml:space="preserve">3.7. За системата </w:t>
+                <w:lang w:val="en-US"/>
+              </w:rPr>
+            </w:pPr>
+            <w:r>
+              <w:rPr>
+                <w:rFonts w:ascii="Times New Roman" w:hAnsi="Times New Roman" w:cs="Times New Roman"/>
+                <w:b/>
+                <w:i w:val="0"/>
+                <w:sz w:val="24"/>
+                <w:szCs w:val="24"/>
+                <w:lang w:val="en-US"/>
+              </w:rPr>
+              <w:t xml:space="preserve">3.9  </w:t>
+            </w:r>
+            <w:r>
+              <w:rPr>
+                <w:rFonts w:ascii="Times New Roman" w:hAnsi="Times New Roman" w:cs="Times New Roman"/>
+                <w:b/>
+                <w:bCs/>
+                <w:i w:val="0"/>
+                <w:sz w:val="24"/>
+                <w:szCs w:val="24"/>
+              </w:rPr>
+              <w:t>Преместване между локации (MOVE)</w:t>
             </w:r>
           </w:p>
         </w:tc>
@@ -3328,90 +3502,7 @@
                 <w:sz w:val="24"/>
                 <w:szCs w:val="24"/>
               </w:rPr>
-              <w:t xml:space="preserve">Представя информация за проекта и неговата цел </w:t>
-            </w:r>
-          </w:p>
-        </w:tc>
-      </w:tr>
-      <w:tr>
-        <w:trPr>
-          <w:trHeight w:val="623"/>
-        </w:trPr>
-        <w:tc>
-          <w:tcPr>
-            <w:tcW w:w="3329" w:type="dxa"/>
-            <w:tcBorders>
-              <w:top w:val="single" w:sz="4" w:space="0" w:color="000000"/>
-              <w:left w:val="single" w:sz="4" w:space="0" w:color="000000"/>
-              <w:bottom w:val="single" w:sz="4" w:space="0" w:color="000000"/>
-              <w:right w:val="single" w:sz="4" w:space="0" w:color="000000"/>
-            </w:tcBorders>
-            <w:shd w:val="clear" w:color="auto" w:fill="FDE9D9"/>
-          </w:tcPr>
-          <w:p>
-            <w:pPr>
-              <w:spacing w:after="0" w:line="360" w:lineRule="auto"/>
-              <w:ind w:left="284" w:firstLine="0"/>
-              <w:rPr>
-                <w:rFonts w:ascii="Times New Roman" w:hAnsi="Times New Roman" w:cs="Times New Roman"/>
-                <w:b/>
-                <w:i w:val="0"/>
-                <w:sz w:val="24"/>
-                <w:szCs w:val="24"/>
-              </w:rPr>
-            </w:pPr>
-            <w:r>
-              <w:rPr>
-                <w:rFonts w:ascii="Times New Roman" w:hAnsi="Times New Roman" w:cs="Times New Roman"/>
-                <w:b/>
-                <w:i w:val="0"/>
-                <w:sz w:val="24"/>
-                <w:szCs w:val="24"/>
-                <w:lang w:val="en-US"/>
-              </w:rPr>
-              <w:t xml:space="preserve">3.8. </w:t>
-            </w:r>
-            <w:r>
-              <w:rPr>
-                <w:rFonts w:ascii="Times New Roman" w:hAnsi="Times New Roman" w:cs="Times New Roman"/>
-                <w:b/>
-                <w:i w:val="0"/>
-                <w:sz w:val="24"/>
-                <w:szCs w:val="24"/>
-              </w:rPr>
-              <w:t>Фактури</w:t>
-            </w:r>
-          </w:p>
-        </w:tc>
-        <w:tc>
-          <w:tcPr>
-            <w:tcW w:w="9781" w:type="dxa"/>
-            <w:tcBorders>
-              <w:top w:val="single" w:sz="4" w:space="0" w:color="000000"/>
-              <w:left w:val="single" w:sz="4" w:space="0" w:color="000000"/>
-              <w:bottom w:val="single" w:sz="4" w:space="0" w:color="000000"/>
-              <w:right w:val="single" w:sz="4" w:space="0" w:color="000000"/>
-            </w:tcBorders>
-          </w:tcPr>
-          <w:p>
-            <w:pPr>
-              <w:spacing w:after="0" w:line="360" w:lineRule="auto"/>
-              <w:ind w:left="284" w:firstLine="0"/>
-              <w:rPr>
-                <w:rFonts w:ascii="Times New Roman" w:hAnsi="Times New Roman" w:cs="Times New Roman"/>
-                <w:i w:val="0"/>
-                <w:sz w:val="24"/>
-                <w:szCs w:val="24"/>
-              </w:rPr>
-            </w:pPr>
-            <w:r>
-              <w:rPr>
-                <w:rFonts w:ascii="Times New Roman" w:hAnsi="Times New Roman" w:cs="Times New Roman"/>
-                <w:i w:val="0"/>
-                <w:sz w:val="24"/>
-                <w:szCs w:val="24"/>
-              </w:rPr>
-              <w:t>Представя списък с извадените фактури и позволява генериране на нова фактура при продажба.</w:t>
+              <w:t>Позволява вътрешно преместване на стоки между две локации. Не променя общата наличност.</w:t>
             </w:r>
           </w:p>
         </w:tc>
@@ -3441,9 +3532,29 @@
                 <w:i w:val="0"/>
                 <w:sz w:val="24"/>
                 <w:szCs w:val="24"/>
+              </w:rPr>
+            </w:pPr>
+            <w:r>
+              <w:rPr>
+                <w:rFonts w:ascii="Times New Roman" w:hAnsi="Times New Roman" w:cs="Times New Roman"/>
+                <w:b/>
+                <w:i w:val="0"/>
+                <w:sz w:val="24"/>
+                <w:szCs w:val="24"/>
+              </w:rPr>
+              <w:t>3.10. Вход в системата (</w:t>
+            </w:r>
+            <w:r>
+              <w:rPr>
+                <w:rFonts w:ascii="Times New Roman" w:hAnsi="Times New Roman" w:cs="Times New Roman"/>
+                <w:b/>
+                <w:i w:val="0"/>
+                <w:sz w:val="24"/>
+                <w:szCs w:val="24"/>
                 <w:lang w:val="en-US"/>
               </w:rPr>
-            </w:pPr>
+              <w:t>Login</w:t>
+            </w:r>
             <w:r>
               <w:rPr>
                 <w:rFonts w:ascii="Times New Roman" w:hAnsi="Times New Roman" w:cs="Times New Roman"/>
@@ -3451,20 +3562,29 @@
                 <w:i w:val="0"/>
                 <w:sz w:val="24"/>
                 <w:szCs w:val="24"/>
+              </w:rPr>
+              <w:t xml:space="preserve"> </w:t>
+            </w:r>
+            <w:r>
+              <w:rPr>
+                <w:rFonts w:ascii="Times New Roman" w:hAnsi="Times New Roman" w:cs="Times New Roman"/>
+                <w:b/>
+                <w:i w:val="0"/>
+                <w:sz w:val="24"/>
+                <w:szCs w:val="24"/>
                 <w:lang w:val="en-US"/>
               </w:rPr>
-              <w:t xml:space="preserve">3.9  </w:t>
+              <w:t>View</w:t>
             </w:r>
             <w:r>
               <w:rPr>
                 <w:rFonts w:ascii="Times New Roman" w:hAnsi="Times New Roman" w:cs="Times New Roman"/>
                 <w:b/>
-                <w:bCs/>
-                <w:i w:val="0"/>
-                <w:sz w:val="24"/>
-                <w:szCs w:val="24"/>
-              </w:rPr>
-              <w:t>Преместване между локации (MOVE)</w:t>
+                <w:i w:val="0"/>
+                <w:sz w:val="24"/>
+                <w:szCs w:val="24"/>
+              </w:rPr>
+              <w:t xml:space="preserve">) </w:t>
             </w:r>
           </w:p>
         </w:tc>
@@ -3496,121 +3616,6 @@
                 <w:sz w:val="24"/>
                 <w:szCs w:val="24"/>
               </w:rPr>
-              <w:t>Позволява вътрешно преместване на стоки между две локации. Не променя общата наличност.</w:t>
-            </w:r>
-          </w:p>
-        </w:tc>
-      </w:tr>
-      <w:tr>
-        <w:trPr>
-          <w:trHeight w:val="732"/>
-        </w:trPr>
-        <w:tc>
-          <w:tcPr>
-            <w:tcW w:w="3329" w:type="dxa"/>
-            <w:tcBorders>
-              <w:top w:val="single" w:sz="4" w:space="0" w:color="000000"/>
-              <w:left w:val="single" w:sz="4" w:space="0" w:color="000000"/>
-              <w:bottom w:val="single" w:sz="4" w:space="0" w:color="000000"/>
-              <w:right w:val="single" w:sz="4" w:space="0" w:color="000000"/>
-            </w:tcBorders>
-            <w:shd w:val="clear" w:color="auto" w:fill="FDE9D9"/>
-          </w:tcPr>
-          <w:p>
-            <w:pPr>
-              <w:spacing w:after="0" w:line="360" w:lineRule="auto"/>
-              <w:ind w:left="284" w:firstLine="0"/>
-              <w:rPr>
-                <w:rFonts w:ascii="Times New Roman" w:hAnsi="Times New Roman" w:cs="Times New Roman"/>
-                <w:b/>
-                <w:i w:val="0"/>
-                <w:sz w:val="24"/>
-                <w:szCs w:val="24"/>
-              </w:rPr>
-            </w:pPr>
-            <w:r>
-              <w:rPr>
-                <w:rFonts w:ascii="Times New Roman" w:hAnsi="Times New Roman" w:cs="Times New Roman"/>
-                <w:b/>
-                <w:i w:val="0"/>
-                <w:sz w:val="24"/>
-                <w:szCs w:val="24"/>
-              </w:rPr>
-              <w:lastRenderedPageBreak/>
-              <w:t>3.10. Вход в системата (</w:t>
-            </w:r>
-            <w:r>
-              <w:rPr>
-                <w:rFonts w:ascii="Times New Roman" w:hAnsi="Times New Roman" w:cs="Times New Roman"/>
-                <w:b/>
-                <w:i w:val="0"/>
-                <w:sz w:val="24"/>
-                <w:szCs w:val="24"/>
-                <w:lang w:val="en-US"/>
-              </w:rPr>
-              <w:t>Login</w:t>
-            </w:r>
-            <w:r>
-              <w:rPr>
-                <w:rFonts w:ascii="Times New Roman" w:hAnsi="Times New Roman" w:cs="Times New Roman"/>
-                <w:b/>
-                <w:i w:val="0"/>
-                <w:sz w:val="24"/>
-                <w:szCs w:val="24"/>
-              </w:rPr>
-              <w:t xml:space="preserve"> </w:t>
-            </w:r>
-            <w:r>
-              <w:rPr>
-                <w:rFonts w:ascii="Times New Roman" w:hAnsi="Times New Roman" w:cs="Times New Roman"/>
-                <w:b/>
-                <w:i w:val="0"/>
-                <w:sz w:val="24"/>
-                <w:szCs w:val="24"/>
-                <w:lang w:val="en-US"/>
-              </w:rPr>
-              <w:t>View</w:t>
-            </w:r>
-            <w:r>
-              <w:rPr>
-                <w:rFonts w:ascii="Times New Roman" w:hAnsi="Times New Roman" w:cs="Times New Roman"/>
-                <w:b/>
-                <w:i w:val="0"/>
-                <w:sz w:val="24"/>
-                <w:szCs w:val="24"/>
-              </w:rPr>
-              <w:t xml:space="preserve">) </w:t>
-            </w:r>
-          </w:p>
-        </w:tc>
-        <w:tc>
-          <w:tcPr>
-            <w:tcW w:w="9781" w:type="dxa"/>
-            <w:tcBorders>
-              <w:top w:val="single" w:sz="4" w:space="0" w:color="000000"/>
-              <w:left w:val="single" w:sz="4" w:space="0" w:color="000000"/>
-              <w:bottom w:val="single" w:sz="4" w:space="0" w:color="000000"/>
-              <w:right w:val="single" w:sz="4" w:space="0" w:color="000000"/>
-            </w:tcBorders>
-          </w:tcPr>
-          <w:p>
-            <w:pPr>
-              <w:spacing w:after="0" w:line="360" w:lineRule="auto"/>
-              <w:ind w:left="284" w:firstLine="0"/>
-              <w:rPr>
-                <w:rFonts w:ascii="Times New Roman" w:hAnsi="Times New Roman" w:cs="Times New Roman"/>
-                <w:i w:val="0"/>
-                <w:sz w:val="24"/>
-                <w:szCs w:val="24"/>
-              </w:rPr>
-            </w:pPr>
-            <w:r>
-              <w:rPr>
-                <w:rFonts w:ascii="Times New Roman" w:hAnsi="Times New Roman" w:cs="Times New Roman"/>
-                <w:i w:val="0"/>
-                <w:sz w:val="24"/>
-                <w:szCs w:val="24"/>
-              </w:rPr>
               <w:t xml:space="preserve">Позволява въвеждане на потребителско име и парола. Паролата се въвежда със звездички но в </w:t>
             </w:r>
             <w:r>
@@ -3696,7 +3701,7 @@
     <w:p>
       <w:pPr>
         <w:spacing w:after="0" w:line="360" w:lineRule="auto"/>
-        <w:ind w:left="0" w:firstLine="0"/>
+        <w:ind w:left="284" w:firstLine="0"/>
         <w:jc w:val="both"/>
         <w:rPr>
           <w:rFonts w:ascii="Times New Roman" w:hAnsi="Times New Roman" w:cs="Times New Roman"/>
@@ -3708,31 +3713,7 @@
     <w:p>
       <w:pPr>
         <w:spacing w:after="0" w:line="360" w:lineRule="auto"/>
-        <w:ind w:left="0" w:firstLine="0"/>
-        <w:jc w:val="both"/>
-        <w:rPr>
-          <w:rFonts w:ascii="Times New Roman" w:hAnsi="Times New Roman" w:cs="Times New Roman"/>
-          <w:sz w:val="24"/>
-          <w:szCs w:val="24"/>
-        </w:rPr>
-      </w:pPr>
-    </w:p>
-    <w:p>
-      <w:pPr>
-        <w:spacing w:after="0" w:line="360" w:lineRule="auto"/>
-        <w:ind w:left="0" w:firstLine="0"/>
-        <w:jc w:val="both"/>
-        <w:rPr>
-          <w:rFonts w:ascii="Times New Roman" w:hAnsi="Times New Roman" w:cs="Times New Roman"/>
-          <w:sz w:val="24"/>
-          <w:szCs w:val="24"/>
-        </w:rPr>
-      </w:pPr>
-    </w:p>
-    <w:p>
-      <w:pPr>
-        <w:spacing w:after="0" w:line="360" w:lineRule="auto"/>
-        <w:ind w:left="0" w:firstLine="0"/>
+        <w:ind w:left="284" w:firstLine="0"/>
         <w:jc w:val="both"/>
         <w:rPr>
           <w:rFonts w:ascii="Times New Roman" w:hAnsi="Times New Roman" w:cs="Times New Roman"/>
@@ -3760,12 +3741,14 @@
           <w:sz w:val="24"/>
           <w:szCs w:val="24"/>
         </w:rPr>
+        <w:lastRenderedPageBreak/>
         <w:t xml:space="preserve">Модел на данните (Entity Classes) </w:t>
       </w:r>
     </w:p>
     <w:p>
       <w:pPr>
         <w:spacing w:line="360" w:lineRule="auto"/>
+        <w:ind w:left="284" w:firstLine="0"/>
         <w:rPr>
           <w:rFonts w:ascii="Times New Roman" w:hAnsi="Times New Roman" w:cs="Times New Roman"/>
           <w:b/>
@@ -3843,6 +3826,7 @@
     <w:p>
       <w:pPr>
         <w:spacing w:line="360" w:lineRule="auto"/>
+        <w:ind w:left="284" w:firstLine="0"/>
         <w:rPr>
           <w:rFonts w:ascii="Times New Roman" w:hAnsi="Times New Roman" w:cs="Times New Roman"/>
           <w:sz w:val="24"/>
@@ -3853,6 +3837,7 @@
     <w:p>
       <w:pPr>
         <w:spacing w:line="360" w:lineRule="auto"/>
+        <w:ind w:left="284" w:firstLine="0"/>
         <w:rPr>
           <w:rFonts w:ascii="Times New Roman" w:hAnsi="Times New Roman" w:cs="Times New Roman"/>
           <w:sz w:val="24"/>
@@ -3863,6 +3848,7 @@
     <w:p>
       <w:pPr>
         <w:spacing w:line="360" w:lineRule="auto"/>
+        <w:ind w:left="284" w:firstLine="0"/>
         <w:rPr>
           <w:rFonts w:ascii="Times New Roman" w:hAnsi="Times New Roman" w:cs="Times New Roman"/>
           <w:sz w:val="24"/>
@@ -3873,6 +3859,7 @@
     <w:p>
       <w:pPr>
         <w:spacing w:line="360" w:lineRule="auto"/>
+        <w:ind w:left="284" w:firstLine="0"/>
         <w:rPr>
           <w:rFonts w:ascii="Times New Roman" w:hAnsi="Times New Roman" w:cs="Times New Roman"/>
           <w:sz w:val="24"/>
@@ -3883,6 +3870,7 @@
     <w:p>
       <w:pPr>
         <w:spacing w:line="360" w:lineRule="auto"/>
+        <w:ind w:left="284" w:firstLine="0"/>
         <w:rPr>
           <w:rFonts w:ascii="Times New Roman" w:hAnsi="Times New Roman" w:cs="Times New Roman"/>
           <w:sz w:val="24"/>
@@ -3893,6 +3881,7 @@
     <w:p>
       <w:pPr>
         <w:spacing w:line="360" w:lineRule="auto"/>
+        <w:ind w:left="284" w:firstLine="0"/>
         <w:rPr>
           <w:rFonts w:ascii="Times New Roman" w:hAnsi="Times New Roman" w:cs="Times New Roman"/>
           <w:sz w:val="24"/>
@@ -3903,6 +3892,7 @@
     <w:p>
       <w:pPr>
         <w:spacing w:line="360" w:lineRule="auto"/>
+        <w:ind w:left="284" w:firstLine="0"/>
         <w:rPr>
           <w:rFonts w:ascii="Times New Roman" w:hAnsi="Times New Roman" w:cs="Times New Roman"/>
           <w:sz w:val="24"/>
@@ -3913,7 +3903,51 @@
     <w:p>
       <w:pPr>
         <w:spacing w:after="105" w:line="360" w:lineRule="auto"/>
-        <w:ind w:left="0" w:firstLine="0"/>
+        <w:ind w:left="284" w:firstLine="0"/>
+        <w:rPr>
+          <w:rFonts w:ascii="Times New Roman" w:hAnsi="Times New Roman" w:cs="Times New Roman"/>
+          <w:sz w:val="24"/>
+          <w:szCs w:val="24"/>
+        </w:rPr>
+      </w:pPr>
+    </w:p>
+    <w:p>
+      <w:pPr>
+        <w:spacing w:after="105" w:line="360" w:lineRule="auto"/>
+        <w:ind w:left="284" w:firstLine="0"/>
+        <w:rPr>
+          <w:rFonts w:ascii="Times New Roman" w:hAnsi="Times New Roman" w:cs="Times New Roman"/>
+          <w:sz w:val="24"/>
+          <w:szCs w:val="24"/>
+        </w:rPr>
+      </w:pPr>
+    </w:p>
+    <w:p>
+      <w:pPr>
+        <w:spacing w:after="105" w:line="360" w:lineRule="auto"/>
+        <w:ind w:left="284" w:firstLine="0"/>
+        <w:rPr>
+          <w:rFonts w:ascii="Times New Roman" w:hAnsi="Times New Roman" w:cs="Times New Roman"/>
+          <w:sz w:val="24"/>
+          <w:szCs w:val="24"/>
+        </w:rPr>
+      </w:pPr>
+    </w:p>
+    <w:p>
+      <w:pPr>
+        <w:spacing w:after="105" w:line="360" w:lineRule="auto"/>
+        <w:ind w:left="284" w:firstLine="0"/>
+        <w:rPr>
+          <w:rFonts w:ascii="Times New Roman" w:hAnsi="Times New Roman" w:cs="Times New Roman"/>
+          <w:sz w:val="24"/>
+          <w:szCs w:val="24"/>
+        </w:rPr>
+      </w:pPr>
+    </w:p>
+    <w:p>
+      <w:pPr>
+        <w:spacing w:after="105" w:line="360" w:lineRule="auto"/>
+        <w:ind w:left="284" w:firstLine="0"/>
         <w:rPr>
           <w:rFonts w:ascii="Times New Roman" w:hAnsi="Times New Roman" w:cs="Times New Roman"/>
           <w:sz w:val="24"/>
@@ -3934,9 +3968,10 @@
         <w:tblLook w:val="04A0" w:firstRow="1" w:lastRow="0" w:firstColumn="1" w:lastColumn="0" w:noHBand="0" w:noVBand="1"/>
       </w:tblPr>
       <w:tblGrid>
-        <w:gridCol w:w="2795"/>
-        <w:gridCol w:w="7076"/>
-        <w:gridCol w:w="3827"/>
+        <w:gridCol w:w="1906"/>
+        <w:gridCol w:w="5953"/>
+        <w:gridCol w:w="5812"/>
+        <w:gridCol w:w="27"/>
       </w:tblGrid>
       <w:tr>
         <w:trPr>
@@ -3944,7 +3979,7 @@
         </w:trPr>
         <w:tc>
           <w:tcPr>
-            <w:tcW w:w="2795" w:type="dxa"/>
+            <w:tcW w:w="1906" w:type="dxa"/>
             <w:tcBorders>
               <w:top w:val="single" w:sz="6" w:space="0" w:color="000000"/>
               <w:left w:val="single" w:sz="6" w:space="0" w:color="000000"/>
@@ -3965,8 +4000,8 @@
                 <w:szCs w:val="24"/>
               </w:rPr>
             </w:pPr>
-            <w:bookmarkStart w:id="0" w:name="_Hlk220419366"/>
-            <w:bookmarkStart w:id="1" w:name="_Hlk220419305"/>
+            <w:bookmarkStart w:id="0" w:name="_Hlk220419305"/>
+            <w:bookmarkStart w:id="1" w:name="_Hlk220419366"/>
             <w:r>
               <w:rPr>
                 <w:rFonts w:ascii="Times New Roman" w:hAnsi="Times New Roman" w:cs="Times New Roman"/>
@@ -3982,7 +4017,7 @@
         </w:tc>
         <w:tc>
           <w:tcPr>
-            <w:tcW w:w="7076" w:type="dxa"/>
+            <w:tcW w:w="5953" w:type="dxa"/>
             <w:tcBorders>
               <w:top w:val="single" w:sz="6" w:space="0" w:color="000000"/>
               <w:left w:val="single" w:sz="6" w:space="0" w:color="000000"/>
@@ -4017,7 +4052,8 @@
         </w:tc>
         <w:tc>
           <w:tcPr>
-            <w:tcW w:w="3827" w:type="dxa"/>
+            <w:tcW w:w="5839" w:type="dxa"/>
+            <w:gridSpan w:val="2"/>
             <w:tcBorders>
               <w:top w:val="single" w:sz="6" w:space="0" w:color="000000"/>
               <w:left w:val="single" w:sz="6" w:space="0" w:color="000000"/>
@@ -4053,11 +4089,11 @@
       </w:tr>
       <w:tr>
         <w:trPr>
-          <w:trHeight w:val="7836"/>
+          <w:trHeight w:val="5650"/>
         </w:trPr>
         <w:tc>
           <w:tcPr>
-            <w:tcW w:w="2795" w:type="dxa"/>
+            <w:tcW w:w="1906" w:type="dxa"/>
             <w:tcBorders>
               <w:top w:val="single" w:sz="6" w:space="0" w:color="000000"/>
               <w:left w:val="single" w:sz="6" w:space="0" w:color="000000"/>
@@ -4093,7 +4129,7 @@
         </w:tc>
         <w:tc>
           <w:tcPr>
-            <w:tcW w:w="7076" w:type="dxa"/>
+            <w:tcW w:w="5953" w:type="dxa"/>
             <w:tcBorders>
               <w:top w:val="single" w:sz="6" w:space="0" w:color="000000"/>
               <w:left w:val="single" w:sz="6" w:space="0" w:color="000000"/>
@@ -4116,7 +4152,7 @@
           </w:p>
           <w:p>
             <w:pPr>
-              <w:spacing w:after="49" w:line="360" w:lineRule="auto"/>
+              <w:spacing w:after="49" w:line="276" w:lineRule="auto"/>
               <w:ind w:left="284" w:right="2095" w:firstLine="0"/>
               <w:rPr>
                 <w:rFonts w:ascii="Times New Roman" w:hAnsi="Times New Roman" w:cs="Times New Roman"/>
@@ -4346,20 +4382,23 @@
               </w:rPr>
               <w:t>modified</w:t>
             </w:r>
-            <w:r>
-              <w:rPr>
-                <w:rFonts w:ascii="Times New Roman" w:hAnsi="Times New Roman" w:cs="Times New Roman"/>
-                <w:i w:val="0"/>
-                <w:iCs/>
-                <w:sz w:val="24"/>
-                <w:szCs w:val="24"/>
-              </w:rPr>
-              <w:t xml:space="preserve"> </w:t>
-            </w:r>
-          </w:p>
-          <w:p>
-            <w:pPr>
-              <w:spacing w:after="463" w:line="360" w:lineRule="auto"/>
+          </w:p>
+          <w:p>
+            <w:pPr>
+              <w:spacing w:after="49" w:line="276" w:lineRule="auto"/>
+              <w:ind w:left="284" w:right="2095" w:firstLine="0"/>
+              <w:rPr>
+                <w:rFonts w:ascii="Times New Roman" w:hAnsi="Times New Roman" w:cs="Times New Roman"/>
+                <w:i w:val="0"/>
+                <w:iCs/>
+                <w:sz w:val="24"/>
+                <w:szCs w:val="24"/>
+              </w:rPr>
+            </w:pPr>
+          </w:p>
+          <w:p>
+            <w:pPr>
+              <w:spacing w:after="0" w:line="360" w:lineRule="auto"/>
               <w:ind w:left="284" w:firstLine="0"/>
               <w:rPr>
                 <w:rFonts w:ascii="Times New Roman" w:hAnsi="Times New Roman" w:cs="Times New Roman"/>
@@ -4386,7 +4425,7 @@
           </w:p>
           <w:p>
             <w:pPr>
-              <w:spacing w:after="463" w:line="360" w:lineRule="auto"/>
+              <w:spacing w:after="0" w:line="360" w:lineRule="auto"/>
               <w:ind w:left="284" w:firstLine="0"/>
               <w:rPr>
                 <w:rFonts w:ascii="Times New Roman" w:hAnsi="Times New Roman" w:cs="Times New Roman"/>
@@ -4409,7 +4448,7 @@
           </w:p>
           <w:p>
             <w:pPr>
-              <w:spacing w:after="463" w:line="360" w:lineRule="auto"/>
+              <w:spacing w:after="0" w:line="360" w:lineRule="auto"/>
               <w:ind w:left="284" w:firstLine="0"/>
               <w:rPr>
                 <w:rFonts w:ascii="Times New Roman" w:hAnsi="Times New Roman" w:cs="Times New Roman"/>
@@ -4432,7 +4471,20 @@
           </w:p>
           <w:p>
             <w:pPr>
-              <w:spacing w:after="463" w:line="240" w:lineRule="auto"/>
+              <w:spacing w:after="0" w:line="360" w:lineRule="auto"/>
+              <w:ind w:left="284" w:firstLine="0"/>
+              <w:rPr>
+                <w:rFonts w:ascii="Times New Roman" w:hAnsi="Times New Roman" w:cs="Times New Roman"/>
+                <w:i w:val="0"/>
+                <w:iCs/>
+                <w:sz w:val="24"/>
+                <w:szCs w:val="24"/>
+              </w:rPr>
+            </w:pPr>
+          </w:p>
+          <w:p>
+            <w:pPr>
+              <w:spacing w:after="0" w:line="360" w:lineRule="auto"/>
               <w:ind w:left="284" w:firstLine="0"/>
               <w:rPr>
                 <w:rFonts w:ascii="Times New Roman" w:hAnsi="Times New Roman" w:cs="Times New Roman"/>
@@ -4459,7 +4511,7 @@
           </w:p>
           <w:p>
             <w:pPr>
-              <w:spacing w:after="463" w:line="240" w:lineRule="auto"/>
+              <w:spacing w:after="0" w:line="360" w:lineRule="auto"/>
               <w:ind w:left="284" w:firstLine="0"/>
               <w:rPr>
                 <w:rFonts w:ascii="Times New Roman" w:hAnsi="Times New Roman" w:cs="Times New Roman"/>
@@ -4482,7 +4534,7 @@
           </w:p>
           <w:p>
             <w:pPr>
-              <w:spacing w:after="463" w:line="240" w:lineRule="auto"/>
+              <w:spacing w:after="0" w:line="360" w:lineRule="auto"/>
               <w:ind w:left="284" w:firstLine="0"/>
               <w:rPr>
                 <w:rFonts w:ascii="Times New Roman" w:hAnsi="Times New Roman" w:cs="Times New Roman"/>
@@ -4506,7 +4558,8 @@
         </w:tc>
         <w:tc>
           <w:tcPr>
-            <w:tcW w:w="3827" w:type="dxa"/>
+            <w:tcW w:w="5839" w:type="dxa"/>
+            <w:gridSpan w:val="2"/>
             <w:tcBorders>
               <w:top w:val="single" w:sz="6" w:space="0" w:color="000000"/>
               <w:left w:val="single" w:sz="6" w:space="0" w:color="000000"/>
@@ -4539,44 +4592,22 @@
           </w:p>
         </w:tc>
       </w:tr>
-      <w:bookmarkEnd w:id="0"/>
-    </w:tbl>
-    <w:p>
-      <w:pPr>
-        <w:spacing w:after="0" w:line="360" w:lineRule="auto"/>
-        <w:ind w:left="0" w:right="14397" w:firstLine="0"/>
-        <w:rPr>
-          <w:rFonts w:ascii="Times New Roman" w:hAnsi="Times New Roman" w:cs="Times New Roman"/>
-          <w:i w:val="0"/>
-          <w:iCs/>
-          <w:sz w:val="24"/>
-          <w:szCs w:val="24"/>
-        </w:rPr>
-      </w:pPr>
-    </w:p>
-    <w:tbl>
-      <w:tblPr>
-        <w:tblStyle w:val="TableGrid"/>
-        <w:tblW w:w="14139" w:type="dxa"/>
-        <w:tblInd w:w="71" w:type="dxa"/>
-        <w:tblCellMar>
-          <w:top w:w="14" w:type="dxa"/>
-          <w:left w:w="14" w:type="dxa"/>
-        </w:tblCellMar>
-        <w:tblLook w:val="04A0" w:firstRow="1" w:lastRow="0" w:firstColumn="1" w:lastColumn="0" w:noHBand="0" w:noVBand="1"/>
-      </w:tblPr>
-      <w:tblGrid>
-        <w:gridCol w:w="2824"/>
-        <w:gridCol w:w="7020"/>
-        <w:gridCol w:w="4295"/>
-      </w:tblGrid>
+      <w:bookmarkEnd w:id="1"/>
       <w:tr>
+        <w:tblPrEx>
+          <w:tblCellMar>
+            <w:top w:w="14" w:type="dxa"/>
+            <w:right w:w="0" w:type="dxa"/>
+          </w:tblCellMar>
+        </w:tblPrEx>
         <w:trPr>
-          <w:trHeight w:val="2233"/>
+          <w:gridAfter w:val="1"/>
+          <w:wAfter w:w="27" w:type="dxa"/>
+          <w:trHeight w:val="1525"/>
         </w:trPr>
         <w:tc>
           <w:tcPr>
-            <w:tcW w:w="2824" w:type="dxa"/>
+            <w:tcW w:w="1906" w:type="dxa"/>
             <w:tcBorders>
               <w:top w:val="single" w:sz="6" w:space="0" w:color="FBD4B4"/>
               <w:left w:val="single" w:sz="6" w:space="0" w:color="000000"/>
@@ -4606,14 +4637,13 @@
                 <w:sz w:val="24"/>
                 <w:szCs w:val="24"/>
               </w:rPr>
-              <w:lastRenderedPageBreak/>
               <w:t xml:space="preserve">Product </w:t>
             </w:r>
           </w:p>
         </w:tc>
         <w:tc>
           <w:tcPr>
-            <w:tcW w:w="7020" w:type="dxa"/>
+            <w:tcW w:w="5953" w:type="dxa"/>
             <w:tcBorders>
               <w:top w:val="nil"/>
               <w:left w:val="single" w:sz="6" w:space="0" w:color="000000"/>
@@ -4880,7 +4910,7 @@
         </w:tc>
         <w:tc>
           <w:tcPr>
-            <w:tcW w:w="4295" w:type="dxa"/>
+            <w:tcW w:w="5812" w:type="dxa"/>
             <w:tcBorders>
               <w:top w:val="nil"/>
               <w:left w:val="single" w:sz="6" w:space="0" w:color="000000"/>
@@ -4914,12 +4944,20 @@
         </w:tc>
       </w:tr>
       <w:tr>
+        <w:tblPrEx>
+          <w:tblCellMar>
+            <w:top w:w="14" w:type="dxa"/>
+            <w:right w:w="0" w:type="dxa"/>
+          </w:tblCellMar>
+        </w:tblPrEx>
         <w:trPr>
-          <w:trHeight w:val="1258"/>
+          <w:gridAfter w:val="1"/>
+          <w:wAfter w:w="27" w:type="dxa"/>
+          <w:trHeight w:val="1099"/>
         </w:trPr>
         <w:tc>
           <w:tcPr>
-            <w:tcW w:w="2824" w:type="dxa"/>
+            <w:tcW w:w="1906" w:type="dxa"/>
             <w:tcBorders>
               <w:top w:val="single" w:sz="6" w:space="0" w:color="000000"/>
               <w:left w:val="single" w:sz="6" w:space="0" w:color="000000"/>
@@ -4955,7 +4993,7 @@
         </w:tc>
         <w:tc>
           <w:tcPr>
-            <w:tcW w:w="7020" w:type="dxa"/>
+            <w:tcW w:w="5953" w:type="dxa"/>
             <w:tcBorders>
               <w:top w:val="single" w:sz="6" w:space="0" w:color="000000"/>
               <w:left w:val="single" w:sz="6" w:space="0" w:color="000000"/>
@@ -5117,7 +5155,7 @@
         </w:tc>
         <w:tc>
           <w:tcPr>
-            <w:tcW w:w="4295" w:type="dxa"/>
+            <w:tcW w:w="5812" w:type="dxa"/>
             <w:tcBorders>
               <w:top w:val="single" w:sz="6" w:space="0" w:color="000000"/>
               <w:left w:val="single" w:sz="6" w:space="0" w:color="000000"/>
@@ -5151,12 +5189,20 @@
         </w:tc>
       </w:tr>
       <w:tr>
+        <w:tblPrEx>
+          <w:tblCellMar>
+            <w:top w:w="14" w:type="dxa"/>
+            <w:right w:w="0" w:type="dxa"/>
+          </w:tblCellMar>
+        </w:tblPrEx>
         <w:trPr>
-          <w:trHeight w:val="1277"/>
+          <w:gridAfter w:val="1"/>
+          <w:wAfter w:w="27" w:type="dxa"/>
+          <w:trHeight w:val="536"/>
         </w:trPr>
         <w:tc>
           <w:tcPr>
-            <w:tcW w:w="2824" w:type="dxa"/>
+            <w:tcW w:w="1906" w:type="dxa"/>
             <w:tcBorders>
               <w:top w:val="single" w:sz="6" w:space="0" w:color="000000"/>
               <w:left w:val="single" w:sz="6" w:space="0" w:color="000000"/>
@@ -5186,13 +5232,14 @@
                 <w:sz w:val="24"/>
                 <w:szCs w:val="24"/>
               </w:rPr>
+              <w:lastRenderedPageBreak/>
               <w:t xml:space="preserve">Supplier </w:t>
             </w:r>
           </w:p>
         </w:tc>
         <w:tc>
           <w:tcPr>
-            <w:tcW w:w="7020" w:type="dxa"/>
+            <w:tcW w:w="5953" w:type="dxa"/>
             <w:tcBorders>
               <w:top w:val="single" w:sz="6" w:space="0" w:color="000000"/>
               <w:left w:val="single" w:sz="6" w:space="0" w:color="000000"/>
@@ -5341,7 +5388,7 @@
         </w:tc>
         <w:tc>
           <w:tcPr>
-            <w:tcW w:w="4295" w:type="dxa"/>
+            <w:tcW w:w="5812" w:type="dxa"/>
             <w:tcBorders>
               <w:top w:val="single" w:sz="6" w:space="0" w:color="000000"/>
               <w:left w:val="single" w:sz="6" w:space="0" w:color="000000"/>
@@ -5375,12 +5422,20 @@
         </w:tc>
       </w:tr>
       <w:tr>
+        <w:tblPrEx>
+          <w:tblCellMar>
+            <w:top w:w="14" w:type="dxa"/>
+            <w:right w:w="0" w:type="dxa"/>
+          </w:tblCellMar>
+        </w:tblPrEx>
         <w:trPr>
-          <w:trHeight w:val="1478"/>
+          <w:gridAfter w:val="1"/>
+          <w:wAfter w:w="27" w:type="dxa"/>
+          <w:trHeight w:val="3237"/>
         </w:trPr>
         <w:tc>
           <w:tcPr>
-            <w:tcW w:w="2824" w:type="dxa"/>
+            <w:tcW w:w="1906" w:type="dxa"/>
             <w:tcBorders>
               <w:top w:val="single" w:sz="6" w:space="0" w:color="000000"/>
               <w:left w:val="single" w:sz="6" w:space="0" w:color="000000"/>
@@ -5416,7 +5471,7 @@
         </w:tc>
         <w:tc>
           <w:tcPr>
-            <w:tcW w:w="7020" w:type="dxa"/>
+            <w:tcW w:w="5953" w:type="dxa"/>
             <w:tcBorders>
               <w:top w:val="single" w:sz="6" w:space="0" w:color="000000"/>
               <w:left w:val="single" w:sz="6" w:space="0" w:color="000000"/>
@@ -5863,7 +5918,7 @@
         </w:tc>
         <w:tc>
           <w:tcPr>
-            <w:tcW w:w="4295" w:type="dxa"/>
+            <w:tcW w:w="5812" w:type="dxa"/>
             <w:tcBorders>
               <w:top w:val="single" w:sz="6" w:space="0" w:color="000000"/>
               <w:left w:val="single" w:sz="6" w:space="0" w:color="000000"/>
@@ -5920,12 +5975,20 @@
         </w:tc>
       </w:tr>
       <w:tr>
+        <w:tblPrEx>
+          <w:tblCellMar>
+            <w:top w:w="14" w:type="dxa"/>
+            <w:right w:w="0" w:type="dxa"/>
+          </w:tblCellMar>
+        </w:tblPrEx>
         <w:trPr>
-          <w:trHeight w:val="1961"/>
+          <w:gridAfter w:val="1"/>
+          <w:wAfter w:w="27" w:type="dxa"/>
+          <w:trHeight w:val="1887"/>
         </w:trPr>
         <w:tc>
           <w:tcPr>
-            <w:tcW w:w="2824" w:type="dxa"/>
+            <w:tcW w:w="1906" w:type="dxa"/>
             <w:tcBorders>
               <w:top w:val="single" w:sz="6" w:space="0" w:color="000000"/>
               <w:left w:val="single" w:sz="6" w:space="0" w:color="000000"/>
@@ -5955,14 +6018,13 @@
                 <w:sz w:val="24"/>
                 <w:szCs w:val="24"/>
               </w:rPr>
-              <w:lastRenderedPageBreak/>
               <w:t xml:space="preserve">Location </w:t>
             </w:r>
           </w:p>
         </w:tc>
         <w:tc>
           <w:tcPr>
-            <w:tcW w:w="7020" w:type="dxa"/>
+            <w:tcW w:w="5953" w:type="dxa"/>
             <w:tcBorders>
               <w:top w:val="single" w:sz="6" w:space="0" w:color="000000"/>
               <w:left w:val="single" w:sz="6" w:space="0" w:color="000000"/>
@@ -5996,7 +6058,7 @@
         </w:tc>
         <w:tc>
           <w:tcPr>
-            <w:tcW w:w="4295" w:type="dxa"/>
+            <w:tcW w:w="5812" w:type="dxa"/>
             <w:tcBorders>
               <w:top w:val="single" w:sz="6" w:space="0" w:color="000000"/>
               <w:left w:val="single" w:sz="6" w:space="0" w:color="000000"/>
@@ -6024,42 +6086,37 @@
                 <w:sz w:val="24"/>
                 <w:szCs w:val="24"/>
               </w:rPr>
-              <w:t xml:space="preserve">Може да съдържа множество продукти; участва в движения чрез </w:t>
-            </w:r>
-          </w:p>
-          <w:p>
-            <w:pPr>
-              <w:spacing w:after="0" w:line="360" w:lineRule="auto"/>
-              <w:ind w:left="284" w:firstLine="0"/>
-              <w:rPr>
-                <w:rFonts w:ascii="Times New Roman" w:hAnsi="Times New Roman" w:cs="Times New Roman"/>
-                <w:i w:val="0"/>
-                <w:iCs/>
-                <w:sz w:val="24"/>
-                <w:szCs w:val="24"/>
-              </w:rPr>
-            </w:pPr>
-            <w:r>
-              <w:rPr>
-                <w:rFonts w:ascii="Times New Roman" w:hAnsi="Times New Roman" w:cs="Times New Roman"/>
-                <w:i w:val="0"/>
-                <w:iCs/>
-                <w:sz w:val="24"/>
-                <w:szCs w:val="24"/>
-              </w:rPr>
-              <w:t xml:space="preserve">StockLog </w:t>
+              <w:t>Локацията е складово място с текстов ID. Използва се в движенията: при IN/OUT чрез location_id, при MOVE чрез from_location_id и to_location_id. Не променя количества и не поддържа логове — актуализациите са само в инвентара</w:t>
+            </w:r>
+            <w:r>
+              <w:rPr>
+                <w:rFonts w:ascii="Times New Roman" w:hAnsi="Times New Roman" w:cs="Times New Roman"/>
+                <w:i w:val="0"/>
+                <w:iCs/>
+                <w:sz w:val="24"/>
+                <w:szCs w:val="24"/>
+              </w:rPr>
+              <w:t>.</w:t>
             </w:r>
           </w:p>
         </w:tc>
       </w:tr>
-      <w:bookmarkEnd w:id="1"/>
+      <w:bookmarkEnd w:id="0"/>
       <w:tr>
+        <w:tblPrEx>
+          <w:tblCellMar>
+            <w:top w:w="14" w:type="dxa"/>
+            <w:right w:w="0" w:type="dxa"/>
+          </w:tblCellMar>
+        </w:tblPrEx>
         <w:trPr>
-          <w:trHeight w:val="1098"/>
+          <w:gridAfter w:val="1"/>
+          <w:wAfter w:w="27" w:type="dxa"/>
+          <w:trHeight w:val="958"/>
         </w:trPr>
         <w:tc>
           <w:tcPr>
-            <w:tcW w:w="2824" w:type="dxa"/>
+            <w:tcW w:w="1906" w:type="dxa"/>
             <w:tcBorders>
               <w:top w:val="single" w:sz="6" w:space="0" w:color="000000"/>
               <w:left w:val="single" w:sz="6" w:space="0" w:color="000000"/>
@@ -6095,7 +6152,7 @@
         </w:tc>
         <w:tc>
           <w:tcPr>
-            <w:tcW w:w="7020" w:type="dxa"/>
+            <w:tcW w:w="5953" w:type="dxa"/>
             <w:tcBorders>
               <w:top w:val="single" w:sz="6" w:space="0" w:color="000000"/>
               <w:left w:val="single" w:sz="6" w:space="0" w:color="000000"/>
@@ -6179,8 +6236,6 @@
               </w:rPr>
               <w:t xml:space="preserve"> </w:t>
             </w:r>
-            <w:bookmarkStart w:id="2" w:name="_GoBack"/>
-            <w:bookmarkEnd w:id="2"/>
             <w:r>
               <w:rPr>
                 <w:rFonts w:ascii="Times New Roman" w:hAnsi="Times New Roman" w:cs="Times New Roman"/>
@@ -6206,7 +6261,7 @@
         </w:tc>
         <w:tc>
           <w:tcPr>
-            <w:tcW w:w="4295" w:type="dxa"/>
+            <w:tcW w:w="5812" w:type="dxa"/>
             <w:tcBorders>
               <w:top w:val="single" w:sz="6" w:space="0" w:color="000000"/>
               <w:left w:val="single" w:sz="6" w:space="0" w:color="000000"/>
@@ -6240,12 +6295,20 @@
         </w:tc>
       </w:tr>
       <w:tr>
+        <w:tblPrEx>
+          <w:tblCellMar>
+            <w:top w:w="14" w:type="dxa"/>
+            <w:right w:w="0" w:type="dxa"/>
+          </w:tblCellMar>
+        </w:tblPrEx>
         <w:trPr>
-          <w:trHeight w:val="1481"/>
+          <w:gridAfter w:val="1"/>
+          <w:wAfter w:w="27" w:type="dxa"/>
+          <w:trHeight w:val="1667"/>
         </w:trPr>
         <w:tc>
           <w:tcPr>
-            <w:tcW w:w="2824" w:type="dxa"/>
+            <w:tcW w:w="1906" w:type="dxa"/>
             <w:tcBorders>
               <w:top w:val="single" w:sz="6" w:space="0" w:color="000000"/>
               <w:left w:val="single" w:sz="6" w:space="0" w:color="000000"/>
@@ -6284,7 +6347,7 @@
         </w:tc>
         <w:tc>
           <w:tcPr>
-            <w:tcW w:w="7020" w:type="dxa"/>
+            <w:tcW w:w="5953" w:type="dxa"/>
             <w:tcBorders>
               <w:top w:val="single" w:sz="6" w:space="0" w:color="000000"/>
               <w:left w:val="single" w:sz="6" w:space="0" w:color="000000"/>
@@ -6350,7 +6413,7 @@
         </w:tc>
         <w:tc>
           <w:tcPr>
-            <w:tcW w:w="4295" w:type="dxa"/>
+            <w:tcW w:w="5812" w:type="dxa"/>
             <w:tcBorders>
               <w:top w:val="single" w:sz="6" w:space="0" w:color="000000"/>
               <w:left w:val="single" w:sz="6" w:space="0" w:color="000000"/>
@@ -6492,29 +6555,7 @@
     </w:tbl>
     <w:p>
       <w:pPr>
-        <w:spacing w:line="360" w:lineRule="auto"/>
-        <w:ind w:left="0" w:firstLine="0"/>
-        <w:rPr>
-          <w:rFonts w:ascii="Times New Roman" w:hAnsi="Times New Roman" w:cs="Times New Roman"/>
-          <w:sz w:val="24"/>
-          <w:szCs w:val="24"/>
-        </w:rPr>
-      </w:pPr>
-    </w:p>
-    <w:p>
-      <w:pPr>
-        <w:spacing w:line="360" w:lineRule="auto"/>
-        <w:ind w:left="284" w:firstLine="0"/>
-        <w:rPr>
-          <w:rFonts w:ascii="Times New Roman" w:hAnsi="Times New Roman" w:cs="Times New Roman"/>
-          <w:sz w:val="24"/>
-          <w:szCs w:val="24"/>
-        </w:rPr>
-      </w:pPr>
-    </w:p>
-    <w:p>
-      <w:pPr>
-        <w:spacing w:line="360" w:lineRule="auto"/>
+        <w:spacing w:after="240" w:line="360" w:lineRule="auto"/>
         <w:ind w:left="0" w:firstLine="0"/>
         <w:rPr>
           <w:rFonts w:ascii="Times New Roman" w:hAnsi="Times New Roman" w:cs="Times New Roman"/>
@@ -6528,6 +6569,17 @@
       </w:pPr>
       <w:r>
         <w:rPr>
+          <w:b/>
+          <w:bCs/>
+          <w:i w:val="0"/>
+          <w:iCs/>
+          <w:szCs w:val="28"/>
+        </w:rPr>
+        <w:lastRenderedPageBreak/>
+        <w:t>5.</w:t>
+      </w:r>
+      <w:r>
+        <w:rPr>
           <w:rFonts w:ascii="Times New Roman" w:hAnsi="Times New Roman" w:cs="Times New Roman"/>
           <w:b/>
           <w:bCs/>
@@ -6536,13 +6588,22 @@
           <w:sz w:val="24"/>
           <w:szCs w:val="24"/>
         </w:rPr>
-        <w:t xml:space="preserve">5. Реализирани разширения </w:t>
+        <w:t xml:space="preserve"> Реализирани разширения</w:t>
       </w:r>
     </w:p>
     <w:p>
       <w:pPr>
-        <w:spacing w:line="360" w:lineRule="auto"/>
-        <w:ind w:left="284" w:firstLine="0"/>
+        <w:spacing w:after="240" w:line="360" w:lineRule="auto"/>
+        <w:ind w:left="0" w:firstLine="0"/>
+        <w:rPr>
+          <w:rFonts w:ascii="Times New Roman" w:hAnsi="Times New Roman" w:cs="Times New Roman"/>
+          <w:i w:val="0"/>
+          <w:iCs/>
+          <w:sz w:val="24"/>
+          <w:szCs w:val="24"/>
+        </w:rPr>
+      </w:pPr>
+      <w:r>
         <w:rPr>
           <w:rFonts w:ascii="Times New Roman" w:hAnsi="Times New Roman" w:cs="Times New Roman"/>
           <w:b/>
@@ -6552,12 +6613,23 @@
           <w:sz w:val="24"/>
           <w:szCs w:val="24"/>
         </w:rPr>
-      </w:pPr>
+        <w:t>Advanced Search &amp; Filtering (Разширено търсене и филтриране)</w:t>
+      </w:r>
+      <w:r>
+        <w:rPr>
+          <w:rFonts w:ascii="Times New Roman" w:hAnsi="Times New Roman" w:cs="Times New Roman"/>
+          <w:i w:val="0"/>
+          <w:iCs/>
+          <w:sz w:val="24"/>
+          <w:szCs w:val="24"/>
+        </w:rPr>
+        <w:t xml:space="preserve"> Добавени са инструменти за комбинирано търсене и филтриране в модулите Продукти, Движения и Фактури. Поддържат се критерии като цена, количество, категория, доставчик, тип движение, дата, клиент и обща стойност, което подобрява аналитичните възможности на системата.</w:t>
+      </w:r>
     </w:p>
     <w:p>
       <w:pPr>
-        <w:spacing w:line="360" w:lineRule="auto"/>
-        <w:ind w:left="284" w:firstLine="0"/>
+        <w:spacing w:after="240" w:line="360" w:lineRule="auto"/>
+        <w:ind w:left="0" w:firstLine="0"/>
         <w:rPr>
           <w:rFonts w:ascii="Times New Roman" w:hAnsi="Times New Roman" w:cs="Times New Roman"/>
           <w:b/>
@@ -6578,7 +6650,17 @@
           <w:sz w:val="24"/>
           <w:szCs w:val="24"/>
         </w:rPr>
-        <w:t>5.</w:t>
+        <w:t xml:space="preserve"> </w:t>
+      </w:r>
+      <w:r>
+        <w:rPr>
+          <w:b/>
+          <w:bCs/>
+          <w:i w:val="0"/>
+          <w:iCs/>
+          <w:szCs w:val="28"/>
+        </w:rPr>
+        <w:t>6.</w:t>
       </w:r>
       <w:r>
         <w:rPr>
@@ -6590,9 +6672,36 @@
           <w:sz w:val="24"/>
           <w:szCs w:val="24"/>
         </w:rPr>
-        <w:t>1</w:t>
+        <w:t xml:space="preserve"> Реализация на проекта</w:t>
       </w:r>
+    </w:p>
+    <w:p>
+      <w:pPr>
+        <w:spacing w:after="240" w:line="360" w:lineRule="auto"/>
+        <w:ind w:left="0" w:firstLine="0"/>
+        <w:rPr>
+          <w:rFonts w:ascii="Times New Roman" w:hAnsi="Times New Roman" w:cs="Times New Roman"/>
+          <w:i w:val="0"/>
+          <w:iCs/>
+          <w:sz w:val="24"/>
+          <w:szCs w:val="24"/>
+        </w:rPr>
+      </w:pPr>
       <w:r>
+        <w:rPr>
+          <w:rFonts w:ascii="Times New Roman" w:hAnsi="Times New Roman" w:cs="Times New Roman"/>
+          <w:i w:val="0"/>
+          <w:iCs/>
+          <w:sz w:val="24"/>
+          <w:szCs w:val="24"/>
+        </w:rPr>
+        <w:t>Основните етапи включват: • дефиниране на класовете и тяхната структура • реализиране на методи за въвеждане, редактиране и валидиране • съхранение на данни в JSON файлове чрез сериализация и десериализация • изграждане на текстово меню за работа със системата • управление на ролеви достъп и сигурност</w:t>
+      </w:r>
+    </w:p>
+    <w:p>
+      <w:pPr>
+        <w:spacing w:after="240" w:line="360" w:lineRule="auto"/>
+        <w:ind w:left="0" w:firstLine="0"/>
         <w:rPr>
           <w:rFonts w:ascii="Times New Roman" w:hAnsi="Times New Roman" w:cs="Times New Roman"/>
           <w:b/>
@@ -6602,494 +6711,7 @@
           <w:sz w:val="24"/>
           <w:szCs w:val="24"/>
         </w:rPr>
-        <w:t>.  Advanced Search &amp; Filtering (Разширено търсене и филтриране)</w:t>
-      </w:r>
-    </w:p>
-    <w:p>
-      <w:pPr>
-        <w:spacing w:line="360" w:lineRule="auto"/>
-        <w:ind w:left="284" w:firstLine="0"/>
-        <w:rPr>
-          <w:rFonts w:ascii="Times New Roman" w:hAnsi="Times New Roman" w:cs="Times New Roman"/>
-          <w:i w:val="0"/>
-          <w:iCs/>
-          <w:sz w:val="24"/>
-          <w:szCs w:val="24"/>
-        </w:rPr>
-      </w:pPr>
-      <w:r>
-        <w:rPr>
-          <w:rFonts w:ascii="Times New Roman" w:hAnsi="Times New Roman" w:cs="Times New Roman"/>
-          <w:i w:val="0"/>
-          <w:iCs/>
-          <w:sz w:val="24"/>
-          <w:szCs w:val="24"/>
-        </w:rPr>
-        <w:t>Добавени са разширени инструменти за търсене и филтриране в модулите Продукти, Движения и Фактури. Потребителят може да комбинира критерии като цена, количество, категория, доставчик, тип движение, дата, клиент и обща стойност. Разширението подобрява аналитичните възможности на системата и улеснява работата със складовите данни</w:t>
-      </w:r>
-    </w:p>
-    <w:p>
-      <w:pPr>
-        <w:pStyle w:val="1"/>
-        <w:numPr>
-          <w:ilvl w:val="0"/>
-          <w:numId w:val="0"/>
-        </w:numPr>
-        <w:spacing w:after="346" w:line="360" w:lineRule="auto"/>
-        <w:ind w:left="284"/>
-        <w:rPr>
-          <w:rFonts w:ascii="Times New Roman" w:hAnsi="Times New Roman" w:cs="Times New Roman"/>
-          <w:sz w:val="24"/>
-          <w:szCs w:val="24"/>
-        </w:rPr>
-      </w:pPr>
-      <w:r>
-        <w:rPr>
-          <w:rFonts w:ascii="Times New Roman" w:hAnsi="Times New Roman" w:cs="Times New Roman"/>
-          <w:sz w:val="24"/>
-          <w:szCs w:val="24"/>
-        </w:rPr>
-        <w:lastRenderedPageBreak/>
-        <w:t xml:space="preserve">6. </w:t>
-      </w:r>
-      <w:r>
-        <w:rPr>
-          <w:rFonts w:ascii="Times New Roman" w:hAnsi="Times New Roman" w:cs="Times New Roman"/>
-          <w:sz w:val="24"/>
-          <w:szCs w:val="24"/>
-        </w:rPr>
-        <w:t>Реализация на проекта</w:t>
-      </w:r>
-      <w:r>
-        <w:rPr>
-          <w:rFonts w:ascii="Times New Roman" w:hAnsi="Times New Roman" w:cs="Times New Roman"/>
-          <w:b w:val="0"/>
-          <w:sz w:val="24"/>
-          <w:szCs w:val="24"/>
-        </w:rPr>
-        <w:t xml:space="preserve"> </w:t>
-      </w:r>
-    </w:p>
-    <w:p>
-      <w:pPr>
-        <w:spacing w:after="372" w:line="360" w:lineRule="auto"/>
-        <w:ind w:left="284" w:firstLine="0"/>
-        <w:rPr>
-          <w:rFonts w:ascii="Times New Roman" w:hAnsi="Times New Roman" w:cs="Times New Roman"/>
-          <w:sz w:val="24"/>
-          <w:szCs w:val="24"/>
-        </w:rPr>
-      </w:pPr>
-      <w:r>
-        <w:rPr>
-          <w:rFonts w:ascii="Times New Roman" w:hAnsi="Times New Roman" w:cs="Times New Roman"/>
-          <w:b/>
-          <w:sz w:val="24"/>
-          <w:szCs w:val="24"/>
-        </w:rPr>
-        <w:t>Етапи:</w:t>
-      </w:r>
-      <w:r>
-        <w:rPr>
-          <w:rFonts w:ascii="Times New Roman" w:hAnsi="Times New Roman" w:cs="Times New Roman"/>
-          <w:sz w:val="24"/>
-          <w:szCs w:val="24"/>
-        </w:rPr>
-        <w:t xml:space="preserve"> </w:t>
-      </w:r>
-    </w:p>
-    <w:p>
-      <w:pPr>
-        <w:numPr>
-          <w:ilvl w:val="0"/>
-          <w:numId w:val="5"/>
-        </w:numPr>
-        <w:spacing w:line="360" w:lineRule="auto"/>
-        <w:ind w:left="284" w:firstLine="0"/>
-        <w:rPr>
-          <w:rFonts w:ascii="Times New Roman" w:hAnsi="Times New Roman" w:cs="Times New Roman"/>
-          <w:i w:val="0"/>
-          <w:iCs/>
-          <w:sz w:val="24"/>
-          <w:szCs w:val="24"/>
-        </w:rPr>
-      </w:pPr>
-      <w:r>
-        <w:rPr>
-          <w:rFonts w:ascii="Times New Roman" w:hAnsi="Times New Roman" w:cs="Times New Roman"/>
-          <w:i w:val="0"/>
-          <w:iCs/>
-          <w:sz w:val="24"/>
-          <w:szCs w:val="24"/>
-        </w:rPr>
-        <w:t xml:space="preserve">Дефиниране на класовете и тяхната структура </w:t>
-      </w:r>
-    </w:p>
-    <w:p>
-      <w:pPr>
-        <w:numPr>
-          <w:ilvl w:val="0"/>
-          <w:numId w:val="5"/>
-        </w:numPr>
-        <w:spacing w:line="360" w:lineRule="auto"/>
-        <w:ind w:left="284" w:firstLine="0"/>
-        <w:rPr>
-          <w:rFonts w:ascii="Times New Roman" w:hAnsi="Times New Roman" w:cs="Times New Roman"/>
-          <w:i w:val="0"/>
-          <w:iCs/>
-          <w:sz w:val="24"/>
-          <w:szCs w:val="24"/>
-        </w:rPr>
-      </w:pPr>
-      <w:r>
-        <w:rPr>
-          <w:rFonts w:ascii="Times New Roman" w:hAnsi="Times New Roman" w:cs="Times New Roman"/>
-          <w:i w:val="0"/>
-          <w:iCs/>
-          <w:sz w:val="24"/>
-          <w:szCs w:val="24"/>
-        </w:rPr>
-        <w:t xml:space="preserve">Реализация на методи за въвеждане, редактиране и валидиране </w:t>
-      </w:r>
-    </w:p>
-    <w:p>
-      <w:pPr>
-        <w:numPr>
-          <w:ilvl w:val="0"/>
-          <w:numId w:val="5"/>
-        </w:numPr>
-        <w:spacing w:line="360" w:lineRule="auto"/>
-        <w:ind w:left="284" w:firstLine="0"/>
-        <w:rPr>
-          <w:rFonts w:ascii="Times New Roman" w:hAnsi="Times New Roman" w:cs="Times New Roman"/>
-          <w:i w:val="0"/>
-          <w:iCs/>
-          <w:sz w:val="24"/>
-          <w:szCs w:val="24"/>
-        </w:rPr>
-      </w:pPr>
-      <w:r>
-        <w:rPr>
-          <w:rFonts w:ascii="Times New Roman" w:hAnsi="Times New Roman" w:cs="Times New Roman"/>
-          <w:i w:val="0"/>
-          <w:iCs/>
-          <w:sz w:val="24"/>
-          <w:szCs w:val="24"/>
-        </w:rPr>
-        <w:t xml:space="preserve">Съхранение на данни чрез JSON файлове, използвайки сериализация и десериализация </w:t>
-      </w:r>
-    </w:p>
-    <w:p>
-      <w:pPr>
-        <w:numPr>
-          <w:ilvl w:val="0"/>
-          <w:numId w:val="5"/>
-        </w:numPr>
-        <w:spacing w:line="360" w:lineRule="auto"/>
-        <w:ind w:left="284" w:firstLine="0"/>
-        <w:rPr>
-          <w:rFonts w:ascii="Times New Roman" w:hAnsi="Times New Roman" w:cs="Times New Roman"/>
-          <w:i w:val="0"/>
-          <w:iCs/>
-          <w:sz w:val="24"/>
-          <w:szCs w:val="24"/>
-        </w:rPr>
-      </w:pPr>
-      <w:r>
-        <w:rPr>
-          <w:rFonts w:ascii="Times New Roman" w:hAnsi="Times New Roman" w:cs="Times New Roman"/>
-          <w:i w:val="0"/>
-          <w:iCs/>
-          <w:sz w:val="24"/>
-          <w:szCs w:val="24"/>
-        </w:rPr>
-        <w:t xml:space="preserve">Изграждане на текстово меню за достъп до функциите </w:t>
-      </w:r>
-    </w:p>
-    <w:p>
-      <w:pPr>
-        <w:numPr>
-          <w:ilvl w:val="0"/>
-          <w:numId w:val="5"/>
-        </w:numPr>
-        <w:spacing w:line="360" w:lineRule="auto"/>
-        <w:ind w:left="284" w:firstLine="0"/>
-        <w:rPr>
-          <w:rFonts w:ascii="Times New Roman" w:hAnsi="Times New Roman" w:cs="Times New Roman"/>
-          <w:i w:val="0"/>
-          <w:iCs/>
-          <w:sz w:val="24"/>
-          <w:szCs w:val="24"/>
-        </w:rPr>
-      </w:pPr>
-      <w:r>
-        <w:rPr>
-          <w:rFonts w:ascii="Times New Roman" w:hAnsi="Times New Roman" w:cs="Times New Roman"/>
-          <w:i w:val="0"/>
-          <w:iCs/>
-          <w:sz w:val="24"/>
-          <w:szCs w:val="24"/>
-        </w:rPr>
-        <w:t xml:space="preserve">Управление на ролеви достъп и сигурност </w:t>
-      </w:r>
-    </w:p>
-    <w:p>
-      <w:pPr>
-        <w:spacing w:after="66" w:line="360" w:lineRule="auto"/>
-        <w:ind w:left="284" w:firstLine="0"/>
-        <w:rPr>
-          <w:rFonts w:ascii="Times New Roman" w:hAnsi="Times New Roman" w:cs="Times New Roman"/>
-          <w:i w:val="0"/>
-          <w:iCs/>
-          <w:sz w:val="24"/>
-          <w:szCs w:val="24"/>
-        </w:rPr>
-      </w:pPr>
-      <w:r>
-        <w:rPr>
-          <w:rFonts w:ascii="Times New Roman" w:hAnsi="Times New Roman" w:cs="Times New Roman"/>
-          <w:i w:val="0"/>
-          <w:iCs/>
-          <w:sz w:val="24"/>
-          <w:szCs w:val="24"/>
-        </w:rPr>
-        <w:t xml:space="preserve"> </w:t>
-      </w:r>
-    </w:p>
-    <w:p>
-      <w:pPr>
-        <w:pStyle w:val="1"/>
-        <w:numPr>
-          <w:ilvl w:val="0"/>
-          <w:numId w:val="0"/>
-        </w:numPr>
-        <w:spacing w:line="360" w:lineRule="auto"/>
-        <w:ind w:left="284"/>
-        <w:rPr>
-          <w:rFonts w:ascii="Times New Roman" w:hAnsi="Times New Roman" w:cs="Times New Roman"/>
-          <w:i w:val="0"/>
-          <w:iCs/>
-          <w:sz w:val="24"/>
-          <w:szCs w:val="24"/>
-        </w:rPr>
-      </w:pPr>
-      <w:r>
-        <w:rPr>
-          <w:rFonts w:ascii="Times New Roman" w:hAnsi="Times New Roman" w:cs="Times New Roman"/>
-          <w:i w:val="0"/>
-          <w:iCs/>
-          <w:sz w:val="24"/>
-          <w:szCs w:val="24"/>
-        </w:rPr>
-        <w:t xml:space="preserve">7. </w:t>
-      </w:r>
-      <w:r>
-        <w:rPr>
-          <w:rFonts w:ascii="Times New Roman" w:hAnsi="Times New Roman" w:cs="Times New Roman"/>
-          <w:i w:val="0"/>
-          <w:iCs/>
-          <w:sz w:val="24"/>
-          <w:szCs w:val="24"/>
-        </w:rPr>
-        <w:t xml:space="preserve">Технологии </w:t>
-      </w:r>
-    </w:p>
-    <w:p>
-      <w:pPr>
-        <w:spacing w:line="360" w:lineRule="auto"/>
-        <w:ind w:left="284" w:firstLine="0"/>
-        <w:rPr>
-          <w:rFonts w:ascii="Times New Roman" w:hAnsi="Times New Roman" w:cs="Times New Roman"/>
-          <w:i w:val="0"/>
-          <w:iCs/>
-          <w:sz w:val="24"/>
-          <w:szCs w:val="24"/>
-        </w:rPr>
-      </w:pPr>
-      <w:r>
-        <w:rPr>
-          <w:rFonts w:ascii="Times New Roman" w:hAnsi="Times New Roman" w:cs="Times New Roman"/>
-          <w:i w:val="0"/>
-          <w:iCs/>
-          <w:sz w:val="24"/>
-          <w:szCs w:val="24"/>
-        </w:rPr>
-        <w:t xml:space="preserve">Проектът използва езика </w:t>
-      </w:r>
-      <w:r>
-        <w:rPr>
-          <w:rFonts w:ascii="Times New Roman" w:hAnsi="Times New Roman" w:cs="Times New Roman"/>
-          <w:b/>
-          <w:i w:val="0"/>
-          <w:iCs/>
-          <w:sz w:val="24"/>
-          <w:szCs w:val="24"/>
-        </w:rPr>
-        <w:t>Python 3.x</w:t>
-      </w:r>
-      <w:r>
-        <w:rPr>
-          <w:rFonts w:ascii="Times New Roman" w:hAnsi="Times New Roman" w:cs="Times New Roman"/>
-          <w:i w:val="0"/>
-          <w:iCs/>
-          <w:sz w:val="24"/>
-          <w:szCs w:val="24"/>
-        </w:rPr>
-        <w:t xml:space="preserve">, който осигурява гъвкавост и мощни инструменти за разработка. Средата </w:t>
-      </w:r>
-      <w:r>
-        <w:rPr>
-          <w:rFonts w:ascii="Times New Roman" w:hAnsi="Times New Roman" w:cs="Times New Roman"/>
-          <w:b/>
-          <w:i w:val="0"/>
-          <w:iCs/>
-          <w:sz w:val="24"/>
-          <w:szCs w:val="24"/>
-        </w:rPr>
-        <w:t>PyCharm</w:t>
-      </w:r>
-      <w:r>
-        <w:rPr>
-          <w:rFonts w:ascii="Times New Roman" w:hAnsi="Times New Roman" w:cs="Times New Roman"/>
-          <w:i w:val="0"/>
-          <w:iCs/>
-          <w:sz w:val="24"/>
-          <w:szCs w:val="24"/>
-        </w:rPr>
-        <w:t xml:space="preserve"> предоставя удобства като автоматично дописване на код, дебъгване и управление на проекти. </w:t>
-      </w:r>
-    </w:p>
-    <w:p>
-      <w:pPr>
-        <w:spacing w:after="294" w:line="360" w:lineRule="auto"/>
-        <w:ind w:left="284" w:firstLine="0"/>
-        <w:rPr>
-          <w:rFonts w:ascii="Times New Roman" w:hAnsi="Times New Roman" w:cs="Times New Roman"/>
-          <w:i w:val="0"/>
-          <w:iCs/>
-          <w:sz w:val="24"/>
-          <w:szCs w:val="24"/>
-        </w:rPr>
-      </w:pPr>
-      <w:r>
-        <w:rPr>
-          <w:rFonts w:ascii="Times New Roman" w:hAnsi="Times New Roman" w:cs="Times New Roman"/>
-          <w:i w:val="0"/>
-          <w:iCs/>
-          <w:sz w:val="24"/>
-          <w:szCs w:val="24"/>
-        </w:rPr>
-        <w:t xml:space="preserve">За съхранение на данни се използват </w:t>
-      </w:r>
-      <w:r>
-        <w:rPr>
-          <w:rFonts w:ascii="Times New Roman" w:hAnsi="Times New Roman" w:cs="Times New Roman"/>
-          <w:b/>
-          <w:i w:val="0"/>
-          <w:iCs/>
-          <w:sz w:val="24"/>
-          <w:szCs w:val="24"/>
-        </w:rPr>
-        <w:t>JSON файлове</w:t>
-      </w:r>
-      <w:r>
-        <w:rPr>
-          <w:rFonts w:ascii="Times New Roman" w:hAnsi="Times New Roman" w:cs="Times New Roman"/>
-          <w:i w:val="0"/>
-          <w:iCs/>
-          <w:sz w:val="24"/>
-          <w:szCs w:val="24"/>
-        </w:rPr>
-        <w:t xml:space="preserve">, което позволява структурирано, четимо и лесно обработваемо представяне на обектите чрез </w:t>
-      </w:r>
-      <w:r>
-        <w:rPr>
-          <w:rFonts w:ascii="Times New Roman" w:hAnsi="Times New Roman" w:cs="Times New Roman"/>
-          <w:b/>
-          <w:i w:val="0"/>
-          <w:iCs/>
-          <w:sz w:val="24"/>
-          <w:szCs w:val="24"/>
-        </w:rPr>
-        <w:t>сериализация и десериализация</w:t>
-      </w:r>
-      <w:r>
-        <w:rPr>
-          <w:rFonts w:ascii="Times New Roman" w:hAnsi="Times New Roman" w:cs="Times New Roman"/>
-          <w:i w:val="0"/>
-          <w:iCs/>
-          <w:sz w:val="24"/>
-          <w:szCs w:val="24"/>
-        </w:rPr>
-        <w:t xml:space="preserve">. </w:t>
-      </w:r>
-    </w:p>
-    <w:p>
-      <w:pPr>
-        <w:spacing w:after="287" w:line="360" w:lineRule="auto"/>
-        <w:ind w:left="284" w:firstLine="0"/>
-        <w:rPr>
-          <w:rFonts w:ascii="Times New Roman" w:hAnsi="Times New Roman" w:cs="Times New Roman"/>
-          <w:i w:val="0"/>
-          <w:iCs/>
-          <w:sz w:val="24"/>
-          <w:szCs w:val="24"/>
-        </w:rPr>
-      </w:pPr>
-      <w:r>
-        <w:rPr>
-          <w:rFonts w:ascii="Times New Roman" w:hAnsi="Times New Roman" w:cs="Times New Roman"/>
-          <w:i w:val="0"/>
-          <w:iCs/>
-          <w:sz w:val="24"/>
-          <w:szCs w:val="24"/>
-        </w:rPr>
-        <w:t xml:space="preserve">Методологията на разработка е базирана на </w:t>
-      </w:r>
-      <w:r>
-        <w:rPr>
-          <w:rFonts w:ascii="Times New Roman" w:hAnsi="Times New Roman" w:cs="Times New Roman"/>
-          <w:b/>
-          <w:i w:val="0"/>
-          <w:iCs/>
-          <w:sz w:val="24"/>
-          <w:szCs w:val="24"/>
-        </w:rPr>
-        <w:t>обектно-ориентирано програмиране (ООП)</w:t>
-      </w:r>
-      <w:r>
-        <w:rPr>
-          <w:rFonts w:ascii="Times New Roman" w:hAnsi="Times New Roman" w:cs="Times New Roman"/>
-          <w:i w:val="0"/>
-          <w:iCs/>
-          <w:sz w:val="24"/>
-          <w:szCs w:val="24"/>
-        </w:rPr>
-        <w:t xml:space="preserve">, което улеснява структурирането на кода чрез класове, обекти и капсулиране на логика. </w:t>
-      </w:r>
-      <w:r>
-        <w:rPr>
-          <w:rFonts w:ascii="Times New Roman" w:hAnsi="Times New Roman" w:cs="Times New Roman"/>
-          <w:i w:val="0"/>
-          <w:iCs/>
-          <w:sz w:val="24"/>
-          <w:szCs w:val="24"/>
-        </w:rPr>
-        <w:t>Реализирана е логика за вътрешно преместване (MOVE), която създава две движения и записва промяната в StockLog.</w:t>
-      </w:r>
-      <w:r>
-        <w:rPr>
-          <w:rFonts w:ascii="Times New Roman" w:eastAsia="Times New Roman" w:hAnsi="Times New Roman" w:cs="Times New Roman"/>
-          <w:b/>
-          <w:bCs/>
-          <w:i w:val="0"/>
-          <w:iCs/>
-          <w:color w:val="auto"/>
-          <w:sz w:val="24"/>
-          <w:szCs w:val="24"/>
-        </w:rPr>
-        <w:t xml:space="preserve"> </w:t>
-      </w:r>
+      </w:pPr>
       <w:r>
         <w:rPr>
           <w:rFonts w:ascii="Times New Roman" w:hAnsi="Times New Roman" w:cs="Times New Roman"/>
@@ -7100,24 +6722,18 @@
           <w:sz w:val="24"/>
           <w:szCs w:val="24"/>
         </w:rPr>
-        <w:t>За маскиране на пароли системата използва следните стандартни Python библиотеки:</w:t>
+        <w:t xml:space="preserve"> </w:t>
       </w:r>
-    </w:p>
-    <w:p>
-      <w:pPr>
-        <w:numPr>
-          <w:ilvl w:val="0"/>
-          <w:numId w:val="7"/>
-        </w:numPr>
-        <w:spacing w:after="287" w:line="360" w:lineRule="auto"/>
-        <w:rPr>
-          <w:rFonts w:ascii="Times New Roman" w:hAnsi="Times New Roman" w:cs="Times New Roman"/>
+      <w:r>
+        <w:rPr>
+          <w:b/>
+          <w:bCs/>
           <w:i w:val="0"/>
           <w:iCs/>
-          <w:sz w:val="24"/>
-          <w:szCs w:val="24"/>
-        </w:rPr>
-      </w:pPr>
+          <w:szCs w:val="28"/>
+        </w:rPr>
+        <w:t>7.</w:t>
+      </w:r>
       <w:r>
         <w:rPr>
           <w:rFonts w:ascii="Times New Roman" w:hAnsi="Times New Roman" w:cs="Times New Roman"/>
@@ -7128,10 +6744,13 @@
           <w:sz w:val="24"/>
           <w:szCs w:val="24"/>
         </w:rPr>
-        <w:lastRenderedPageBreak/>
-        <w:t>msvcrt</w:t>
+        <w:t xml:space="preserve"> Технологии</w:t>
       </w:r>
-      <w:r>
+    </w:p>
+    <w:p>
+      <w:pPr>
+        <w:spacing w:after="240" w:line="360" w:lineRule="auto"/>
+        <w:ind w:left="0" w:firstLine="0"/>
         <w:rPr>
           <w:rFonts w:ascii="Times New Roman" w:hAnsi="Times New Roman" w:cs="Times New Roman"/>
           <w:i w:val="0"/>
@@ -7139,16 +6758,8 @@
           <w:sz w:val="24"/>
           <w:szCs w:val="24"/>
         </w:rPr>
-        <w:t xml:space="preserve"> – използва се за прихващане на клавиши без визуализация в конзолата (Windows).</w:t>
-      </w:r>
-    </w:p>
-    <w:p>
-      <w:pPr>
-        <w:numPr>
-          <w:ilvl w:val="0"/>
-          <w:numId w:val="7"/>
-        </w:numPr>
-        <w:spacing w:after="287" w:line="360" w:lineRule="auto"/>
+      </w:pPr>
+      <w:r>
         <w:rPr>
           <w:rFonts w:ascii="Times New Roman" w:hAnsi="Times New Roman" w:cs="Times New Roman"/>
           <w:i w:val="0"/>
@@ -7156,7 +6767,8 @@
           <w:sz w:val="24"/>
           <w:szCs w:val="24"/>
         </w:rPr>
-      </w:pPr>
+        <w:t xml:space="preserve">Проектът е разработен на </w:t>
+      </w:r>
       <w:r>
         <w:rPr>
           <w:rFonts w:ascii="Times New Roman" w:hAnsi="Times New Roman" w:cs="Times New Roman"/>
@@ -7167,7 +6779,7 @@
           <w:sz w:val="24"/>
           <w:szCs w:val="24"/>
         </w:rPr>
-        <w:t>getpass</w:t>
+        <w:t>Python 3.x</w:t>
       </w:r>
       <w:r>
         <w:rPr>
@@ -7177,24 +6789,8 @@
           <w:sz w:val="24"/>
           <w:szCs w:val="24"/>
         </w:rPr>
-        <w:t xml:space="preserve"> – резервен механизъм за скриване на пароли, когато msvcrt не е налична.</w:t>
+        <w:t xml:space="preserve"> в средата </w:t>
       </w:r>
-    </w:p>
-    <w:p>
-      <w:pPr>
-        <w:numPr>
-          <w:ilvl w:val="0"/>
-          <w:numId w:val="7"/>
-        </w:numPr>
-        <w:spacing w:after="287" w:line="360" w:lineRule="auto"/>
-        <w:rPr>
-          <w:rFonts w:ascii="Times New Roman" w:hAnsi="Times New Roman" w:cs="Times New Roman"/>
-          <w:i w:val="0"/>
-          <w:iCs/>
-          <w:sz w:val="24"/>
-          <w:szCs w:val="24"/>
-        </w:rPr>
-      </w:pPr>
       <w:r>
         <w:rPr>
           <w:rFonts w:ascii="Times New Roman" w:hAnsi="Times New Roman" w:cs="Times New Roman"/>
@@ -7205,7 +6801,7 @@
           <w:sz w:val="24"/>
           <w:szCs w:val="24"/>
         </w:rPr>
-        <w:t>functools</w:t>
+        <w:t>PyCharm</w:t>
       </w:r>
       <w:r>
         <w:rPr>
@@ -7215,21 +6811,8 @@
           <w:sz w:val="24"/>
           <w:szCs w:val="24"/>
         </w:rPr>
-        <w:t xml:space="preserve"> – използва се за декоратора @wraps в модула за защита на менюта и валидиране на достъп.</w:t>
+        <w:t xml:space="preserve">, която осигурява удобства като автоматично дописване и дебъгване. Данните се съхраняват в </w:t>
       </w:r>
-    </w:p>
-    <w:p>
-      <w:pPr>
-        <w:spacing w:after="287" w:line="360" w:lineRule="auto"/>
-        <w:ind w:left="284" w:firstLine="0"/>
-        <w:rPr>
-          <w:rFonts w:ascii="Times New Roman" w:hAnsi="Times New Roman" w:cs="Times New Roman"/>
-          <w:i w:val="0"/>
-          <w:iCs/>
-          <w:sz w:val="24"/>
-          <w:szCs w:val="24"/>
-        </w:rPr>
-      </w:pPr>
       <w:r>
         <w:rPr>
           <w:rFonts w:ascii="Times New Roman" w:hAnsi="Times New Roman" w:cs="Times New Roman"/>
@@ -7240,7 +6823,7 @@
           <w:sz w:val="24"/>
           <w:szCs w:val="24"/>
         </w:rPr>
-        <w:t xml:space="preserve">Маскирането на паролите е реализирано във файла </w:t>
+        <w:t>JSON файлове</w:t>
       </w:r>
       <w:r>
         <w:rPr>
@@ -7250,7 +6833,30 @@
           <w:sz w:val="24"/>
           <w:szCs w:val="24"/>
         </w:rPr>
-        <w:t>password_utils.py</w:t>
+        <w:t>, организирани по модули: продукти, движения, фактури и инвентар.</w:t>
+      </w:r>
+    </w:p>
+    <w:p>
+      <w:pPr>
+        <w:spacing w:after="240" w:line="360" w:lineRule="auto"/>
+        <w:ind w:left="0" w:firstLine="0"/>
+        <w:rPr>
+          <w:rFonts w:ascii="Times New Roman" w:hAnsi="Times New Roman" w:cs="Times New Roman"/>
+          <w:i w:val="0"/>
+          <w:iCs/>
+          <w:sz w:val="24"/>
+          <w:szCs w:val="24"/>
+        </w:rPr>
+      </w:pPr>
+      <w:r>
+        <w:rPr>
+          <w:rFonts w:ascii="Times New Roman" w:hAnsi="Times New Roman" w:cs="Times New Roman"/>
+          <w:i w:val="0"/>
+          <w:iCs/>
+          <w:sz w:val="24"/>
+          <w:szCs w:val="24"/>
+        </w:rPr>
+        <w:t xml:space="preserve">Използван е </w:t>
       </w:r>
       <w:r>
         <w:rPr>
@@ -7262,7 +6868,7 @@
           <w:sz w:val="24"/>
           <w:szCs w:val="24"/>
         </w:rPr>
-        <w:t xml:space="preserve">, който се намира в директория </w:t>
+        <w:t>обектно-ориентиран подход</w:t>
       </w:r>
       <w:r>
         <w:rPr>
@@ -7272,7 +6878,30 @@
           <w:sz w:val="24"/>
           <w:szCs w:val="24"/>
         </w:rPr>
-        <w:t>views/</w:t>
+        <w:t>, който разделя логиката в отделни класове, модели и контролери. Реализирана е логика за вътрешно преместване (MOVE), която създава две движения – изходящо и входящо – и актуализира инвентара според зададените локации.</w:t>
+      </w:r>
+    </w:p>
+    <w:p>
+      <w:pPr>
+        <w:spacing w:after="240" w:line="360" w:lineRule="auto"/>
+        <w:ind w:left="0" w:firstLine="0"/>
+        <w:rPr>
+          <w:rFonts w:ascii="Times New Roman" w:hAnsi="Times New Roman" w:cs="Times New Roman"/>
+          <w:i w:val="0"/>
+          <w:iCs/>
+          <w:sz w:val="24"/>
+          <w:szCs w:val="24"/>
+        </w:rPr>
+      </w:pPr>
+      <w:r>
+        <w:rPr>
+          <w:rFonts w:ascii="Times New Roman" w:hAnsi="Times New Roman" w:cs="Times New Roman"/>
+          <w:i w:val="0"/>
+          <w:iCs/>
+          <w:sz w:val="24"/>
+          <w:szCs w:val="24"/>
+        </w:rPr>
+        <w:t xml:space="preserve">За маскиране на пароли се използват стандартните библиотеки: • </w:t>
       </w:r>
       <w:r>
         <w:rPr>
@@ -7284,18 +6913,9 @@
           <w:sz w:val="24"/>
           <w:szCs w:val="24"/>
         </w:rPr>
-        <w:t>.</w:t>
+        <w:t>msvcrt</w:t>
       </w:r>
-    </w:p>
-    <w:p>
-      <w:pPr>
-        <w:pStyle w:val="1"/>
-        <w:numPr>
-          <w:ilvl w:val="0"/>
-          <w:numId w:val="0"/>
-        </w:numPr>
-        <w:spacing w:line="360" w:lineRule="auto"/>
-        <w:ind w:left="284"/>
+      <w:r>
         <w:rPr>
           <w:rFonts w:ascii="Times New Roman" w:hAnsi="Times New Roman" w:cs="Times New Roman"/>
           <w:i w:val="0"/>
@@ -7303,7 +6923,20 @@
           <w:sz w:val="24"/>
           <w:szCs w:val="24"/>
         </w:rPr>
-      </w:pPr>
+        <w:t xml:space="preserve"> – прихваща клавиши без визуализация (Windows) • </w:t>
+      </w:r>
+      <w:r>
+        <w:rPr>
+          <w:rFonts w:ascii="Times New Roman" w:hAnsi="Times New Roman" w:cs="Times New Roman"/>
+          <w:b/>
+          <w:bCs/>
+          <w:i w:val="0"/>
+          <w:iCs/>
+          <w:sz w:val="24"/>
+          <w:szCs w:val="24"/>
+        </w:rPr>
+        <w:t>getpass</w:t>
+      </w:r>
       <w:r>
         <w:rPr>
           <w:rFonts w:ascii="Times New Roman" w:hAnsi="Times New Roman" w:cs="Times New Roman"/>
@@ -7312,7 +6945,19 @@
           <w:sz w:val="24"/>
           <w:szCs w:val="24"/>
         </w:rPr>
-        <w:t xml:space="preserve">8. </w:t>
+        <w:t xml:space="preserve"> – резервен механизъм при липса на msvcrt • </w:t>
+      </w:r>
+      <w:r>
+        <w:rPr>
+          <w:rFonts w:ascii="Times New Roman" w:hAnsi="Times New Roman" w:cs="Times New Roman"/>
+          <w:b/>
+          <w:bCs/>
+          <w:i w:val="0"/>
+          <w:iCs/>
+          <w:sz w:val="24"/>
+          <w:szCs w:val="24"/>
+        </w:rPr>
+        <w:t>functools</w:t>
       </w:r>
       <w:r>
         <w:rPr>
@@ -7322,17 +6967,13 @@
           <w:sz w:val="24"/>
           <w:szCs w:val="24"/>
         </w:rPr>
-        <w:t xml:space="preserve">Очаквани резултати </w:t>
+        <w:t xml:space="preserve"> – използва се за декоратора @wraps в модула за защита на менюта</w:t>
       </w:r>
     </w:p>
     <w:p>
       <w:pPr>
-        <w:numPr>
-          <w:ilvl w:val="0"/>
-          <w:numId w:val="6"/>
-        </w:numPr>
-        <w:spacing w:line="360" w:lineRule="auto"/>
-        <w:ind w:left="284" w:firstLine="0"/>
+        <w:spacing w:after="240" w:line="360" w:lineRule="auto"/>
+        <w:ind w:left="0" w:firstLine="0"/>
         <w:rPr>
           <w:rFonts w:ascii="Times New Roman" w:hAnsi="Times New Roman" w:cs="Times New Roman"/>
           <w:i w:val="0"/>
@@ -7349,17 +6990,21 @@
           <w:sz w:val="24"/>
           <w:szCs w:val="24"/>
         </w:rPr>
-        <w:t xml:space="preserve">Дефиниране на класовете и тяхната структура </w:t>
+        <w:t xml:space="preserve">Маскирането е реализирано във файла </w:t>
       </w:r>
-    </w:p>
-    <w:p>
-      <w:pPr>
-        <w:numPr>
-          <w:ilvl w:val="0"/>
-          <w:numId w:val="6"/>
-        </w:numPr>
-        <w:spacing w:line="360" w:lineRule="auto"/>
-        <w:ind w:left="284" w:firstLine="0"/>
+      <w:r>
+        <w:rPr>
+          <w:rFonts w:ascii="Times New Roman" w:hAnsi="Times New Roman" w:cs="Times New Roman"/>
+          <w:b/>
+          <w:bCs/>
+          <w:i w:val="0"/>
+          <w:iCs/>
+          <w:sz w:val="24"/>
+          <w:szCs w:val="24"/>
+        </w:rPr>
+        <w:t>password_utils.py</w:t>
+      </w:r>
+      <w:r>
         <w:rPr>
           <w:rFonts w:ascii="Times New Roman" w:hAnsi="Times New Roman" w:cs="Times New Roman"/>
           <w:i w:val="0"/>
@@ -7367,7 +7012,28 @@
           <w:sz w:val="24"/>
           <w:szCs w:val="24"/>
         </w:rPr>
-      </w:pPr>
+        <w:t xml:space="preserve"> в директория </w:t>
+      </w:r>
+      <w:proofErr w:type="spellStart"/>
+      <w:r>
+        <w:rPr>
+          <w:rFonts w:ascii="Times New Roman" w:hAnsi="Times New Roman" w:cs="Times New Roman"/>
+          <w:iCs/>
+          <w:sz w:val="24"/>
+          <w:szCs w:val="24"/>
+        </w:rPr>
+        <w:t>views</w:t>
+      </w:r>
+      <w:proofErr w:type="spellEnd"/>
+      <w:r>
+        <w:rPr>
+          <w:rFonts w:ascii="Times New Roman" w:hAnsi="Times New Roman" w:cs="Times New Roman"/>
+          <w:iCs/>
+          <w:sz w:val="24"/>
+          <w:szCs w:val="24"/>
+        </w:rPr>
+        <w:t>/</w:t>
+      </w:r>
       <w:r>
         <w:rPr>
           <w:rFonts w:ascii="Times New Roman" w:hAnsi="Times New Roman" w:cs="Times New Roman"/>
@@ -7376,17 +7042,51 @@
           <w:sz w:val="24"/>
           <w:szCs w:val="24"/>
         </w:rPr>
-        <w:t xml:space="preserve">Реализация на методи за въвеждане, редактиране и валидиране </w:t>
+        <w:t>.</w:t>
       </w:r>
     </w:p>
     <w:p>
       <w:pPr>
-        <w:numPr>
-          <w:ilvl w:val="0"/>
-          <w:numId w:val="6"/>
-        </w:numPr>
-        <w:spacing w:line="360" w:lineRule="auto"/>
-        <w:ind w:left="284" w:firstLine="0"/>
+        <w:spacing w:after="240" w:line="360" w:lineRule="auto"/>
+        <w:ind w:left="0" w:firstLine="0"/>
+        <w:rPr>
+          <w:rFonts w:ascii="Times New Roman" w:hAnsi="Times New Roman" w:cs="Times New Roman"/>
+          <w:b/>
+          <w:bCs/>
+          <w:i w:val="0"/>
+          <w:iCs/>
+          <w:sz w:val="24"/>
+          <w:szCs w:val="24"/>
+        </w:rPr>
+      </w:pPr>
+      <w:r>
+        <w:rPr>
+          <w:b/>
+          <w:bCs/>
+          <w:i w:val="0"/>
+          <w:iCs/>
+          <w:szCs w:val="28"/>
+        </w:rPr>
+        <w:lastRenderedPageBreak/>
+        <w:t>8.</w:t>
+      </w:r>
+      <w:r>
+        <w:rPr>
+          <w:rFonts w:ascii="Times New Roman" w:hAnsi="Times New Roman" w:cs="Times New Roman"/>
+          <w:b/>
+          <w:bCs/>
+          <w:i w:val="0"/>
+          <w:iCs/>
+          <w:sz w:val="24"/>
+          <w:szCs w:val="24"/>
+        </w:rPr>
+        <w:t xml:space="preserve"> Очаквани резултати</w:t>
+      </w:r>
+    </w:p>
+    <w:p>
+      <w:pPr>
+        <w:spacing w:after="240" w:line="360" w:lineRule="auto"/>
+        <w:ind w:left="0" w:firstLine="0"/>
         <w:rPr>
           <w:rFonts w:ascii="Times New Roman" w:hAnsi="Times New Roman" w:cs="Times New Roman"/>
           <w:i w:val="0"/>
@@ -7403,20 +7103,13 @@
           <w:sz w:val="24"/>
           <w:szCs w:val="24"/>
         </w:rPr>
-        <w:t xml:space="preserve">Съхранение на данни чрез </w:t>
+        <w:t>• коректно дефинирани класове и тяхната структура</w:t>
       </w:r>
-      <w:r>
-        <w:rPr>
-          <w:rFonts w:ascii="Times New Roman" w:hAnsi="Times New Roman" w:cs="Times New Roman"/>
-          <w:b/>
-          <w:i w:val="0"/>
-          <w:iCs/>
-          <w:sz w:val="24"/>
-          <w:szCs w:val="24"/>
-        </w:rPr>
-        <w:t>JSON файлове</w:t>
-      </w:r>
-      <w:r>
+    </w:p>
+    <w:p>
+      <w:pPr>
+        <w:spacing w:after="240" w:line="360" w:lineRule="auto"/>
+        <w:ind w:left="0" w:firstLine="0"/>
         <w:rPr>
           <w:rFonts w:ascii="Times New Roman" w:hAnsi="Times New Roman" w:cs="Times New Roman"/>
           <w:i w:val="0"/>
@@ -7424,17 +7117,8 @@
           <w:sz w:val="24"/>
           <w:szCs w:val="24"/>
         </w:rPr>
-        <w:t xml:space="preserve">, използвайки сериализация и десериализация </w:t>
-      </w:r>
-    </w:p>
-    <w:p>
-      <w:pPr>
-        <w:numPr>
-          <w:ilvl w:val="0"/>
-          <w:numId w:val="6"/>
-        </w:numPr>
-        <w:spacing w:line="360" w:lineRule="auto"/>
-        <w:ind w:left="284" w:firstLine="0"/>
+      </w:pPr>
+      <w:r>
         <w:rPr>
           <w:rFonts w:ascii="Times New Roman" w:hAnsi="Times New Roman" w:cs="Times New Roman"/>
           <w:i w:val="0"/>
@@ -7442,8 +7126,13 @@
           <w:sz w:val="24"/>
           <w:szCs w:val="24"/>
         </w:rPr>
-      </w:pPr>
-      <w:r>
+        <w:t xml:space="preserve"> • работещи методи за въвеждане, редактиране и валидиране</w:t>
+      </w:r>
+    </w:p>
+    <w:p>
+      <w:pPr>
+        <w:spacing w:after="240" w:line="360" w:lineRule="auto"/>
+        <w:ind w:left="0" w:firstLine="0"/>
         <w:rPr>
           <w:rFonts w:ascii="Times New Roman" w:hAnsi="Times New Roman" w:cs="Times New Roman"/>
           <w:i w:val="0"/>
@@ -7451,17 +7140,8 @@
           <w:sz w:val="24"/>
           <w:szCs w:val="24"/>
         </w:rPr>
-        <w:t xml:space="preserve">Изграждане на текстово меню за достъп до функциите </w:t>
-      </w:r>
-    </w:p>
-    <w:p>
-      <w:pPr>
-        <w:numPr>
-          <w:ilvl w:val="0"/>
-          <w:numId w:val="6"/>
-        </w:numPr>
-        <w:spacing w:after="286" w:line="360" w:lineRule="auto"/>
-        <w:ind w:left="284" w:firstLine="0"/>
+      </w:pPr>
+      <w:r>
         <w:rPr>
           <w:rFonts w:ascii="Times New Roman" w:hAnsi="Times New Roman" w:cs="Times New Roman"/>
           <w:i w:val="0"/>
@@ -7469,8 +7149,13 @@
           <w:sz w:val="24"/>
           <w:szCs w:val="24"/>
         </w:rPr>
-      </w:pPr>
-      <w:r>
+        <w:t xml:space="preserve"> • надеждно съхранение на данни чрез JSON </w:t>
+      </w:r>
+    </w:p>
+    <w:p>
+      <w:pPr>
+        <w:spacing w:after="240" w:line="360" w:lineRule="auto"/>
+        <w:ind w:left="0" w:firstLine="0"/>
         <w:rPr>
           <w:rFonts w:ascii="Times New Roman" w:hAnsi="Times New Roman" w:cs="Times New Roman"/>
           <w:i w:val="0"/>
@@ -7478,18 +7163,8 @@
           <w:sz w:val="24"/>
           <w:szCs w:val="24"/>
         </w:rPr>
-        <w:t xml:space="preserve">Управление на ролеви достъп и сигурност </w:t>
-      </w:r>
-    </w:p>
-    <w:p>
-      <w:pPr>
-        <w:pStyle w:val="1"/>
-        <w:numPr>
-          <w:ilvl w:val="0"/>
-          <w:numId w:val="0"/>
-        </w:numPr>
-        <w:spacing w:after="257" w:line="360" w:lineRule="auto"/>
-        <w:ind w:left="284"/>
+      </w:pPr>
+      <w:r>
         <w:rPr>
           <w:rFonts w:ascii="Times New Roman" w:hAnsi="Times New Roman" w:cs="Times New Roman"/>
           <w:i w:val="0"/>
@@ -7497,8 +7172,13 @@
           <w:sz w:val="24"/>
           <w:szCs w:val="24"/>
         </w:rPr>
-      </w:pPr>
-      <w:r>
+        <w:t>• функционално текстово меню</w:t>
+      </w:r>
+    </w:p>
+    <w:p>
+      <w:pPr>
+        <w:spacing w:after="240" w:line="360" w:lineRule="auto"/>
+        <w:ind w:left="0" w:firstLine="0"/>
         <w:rPr>
           <w:rFonts w:ascii="Times New Roman" w:hAnsi="Times New Roman" w:cs="Times New Roman"/>
           <w:i w:val="0"/>
@@ -7506,8 +7186,7 @@
           <w:sz w:val="24"/>
           <w:szCs w:val="24"/>
         </w:rPr>
-        <w:t xml:space="preserve">9. </w:t>
-      </w:r>
+      </w:pPr>
       <w:r>
         <w:rPr>
           <w:rFonts w:ascii="Times New Roman" w:hAnsi="Times New Roman" w:cs="Times New Roman"/>
@@ -7516,13 +7195,62 @@
           <w:sz w:val="24"/>
           <w:szCs w:val="24"/>
         </w:rPr>
-        <w:t xml:space="preserve">Заключение </w:t>
+        <w:t xml:space="preserve"> • ролеви достъп и базова сигурност</w:t>
       </w:r>
     </w:p>
     <w:p>
       <w:pPr>
-        <w:spacing w:after="241" w:line="360" w:lineRule="auto"/>
-        <w:ind w:left="284" w:firstLine="0"/>
+        <w:spacing w:after="240" w:line="360" w:lineRule="auto"/>
+        <w:ind w:left="0" w:firstLine="0"/>
+        <w:rPr>
+          <w:rFonts w:ascii="Times New Roman" w:hAnsi="Times New Roman" w:cs="Times New Roman"/>
+          <w:b/>
+          <w:bCs/>
+          <w:i w:val="0"/>
+          <w:iCs/>
+          <w:sz w:val="24"/>
+          <w:szCs w:val="24"/>
+        </w:rPr>
+      </w:pPr>
+      <w:r>
+        <w:rPr>
+          <w:b/>
+          <w:bCs/>
+          <w:i w:val="0"/>
+          <w:iCs/>
+          <w:szCs w:val="28"/>
+        </w:rPr>
+        <w:t xml:space="preserve"> </w:t>
+      </w:r>
+      <w:bookmarkStart w:id="2" w:name="_GoBack"/>
+      <w:bookmarkEnd w:id="2"/>
+      <w:r>
+        <w:rPr>
+          <w:b/>
+          <w:bCs/>
+          <w:i w:val="0"/>
+          <w:iCs/>
+          <w:szCs w:val="28"/>
+        </w:rPr>
+        <w:t>9.</w:t>
+      </w:r>
+      <w:r>
+        <w:rPr>
+          <w:rFonts w:ascii="Times New Roman" w:hAnsi="Times New Roman" w:cs="Times New Roman"/>
+          <w:b/>
+          <w:bCs/>
+          <w:i w:val="0"/>
+          <w:iCs/>
+          <w:sz w:val="24"/>
+          <w:szCs w:val="24"/>
+        </w:rPr>
+        <w:t xml:space="preserve"> Заключение</w:t>
+      </w:r>
+    </w:p>
+    <w:p>
+      <w:pPr>
+        <w:spacing w:after="240" w:line="360" w:lineRule="auto"/>
+        <w:ind w:left="0" w:firstLine="0"/>
         <w:rPr>
           <w:rFonts w:ascii="Times New Roman" w:hAnsi="Times New Roman" w:cs="Times New Roman"/>
           <w:i w:val="0"/>
@@ -7539,20 +7267,13 @@
           <w:sz w:val="24"/>
           <w:szCs w:val="24"/>
         </w:rPr>
-        <w:t xml:space="preserve">Проектът „Система за управление на складови наличности (WIMS)“ демонстрира изграждане на реална бизнес логика чрез обектно-ориентирано програмиране. Всички функционалности са реализирани изцяло в Python, като данните се съхраняват в </w:t>
+        <w:t>Проектът „Система за управление на складови наличности (WIMS)“ демонстрира реализация на складова бизнес логика чрез Python и ООП. Данните се съхраняват в JSON файлове, което осигурява структурираност и лесна поддръжка. Системата предлага надеждно управление на продукти, движения, фактури и вътрешни премествания, като използва ясно дефинирани модели и добре организирана архитектура.</w:t>
       </w:r>
-      <w:r>
-        <w:rPr>
-          <w:rFonts w:ascii="Times New Roman" w:hAnsi="Times New Roman" w:cs="Times New Roman"/>
-          <w:b/>
-          <w:i w:val="0"/>
-          <w:iCs/>
-          <w:sz w:val="24"/>
-          <w:szCs w:val="24"/>
-        </w:rPr>
-        <w:t>JSON файлове</w:t>
-      </w:r>
-      <w:r>
+    </w:p>
+    <w:p>
+      <w:pPr>
+        <w:spacing w:after="240" w:line="360" w:lineRule="auto"/>
+        <w:ind w:left="0" w:firstLine="0"/>
         <w:rPr>
           <w:rFonts w:ascii="Times New Roman" w:hAnsi="Times New Roman" w:cs="Times New Roman"/>
           <w:i w:val="0"/>
@@ -7560,59 +7281,14 @@
           <w:sz w:val="24"/>
           <w:szCs w:val="24"/>
         </w:rPr>
-        <w:t xml:space="preserve">, което осигурява структурираност, лесна поддръжка и възможност за бъдещо разширяване. </w:t>
-      </w:r>
-    </w:p>
-    <w:p>
-      <w:pPr>
-        <w:spacing w:after="240" w:line="360" w:lineRule="auto"/>
-        <w:ind w:left="284" w:firstLine="0"/>
-        <w:rPr>
-          <w:rFonts w:ascii="Times New Roman" w:hAnsi="Times New Roman" w:cs="Times New Roman"/>
-          <w:i w:val="0"/>
-          <w:iCs/>
-          <w:sz w:val="24"/>
-          <w:szCs w:val="24"/>
-        </w:rPr>
-      </w:pPr>
-      <w:r>
-        <w:rPr>
-          <w:rFonts w:ascii="Times New Roman" w:hAnsi="Times New Roman" w:cs="Times New Roman"/>
-          <w:i w:val="0"/>
-          <w:iCs/>
-          <w:sz w:val="24"/>
-          <w:szCs w:val="24"/>
-        </w:rPr>
-        <w:t xml:space="preserve">Системата представлява надеждно решение за управление на складови процеси, базирано на ясно дефинирани модели, които оформят архитектурата и логиката на приложението. </w:t>
-      </w:r>
-      <w:r>
-        <w:rPr>
-          <w:rFonts w:ascii="Times New Roman" w:hAnsi="Times New Roman" w:cs="Times New Roman"/>
-          <w:i w:val="0"/>
-          <w:iCs/>
-          <w:sz w:val="24"/>
-          <w:szCs w:val="24"/>
-        </w:rPr>
-        <w:t>Системата поддържа вътрешни премествания (MOVE) и маскиране на пароли чрез password_utils.py.</w:t>
-      </w:r>
-      <w:r>
-        <w:rPr>
-          <w:rFonts w:ascii="Times New Roman" w:hAnsi="Times New Roman" w:cs="Times New Roman"/>
-          <w:b/>
-          <w:i w:val="0"/>
-          <w:iCs/>
-          <w:sz w:val="24"/>
-          <w:szCs w:val="24"/>
-        </w:rPr>
-        <w:t xml:space="preserve"> </w:t>
-      </w:r>
+      </w:pPr>
     </w:p>
     <w:sectPr>
       <w:footerReference w:type="even" r:id="rId11"/>
       <w:footerReference w:type="default" r:id="rId12"/>
       <w:footerReference w:type="first" r:id="rId13"/>
       <w:pgSz w:w="15840" w:h="12240" w:orient="landscape"/>
-      <w:pgMar w:top="1446" w:right="1467" w:bottom="1603" w:left="1378" w:header="708" w:footer="719" w:gutter="0"/>
+      <w:pgMar w:top="1446" w:right="1098" w:bottom="1418" w:left="1378" w:header="708" w:footer="719" w:gutter="0"/>
       <w:cols w:space="708"/>
     </w:sectPr>
   </w:body>
@@ -7695,6 +7371,13 @@
         <w:sz w:val="22"/>
       </w:rPr>
       <w:tab/>
+    </w:r>
+    <w:r>
+      <w:rPr>
+        <w:rFonts w:ascii="Calibri" w:eastAsia="Calibri" w:hAnsi="Calibri" w:cs="Calibri"/>
+        <w:i w:val="0"/>
+        <w:sz w:val="22"/>
+      </w:rPr>
       <w:t xml:space="preserve">Copyright © 2003-2016 </w:t>
     </w:r>
     <w:r>
@@ -8878,6 +8561,155 @@
     </w:lvl>
   </w:abstractNum>
   <w:abstractNum w:abstractNumId="6" w15:restartNumberingAfterBreak="0">
+    <w:nsid w:val="4CB628B3"/>
+    <w:multiLevelType w:val="multilevel"/>
+    <w:tmpl w:val="4CBAD416"/>
+    <w:lvl w:ilvl="0">
+      <w:start w:val="1"/>
+      <w:numFmt w:val="bullet"/>
+      <w:lvlText w:val=""/>
+      <w:lvlJc w:val="left"/>
+      <w:pPr>
+        <w:tabs>
+          <w:tab w:val="num" w:pos="720"/>
+        </w:tabs>
+        <w:ind w:left="720" w:hanging="360"/>
+      </w:pPr>
+      <w:rPr>
+        <w:rFonts w:ascii="Symbol" w:hAnsi="Symbol" w:hint="default"/>
+        <w:sz w:val="20"/>
+      </w:rPr>
+    </w:lvl>
+    <w:lvl w:ilvl="1" w:tentative="1">
+      <w:start w:val="1"/>
+      <w:numFmt w:val="bullet"/>
+      <w:lvlText w:val="o"/>
+      <w:lvlJc w:val="left"/>
+      <w:pPr>
+        <w:tabs>
+          <w:tab w:val="num" w:pos="1440"/>
+        </w:tabs>
+        <w:ind w:left="1440" w:hanging="360"/>
+      </w:pPr>
+      <w:rPr>
+        <w:rFonts w:ascii="Courier New" w:hAnsi="Courier New" w:hint="default"/>
+        <w:sz w:val="20"/>
+      </w:rPr>
+    </w:lvl>
+    <w:lvl w:ilvl="2" w:tentative="1">
+      <w:start w:val="1"/>
+      <w:numFmt w:val="bullet"/>
+      <w:lvlText w:val=""/>
+      <w:lvlJc w:val="left"/>
+      <w:pPr>
+        <w:tabs>
+          <w:tab w:val="num" w:pos="2160"/>
+        </w:tabs>
+        <w:ind w:left="2160" w:hanging="360"/>
+      </w:pPr>
+      <w:rPr>
+        <w:rFonts w:ascii="Wingdings" w:hAnsi="Wingdings" w:hint="default"/>
+        <w:sz w:val="20"/>
+      </w:rPr>
+    </w:lvl>
+    <w:lvl w:ilvl="3" w:tentative="1">
+      <w:start w:val="1"/>
+      <w:numFmt w:val="bullet"/>
+      <w:lvlText w:val=""/>
+      <w:lvlJc w:val="left"/>
+      <w:pPr>
+        <w:tabs>
+          <w:tab w:val="num" w:pos="2880"/>
+        </w:tabs>
+        <w:ind w:left="2880" w:hanging="360"/>
+      </w:pPr>
+      <w:rPr>
+        <w:rFonts w:ascii="Wingdings" w:hAnsi="Wingdings" w:hint="default"/>
+        <w:sz w:val="20"/>
+      </w:rPr>
+    </w:lvl>
+    <w:lvl w:ilvl="4" w:tentative="1">
+      <w:start w:val="1"/>
+      <w:numFmt w:val="bullet"/>
+      <w:lvlText w:val=""/>
+      <w:lvlJc w:val="left"/>
+      <w:pPr>
+        <w:tabs>
+          <w:tab w:val="num" w:pos="3600"/>
+        </w:tabs>
+        <w:ind w:left="3600" w:hanging="360"/>
+      </w:pPr>
+      <w:rPr>
+        <w:rFonts w:ascii="Wingdings" w:hAnsi="Wingdings" w:hint="default"/>
+        <w:sz w:val="20"/>
+      </w:rPr>
+    </w:lvl>
+    <w:lvl w:ilvl="5" w:tentative="1">
+      <w:start w:val="1"/>
+      <w:numFmt w:val="bullet"/>
+      <w:lvlText w:val=""/>
+      <w:lvlJc w:val="left"/>
+      <w:pPr>
+        <w:tabs>
+          <w:tab w:val="num" w:pos="4320"/>
+        </w:tabs>
+        <w:ind w:left="4320" w:hanging="360"/>
+      </w:pPr>
+      <w:rPr>
+        <w:rFonts w:ascii="Wingdings" w:hAnsi="Wingdings" w:hint="default"/>
+        <w:sz w:val="20"/>
+      </w:rPr>
+    </w:lvl>
+    <w:lvl w:ilvl="6" w:tentative="1">
+      <w:start w:val="1"/>
+      <w:numFmt w:val="bullet"/>
+      <w:lvlText w:val=""/>
+      <w:lvlJc w:val="left"/>
+      <w:pPr>
+        <w:tabs>
+          <w:tab w:val="num" w:pos="5040"/>
+        </w:tabs>
+        <w:ind w:left="5040" w:hanging="360"/>
+      </w:pPr>
+      <w:rPr>
+        <w:rFonts w:ascii="Wingdings" w:hAnsi="Wingdings" w:hint="default"/>
+        <w:sz w:val="20"/>
+      </w:rPr>
+    </w:lvl>
+    <w:lvl w:ilvl="7" w:tentative="1">
+      <w:start w:val="1"/>
+      <w:numFmt w:val="bullet"/>
+      <w:lvlText w:val=""/>
+      <w:lvlJc w:val="left"/>
+      <w:pPr>
+        <w:tabs>
+          <w:tab w:val="num" w:pos="5760"/>
+        </w:tabs>
+        <w:ind w:left="5760" w:hanging="360"/>
+      </w:pPr>
+      <w:rPr>
+        <w:rFonts w:ascii="Wingdings" w:hAnsi="Wingdings" w:hint="default"/>
+        <w:sz w:val="20"/>
+      </w:rPr>
+    </w:lvl>
+    <w:lvl w:ilvl="8" w:tentative="1">
+      <w:start w:val="1"/>
+      <w:numFmt w:val="bullet"/>
+      <w:lvlText w:val=""/>
+      <w:lvlJc w:val="left"/>
+      <w:pPr>
+        <w:tabs>
+          <w:tab w:val="num" w:pos="6480"/>
+        </w:tabs>
+        <w:ind w:left="6480" w:hanging="360"/>
+      </w:pPr>
+      <w:rPr>
+        <w:rFonts w:ascii="Wingdings" w:hAnsi="Wingdings" w:hint="default"/>
+        <w:sz w:val="20"/>
+      </w:rPr>
+    </w:lvl>
+  </w:abstractNum>
+  <w:abstractNum w:abstractNumId="7" w15:restartNumberingAfterBreak="0">
     <w:nsid w:val="60D11029"/>
     <w:multiLevelType w:val="multilevel"/>
     <w:tmpl w:val="60D11029"/>
@@ -9090,7 +8922,7 @@
       </w:rPr>
     </w:lvl>
   </w:abstractNum>
-  <w:abstractNum w:abstractNumId="7" w15:restartNumberingAfterBreak="0">
+  <w:abstractNum w:abstractNumId="8" w15:restartNumberingAfterBreak="0">
     <w:nsid w:val="6B8D60CF"/>
     <w:multiLevelType w:val="multilevel"/>
     <w:tmpl w:val="6B8D60CF"/>
@@ -9293,7 +9125,7 @@
       </w:rPr>
     </w:lvl>
   </w:abstractNum>
-  <w:abstractNum w:abstractNumId="8" w15:restartNumberingAfterBreak="0">
+  <w:abstractNum w:abstractNumId="9" w15:restartNumberingAfterBreak="0">
     <w:nsid w:val="71755401"/>
     <w:multiLevelType w:val="multilevel"/>
     <w:tmpl w:val="71755401"/>
@@ -9497,10 +9329,10 @@
     </w:lvl>
   </w:abstractNum>
   <w:num w:numId="1">
-    <w:abstractNumId w:val="6"/>
+    <w:abstractNumId w:val="7"/>
   </w:num>
   <w:num w:numId="2">
-    <w:abstractNumId w:val="7"/>
+    <w:abstractNumId w:val="8"/>
   </w:num>
   <w:num w:numId="3">
     <w:abstractNumId w:val="4"/>
@@ -9509,7 +9341,7 @@
     <w:abstractNumId w:val="0"/>
   </w:num>
   <w:num w:numId="5">
-    <w:abstractNumId w:val="8"/>
+    <w:abstractNumId w:val="9"/>
   </w:num>
   <w:num w:numId="6">
     <w:abstractNumId w:val="1"/>
@@ -9522,6 +9354,9 @@
   </w:num>
   <w:num w:numId="9">
     <w:abstractNumId w:val="5"/>
+  </w:num>
+  <w:num w:numId="10">
+    <w:abstractNumId w:val="6"/>
   </w:num>
 </w:numbering>
 </file>
@@ -10000,7 +9835,6 @@
   <w:style w:type="character" w:default="1" w:styleId="a0">
     <w:name w:val="Default Paragraph Font"/>
     <w:uiPriority w:val="1"/>
-    <w:semiHidden/>
     <w:unhideWhenUsed/>
   </w:style>
   <w:style w:type="table" w:default="1" w:styleId="a1">
@@ -10405,7 +10239,7 @@
 </file>
 
 <file path=customXml/itemProps1.xml><?xml version="1.0" encoding="utf-8"?>
-<ds:datastoreItem xmlns:ds="http://schemas.openxmlformats.org/officeDocument/2006/customXml" ds:itemID="{D9926D3A-445E-4375-B418-619138195FB0}">
+<ds:datastoreItem xmlns:ds="http://schemas.openxmlformats.org/officeDocument/2006/customXml" ds:itemID="{E47279B8-5AD0-487C-B638-69917D69E6C4}">
   <ds:schemaRefs>
     <ds:schemaRef ds:uri="http://schemas.openxmlformats.org/officeDocument/2006/bibliography"/>
   </ds:schemaRefs>

--- a/documentation/Siyka_project_summary_ Сийка.docx
+++ b/documentation/Siyka_project_summary_ Сийка.docx
@@ -1215,7 +1215,7 @@
       </w:tr>
       <w:tr>
         <w:trPr>
-          <w:trHeight w:val="1276"/>
+          <w:trHeight w:val="847"/>
         </w:trPr>
         <w:tc>
           <w:tcPr>
@@ -1340,7 +1340,7 @@
       </w:tr>
       <w:tr>
         <w:trPr>
-          <w:trHeight w:val="1458"/>
+          <w:trHeight w:val="1118"/>
         </w:trPr>
         <w:tc>
           <w:tcPr>
@@ -1465,7 +1465,7 @@
       </w:tr>
       <w:tr>
         <w:trPr>
-          <w:trHeight w:val="1217"/>
+          <w:trHeight w:val="855"/>
         </w:trPr>
         <w:tc>
           <w:tcPr>
@@ -1568,7 +1568,7 @@
       </w:tr>
       <w:tr>
         <w:trPr>
-          <w:trHeight w:val="521"/>
+          <w:trHeight w:val="746"/>
         </w:trPr>
         <w:tc>
           <w:tcPr>
@@ -1692,7 +1692,7 @@
       </w:tr>
       <w:tr>
         <w:trPr>
-          <w:trHeight w:val="1215"/>
+          <w:trHeight w:val="561"/>
         </w:trPr>
         <w:tc>
           <w:tcPr>
@@ -1789,6 +1789,718 @@
                 <w:szCs w:val="24"/>
               </w:rPr>
               <w:t xml:space="preserve">Администратор </w:t>
+            </w:r>
+          </w:p>
+        </w:tc>
+      </w:tr>
+      <w:tr>
+        <w:trPr>
+          <w:trHeight w:val="115"/>
+        </w:trPr>
+        <w:tc>
+          <w:tcPr>
+            <w:tcW w:w="2688" w:type="dxa"/>
+            <w:tcBorders>
+              <w:top w:val="single" w:sz="4" w:space="0" w:color="000000"/>
+              <w:left w:val="single" w:sz="4" w:space="0" w:color="000000"/>
+              <w:bottom w:val="single" w:sz="4" w:space="0" w:color="000000"/>
+              <w:right w:val="single" w:sz="4" w:space="0" w:color="000000"/>
+            </w:tcBorders>
+            <w:shd w:val="clear" w:color="auto" w:fill="FDE9D9"/>
+          </w:tcPr>
+          <w:p>
+            <w:pPr>
+              <w:spacing w:after="0" w:line="360" w:lineRule="auto"/>
+              <w:ind w:left="284" w:firstLine="0"/>
+              <w:rPr>
+                <w:rFonts w:ascii="Times New Roman" w:hAnsi="Times New Roman" w:cs="Times New Roman"/>
+                <w:i w:val="0"/>
+                <w:sz w:val="24"/>
+                <w:szCs w:val="24"/>
+              </w:rPr>
+            </w:pPr>
+            <w:r>
+              <w:rPr>
+                <w:rFonts w:ascii="Times New Roman" w:hAnsi="Times New Roman" w:cs="Times New Roman"/>
+                <w:b/>
+                <w:i w:val="0"/>
+                <w:sz w:val="24"/>
+                <w:szCs w:val="24"/>
+              </w:rPr>
+              <w:t xml:space="preserve">2.6.Генериране на справки </w:t>
+            </w:r>
+          </w:p>
+        </w:tc>
+        <w:tc>
+          <w:tcPr>
+            <w:tcW w:w="6510" w:type="dxa"/>
+            <w:tcBorders>
+              <w:top w:val="single" w:sz="4" w:space="0" w:color="000000"/>
+              <w:left w:val="single" w:sz="4" w:space="0" w:color="000000"/>
+              <w:bottom w:val="single" w:sz="4" w:space="0" w:color="000000"/>
+              <w:right w:val="single" w:sz="4" w:space="0" w:color="000000"/>
+            </w:tcBorders>
+          </w:tcPr>
+          <w:p>
+            <w:pPr>
+              <w:spacing w:after="0" w:line="360" w:lineRule="auto"/>
+              <w:ind w:left="284" w:firstLine="0"/>
+              <w:rPr>
+                <w:rFonts w:ascii="Times New Roman" w:hAnsi="Times New Roman" w:cs="Times New Roman"/>
+                <w:i w:val="0"/>
+                <w:sz w:val="24"/>
+                <w:szCs w:val="24"/>
+              </w:rPr>
+            </w:pPr>
+            <w:r>
+              <w:rPr>
+                <w:rFonts w:ascii="Times New Roman" w:hAnsi="Times New Roman" w:cs="Times New Roman"/>
+                <w:i w:val="0"/>
+                <w:sz w:val="24"/>
+                <w:szCs w:val="24"/>
+              </w:rPr>
+              <w:t xml:space="preserve">Справки за наличности, движения и изчерпани артикули </w:t>
+            </w:r>
+          </w:p>
+        </w:tc>
+        <w:tc>
+          <w:tcPr>
+            <w:tcW w:w="3838" w:type="dxa"/>
+            <w:tcBorders>
+              <w:top w:val="single" w:sz="4" w:space="0" w:color="000000"/>
+              <w:left w:val="single" w:sz="4" w:space="0" w:color="000000"/>
+              <w:bottom w:val="single" w:sz="4" w:space="0" w:color="000000"/>
+              <w:right w:val="single" w:sz="4" w:space="0" w:color="000000"/>
+            </w:tcBorders>
+          </w:tcPr>
+          <w:p>
+            <w:pPr>
+              <w:spacing w:after="422" w:line="360" w:lineRule="auto"/>
+              <w:ind w:left="284" w:firstLine="0"/>
+              <w:rPr>
+                <w:rFonts w:ascii="Times New Roman" w:hAnsi="Times New Roman" w:cs="Times New Roman"/>
+                <w:i w:val="0"/>
+                <w:sz w:val="24"/>
+                <w:szCs w:val="24"/>
+              </w:rPr>
+            </w:pPr>
+            <w:r>
+              <w:rPr>
+                <w:rFonts w:ascii="Times New Roman" w:hAnsi="Times New Roman" w:cs="Times New Roman"/>
+                <w:i w:val="0"/>
+                <w:sz w:val="24"/>
+                <w:szCs w:val="24"/>
+              </w:rPr>
+              <w:t xml:space="preserve">Оператор, </w:t>
+            </w:r>
+          </w:p>
+          <w:p>
+            <w:pPr>
+              <w:spacing w:after="0" w:line="360" w:lineRule="auto"/>
+              <w:ind w:left="284" w:firstLine="0"/>
+              <w:rPr>
+                <w:rFonts w:ascii="Times New Roman" w:hAnsi="Times New Roman" w:cs="Times New Roman"/>
+                <w:i w:val="0"/>
+                <w:sz w:val="24"/>
+                <w:szCs w:val="24"/>
+              </w:rPr>
+            </w:pPr>
+            <w:r>
+              <w:rPr>
+                <w:rFonts w:ascii="Times New Roman" w:hAnsi="Times New Roman" w:cs="Times New Roman"/>
+                <w:i w:val="0"/>
+                <w:sz w:val="24"/>
+                <w:szCs w:val="24"/>
+              </w:rPr>
+              <w:t xml:space="preserve">Администратор </w:t>
+            </w:r>
+          </w:p>
+        </w:tc>
+      </w:tr>
+      <w:tr>
+        <w:trPr>
+          <w:trHeight w:val="1391"/>
+        </w:trPr>
+        <w:tc>
+          <w:tcPr>
+            <w:tcW w:w="2688" w:type="dxa"/>
+            <w:tcBorders>
+              <w:top w:val="single" w:sz="4" w:space="0" w:color="000000"/>
+              <w:left w:val="single" w:sz="4" w:space="0" w:color="000000"/>
+              <w:bottom w:val="single" w:sz="4" w:space="0" w:color="000000"/>
+              <w:right w:val="single" w:sz="4" w:space="0" w:color="000000"/>
+            </w:tcBorders>
+            <w:shd w:val="clear" w:color="auto" w:fill="FDE9D9"/>
+          </w:tcPr>
+          <w:p>
+            <w:pPr>
+              <w:spacing w:after="0" w:line="360" w:lineRule="auto"/>
+              <w:ind w:left="284" w:firstLine="0"/>
+              <w:rPr>
+                <w:rFonts w:ascii="Times New Roman" w:hAnsi="Times New Roman" w:cs="Times New Roman"/>
+                <w:b/>
+                <w:i w:val="0"/>
+                <w:sz w:val="24"/>
+                <w:szCs w:val="24"/>
+              </w:rPr>
+            </w:pPr>
+            <w:r>
+              <w:rPr>
+                <w:rFonts w:ascii="Times New Roman" w:hAnsi="Times New Roman" w:cs="Times New Roman"/>
+                <w:b/>
+                <w:i w:val="0"/>
+                <w:sz w:val="24"/>
+                <w:szCs w:val="24"/>
+              </w:rPr>
+              <w:lastRenderedPageBreak/>
+              <w:t>2.7.</w:t>
+            </w:r>
+            <w:r>
+              <w:rPr>
+                <w:rFonts w:ascii="Times New Roman" w:hAnsi="Times New Roman" w:cs="Times New Roman"/>
+                <w:b/>
+                <w:i w:val="0"/>
+                <w:sz w:val="24"/>
+                <w:szCs w:val="24"/>
+              </w:rPr>
+              <w:t xml:space="preserve"> Регистриране на доставка (</w:t>
+            </w:r>
+            <w:r>
+              <w:rPr>
+                <w:rFonts w:ascii="Times New Roman" w:hAnsi="Times New Roman" w:cs="Times New Roman"/>
+                <w:b/>
+                <w:i w:val="0"/>
+                <w:sz w:val="24"/>
+                <w:szCs w:val="24"/>
+                <w:lang w:val="en-US"/>
+              </w:rPr>
+              <w:t>IN</w:t>
+            </w:r>
+            <w:r>
+              <w:rPr>
+                <w:rFonts w:ascii="Times New Roman" w:hAnsi="Times New Roman" w:cs="Times New Roman"/>
+                <w:b/>
+                <w:i w:val="0"/>
+                <w:sz w:val="24"/>
+                <w:szCs w:val="24"/>
+              </w:rPr>
+              <w:t xml:space="preserve"> </w:t>
+            </w:r>
+            <w:r>
+              <w:rPr>
+                <w:rFonts w:ascii="Times New Roman" w:hAnsi="Times New Roman" w:cs="Times New Roman"/>
+                <w:b/>
+                <w:i w:val="0"/>
+                <w:sz w:val="24"/>
+                <w:szCs w:val="24"/>
+                <w:lang w:val="en-US"/>
+              </w:rPr>
+              <w:t>Movement</w:t>
+            </w:r>
+            <w:r>
+              <w:rPr>
+                <w:rFonts w:ascii="Times New Roman" w:hAnsi="Times New Roman" w:cs="Times New Roman"/>
+                <w:b/>
+                <w:i w:val="0"/>
+                <w:sz w:val="24"/>
+                <w:szCs w:val="24"/>
+              </w:rPr>
+              <w:t>)</w:t>
+            </w:r>
+          </w:p>
+          <w:p>
+            <w:pPr>
+              <w:spacing w:after="0" w:line="360" w:lineRule="auto"/>
+              <w:ind w:left="284" w:firstLine="0"/>
+              <w:rPr>
+                <w:rFonts w:ascii="Times New Roman" w:hAnsi="Times New Roman" w:cs="Times New Roman"/>
+                <w:b/>
+                <w:i w:val="0"/>
+                <w:sz w:val="24"/>
+                <w:szCs w:val="24"/>
+              </w:rPr>
+            </w:pPr>
+          </w:p>
+        </w:tc>
+        <w:tc>
+          <w:tcPr>
+            <w:tcW w:w="6510" w:type="dxa"/>
+            <w:tcBorders>
+              <w:top w:val="single" w:sz="4" w:space="0" w:color="000000"/>
+              <w:left w:val="single" w:sz="4" w:space="0" w:color="000000"/>
+              <w:bottom w:val="single" w:sz="4" w:space="0" w:color="000000"/>
+              <w:right w:val="single" w:sz="4" w:space="0" w:color="000000"/>
+            </w:tcBorders>
+          </w:tcPr>
+          <w:p>
+            <w:pPr>
+              <w:spacing w:after="0" w:line="360" w:lineRule="auto"/>
+              <w:ind w:left="284" w:firstLine="0"/>
+              <w:rPr>
+                <w:rFonts w:ascii="Times New Roman" w:hAnsi="Times New Roman" w:cs="Times New Roman"/>
+                <w:i w:val="0"/>
+                <w:sz w:val="24"/>
+                <w:szCs w:val="24"/>
+              </w:rPr>
+            </w:pPr>
+            <w:r>
+              <w:rPr>
+                <w:rFonts w:ascii="Times New Roman" w:hAnsi="Times New Roman" w:cs="Times New Roman"/>
+                <w:i w:val="0"/>
+                <w:sz w:val="24"/>
+                <w:szCs w:val="24"/>
+              </w:rPr>
+              <w:t xml:space="preserve">Въвеждане на входящо движение, при което количеството на даден продукт се увеличава. Системата записва доставката като </w:t>
+            </w:r>
+            <w:r>
+              <w:rPr>
+                <w:rFonts w:ascii="Times New Roman" w:hAnsi="Times New Roman" w:cs="Times New Roman"/>
+                <w:i w:val="0"/>
+                <w:sz w:val="24"/>
+                <w:szCs w:val="24"/>
+                <w:lang w:val="en-US"/>
+              </w:rPr>
+              <w:t>Movement</w:t>
+            </w:r>
+            <w:r>
+              <w:rPr>
+                <w:rFonts w:ascii="Times New Roman" w:hAnsi="Times New Roman" w:cs="Times New Roman"/>
+                <w:i w:val="0"/>
+                <w:sz w:val="24"/>
+                <w:szCs w:val="24"/>
+              </w:rPr>
+              <w:t xml:space="preserve"> от тип „IN“.</w:t>
+            </w:r>
+          </w:p>
+        </w:tc>
+        <w:tc>
+          <w:tcPr>
+            <w:tcW w:w="3838" w:type="dxa"/>
+            <w:tcBorders>
+              <w:top w:val="single" w:sz="4" w:space="0" w:color="000000"/>
+              <w:left w:val="single" w:sz="4" w:space="0" w:color="000000"/>
+              <w:bottom w:val="single" w:sz="4" w:space="0" w:color="000000"/>
+              <w:right w:val="single" w:sz="4" w:space="0" w:color="000000"/>
+            </w:tcBorders>
+          </w:tcPr>
+          <w:p>
+            <w:pPr>
+              <w:spacing w:after="422" w:line="360" w:lineRule="auto"/>
+              <w:ind w:left="284" w:firstLine="0"/>
+              <w:rPr>
+                <w:rFonts w:ascii="Times New Roman" w:hAnsi="Times New Roman" w:cs="Times New Roman"/>
+                <w:i w:val="0"/>
+                <w:sz w:val="24"/>
+                <w:szCs w:val="24"/>
+                <w:lang w:val="en-US"/>
+              </w:rPr>
+            </w:pPr>
+            <w:r>
+              <w:rPr>
+                <w:rFonts w:ascii="Times New Roman" w:hAnsi="Times New Roman" w:cs="Times New Roman"/>
+                <w:i w:val="0"/>
+                <w:sz w:val="24"/>
+                <w:szCs w:val="24"/>
+              </w:rPr>
+              <w:t>Оператор</w:t>
+            </w:r>
+            <w:r>
+              <w:rPr>
+                <w:rFonts w:ascii="Times New Roman" w:hAnsi="Times New Roman" w:cs="Times New Roman"/>
+                <w:i w:val="0"/>
+                <w:sz w:val="24"/>
+                <w:szCs w:val="24"/>
+                <w:lang w:val="en-US"/>
+              </w:rPr>
+              <w:t>,</w:t>
+            </w:r>
+          </w:p>
+          <w:p>
+            <w:pPr>
+              <w:spacing w:after="422" w:line="360" w:lineRule="auto"/>
+              <w:ind w:left="284" w:firstLine="0"/>
+              <w:rPr>
+                <w:rFonts w:ascii="Times New Roman" w:hAnsi="Times New Roman" w:cs="Times New Roman"/>
+                <w:i w:val="0"/>
+                <w:sz w:val="24"/>
+                <w:szCs w:val="24"/>
+              </w:rPr>
+            </w:pPr>
+            <w:r>
+              <w:rPr>
+                <w:rFonts w:ascii="Times New Roman" w:hAnsi="Times New Roman" w:cs="Times New Roman"/>
+                <w:i w:val="0"/>
+                <w:sz w:val="24"/>
+                <w:szCs w:val="24"/>
+              </w:rPr>
+              <w:t>Администратор</w:t>
+            </w:r>
+          </w:p>
+        </w:tc>
+      </w:tr>
+      <w:tr>
+        <w:trPr>
+          <w:trHeight w:val="1542"/>
+        </w:trPr>
+        <w:tc>
+          <w:tcPr>
+            <w:tcW w:w="2688" w:type="dxa"/>
+            <w:tcBorders>
+              <w:top w:val="single" w:sz="4" w:space="0" w:color="000000"/>
+              <w:left w:val="single" w:sz="4" w:space="0" w:color="000000"/>
+              <w:bottom w:val="single" w:sz="4" w:space="0" w:color="000000"/>
+              <w:right w:val="single" w:sz="4" w:space="0" w:color="000000"/>
+            </w:tcBorders>
+            <w:shd w:val="clear" w:color="auto" w:fill="FDE9D9"/>
+          </w:tcPr>
+          <w:p>
+            <w:pPr>
+              <w:spacing w:after="0" w:line="360" w:lineRule="auto"/>
+              <w:ind w:left="284" w:firstLine="0"/>
+              <w:rPr>
+                <w:rFonts w:ascii="Times New Roman" w:hAnsi="Times New Roman" w:cs="Times New Roman"/>
+                <w:b/>
+                <w:i w:val="0"/>
+                <w:sz w:val="24"/>
+                <w:szCs w:val="24"/>
+              </w:rPr>
+            </w:pPr>
+            <w:r>
+              <w:rPr>
+                <w:rFonts w:ascii="Times New Roman" w:hAnsi="Times New Roman" w:cs="Times New Roman"/>
+                <w:b/>
+                <w:i w:val="0"/>
+                <w:sz w:val="24"/>
+                <w:szCs w:val="24"/>
+              </w:rPr>
+              <w:t>2.8.</w:t>
+            </w:r>
+            <w:r>
+              <w:rPr>
+                <w:rFonts w:ascii="Times New Roman" w:hAnsi="Times New Roman" w:cs="Times New Roman"/>
+                <w:b/>
+                <w:i w:val="0"/>
+                <w:sz w:val="24"/>
+                <w:szCs w:val="24"/>
+              </w:rPr>
+              <w:t xml:space="preserve"> Регистриране на продажба (</w:t>
+            </w:r>
+            <w:r>
+              <w:rPr>
+                <w:rFonts w:ascii="Times New Roman" w:hAnsi="Times New Roman" w:cs="Times New Roman"/>
+                <w:b/>
+                <w:i w:val="0"/>
+                <w:sz w:val="24"/>
+                <w:szCs w:val="24"/>
+                <w:lang w:val="en-US"/>
+              </w:rPr>
+              <w:t>OUT</w:t>
+            </w:r>
+            <w:r>
+              <w:rPr>
+                <w:rFonts w:ascii="Times New Roman" w:hAnsi="Times New Roman" w:cs="Times New Roman"/>
+                <w:b/>
+                <w:i w:val="0"/>
+                <w:sz w:val="24"/>
+                <w:szCs w:val="24"/>
+              </w:rPr>
+              <w:t xml:space="preserve"> </w:t>
+            </w:r>
+            <w:r>
+              <w:rPr>
+                <w:rFonts w:ascii="Times New Roman" w:hAnsi="Times New Roman" w:cs="Times New Roman"/>
+                <w:b/>
+                <w:i w:val="0"/>
+                <w:sz w:val="24"/>
+                <w:szCs w:val="24"/>
+                <w:lang w:val="en-US"/>
+              </w:rPr>
+              <w:t>Movement)</w:t>
+            </w:r>
+          </w:p>
+        </w:tc>
+        <w:tc>
+          <w:tcPr>
+            <w:tcW w:w="6510" w:type="dxa"/>
+            <w:tcBorders>
+              <w:top w:val="single" w:sz="4" w:space="0" w:color="000000"/>
+              <w:left w:val="single" w:sz="4" w:space="0" w:color="000000"/>
+              <w:bottom w:val="single" w:sz="4" w:space="0" w:color="000000"/>
+              <w:right w:val="single" w:sz="4" w:space="0" w:color="000000"/>
+            </w:tcBorders>
+          </w:tcPr>
+          <w:p>
+            <w:pPr>
+              <w:spacing w:after="0" w:line="360" w:lineRule="auto"/>
+              <w:ind w:left="284" w:firstLine="0"/>
+              <w:rPr>
+                <w:rFonts w:ascii="Times New Roman" w:hAnsi="Times New Roman" w:cs="Times New Roman"/>
+                <w:i w:val="0"/>
+                <w:sz w:val="24"/>
+                <w:szCs w:val="24"/>
+              </w:rPr>
+            </w:pPr>
+            <w:r>
+              <w:rPr>
+                <w:rFonts w:ascii="Times New Roman" w:hAnsi="Times New Roman" w:cs="Times New Roman"/>
+                <w:i w:val="0"/>
+                <w:sz w:val="24"/>
+                <w:szCs w:val="24"/>
+              </w:rPr>
+              <w:t xml:space="preserve">Извеждане на количество от склада при продажба. Системата проверява наличността, намалява количеството и записва </w:t>
+            </w:r>
+            <w:r>
+              <w:rPr>
+                <w:rFonts w:ascii="Times New Roman" w:hAnsi="Times New Roman" w:cs="Times New Roman"/>
+                <w:i w:val="0"/>
+                <w:sz w:val="24"/>
+                <w:szCs w:val="24"/>
+                <w:lang w:val="en-US"/>
+              </w:rPr>
+              <w:t>Movement</w:t>
+            </w:r>
+            <w:r>
+              <w:rPr>
+                <w:rFonts w:ascii="Times New Roman" w:hAnsi="Times New Roman" w:cs="Times New Roman"/>
+                <w:i w:val="0"/>
+                <w:sz w:val="24"/>
+                <w:szCs w:val="24"/>
+              </w:rPr>
+              <w:t xml:space="preserve"> от тип „OUT“.</w:t>
+            </w:r>
+          </w:p>
+        </w:tc>
+        <w:tc>
+          <w:tcPr>
+            <w:tcW w:w="3838" w:type="dxa"/>
+            <w:tcBorders>
+              <w:top w:val="single" w:sz="4" w:space="0" w:color="000000"/>
+              <w:left w:val="single" w:sz="4" w:space="0" w:color="000000"/>
+              <w:bottom w:val="single" w:sz="4" w:space="0" w:color="000000"/>
+              <w:right w:val="single" w:sz="4" w:space="0" w:color="000000"/>
+            </w:tcBorders>
+          </w:tcPr>
+          <w:p>
+            <w:pPr>
+              <w:spacing w:after="422" w:line="360" w:lineRule="auto"/>
+              <w:ind w:left="284" w:firstLine="0"/>
+              <w:rPr>
+                <w:rFonts w:ascii="Times New Roman" w:hAnsi="Times New Roman" w:cs="Times New Roman"/>
+                <w:i w:val="0"/>
+                <w:sz w:val="24"/>
+                <w:szCs w:val="24"/>
+                <w:lang w:val="en-US"/>
+              </w:rPr>
+            </w:pPr>
+            <w:r>
+              <w:rPr>
+                <w:rFonts w:ascii="Times New Roman" w:hAnsi="Times New Roman" w:cs="Times New Roman"/>
+                <w:i w:val="0"/>
+                <w:sz w:val="24"/>
+                <w:szCs w:val="24"/>
+              </w:rPr>
+              <w:t>Оператор</w:t>
+            </w:r>
+            <w:r>
+              <w:rPr>
+                <w:rFonts w:ascii="Times New Roman" w:hAnsi="Times New Roman" w:cs="Times New Roman"/>
+                <w:i w:val="0"/>
+                <w:sz w:val="24"/>
+                <w:szCs w:val="24"/>
+                <w:lang w:val="en-US"/>
+              </w:rPr>
+              <w:t>,</w:t>
+            </w:r>
+          </w:p>
+          <w:p>
+            <w:pPr>
+              <w:spacing w:after="422" w:line="360" w:lineRule="auto"/>
+              <w:ind w:left="284" w:firstLine="0"/>
+              <w:rPr>
+                <w:rFonts w:ascii="Times New Roman" w:hAnsi="Times New Roman" w:cs="Times New Roman"/>
+                <w:i w:val="0"/>
+                <w:sz w:val="24"/>
+                <w:szCs w:val="24"/>
+              </w:rPr>
+            </w:pPr>
+            <w:r>
+              <w:rPr>
+                <w:rFonts w:ascii="Times New Roman" w:hAnsi="Times New Roman" w:cs="Times New Roman"/>
+                <w:i w:val="0"/>
+                <w:sz w:val="24"/>
+                <w:szCs w:val="24"/>
+              </w:rPr>
+              <w:t>Администратор</w:t>
+            </w:r>
+          </w:p>
+        </w:tc>
+      </w:tr>
+      <w:tr>
+        <w:trPr>
+          <w:trHeight w:val="1410"/>
+        </w:trPr>
+        <w:tc>
+          <w:tcPr>
+            <w:tcW w:w="2688" w:type="dxa"/>
+            <w:tcBorders>
+              <w:top w:val="single" w:sz="4" w:space="0" w:color="000000"/>
+              <w:left w:val="single" w:sz="4" w:space="0" w:color="000000"/>
+              <w:bottom w:val="single" w:sz="4" w:space="0" w:color="000000"/>
+              <w:right w:val="single" w:sz="4" w:space="0" w:color="000000"/>
+            </w:tcBorders>
+            <w:shd w:val="clear" w:color="auto" w:fill="FDE9D9"/>
+          </w:tcPr>
+          <w:p>
+            <w:pPr>
+              <w:spacing w:after="0" w:line="360" w:lineRule="auto"/>
+              <w:ind w:left="284" w:firstLine="0"/>
+              <w:rPr>
+                <w:rFonts w:ascii="Times New Roman" w:hAnsi="Times New Roman" w:cs="Times New Roman"/>
+                <w:b/>
+                <w:i w:val="0"/>
+                <w:sz w:val="24"/>
+                <w:szCs w:val="24"/>
+                <w:lang w:val="en-US"/>
+              </w:rPr>
+            </w:pPr>
+            <w:r>
+              <w:rPr>
+                <w:rFonts w:ascii="Times New Roman" w:hAnsi="Times New Roman" w:cs="Times New Roman"/>
+                <w:b/>
+                <w:i w:val="0"/>
+                <w:sz w:val="24"/>
+                <w:szCs w:val="24"/>
+              </w:rPr>
+              <w:t>2.9.</w:t>
+            </w:r>
+            <w:r>
+              <w:rPr>
+                <w:rFonts w:ascii="Times New Roman" w:hAnsi="Times New Roman" w:cs="Times New Roman"/>
+                <w:b/>
+                <w:i w:val="0"/>
+                <w:sz w:val="24"/>
+                <w:szCs w:val="24"/>
+              </w:rPr>
+              <w:t xml:space="preserve"> Генериране на фактура </w:t>
+            </w:r>
+            <w:r>
+              <w:rPr>
+                <w:rFonts w:ascii="Times New Roman" w:hAnsi="Times New Roman" w:cs="Times New Roman"/>
+                <w:b/>
+                <w:i w:val="0"/>
+                <w:sz w:val="24"/>
+                <w:szCs w:val="24"/>
+                <w:lang w:val="en-US"/>
+              </w:rPr>
+              <w:t>(Invoice)</w:t>
+            </w:r>
+          </w:p>
+          <w:p>
+            <w:pPr>
+              <w:spacing w:after="0" w:line="360" w:lineRule="auto"/>
+              <w:ind w:left="284" w:firstLine="0"/>
+              <w:rPr>
+                <w:rFonts w:ascii="Times New Roman" w:hAnsi="Times New Roman" w:cs="Times New Roman"/>
+                <w:b/>
+                <w:i w:val="0"/>
+                <w:sz w:val="24"/>
+                <w:szCs w:val="24"/>
+              </w:rPr>
+            </w:pPr>
+          </w:p>
+        </w:tc>
+        <w:tc>
+          <w:tcPr>
+            <w:tcW w:w="6510" w:type="dxa"/>
+            <w:tcBorders>
+              <w:top w:val="single" w:sz="4" w:space="0" w:color="000000"/>
+              <w:left w:val="single" w:sz="4" w:space="0" w:color="000000"/>
+              <w:bottom w:val="single" w:sz="4" w:space="0" w:color="000000"/>
+              <w:right w:val="single" w:sz="4" w:space="0" w:color="000000"/>
+            </w:tcBorders>
+          </w:tcPr>
+          <w:p>
+            <w:pPr>
+              <w:spacing w:after="0" w:line="360" w:lineRule="auto"/>
+              <w:ind w:left="284" w:firstLine="0"/>
+              <w:rPr>
+                <w:rFonts w:ascii="Times New Roman" w:hAnsi="Times New Roman" w:cs="Times New Roman"/>
+                <w:i w:val="0"/>
+                <w:sz w:val="24"/>
+                <w:szCs w:val="24"/>
+              </w:rPr>
+            </w:pPr>
+            <w:r>
+              <w:rPr>
+                <w:rFonts w:ascii="Times New Roman" w:hAnsi="Times New Roman" w:cs="Times New Roman"/>
+                <w:i w:val="0"/>
+                <w:sz w:val="24"/>
+                <w:szCs w:val="24"/>
+              </w:rPr>
+              <w:t>Създаване на нова фактура за извършена продажба. Фактурата съдържа информация за продукта, количеството, единичната цена, общата стойност и клиента.</w:t>
+            </w:r>
+          </w:p>
+        </w:tc>
+        <w:tc>
+          <w:tcPr>
+            <w:tcW w:w="3838" w:type="dxa"/>
+            <w:tcBorders>
+              <w:top w:val="single" w:sz="4" w:space="0" w:color="000000"/>
+              <w:left w:val="single" w:sz="4" w:space="0" w:color="000000"/>
+              <w:bottom w:val="single" w:sz="4" w:space="0" w:color="000000"/>
+              <w:right w:val="single" w:sz="4" w:space="0" w:color="000000"/>
+            </w:tcBorders>
+          </w:tcPr>
+          <w:p>
+            <w:pPr>
+              <w:spacing w:after="422" w:line="360" w:lineRule="auto"/>
+              <w:ind w:left="284" w:firstLine="0"/>
+              <w:rPr>
+                <w:rFonts w:ascii="Times New Roman" w:hAnsi="Times New Roman" w:cs="Times New Roman"/>
+                <w:i w:val="0"/>
+                <w:sz w:val="24"/>
+                <w:szCs w:val="24"/>
+              </w:rPr>
+            </w:pPr>
+            <w:r>
+              <w:rPr>
+                <w:rFonts w:ascii="Times New Roman" w:hAnsi="Times New Roman" w:cs="Times New Roman"/>
+                <w:i w:val="0"/>
+                <w:sz w:val="24"/>
+                <w:szCs w:val="24"/>
+              </w:rPr>
+              <w:t>Оператор</w:t>
+            </w:r>
+            <w:r>
+              <w:rPr>
+                <w:rFonts w:ascii="Times New Roman" w:hAnsi="Times New Roman" w:cs="Times New Roman"/>
+                <w:i w:val="0"/>
+                <w:sz w:val="24"/>
+                <w:szCs w:val="24"/>
+                <w:lang w:val="en-US"/>
+              </w:rPr>
+              <w:t>,</w:t>
+            </w:r>
+          </w:p>
+          <w:p>
+            <w:pPr>
+              <w:spacing w:after="422" w:line="360" w:lineRule="auto"/>
+              <w:ind w:left="284" w:firstLine="0"/>
+              <w:rPr>
+                <w:rFonts w:ascii="Times New Roman" w:hAnsi="Times New Roman" w:cs="Times New Roman"/>
+                <w:i w:val="0"/>
+                <w:sz w:val="24"/>
+                <w:szCs w:val="24"/>
+              </w:rPr>
+            </w:pPr>
+            <w:r>
+              <w:rPr>
+                <w:rFonts w:ascii="Times New Roman" w:hAnsi="Times New Roman" w:cs="Times New Roman"/>
+                <w:i w:val="0"/>
+                <w:sz w:val="24"/>
+                <w:szCs w:val="24"/>
+              </w:rPr>
+              <w:t>Администратор</w:t>
             </w:r>
           </w:p>
         </w:tc>
@@ -1814,21 +2526,52 @@
               <w:ind w:left="284" w:firstLine="0"/>
               <w:rPr>
                 <w:rFonts w:ascii="Times New Roman" w:hAnsi="Times New Roman" w:cs="Times New Roman"/>
-                <w:i w:val="0"/>
-                <w:sz w:val="24"/>
-                <w:szCs w:val="24"/>
-              </w:rPr>
-            </w:pPr>
-            <w:r>
-              <w:rPr>
-                <w:rFonts w:ascii="Times New Roman" w:hAnsi="Times New Roman" w:cs="Times New Roman"/>
                 <w:b/>
                 <w:i w:val="0"/>
                 <w:sz w:val="24"/>
                 <w:szCs w:val="24"/>
               </w:rPr>
-              <w:lastRenderedPageBreak/>
-              <w:t xml:space="preserve">2.6.Генериране на справки </w:t>
+            </w:pPr>
+            <w:r>
+              <w:rPr>
+                <w:rFonts w:ascii="Times New Roman" w:hAnsi="Times New Roman" w:cs="Times New Roman"/>
+                <w:b/>
+                <w:i w:val="0"/>
+                <w:sz w:val="24"/>
+                <w:szCs w:val="24"/>
+              </w:rPr>
+              <w:t>2.</w:t>
+            </w:r>
+            <w:r>
+              <w:rPr>
+                <w:rFonts w:ascii="Times New Roman" w:hAnsi="Times New Roman" w:cs="Times New Roman"/>
+                <w:b/>
+                <w:i w:val="0"/>
+                <w:sz w:val="24"/>
+                <w:szCs w:val="24"/>
+              </w:rPr>
+              <w:t>10</w:t>
+            </w:r>
+            <w:r>
+              <w:rPr>
+                <w:rFonts w:ascii="Times New Roman" w:hAnsi="Times New Roman" w:cs="Times New Roman"/>
+                <w:bCs/>
+                <w:i w:val="0"/>
+                <w:sz w:val="24"/>
+                <w:szCs w:val="24"/>
+              </w:rPr>
+              <w:t xml:space="preserve"> </w:t>
+            </w:r>
+            <w:r>
+              <w:rPr>
+                <w:rStyle w:val="a3"/>
+                <w:rFonts w:ascii="Times New Roman" w:hAnsi="Times New Roman" w:cs="Times New Roman"/>
+                <w:bCs w:val="0"/>
+                <w:i w:val="0"/>
+                <w:sz w:val="24"/>
+                <w:szCs w:val="24"/>
+              </w:rPr>
+              <w:t>Вътрешно преместване на стока (MOVE Movement)</w:t>
             </w:r>
           </w:p>
         </w:tc>
@@ -1860,7 +2603,7 @@
                 <w:sz w:val="24"/>
                 <w:szCs w:val="24"/>
               </w:rPr>
-              <w:t xml:space="preserve">Справки за наличности, движения и изчерпани артикули </w:t>
+              <w:t>Преместване на продукт от една локация към друга. Системата създава две движения – MOVE OUT и MOVE IN, без промяна на общото количество.</w:t>
             </w:r>
           </w:p>
         </w:tc>
@@ -1892,755 +2635,25 @@
                 <w:sz w:val="24"/>
                 <w:szCs w:val="24"/>
               </w:rPr>
-              <w:t xml:space="preserve">Оператор, </w:t>
-            </w:r>
-          </w:p>
-          <w:p>
-            <w:pPr>
-              <w:spacing w:after="0" w:line="360" w:lineRule="auto"/>
-              <w:ind w:left="284" w:firstLine="0"/>
-              <w:rPr>
-                <w:rFonts w:ascii="Times New Roman" w:hAnsi="Times New Roman" w:cs="Times New Roman"/>
-                <w:i w:val="0"/>
-                <w:sz w:val="24"/>
-                <w:szCs w:val="24"/>
-              </w:rPr>
-            </w:pPr>
-            <w:r>
-              <w:rPr>
-                <w:rFonts w:ascii="Times New Roman" w:hAnsi="Times New Roman" w:cs="Times New Roman"/>
-                <w:i w:val="0"/>
-                <w:sz w:val="24"/>
-                <w:szCs w:val="24"/>
-              </w:rPr>
-              <w:t xml:space="preserve">Администратор </w:t>
-            </w:r>
-          </w:p>
-        </w:tc>
-      </w:tr>
-      <w:tr>
-        <w:trPr>
-          <w:trHeight w:val="1454"/>
-        </w:trPr>
-        <w:tc>
-          <w:tcPr>
-            <w:tcW w:w="2688" w:type="dxa"/>
-            <w:tcBorders>
-              <w:top w:val="single" w:sz="4" w:space="0" w:color="000000"/>
-              <w:left w:val="single" w:sz="4" w:space="0" w:color="000000"/>
-              <w:bottom w:val="single" w:sz="4" w:space="0" w:color="000000"/>
-              <w:right w:val="single" w:sz="4" w:space="0" w:color="000000"/>
-            </w:tcBorders>
-            <w:shd w:val="clear" w:color="auto" w:fill="FDE9D9"/>
-          </w:tcPr>
-          <w:p>
-            <w:pPr>
-              <w:spacing w:after="0" w:line="360" w:lineRule="auto"/>
-              <w:ind w:left="284" w:firstLine="0"/>
-              <w:rPr>
-                <w:rFonts w:ascii="Times New Roman" w:hAnsi="Times New Roman" w:cs="Times New Roman"/>
-                <w:b/>
-                <w:i w:val="0"/>
-                <w:sz w:val="24"/>
-                <w:szCs w:val="24"/>
-              </w:rPr>
-            </w:pPr>
-            <w:r>
-              <w:rPr>
-                <w:rFonts w:ascii="Times New Roman" w:hAnsi="Times New Roman" w:cs="Times New Roman"/>
-                <w:b/>
-                <w:i w:val="0"/>
-                <w:sz w:val="24"/>
-                <w:szCs w:val="24"/>
-              </w:rPr>
-              <w:t>2.7.</w:t>
-            </w:r>
-            <w:r>
-              <w:rPr>
-                <w:rFonts w:ascii="Times New Roman" w:hAnsi="Times New Roman" w:cs="Times New Roman"/>
-                <w:b/>
-                <w:i w:val="0"/>
-                <w:sz w:val="24"/>
-                <w:szCs w:val="24"/>
-              </w:rPr>
-              <w:t xml:space="preserve"> Регистриране на доставка (</w:t>
-            </w:r>
-            <w:r>
-              <w:rPr>
-                <w:rFonts w:ascii="Times New Roman" w:hAnsi="Times New Roman" w:cs="Times New Roman"/>
-                <w:b/>
-                <w:i w:val="0"/>
-                <w:sz w:val="24"/>
-                <w:szCs w:val="24"/>
-                <w:lang w:val="en-US"/>
-              </w:rPr>
-              <w:t>IN</w:t>
-            </w:r>
-            <w:r>
-              <w:rPr>
-                <w:rFonts w:ascii="Times New Roman" w:hAnsi="Times New Roman" w:cs="Times New Roman"/>
-                <w:b/>
-                <w:i w:val="0"/>
-                <w:sz w:val="24"/>
-                <w:szCs w:val="24"/>
-              </w:rPr>
-              <w:t xml:space="preserve"> </w:t>
-            </w:r>
-            <w:r>
-              <w:rPr>
-                <w:rFonts w:ascii="Times New Roman" w:hAnsi="Times New Roman" w:cs="Times New Roman"/>
-                <w:b/>
-                <w:i w:val="0"/>
-                <w:sz w:val="24"/>
-                <w:szCs w:val="24"/>
-                <w:lang w:val="en-US"/>
-              </w:rPr>
-              <w:t>Movement</w:t>
-            </w:r>
-            <w:r>
-              <w:rPr>
-                <w:rFonts w:ascii="Times New Roman" w:hAnsi="Times New Roman" w:cs="Times New Roman"/>
-                <w:b/>
-                <w:i w:val="0"/>
-                <w:sz w:val="24"/>
-                <w:szCs w:val="24"/>
-              </w:rPr>
-              <w:t>)</w:t>
-            </w:r>
-          </w:p>
-          <w:p>
-            <w:pPr>
-              <w:spacing w:after="0" w:line="360" w:lineRule="auto"/>
-              <w:ind w:left="284" w:firstLine="0"/>
-              <w:rPr>
-                <w:rFonts w:ascii="Times New Roman" w:hAnsi="Times New Roman" w:cs="Times New Roman"/>
-                <w:b/>
-                <w:i w:val="0"/>
-                <w:sz w:val="24"/>
-                <w:szCs w:val="24"/>
-              </w:rPr>
-            </w:pPr>
-          </w:p>
-        </w:tc>
-        <w:tc>
-          <w:tcPr>
-            <w:tcW w:w="6510" w:type="dxa"/>
-            <w:tcBorders>
-              <w:top w:val="single" w:sz="4" w:space="0" w:color="000000"/>
-              <w:left w:val="single" w:sz="4" w:space="0" w:color="000000"/>
-              <w:bottom w:val="single" w:sz="4" w:space="0" w:color="000000"/>
-              <w:right w:val="single" w:sz="4" w:space="0" w:color="000000"/>
-            </w:tcBorders>
-          </w:tcPr>
-          <w:p>
-            <w:pPr>
-              <w:spacing w:after="0" w:line="360" w:lineRule="auto"/>
-              <w:ind w:left="284" w:firstLine="0"/>
-              <w:rPr>
-                <w:rFonts w:ascii="Times New Roman" w:hAnsi="Times New Roman" w:cs="Times New Roman"/>
-                <w:i w:val="0"/>
-                <w:sz w:val="24"/>
-                <w:szCs w:val="24"/>
-              </w:rPr>
-            </w:pPr>
-            <w:r>
-              <w:rPr>
-                <w:rFonts w:ascii="Times New Roman" w:hAnsi="Times New Roman" w:cs="Times New Roman"/>
-                <w:i w:val="0"/>
-                <w:sz w:val="24"/>
-                <w:szCs w:val="24"/>
-              </w:rPr>
-              <w:t xml:space="preserve">Въвеждане на входящо движение, при което количеството на даден продукт се увеличава. Системата записва доставката като </w:t>
-            </w:r>
-            <w:r>
-              <w:rPr>
-                <w:rFonts w:ascii="Times New Roman" w:hAnsi="Times New Roman" w:cs="Times New Roman"/>
-                <w:i w:val="0"/>
-                <w:sz w:val="24"/>
-                <w:szCs w:val="24"/>
-                <w:lang w:val="en-US"/>
-              </w:rPr>
-              <w:t>Movement</w:t>
-            </w:r>
-            <w:r>
-              <w:rPr>
-                <w:rFonts w:ascii="Times New Roman" w:hAnsi="Times New Roman" w:cs="Times New Roman"/>
-                <w:i w:val="0"/>
-                <w:sz w:val="24"/>
-                <w:szCs w:val="24"/>
-              </w:rPr>
-              <w:t xml:space="preserve"> от тип „IN“.</w:t>
-            </w:r>
-          </w:p>
-        </w:tc>
-        <w:tc>
-          <w:tcPr>
-            <w:tcW w:w="3838" w:type="dxa"/>
-            <w:tcBorders>
-              <w:top w:val="single" w:sz="4" w:space="0" w:color="000000"/>
-              <w:left w:val="single" w:sz="4" w:space="0" w:color="000000"/>
-              <w:bottom w:val="single" w:sz="4" w:space="0" w:color="000000"/>
-              <w:right w:val="single" w:sz="4" w:space="0" w:color="000000"/>
-            </w:tcBorders>
-          </w:tcPr>
-          <w:p>
-            <w:pPr>
-              <w:spacing w:after="422" w:line="360" w:lineRule="auto"/>
-              <w:ind w:left="284" w:firstLine="0"/>
-              <w:rPr>
-                <w:rFonts w:ascii="Times New Roman" w:hAnsi="Times New Roman" w:cs="Times New Roman"/>
-                <w:i w:val="0"/>
-                <w:sz w:val="24"/>
-                <w:szCs w:val="24"/>
-                <w:lang w:val="en-US"/>
-              </w:rPr>
-            </w:pPr>
-            <w:r>
-              <w:rPr>
-                <w:rFonts w:ascii="Times New Roman" w:hAnsi="Times New Roman" w:cs="Times New Roman"/>
-                <w:i w:val="0"/>
-                <w:sz w:val="24"/>
-                <w:szCs w:val="24"/>
-              </w:rPr>
-              <w:t>Оператор</w:t>
-            </w:r>
-            <w:r>
-              <w:rPr>
-                <w:rFonts w:ascii="Times New Roman" w:hAnsi="Times New Roman" w:cs="Times New Roman"/>
-                <w:i w:val="0"/>
-                <w:sz w:val="24"/>
-                <w:szCs w:val="24"/>
-                <w:lang w:val="en-US"/>
-              </w:rPr>
-              <w:t>,</w:t>
-            </w:r>
-          </w:p>
-          <w:p>
-            <w:pPr>
-              <w:spacing w:after="422" w:line="360" w:lineRule="auto"/>
-              <w:ind w:left="284" w:firstLine="0"/>
-              <w:rPr>
-                <w:rFonts w:ascii="Times New Roman" w:hAnsi="Times New Roman" w:cs="Times New Roman"/>
-                <w:i w:val="0"/>
-                <w:sz w:val="24"/>
-                <w:szCs w:val="24"/>
-              </w:rPr>
-            </w:pPr>
-            <w:r>
-              <w:rPr>
-                <w:rFonts w:ascii="Times New Roman" w:hAnsi="Times New Roman" w:cs="Times New Roman"/>
-                <w:i w:val="0"/>
-                <w:sz w:val="24"/>
-                <w:szCs w:val="24"/>
-              </w:rPr>
-              <w:t>Администратор</w:t>
-            </w:r>
-          </w:p>
-        </w:tc>
-      </w:tr>
-      <w:tr>
-        <w:trPr>
-          <w:trHeight w:val="1454"/>
-        </w:trPr>
-        <w:tc>
-          <w:tcPr>
-            <w:tcW w:w="2688" w:type="dxa"/>
-            <w:tcBorders>
-              <w:top w:val="single" w:sz="4" w:space="0" w:color="000000"/>
-              <w:left w:val="single" w:sz="4" w:space="0" w:color="000000"/>
-              <w:bottom w:val="single" w:sz="4" w:space="0" w:color="000000"/>
-              <w:right w:val="single" w:sz="4" w:space="0" w:color="000000"/>
-            </w:tcBorders>
-            <w:shd w:val="clear" w:color="auto" w:fill="FDE9D9"/>
-          </w:tcPr>
-          <w:p>
-            <w:pPr>
-              <w:spacing w:after="0" w:line="360" w:lineRule="auto"/>
-              <w:ind w:left="284" w:firstLine="0"/>
-              <w:rPr>
-                <w:rFonts w:ascii="Times New Roman" w:hAnsi="Times New Roman" w:cs="Times New Roman"/>
-                <w:b/>
-                <w:i w:val="0"/>
-                <w:sz w:val="24"/>
-                <w:szCs w:val="24"/>
-              </w:rPr>
-            </w:pPr>
-            <w:r>
-              <w:rPr>
-                <w:rFonts w:ascii="Times New Roman" w:hAnsi="Times New Roman" w:cs="Times New Roman"/>
-                <w:b/>
-                <w:i w:val="0"/>
-                <w:sz w:val="24"/>
-                <w:szCs w:val="24"/>
-              </w:rPr>
-              <w:t>2.8.</w:t>
-            </w:r>
-            <w:r>
-              <w:rPr>
-                <w:rFonts w:ascii="Times New Roman" w:hAnsi="Times New Roman" w:cs="Times New Roman"/>
-                <w:b/>
-                <w:i w:val="0"/>
-                <w:sz w:val="24"/>
-                <w:szCs w:val="24"/>
-              </w:rPr>
-              <w:t xml:space="preserve"> Регистриране на продажба (</w:t>
-            </w:r>
-            <w:r>
-              <w:rPr>
-                <w:rFonts w:ascii="Times New Roman" w:hAnsi="Times New Roman" w:cs="Times New Roman"/>
-                <w:b/>
-                <w:i w:val="0"/>
-                <w:sz w:val="24"/>
-                <w:szCs w:val="24"/>
-                <w:lang w:val="en-US"/>
-              </w:rPr>
-              <w:t>OUT</w:t>
-            </w:r>
-            <w:r>
-              <w:rPr>
-                <w:rFonts w:ascii="Times New Roman" w:hAnsi="Times New Roman" w:cs="Times New Roman"/>
-                <w:b/>
-                <w:i w:val="0"/>
-                <w:sz w:val="24"/>
-                <w:szCs w:val="24"/>
-              </w:rPr>
-              <w:t xml:space="preserve"> </w:t>
-            </w:r>
-            <w:r>
-              <w:rPr>
-                <w:rFonts w:ascii="Times New Roman" w:hAnsi="Times New Roman" w:cs="Times New Roman"/>
-                <w:b/>
-                <w:i w:val="0"/>
-                <w:sz w:val="24"/>
-                <w:szCs w:val="24"/>
-                <w:lang w:val="en-US"/>
-              </w:rPr>
-              <w:t>Movement)</w:t>
-            </w:r>
-          </w:p>
-        </w:tc>
-        <w:tc>
-          <w:tcPr>
-            <w:tcW w:w="6510" w:type="dxa"/>
-            <w:tcBorders>
-              <w:top w:val="single" w:sz="4" w:space="0" w:color="000000"/>
-              <w:left w:val="single" w:sz="4" w:space="0" w:color="000000"/>
-              <w:bottom w:val="single" w:sz="4" w:space="0" w:color="000000"/>
-              <w:right w:val="single" w:sz="4" w:space="0" w:color="000000"/>
-            </w:tcBorders>
-          </w:tcPr>
-          <w:p>
-            <w:pPr>
-              <w:spacing w:after="0" w:line="360" w:lineRule="auto"/>
-              <w:ind w:left="284" w:firstLine="0"/>
-              <w:rPr>
-                <w:rFonts w:ascii="Times New Roman" w:hAnsi="Times New Roman" w:cs="Times New Roman"/>
-                <w:i w:val="0"/>
-                <w:sz w:val="24"/>
-                <w:szCs w:val="24"/>
-              </w:rPr>
-            </w:pPr>
-            <w:r>
-              <w:rPr>
-                <w:rFonts w:ascii="Times New Roman" w:hAnsi="Times New Roman" w:cs="Times New Roman"/>
-                <w:i w:val="0"/>
-                <w:sz w:val="24"/>
-                <w:szCs w:val="24"/>
-              </w:rPr>
-              <w:t xml:space="preserve">Извеждане на количество от склада при продажба. Системата проверява наличността, намалява количеството и записва </w:t>
-            </w:r>
-            <w:r>
-              <w:rPr>
-                <w:rFonts w:ascii="Times New Roman" w:hAnsi="Times New Roman" w:cs="Times New Roman"/>
-                <w:i w:val="0"/>
-                <w:sz w:val="24"/>
-                <w:szCs w:val="24"/>
-                <w:lang w:val="en-US"/>
-              </w:rPr>
-              <w:t>Movement</w:t>
-            </w:r>
-            <w:r>
-              <w:rPr>
-                <w:rFonts w:ascii="Times New Roman" w:hAnsi="Times New Roman" w:cs="Times New Roman"/>
-                <w:i w:val="0"/>
-                <w:sz w:val="24"/>
-                <w:szCs w:val="24"/>
-              </w:rPr>
-              <w:t xml:space="preserve"> от тип „OUT“.</w:t>
-            </w:r>
-          </w:p>
-        </w:tc>
-        <w:tc>
-          <w:tcPr>
-            <w:tcW w:w="3838" w:type="dxa"/>
-            <w:tcBorders>
-              <w:top w:val="single" w:sz="4" w:space="0" w:color="000000"/>
-              <w:left w:val="single" w:sz="4" w:space="0" w:color="000000"/>
-              <w:bottom w:val="single" w:sz="4" w:space="0" w:color="000000"/>
-              <w:right w:val="single" w:sz="4" w:space="0" w:color="000000"/>
-            </w:tcBorders>
-          </w:tcPr>
-          <w:p>
-            <w:pPr>
-              <w:spacing w:after="422" w:line="360" w:lineRule="auto"/>
-              <w:ind w:left="284" w:firstLine="0"/>
-              <w:rPr>
-                <w:rFonts w:ascii="Times New Roman" w:hAnsi="Times New Roman" w:cs="Times New Roman"/>
-                <w:i w:val="0"/>
-                <w:sz w:val="24"/>
-                <w:szCs w:val="24"/>
-                <w:lang w:val="en-US"/>
-              </w:rPr>
-            </w:pPr>
-            <w:r>
-              <w:rPr>
-                <w:rFonts w:ascii="Times New Roman" w:hAnsi="Times New Roman" w:cs="Times New Roman"/>
-                <w:i w:val="0"/>
-                <w:sz w:val="24"/>
-                <w:szCs w:val="24"/>
-              </w:rPr>
-              <w:t>Оператор</w:t>
-            </w:r>
-            <w:r>
-              <w:rPr>
-                <w:rFonts w:ascii="Times New Roman" w:hAnsi="Times New Roman" w:cs="Times New Roman"/>
-                <w:i w:val="0"/>
-                <w:sz w:val="24"/>
-                <w:szCs w:val="24"/>
-                <w:lang w:val="en-US"/>
-              </w:rPr>
-              <w:t>,</w:t>
-            </w:r>
-          </w:p>
-          <w:p>
-            <w:pPr>
-              <w:spacing w:after="422" w:line="360" w:lineRule="auto"/>
-              <w:ind w:left="284" w:firstLine="0"/>
-              <w:rPr>
-                <w:rFonts w:ascii="Times New Roman" w:hAnsi="Times New Roman" w:cs="Times New Roman"/>
-                <w:i w:val="0"/>
-                <w:sz w:val="24"/>
-                <w:szCs w:val="24"/>
-              </w:rPr>
-            </w:pPr>
-            <w:r>
-              <w:rPr>
-                <w:rFonts w:ascii="Times New Roman" w:hAnsi="Times New Roman" w:cs="Times New Roman"/>
-                <w:i w:val="0"/>
-                <w:sz w:val="24"/>
-                <w:szCs w:val="24"/>
-              </w:rPr>
-              <w:t>Администратор</w:t>
-            </w:r>
-          </w:p>
-        </w:tc>
-      </w:tr>
-      <w:tr>
-        <w:trPr>
-          <w:trHeight w:val="1454"/>
-        </w:trPr>
-        <w:tc>
-          <w:tcPr>
-            <w:tcW w:w="2688" w:type="dxa"/>
-            <w:tcBorders>
-              <w:top w:val="single" w:sz="4" w:space="0" w:color="000000"/>
-              <w:left w:val="single" w:sz="4" w:space="0" w:color="000000"/>
-              <w:bottom w:val="single" w:sz="4" w:space="0" w:color="000000"/>
-              <w:right w:val="single" w:sz="4" w:space="0" w:color="000000"/>
-            </w:tcBorders>
-            <w:shd w:val="clear" w:color="auto" w:fill="FDE9D9"/>
-          </w:tcPr>
-          <w:p>
-            <w:pPr>
-              <w:spacing w:after="0" w:line="360" w:lineRule="auto"/>
-              <w:ind w:left="284" w:firstLine="0"/>
-              <w:rPr>
-                <w:rFonts w:ascii="Times New Roman" w:hAnsi="Times New Roman" w:cs="Times New Roman"/>
-                <w:b/>
-                <w:i w:val="0"/>
-                <w:sz w:val="24"/>
-                <w:szCs w:val="24"/>
-                <w:lang w:val="en-US"/>
-              </w:rPr>
-            </w:pPr>
-            <w:r>
-              <w:rPr>
-                <w:rFonts w:ascii="Times New Roman" w:hAnsi="Times New Roman" w:cs="Times New Roman"/>
-                <w:b/>
-                <w:i w:val="0"/>
-                <w:sz w:val="24"/>
-                <w:szCs w:val="24"/>
-              </w:rPr>
-              <w:t>2.9.</w:t>
-            </w:r>
-            <w:r>
-              <w:rPr>
-                <w:rFonts w:ascii="Times New Roman" w:hAnsi="Times New Roman" w:cs="Times New Roman"/>
-                <w:b/>
-                <w:i w:val="0"/>
-                <w:sz w:val="24"/>
-                <w:szCs w:val="24"/>
-              </w:rPr>
-              <w:t xml:space="preserve"> Генериране на фактура </w:t>
-            </w:r>
-            <w:r>
-              <w:rPr>
-                <w:rFonts w:ascii="Times New Roman" w:hAnsi="Times New Roman" w:cs="Times New Roman"/>
-                <w:b/>
-                <w:i w:val="0"/>
-                <w:sz w:val="24"/>
-                <w:szCs w:val="24"/>
-                <w:lang w:val="en-US"/>
-              </w:rPr>
-              <w:t>(Invoice)</w:t>
-            </w:r>
-          </w:p>
-          <w:p>
-            <w:pPr>
-              <w:spacing w:after="0" w:line="360" w:lineRule="auto"/>
-              <w:ind w:left="284" w:firstLine="0"/>
-              <w:rPr>
-                <w:rFonts w:ascii="Times New Roman" w:hAnsi="Times New Roman" w:cs="Times New Roman"/>
-                <w:b/>
-                <w:i w:val="0"/>
-                <w:sz w:val="24"/>
-                <w:szCs w:val="24"/>
-              </w:rPr>
-            </w:pPr>
-          </w:p>
-        </w:tc>
-        <w:tc>
-          <w:tcPr>
-            <w:tcW w:w="6510" w:type="dxa"/>
-            <w:tcBorders>
-              <w:top w:val="single" w:sz="4" w:space="0" w:color="000000"/>
-              <w:left w:val="single" w:sz="4" w:space="0" w:color="000000"/>
-              <w:bottom w:val="single" w:sz="4" w:space="0" w:color="000000"/>
-              <w:right w:val="single" w:sz="4" w:space="0" w:color="000000"/>
-            </w:tcBorders>
-          </w:tcPr>
-          <w:p>
-            <w:pPr>
-              <w:spacing w:after="0" w:line="360" w:lineRule="auto"/>
-              <w:ind w:left="284" w:firstLine="0"/>
-              <w:rPr>
-                <w:rFonts w:ascii="Times New Roman" w:hAnsi="Times New Roman" w:cs="Times New Roman"/>
-                <w:i w:val="0"/>
-                <w:sz w:val="24"/>
-                <w:szCs w:val="24"/>
-              </w:rPr>
-            </w:pPr>
-            <w:r>
-              <w:rPr>
-                <w:rFonts w:ascii="Times New Roman" w:hAnsi="Times New Roman" w:cs="Times New Roman"/>
-                <w:i w:val="0"/>
-                <w:sz w:val="24"/>
-                <w:szCs w:val="24"/>
-              </w:rPr>
-              <w:t>Създаване на нова фактура за извършена продажба. Фактурата съдържа информация за продукта, количеството, единичната цена, общата стойност и клиента.</w:t>
-            </w:r>
-          </w:p>
-        </w:tc>
-        <w:tc>
-          <w:tcPr>
-            <w:tcW w:w="3838" w:type="dxa"/>
-            <w:tcBorders>
-              <w:top w:val="single" w:sz="4" w:space="0" w:color="000000"/>
-              <w:left w:val="single" w:sz="4" w:space="0" w:color="000000"/>
-              <w:bottom w:val="single" w:sz="4" w:space="0" w:color="000000"/>
-              <w:right w:val="single" w:sz="4" w:space="0" w:color="000000"/>
-            </w:tcBorders>
-          </w:tcPr>
-          <w:p>
-            <w:pPr>
-              <w:spacing w:after="422" w:line="360" w:lineRule="auto"/>
-              <w:ind w:left="284" w:firstLine="0"/>
-              <w:rPr>
-                <w:rFonts w:ascii="Times New Roman" w:hAnsi="Times New Roman" w:cs="Times New Roman"/>
-                <w:i w:val="0"/>
-                <w:sz w:val="24"/>
-                <w:szCs w:val="24"/>
-              </w:rPr>
-            </w:pPr>
-            <w:r>
-              <w:rPr>
-                <w:rFonts w:ascii="Times New Roman" w:hAnsi="Times New Roman" w:cs="Times New Roman"/>
-                <w:i w:val="0"/>
-                <w:sz w:val="24"/>
-                <w:szCs w:val="24"/>
-              </w:rPr>
-              <w:t>Оператор</w:t>
-            </w:r>
-            <w:r>
-              <w:rPr>
-                <w:rFonts w:ascii="Times New Roman" w:hAnsi="Times New Roman" w:cs="Times New Roman"/>
-                <w:i w:val="0"/>
-                <w:sz w:val="24"/>
-                <w:szCs w:val="24"/>
-                <w:lang w:val="en-US"/>
-              </w:rPr>
-              <w:t>,</w:t>
-            </w:r>
-          </w:p>
-          <w:p>
-            <w:pPr>
-              <w:spacing w:after="422" w:line="360" w:lineRule="auto"/>
-              <w:ind w:left="284" w:firstLine="0"/>
-              <w:rPr>
-                <w:rFonts w:ascii="Times New Roman" w:hAnsi="Times New Roman" w:cs="Times New Roman"/>
-                <w:i w:val="0"/>
-                <w:sz w:val="24"/>
-                <w:szCs w:val="24"/>
-              </w:rPr>
-            </w:pPr>
-            <w:r>
-              <w:rPr>
-                <w:rFonts w:ascii="Times New Roman" w:hAnsi="Times New Roman" w:cs="Times New Roman"/>
-                <w:i w:val="0"/>
-                <w:sz w:val="24"/>
-                <w:szCs w:val="24"/>
-              </w:rPr>
-              <w:t>Администратор</w:t>
-            </w:r>
-          </w:p>
-        </w:tc>
-      </w:tr>
-      <w:tr>
-        <w:trPr>
-          <w:trHeight w:val="1454"/>
-        </w:trPr>
-        <w:tc>
-          <w:tcPr>
-            <w:tcW w:w="2688" w:type="dxa"/>
-            <w:tcBorders>
-              <w:top w:val="single" w:sz="4" w:space="0" w:color="000000"/>
-              <w:left w:val="single" w:sz="4" w:space="0" w:color="000000"/>
-              <w:bottom w:val="single" w:sz="4" w:space="0" w:color="000000"/>
-              <w:right w:val="single" w:sz="4" w:space="0" w:color="000000"/>
-            </w:tcBorders>
-            <w:shd w:val="clear" w:color="auto" w:fill="FDE9D9"/>
-          </w:tcPr>
-          <w:p>
-            <w:pPr>
-              <w:spacing w:after="0" w:line="360" w:lineRule="auto"/>
-              <w:ind w:left="284" w:firstLine="0"/>
-              <w:rPr>
-                <w:rFonts w:ascii="Times New Roman" w:hAnsi="Times New Roman" w:cs="Times New Roman"/>
-                <w:b/>
-                <w:i w:val="0"/>
-                <w:sz w:val="24"/>
-                <w:szCs w:val="24"/>
-              </w:rPr>
-            </w:pPr>
-            <w:r>
-              <w:rPr>
-                <w:rFonts w:ascii="Times New Roman" w:hAnsi="Times New Roman" w:cs="Times New Roman"/>
-                <w:b/>
-                <w:i w:val="0"/>
-                <w:sz w:val="24"/>
-                <w:szCs w:val="24"/>
-              </w:rPr>
-              <w:t>2.</w:t>
-            </w:r>
-            <w:r>
-              <w:rPr>
-                <w:rFonts w:ascii="Times New Roman" w:hAnsi="Times New Roman" w:cs="Times New Roman"/>
-                <w:b/>
-                <w:i w:val="0"/>
-                <w:sz w:val="24"/>
-                <w:szCs w:val="24"/>
-              </w:rPr>
-              <w:t>10</w:t>
-            </w:r>
-            <w:r>
-              <w:rPr>
-                <w:rFonts w:ascii="Times New Roman" w:hAnsi="Times New Roman" w:cs="Times New Roman"/>
-                <w:bCs/>
-                <w:i w:val="0"/>
-                <w:sz w:val="24"/>
-                <w:szCs w:val="24"/>
-              </w:rPr>
-              <w:t xml:space="preserve"> </w:t>
-            </w:r>
-            <w:r>
-              <w:rPr>
-                <w:rStyle w:val="a3"/>
-                <w:rFonts w:ascii="Times New Roman" w:hAnsi="Times New Roman" w:cs="Times New Roman"/>
-                <w:bCs w:val="0"/>
-                <w:i w:val="0"/>
-                <w:sz w:val="24"/>
-                <w:szCs w:val="24"/>
-              </w:rPr>
-              <w:t>Вътрешно преместване на стока (MOVE Movement)</w:t>
-            </w:r>
-          </w:p>
-        </w:tc>
-        <w:tc>
-          <w:tcPr>
-            <w:tcW w:w="6510" w:type="dxa"/>
-            <w:tcBorders>
-              <w:top w:val="single" w:sz="4" w:space="0" w:color="000000"/>
-              <w:left w:val="single" w:sz="4" w:space="0" w:color="000000"/>
-              <w:bottom w:val="single" w:sz="4" w:space="0" w:color="000000"/>
-              <w:right w:val="single" w:sz="4" w:space="0" w:color="000000"/>
-            </w:tcBorders>
-          </w:tcPr>
-          <w:p>
-            <w:pPr>
-              <w:spacing w:after="0" w:line="360" w:lineRule="auto"/>
-              <w:ind w:left="284" w:firstLine="0"/>
-              <w:rPr>
-                <w:rFonts w:ascii="Times New Roman" w:hAnsi="Times New Roman" w:cs="Times New Roman"/>
-                <w:i w:val="0"/>
-                <w:sz w:val="24"/>
-                <w:szCs w:val="24"/>
-              </w:rPr>
-            </w:pPr>
-            <w:r>
-              <w:rPr>
-                <w:rFonts w:ascii="Times New Roman" w:hAnsi="Times New Roman" w:cs="Times New Roman"/>
-                <w:i w:val="0"/>
-                <w:sz w:val="24"/>
-                <w:szCs w:val="24"/>
-              </w:rPr>
-              <w:t>Преместване на продукт от една локация към друга. Системата създава две движения – MOVE OUT и MOVE IN, без промяна на общото количество.</w:t>
-            </w:r>
-          </w:p>
-        </w:tc>
-        <w:tc>
-          <w:tcPr>
-            <w:tcW w:w="3838" w:type="dxa"/>
-            <w:tcBorders>
-              <w:top w:val="single" w:sz="4" w:space="0" w:color="000000"/>
-              <w:left w:val="single" w:sz="4" w:space="0" w:color="000000"/>
-              <w:bottom w:val="single" w:sz="4" w:space="0" w:color="000000"/>
-              <w:right w:val="single" w:sz="4" w:space="0" w:color="000000"/>
-            </w:tcBorders>
-          </w:tcPr>
-          <w:p>
-            <w:pPr>
-              <w:spacing w:after="422" w:line="360" w:lineRule="auto"/>
-              <w:ind w:left="284" w:firstLine="0"/>
-              <w:rPr>
-                <w:rFonts w:ascii="Times New Roman" w:hAnsi="Times New Roman" w:cs="Times New Roman"/>
-                <w:i w:val="0"/>
-                <w:sz w:val="24"/>
-                <w:szCs w:val="24"/>
-              </w:rPr>
-            </w:pPr>
-            <w:r>
-              <w:rPr>
-                <w:rFonts w:ascii="Times New Roman" w:hAnsi="Times New Roman" w:cs="Times New Roman"/>
-                <w:i w:val="0"/>
-                <w:sz w:val="24"/>
-                <w:szCs w:val="24"/>
-              </w:rPr>
               <w:t>Оператор, Администратор</w:t>
             </w:r>
           </w:p>
         </w:tc>
       </w:tr>
     </w:tbl>
+    <w:p>
+      <w:pPr>
+        <w:spacing w:after="4" w:line="360" w:lineRule="auto"/>
+        <w:ind w:left="284" w:firstLine="0"/>
+        <w:jc w:val="both"/>
+        <w:rPr>
+          <w:rFonts w:ascii="Times New Roman" w:eastAsia="Calibri" w:hAnsi="Times New Roman" w:cs="Times New Roman"/>
+          <w:i w:val="0"/>
+          <w:sz w:val="24"/>
+          <w:szCs w:val="24"/>
+        </w:rPr>
+      </w:pPr>
+    </w:p>
     <w:p>
       <w:pPr>
         <w:spacing w:after="4" w:line="360" w:lineRule="auto"/>
@@ -3341,7 +3354,7 @@
       </w:tr>
       <w:tr>
         <w:trPr>
-          <w:trHeight w:val="623"/>
+          <w:trHeight w:val="689"/>
         </w:trPr>
         <w:tc>
           <w:tcPr>
@@ -4089,7 +4102,7 @@
       </w:tr>
       <w:tr>
         <w:trPr>
-          <w:trHeight w:val="5650"/>
+          <w:trHeight w:val="5792"/>
         </w:trPr>
         <w:tc>
           <w:tcPr>
@@ -4152,7 +4165,7 @@
           </w:p>
           <w:p>
             <w:pPr>
-              <w:spacing w:after="49" w:line="276" w:lineRule="auto"/>
+              <w:spacing w:after="49" w:line="360" w:lineRule="auto"/>
               <w:ind w:left="284" w:right="2095" w:firstLine="0"/>
               <w:rPr>
                 <w:rFonts w:ascii="Times New Roman" w:hAnsi="Times New Roman" w:cs="Times New Roman"/>
@@ -4385,7 +4398,7 @@
           </w:p>
           <w:p>
             <w:pPr>
-              <w:spacing w:after="49" w:line="276" w:lineRule="auto"/>
+              <w:spacing w:after="49" w:line="360" w:lineRule="auto"/>
               <w:ind w:left="284" w:right="2095" w:firstLine="0"/>
               <w:rPr>
                 <w:rFonts w:ascii="Times New Roman" w:hAnsi="Times New Roman" w:cs="Times New Roman"/>
@@ -4953,7 +4966,7 @@
         <w:trPr>
           <w:gridAfter w:val="1"/>
           <w:wAfter w:w="27" w:type="dxa"/>
-          <w:trHeight w:val="1099"/>
+          <w:trHeight w:val="1100"/>
         </w:trPr>
         <w:tc>
           <w:tcPr>
@@ -4987,6 +5000,7 @@
                 <w:sz w:val="24"/>
                 <w:szCs w:val="24"/>
               </w:rPr>
+              <w:lastRenderedPageBreak/>
               <w:t xml:space="preserve">Category </w:t>
             </w:r>
           </w:p>
@@ -5232,7 +5246,6 @@
                 <w:sz w:val="24"/>
                 <w:szCs w:val="24"/>
               </w:rPr>
-              <w:lastRenderedPageBreak/>
               <w:t xml:space="preserve">Supplier </w:t>
             </w:r>
           </w:p>
@@ -5431,7 +5444,7 @@
         <w:trPr>
           <w:gridAfter w:val="1"/>
           <w:wAfter w:w="27" w:type="dxa"/>
-          <w:trHeight w:val="3237"/>
+          <w:trHeight w:val="3520"/>
         </w:trPr>
         <w:tc>
           <w:tcPr>
@@ -5984,7 +5997,7 @@
         <w:trPr>
           <w:gridAfter w:val="1"/>
           <w:wAfter w:w="27" w:type="dxa"/>
-          <w:trHeight w:val="1887"/>
+          <w:trHeight w:val="1178"/>
         </w:trPr>
         <w:tc>
           <w:tcPr>
@@ -6086,18 +6099,10 @@
                 <w:sz w:val="24"/>
                 <w:szCs w:val="24"/>
               </w:rPr>
-              <w:t>Локацията е складово място с текстов ID. Използва се в движенията: при IN/OUT чрез location_id, при MOVE чрез from_location_id и to_location_id. Не променя количества и не поддържа логове — актуализациите са само в инвентара</w:t>
-            </w:r>
-            <w:r>
-              <w:rPr>
-                <w:rFonts w:ascii="Times New Roman" w:hAnsi="Times New Roman" w:cs="Times New Roman"/>
-                <w:i w:val="0"/>
-                <w:iCs/>
-                <w:sz w:val="24"/>
-                <w:szCs w:val="24"/>
-              </w:rPr>
-              <w:t>.</w:t>
-            </w:r>
+              <w:t xml:space="preserve">Локацията е складово място с текстов ID. Използва се в движенията: при IN/OUT чрез location_id, при MOVE чрез from_location_id и to_location_id. </w:t>
+            </w:r>
+            <w:bookmarkStart w:id="2" w:name="_GoBack"/>
+            <w:bookmarkEnd w:id="2"/>
           </w:p>
         </w:tc>
       </w:tr>
@@ -6304,7 +6309,7 @@
         <w:trPr>
           <w:gridAfter w:val="1"/>
           <w:wAfter w:w="27" w:type="dxa"/>
-          <w:trHeight w:val="1667"/>
+          <w:trHeight w:val="1383"/>
         </w:trPr>
         <w:tc>
           <w:tcPr>
@@ -6341,6 +6346,7 @@
                 <w:szCs w:val="24"/>
                 <w:lang w:val="en-US"/>
               </w:rPr>
+              <w:lastRenderedPageBreak/>
               <w:t>Invoice</w:t>
             </w:r>
           </w:p>
@@ -6558,100 +6564,26 @@
         <w:spacing w:after="240" w:line="360" w:lineRule="auto"/>
         <w:ind w:left="0" w:firstLine="0"/>
         <w:rPr>
-          <w:rFonts w:ascii="Times New Roman" w:hAnsi="Times New Roman" w:cs="Times New Roman"/>
-          <w:b/>
-          <w:bCs/>
-          <w:i w:val="0"/>
-          <w:iCs/>
-          <w:sz w:val="24"/>
-          <w:szCs w:val="24"/>
-        </w:rPr>
-      </w:pPr>
-      <w:r>
-        <w:rPr>
           <w:b/>
           <w:bCs/>
           <w:i w:val="0"/>
           <w:iCs/>
           <w:szCs w:val="28"/>
         </w:rPr>
-        <w:lastRenderedPageBreak/>
-        <w:t>5.</w:t>
-      </w:r>
-      <w:r>
-        <w:rPr>
-          <w:rFonts w:ascii="Times New Roman" w:hAnsi="Times New Roman" w:cs="Times New Roman"/>
-          <w:b/>
-          <w:bCs/>
+      </w:pPr>
+    </w:p>
+    <w:p>
+      <w:pPr>
+        <w:spacing w:after="240" w:line="360" w:lineRule="auto"/>
+        <w:ind w:left="0" w:firstLine="0"/>
+        <w:rPr>
+          <w:rFonts w:ascii="Times New Roman" w:hAnsi="Times New Roman" w:cs="Times New Roman"/>
           <w:i w:val="0"/>
           <w:iCs/>
           <w:sz w:val="24"/>
           <w:szCs w:val="24"/>
         </w:rPr>
-        <w:t xml:space="preserve"> Реализирани разширения</w:t>
-      </w:r>
-    </w:p>
-    <w:p>
-      <w:pPr>
-        <w:spacing w:after="240" w:line="360" w:lineRule="auto"/>
-        <w:ind w:left="0" w:firstLine="0"/>
-        <w:rPr>
-          <w:rFonts w:ascii="Times New Roman" w:hAnsi="Times New Roman" w:cs="Times New Roman"/>
-          <w:i w:val="0"/>
-          <w:iCs/>
-          <w:sz w:val="24"/>
-          <w:szCs w:val="24"/>
-        </w:rPr>
-      </w:pPr>
-      <w:r>
-        <w:rPr>
-          <w:rFonts w:ascii="Times New Roman" w:hAnsi="Times New Roman" w:cs="Times New Roman"/>
-          <w:b/>
-          <w:bCs/>
-          <w:i w:val="0"/>
-          <w:iCs/>
-          <w:sz w:val="24"/>
-          <w:szCs w:val="24"/>
-        </w:rPr>
-        <w:t>Advanced Search &amp; Filtering (Разширено търсене и филтриране)</w:t>
-      </w:r>
-      <w:r>
-        <w:rPr>
-          <w:rFonts w:ascii="Times New Roman" w:hAnsi="Times New Roman" w:cs="Times New Roman"/>
-          <w:i w:val="0"/>
-          <w:iCs/>
-          <w:sz w:val="24"/>
-          <w:szCs w:val="24"/>
-        </w:rPr>
-        <w:t xml:space="preserve"> Добавени са инструменти за комбинирано търсене и филтриране в модулите Продукти, Движения и Фактури. Поддържат се критерии като цена, количество, категория, доставчик, тип движение, дата, клиент и обща стойност, което подобрява аналитичните възможности на системата.</w:t>
-      </w:r>
-    </w:p>
-    <w:p>
-      <w:pPr>
-        <w:spacing w:after="240" w:line="360" w:lineRule="auto"/>
-        <w:ind w:left="0" w:firstLine="0"/>
-        <w:rPr>
-          <w:rFonts w:ascii="Times New Roman" w:hAnsi="Times New Roman" w:cs="Times New Roman"/>
-          <w:b/>
-          <w:bCs/>
-          <w:i w:val="0"/>
-          <w:iCs/>
-          <w:sz w:val="24"/>
-          <w:szCs w:val="24"/>
-        </w:rPr>
-      </w:pPr>
-      <w:r>
-        <w:rPr>
-          <w:rFonts w:ascii="Times New Roman" w:hAnsi="Times New Roman" w:cs="Times New Roman"/>
-          <w:b/>
-          <w:bCs/>
-          <w:i w:val="0"/>
-          <w:iCs/>
-          <w:sz w:val="24"/>
-          <w:szCs w:val="24"/>
-        </w:rPr>
-        <w:t xml:space="preserve"> </w:t>
-      </w:r>
+      </w:pPr>
       <w:r>
         <w:rPr>
           <w:b/>
@@ -6660,7 +6592,7 @@
           <w:iCs/>
           <w:szCs w:val="28"/>
         </w:rPr>
-        <w:t>6.</w:t>
+        <w:t>5.</w:t>
       </w:r>
       <w:r>
         <w:rPr>
@@ -6672,7 +6604,41 @@
           <w:sz w:val="24"/>
           <w:szCs w:val="24"/>
         </w:rPr>
-        <w:t xml:space="preserve"> Реализация на проекта</w:t>
+        <w:t xml:space="preserve"> </w:t>
+      </w:r>
+      <w:r>
+        <w:rPr>
+          <w:rFonts w:ascii="Times New Roman" w:hAnsi="Times New Roman" w:cs="Times New Roman"/>
+          <w:b/>
+          <w:bCs/>
+          <w:i w:val="0"/>
+          <w:iCs/>
+          <w:sz w:val="24"/>
+          <w:szCs w:val="24"/>
+        </w:rPr>
+        <w:t>Advanced Search &amp; Filtering (Разширено търсене и филтриране</w:t>
+      </w:r>
+      <w:r>
+        <w:rPr>
+          <w:rFonts w:ascii="Times New Roman" w:hAnsi="Times New Roman" w:cs="Times New Roman"/>
+          <w:b/>
+          <w:bCs/>
+          <w:i w:val="0"/>
+          <w:iCs/>
+          <w:sz w:val="24"/>
+          <w:szCs w:val="24"/>
+        </w:rPr>
+        <w:t>)</w:t>
+      </w:r>
+      <w:r>
+        <w:rPr>
+          <w:rFonts w:ascii="Times New Roman" w:hAnsi="Times New Roman" w:cs="Times New Roman"/>
+          <w:i w:val="0"/>
+          <w:iCs/>
+          <w:sz w:val="24"/>
+          <w:szCs w:val="24"/>
+        </w:rPr>
+        <w:t xml:space="preserve"> </w:t>
       </w:r>
     </w:p>
     <w:p>
@@ -6681,6 +6647,8 @@
         <w:ind w:left="0" w:firstLine="0"/>
         <w:rPr>
           <w:rFonts w:ascii="Times New Roman" w:hAnsi="Times New Roman" w:cs="Times New Roman"/>
+          <w:b/>
+          <w:bCs/>
           <w:i w:val="0"/>
           <w:iCs/>
           <w:sz w:val="24"/>
@@ -6695,7 +6663,7 @@
           <w:sz w:val="24"/>
           <w:szCs w:val="24"/>
         </w:rPr>
-        <w:t>Основните етапи включват: • дефиниране на класовете и тяхната структура • реализиране на методи за въвеждане, редактиране и валидиране • съхранение на данни в JSON файлове чрез сериализация и десериализация • изграждане на текстово меню за работа със системата • управление на ролеви достъп и сигурност</w:t>
+        <w:t>Добавени са инструменти за комбинирано търсене и филтриране в модулите Продукти, Движения и Фактури. Поддържат се критерии като цена, количество, категория, доставчик, тип движение, дата, клиент и обща стойност, което подобрява аналитичните възможности на системата.</w:t>
       </w:r>
     </w:p>
     <w:p>
@@ -6732,7 +6700,7 @@
           <w:iCs/>
           <w:szCs w:val="28"/>
         </w:rPr>
-        <w:t>7.</w:t>
+        <w:t>6.</w:t>
       </w:r>
       <w:r>
         <w:rPr>
@@ -6744,32 +6712,151 @@
           <w:sz w:val="24"/>
           <w:szCs w:val="24"/>
         </w:rPr>
-        <w:t xml:space="preserve"> Технологии</w:t>
+        <w:t xml:space="preserve"> Реализация на проекта</w:t>
       </w:r>
     </w:p>
     <w:p>
       <w:pPr>
+        <w:spacing w:after="240" w:line="276" w:lineRule="auto"/>
+        <w:ind w:left="0" w:firstLine="0"/>
+        <w:rPr>
+          <w:rFonts w:ascii="Times New Roman" w:hAnsi="Times New Roman" w:cs="Times New Roman"/>
+          <w:i w:val="0"/>
+          <w:iCs/>
+          <w:sz w:val="24"/>
+          <w:szCs w:val="24"/>
+        </w:rPr>
+      </w:pPr>
+      <w:r>
+        <w:rPr>
+          <w:rFonts w:ascii="Times New Roman" w:hAnsi="Times New Roman" w:cs="Times New Roman"/>
+          <w:i w:val="0"/>
+          <w:iCs/>
+          <w:sz w:val="24"/>
+          <w:szCs w:val="24"/>
+        </w:rPr>
+        <w:t xml:space="preserve">Основните етапи включват: </w:t>
+      </w:r>
+    </w:p>
+    <w:p>
+      <w:pPr>
+        <w:spacing w:after="240" w:line="276" w:lineRule="auto"/>
+        <w:ind w:left="0" w:firstLine="0"/>
+        <w:rPr>
+          <w:rFonts w:ascii="Times New Roman" w:hAnsi="Times New Roman" w:cs="Times New Roman"/>
+          <w:i w:val="0"/>
+          <w:iCs/>
+          <w:sz w:val="24"/>
+          <w:szCs w:val="24"/>
+        </w:rPr>
+      </w:pPr>
+      <w:r>
+        <w:rPr>
+          <w:rFonts w:ascii="Times New Roman" w:hAnsi="Times New Roman" w:cs="Times New Roman"/>
+          <w:i w:val="0"/>
+          <w:iCs/>
+          <w:sz w:val="24"/>
+          <w:szCs w:val="24"/>
+        </w:rPr>
+        <w:t xml:space="preserve">• дефиниране на класовете и тяхната структура </w:t>
+      </w:r>
+    </w:p>
+    <w:p>
+      <w:pPr>
+        <w:spacing w:after="240" w:line="276" w:lineRule="auto"/>
+        <w:ind w:left="0" w:firstLine="0"/>
+        <w:rPr>
+          <w:rFonts w:ascii="Times New Roman" w:hAnsi="Times New Roman" w:cs="Times New Roman"/>
+          <w:i w:val="0"/>
+          <w:iCs/>
+          <w:sz w:val="24"/>
+          <w:szCs w:val="24"/>
+        </w:rPr>
+      </w:pPr>
+      <w:r>
+        <w:rPr>
+          <w:rFonts w:ascii="Times New Roman" w:hAnsi="Times New Roman" w:cs="Times New Roman"/>
+          <w:i w:val="0"/>
+          <w:iCs/>
+          <w:sz w:val="24"/>
+          <w:szCs w:val="24"/>
+        </w:rPr>
+        <w:t>• реализиране на методи за въвеждане, редактиране и валидиране</w:t>
+      </w:r>
+    </w:p>
+    <w:p>
+      <w:pPr>
+        <w:spacing w:after="240" w:line="276" w:lineRule="auto"/>
+        <w:ind w:left="0" w:firstLine="0"/>
+        <w:rPr>
+          <w:rFonts w:ascii="Times New Roman" w:hAnsi="Times New Roman" w:cs="Times New Roman"/>
+          <w:i w:val="0"/>
+          <w:iCs/>
+          <w:sz w:val="24"/>
+          <w:szCs w:val="24"/>
+        </w:rPr>
+      </w:pPr>
+      <w:r>
+        <w:rPr>
+          <w:rFonts w:ascii="Times New Roman" w:hAnsi="Times New Roman" w:cs="Times New Roman"/>
+          <w:i w:val="0"/>
+          <w:iCs/>
+          <w:sz w:val="24"/>
+          <w:szCs w:val="24"/>
+        </w:rPr>
+        <w:t xml:space="preserve"> • съхранение на данни в JSON файлове чрез сериализация и десериализация </w:t>
+      </w:r>
+    </w:p>
+    <w:p>
+      <w:pPr>
+        <w:spacing w:after="240" w:line="276" w:lineRule="auto"/>
+        <w:ind w:left="0" w:firstLine="0"/>
+        <w:rPr>
+          <w:rFonts w:ascii="Times New Roman" w:hAnsi="Times New Roman" w:cs="Times New Roman"/>
+          <w:i w:val="0"/>
+          <w:iCs/>
+          <w:sz w:val="24"/>
+          <w:szCs w:val="24"/>
+        </w:rPr>
+      </w:pPr>
+      <w:r>
+        <w:rPr>
+          <w:rFonts w:ascii="Times New Roman" w:hAnsi="Times New Roman" w:cs="Times New Roman"/>
+          <w:i w:val="0"/>
+          <w:iCs/>
+          <w:sz w:val="24"/>
+          <w:szCs w:val="24"/>
+        </w:rPr>
+        <w:t>• изграждане на текстово меню за работа със системата</w:t>
+      </w:r>
+    </w:p>
+    <w:p>
+      <w:pPr>
+        <w:spacing w:after="240" w:line="276" w:lineRule="auto"/>
+        <w:ind w:left="0" w:firstLine="0"/>
+        <w:rPr>
+          <w:rFonts w:ascii="Times New Roman" w:hAnsi="Times New Roman" w:cs="Times New Roman"/>
+          <w:i w:val="0"/>
+          <w:iCs/>
+          <w:sz w:val="24"/>
+          <w:szCs w:val="24"/>
+        </w:rPr>
+      </w:pPr>
+      <w:r>
+        <w:rPr>
+          <w:rFonts w:ascii="Times New Roman" w:hAnsi="Times New Roman" w:cs="Times New Roman"/>
+          <w:i w:val="0"/>
+          <w:iCs/>
+          <w:sz w:val="24"/>
+          <w:szCs w:val="24"/>
+        </w:rPr>
+        <w:t xml:space="preserve"> • управление на ролеви достъп и сигурност</w:t>
+      </w:r>
+    </w:p>
+    <w:p>
+      <w:pPr>
         <w:spacing w:after="240" w:line="360" w:lineRule="auto"/>
         <w:ind w:left="0" w:firstLine="0"/>
-        <w:rPr>
-          <w:rFonts w:ascii="Times New Roman" w:hAnsi="Times New Roman" w:cs="Times New Roman"/>
-          <w:i w:val="0"/>
-          <w:iCs/>
-          <w:sz w:val="24"/>
-          <w:szCs w:val="24"/>
-        </w:rPr>
-      </w:pPr>
-      <w:r>
-        <w:rPr>
-          <w:rFonts w:ascii="Times New Roman" w:hAnsi="Times New Roman" w:cs="Times New Roman"/>
-          <w:i w:val="0"/>
-          <w:iCs/>
-          <w:sz w:val="24"/>
-          <w:szCs w:val="24"/>
-        </w:rPr>
-        <w:t xml:space="preserve">Проектът е разработен на </w:t>
-      </w:r>
-      <w:r>
         <w:rPr>
           <w:rFonts w:ascii="Times New Roman" w:hAnsi="Times New Roman" w:cs="Times New Roman"/>
           <w:b/>
@@ -6779,18 +6866,7 @@
           <w:sz w:val="24"/>
           <w:szCs w:val="24"/>
         </w:rPr>
-        <w:t>Python 3.x</w:t>
-      </w:r>
-      <w:r>
-        <w:rPr>
-          <w:rFonts w:ascii="Times New Roman" w:hAnsi="Times New Roman" w:cs="Times New Roman"/>
-          <w:i w:val="0"/>
-          <w:iCs/>
-          <w:sz w:val="24"/>
-          <w:szCs w:val="24"/>
-        </w:rPr>
-        <w:t xml:space="preserve"> в средата </w:t>
-      </w:r>
+      </w:pPr>
       <w:r>
         <w:rPr>
           <w:rFonts w:ascii="Times New Roman" w:hAnsi="Times New Roman" w:cs="Times New Roman"/>
@@ -6801,264 +6877,9 @@
           <w:sz w:val="24"/>
           <w:szCs w:val="24"/>
         </w:rPr>
-        <w:t>PyCharm</w:t>
+        <w:lastRenderedPageBreak/>
+        <w:t xml:space="preserve"> </w:t>
       </w:r>
-      <w:r>
-        <w:rPr>
-          <w:rFonts w:ascii="Times New Roman" w:hAnsi="Times New Roman" w:cs="Times New Roman"/>
-          <w:i w:val="0"/>
-          <w:iCs/>
-          <w:sz w:val="24"/>
-          <w:szCs w:val="24"/>
-        </w:rPr>
-        <w:t xml:space="preserve">, която осигурява удобства като автоматично дописване и дебъгване. Данните се съхраняват в </w:t>
-      </w:r>
-      <w:r>
-        <w:rPr>
-          <w:rFonts w:ascii="Times New Roman" w:hAnsi="Times New Roman" w:cs="Times New Roman"/>
-          <w:b/>
-          <w:bCs/>
-          <w:i w:val="0"/>
-          <w:iCs/>
-          <w:sz w:val="24"/>
-          <w:szCs w:val="24"/>
-        </w:rPr>
-        <w:t>JSON файлове</w:t>
-      </w:r>
-      <w:r>
-        <w:rPr>
-          <w:rFonts w:ascii="Times New Roman" w:hAnsi="Times New Roman" w:cs="Times New Roman"/>
-          <w:i w:val="0"/>
-          <w:iCs/>
-          <w:sz w:val="24"/>
-          <w:szCs w:val="24"/>
-        </w:rPr>
-        <w:t>, организирани по модули: продукти, движения, фактури и инвентар.</w:t>
-      </w:r>
-    </w:p>
-    <w:p>
-      <w:pPr>
-        <w:spacing w:after="240" w:line="360" w:lineRule="auto"/>
-        <w:ind w:left="0" w:firstLine="0"/>
-        <w:rPr>
-          <w:rFonts w:ascii="Times New Roman" w:hAnsi="Times New Roman" w:cs="Times New Roman"/>
-          <w:i w:val="0"/>
-          <w:iCs/>
-          <w:sz w:val="24"/>
-          <w:szCs w:val="24"/>
-        </w:rPr>
-      </w:pPr>
-      <w:r>
-        <w:rPr>
-          <w:rFonts w:ascii="Times New Roman" w:hAnsi="Times New Roman" w:cs="Times New Roman"/>
-          <w:i w:val="0"/>
-          <w:iCs/>
-          <w:sz w:val="24"/>
-          <w:szCs w:val="24"/>
-        </w:rPr>
-        <w:t xml:space="preserve">Използван е </w:t>
-      </w:r>
-      <w:r>
-        <w:rPr>
-          <w:rFonts w:ascii="Times New Roman" w:hAnsi="Times New Roman" w:cs="Times New Roman"/>
-          <w:b/>
-          <w:bCs/>
-          <w:i w:val="0"/>
-          <w:iCs/>
-          <w:sz w:val="24"/>
-          <w:szCs w:val="24"/>
-        </w:rPr>
-        <w:t>обектно-ориентиран подход</w:t>
-      </w:r>
-      <w:r>
-        <w:rPr>
-          <w:rFonts w:ascii="Times New Roman" w:hAnsi="Times New Roman" w:cs="Times New Roman"/>
-          <w:i w:val="0"/>
-          <w:iCs/>
-          <w:sz w:val="24"/>
-          <w:szCs w:val="24"/>
-        </w:rPr>
-        <w:t>, който разделя логиката в отделни класове, модели и контролери. Реализирана е логика за вътрешно преместване (MOVE), която създава две движения – изходящо и входящо – и актуализира инвентара според зададените локации.</w:t>
-      </w:r>
-    </w:p>
-    <w:p>
-      <w:pPr>
-        <w:spacing w:after="240" w:line="360" w:lineRule="auto"/>
-        <w:ind w:left="0" w:firstLine="0"/>
-        <w:rPr>
-          <w:rFonts w:ascii="Times New Roman" w:hAnsi="Times New Roman" w:cs="Times New Roman"/>
-          <w:i w:val="0"/>
-          <w:iCs/>
-          <w:sz w:val="24"/>
-          <w:szCs w:val="24"/>
-        </w:rPr>
-      </w:pPr>
-      <w:r>
-        <w:rPr>
-          <w:rFonts w:ascii="Times New Roman" w:hAnsi="Times New Roman" w:cs="Times New Roman"/>
-          <w:i w:val="0"/>
-          <w:iCs/>
-          <w:sz w:val="24"/>
-          <w:szCs w:val="24"/>
-        </w:rPr>
-        <w:t xml:space="preserve">За маскиране на пароли се използват стандартните библиотеки: • </w:t>
-      </w:r>
-      <w:r>
-        <w:rPr>
-          <w:rFonts w:ascii="Times New Roman" w:hAnsi="Times New Roman" w:cs="Times New Roman"/>
-          <w:b/>
-          <w:bCs/>
-          <w:i w:val="0"/>
-          <w:iCs/>
-          <w:sz w:val="24"/>
-          <w:szCs w:val="24"/>
-        </w:rPr>
-        <w:t>msvcrt</w:t>
-      </w:r>
-      <w:r>
-        <w:rPr>
-          <w:rFonts w:ascii="Times New Roman" w:hAnsi="Times New Roman" w:cs="Times New Roman"/>
-          <w:i w:val="0"/>
-          <w:iCs/>
-          <w:sz w:val="24"/>
-          <w:szCs w:val="24"/>
-        </w:rPr>
-        <w:t xml:space="preserve"> – прихваща клавиши без визуализация (Windows) • </w:t>
-      </w:r>
-      <w:r>
-        <w:rPr>
-          <w:rFonts w:ascii="Times New Roman" w:hAnsi="Times New Roman" w:cs="Times New Roman"/>
-          <w:b/>
-          <w:bCs/>
-          <w:i w:val="0"/>
-          <w:iCs/>
-          <w:sz w:val="24"/>
-          <w:szCs w:val="24"/>
-        </w:rPr>
-        <w:t>getpass</w:t>
-      </w:r>
-      <w:r>
-        <w:rPr>
-          <w:rFonts w:ascii="Times New Roman" w:hAnsi="Times New Roman" w:cs="Times New Roman"/>
-          <w:i w:val="0"/>
-          <w:iCs/>
-          <w:sz w:val="24"/>
-          <w:szCs w:val="24"/>
-        </w:rPr>
-        <w:t xml:space="preserve"> – резервен механизъм при липса на msvcrt • </w:t>
-      </w:r>
-      <w:r>
-        <w:rPr>
-          <w:rFonts w:ascii="Times New Roman" w:hAnsi="Times New Roman" w:cs="Times New Roman"/>
-          <w:b/>
-          <w:bCs/>
-          <w:i w:val="0"/>
-          <w:iCs/>
-          <w:sz w:val="24"/>
-          <w:szCs w:val="24"/>
-        </w:rPr>
-        <w:t>functools</w:t>
-      </w:r>
-      <w:r>
-        <w:rPr>
-          <w:rFonts w:ascii="Times New Roman" w:hAnsi="Times New Roman" w:cs="Times New Roman"/>
-          <w:i w:val="0"/>
-          <w:iCs/>
-          <w:sz w:val="24"/>
-          <w:szCs w:val="24"/>
-        </w:rPr>
-        <w:t xml:space="preserve"> – използва се за декоратора @wraps в модула за защита на менюта</w:t>
-      </w:r>
-    </w:p>
-    <w:p>
-      <w:pPr>
-        <w:spacing w:after="240" w:line="360" w:lineRule="auto"/>
-        <w:ind w:left="0" w:firstLine="0"/>
-        <w:rPr>
-          <w:rFonts w:ascii="Times New Roman" w:hAnsi="Times New Roman" w:cs="Times New Roman"/>
-          <w:i w:val="0"/>
-          <w:iCs/>
-          <w:sz w:val="24"/>
-          <w:szCs w:val="24"/>
-        </w:rPr>
-      </w:pPr>
-      <w:r>
-        <w:rPr>
-          <w:rFonts w:ascii="Times New Roman" w:hAnsi="Times New Roman" w:cs="Times New Roman"/>
-          <w:i w:val="0"/>
-          <w:iCs/>
-          <w:sz w:val="24"/>
-          <w:szCs w:val="24"/>
-        </w:rPr>
-        <w:t xml:space="preserve">Маскирането е реализирано във файла </w:t>
-      </w:r>
-      <w:r>
-        <w:rPr>
-          <w:rFonts w:ascii="Times New Roman" w:hAnsi="Times New Roman" w:cs="Times New Roman"/>
-          <w:b/>
-          <w:bCs/>
-          <w:i w:val="0"/>
-          <w:iCs/>
-          <w:sz w:val="24"/>
-          <w:szCs w:val="24"/>
-        </w:rPr>
-        <w:t>password_utils.py</w:t>
-      </w:r>
-      <w:r>
-        <w:rPr>
-          <w:rFonts w:ascii="Times New Roman" w:hAnsi="Times New Roman" w:cs="Times New Roman"/>
-          <w:i w:val="0"/>
-          <w:iCs/>
-          <w:sz w:val="24"/>
-          <w:szCs w:val="24"/>
-        </w:rPr>
-        <w:t xml:space="preserve"> в директория </w:t>
-      </w:r>
-      <w:proofErr w:type="spellStart"/>
-      <w:r>
-        <w:rPr>
-          <w:rFonts w:ascii="Times New Roman" w:hAnsi="Times New Roman" w:cs="Times New Roman"/>
-          <w:iCs/>
-          <w:sz w:val="24"/>
-          <w:szCs w:val="24"/>
-        </w:rPr>
-        <w:t>views</w:t>
-      </w:r>
-      <w:proofErr w:type="spellEnd"/>
-      <w:r>
-        <w:rPr>
-          <w:rFonts w:ascii="Times New Roman" w:hAnsi="Times New Roman" w:cs="Times New Roman"/>
-          <w:iCs/>
-          <w:sz w:val="24"/>
-          <w:szCs w:val="24"/>
-        </w:rPr>
-        <w:t>/</w:t>
-      </w:r>
-      <w:r>
-        <w:rPr>
-          <w:rFonts w:ascii="Times New Roman" w:hAnsi="Times New Roman" w:cs="Times New Roman"/>
-          <w:i w:val="0"/>
-          <w:iCs/>
-          <w:sz w:val="24"/>
-          <w:szCs w:val="24"/>
-        </w:rPr>
-        <w:t>.</w:t>
-      </w:r>
-    </w:p>
-    <w:p>
-      <w:pPr>
-        <w:spacing w:after="240" w:line="360" w:lineRule="auto"/>
-        <w:ind w:left="0" w:firstLine="0"/>
-        <w:rPr>
-          <w:rFonts w:ascii="Times New Roman" w:hAnsi="Times New Roman" w:cs="Times New Roman"/>
-          <w:b/>
-          <w:bCs/>
-          <w:i w:val="0"/>
-          <w:iCs/>
-          <w:sz w:val="24"/>
-          <w:szCs w:val="24"/>
-        </w:rPr>
-      </w:pPr>
       <w:r>
         <w:rPr>
           <w:b/>
@@ -7067,8 +6888,7 @@
           <w:iCs/>
           <w:szCs w:val="28"/>
         </w:rPr>
-        <w:lastRenderedPageBreak/>
-        <w:t>8.</w:t>
+        <w:t>7.</w:t>
       </w:r>
       <w:r>
         <w:rPr>
@@ -7080,7 +6900,7 @@
           <w:sz w:val="24"/>
           <w:szCs w:val="24"/>
         </w:rPr>
-        <w:t xml:space="preserve"> Очаквани резултати</w:t>
+        <w:t xml:space="preserve"> Технологии</w:t>
       </w:r>
     </w:p>
     <w:p>
@@ -7103,7 +6923,115 @@
           <w:sz w:val="24"/>
           <w:szCs w:val="24"/>
         </w:rPr>
-        <w:t>• коректно дефинирани класове и тяхната структура</w:t>
+        <w:t xml:space="preserve">Проектът е разработен на </w:t>
+      </w:r>
+      <w:r>
+        <w:rPr>
+          <w:rFonts w:ascii="Times New Roman" w:hAnsi="Times New Roman" w:cs="Times New Roman"/>
+          <w:b/>
+          <w:bCs/>
+          <w:i w:val="0"/>
+          <w:iCs/>
+          <w:sz w:val="24"/>
+          <w:szCs w:val="24"/>
+        </w:rPr>
+        <w:t>Python 3.x</w:t>
+      </w:r>
+      <w:r>
+        <w:rPr>
+          <w:rFonts w:ascii="Times New Roman" w:hAnsi="Times New Roman" w:cs="Times New Roman"/>
+          <w:i w:val="0"/>
+          <w:iCs/>
+          <w:sz w:val="24"/>
+          <w:szCs w:val="24"/>
+        </w:rPr>
+        <w:t xml:space="preserve"> в средата </w:t>
+      </w:r>
+      <w:r>
+        <w:rPr>
+          <w:rFonts w:ascii="Times New Roman" w:hAnsi="Times New Roman" w:cs="Times New Roman"/>
+          <w:b/>
+          <w:bCs/>
+          <w:i w:val="0"/>
+          <w:iCs/>
+          <w:sz w:val="24"/>
+          <w:szCs w:val="24"/>
+        </w:rPr>
+        <w:t>PyCharm</w:t>
+      </w:r>
+      <w:r>
+        <w:rPr>
+          <w:rFonts w:ascii="Times New Roman" w:hAnsi="Times New Roman" w:cs="Times New Roman"/>
+          <w:i w:val="0"/>
+          <w:iCs/>
+          <w:sz w:val="24"/>
+          <w:szCs w:val="24"/>
+        </w:rPr>
+        <w:t xml:space="preserve">, която осигурява удобства като автоматично дописване и дебъгване. Данните се съхраняват в </w:t>
+      </w:r>
+      <w:r>
+        <w:rPr>
+          <w:rFonts w:ascii="Times New Roman" w:hAnsi="Times New Roman" w:cs="Times New Roman"/>
+          <w:b/>
+          <w:bCs/>
+          <w:i w:val="0"/>
+          <w:iCs/>
+          <w:sz w:val="24"/>
+          <w:szCs w:val="24"/>
+        </w:rPr>
+        <w:t>JSON файлове</w:t>
+      </w:r>
+      <w:r>
+        <w:rPr>
+          <w:rFonts w:ascii="Times New Roman" w:hAnsi="Times New Roman" w:cs="Times New Roman"/>
+          <w:i w:val="0"/>
+          <w:iCs/>
+          <w:sz w:val="24"/>
+          <w:szCs w:val="24"/>
+        </w:rPr>
+        <w:t>, организирани по модули: продукти, движения, фактури и инвентар.</w:t>
+      </w:r>
+      <w:r>
+        <w:rPr>
+          <w:rFonts w:ascii="Times New Roman" w:hAnsi="Times New Roman" w:cs="Times New Roman"/>
+          <w:i w:val="0"/>
+          <w:iCs/>
+          <w:sz w:val="24"/>
+          <w:szCs w:val="24"/>
+        </w:rPr>
+        <w:t xml:space="preserve"> </w:t>
+      </w:r>
+      <w:r>
+        <w:rPr>
+          <w:rFonts w:ascii="Times New Roman" w:hAnsi="Times New Roman" w:cs="Times New Roman"/>
+          <w:i w:val="0"/>
+          <w:iCs/>
+          <w:sz w:val="24"/>
+          <w:szCs w:val="24"/>
+        </w:rPr>
+        <w:t xml:space="preserve">Използван е </w:t>
+      </w:r>
+      <w:r>
+        <w:rPr>
+          <w:rFonts w:ascii="Times New Roman" w:hAnsi="Times New Roman" w:cs="Times New Roman"/>
+          <w:b/>
+          <w:bCs/>
+          <w:i w:val="0"/>
+          <w:iCs/>
+          <w:sz w:val="24"/>
+          <w:szCs w:val="24"/>
+        </w:rPr>
+        <w:t>обектно-ориентиран подход</w:t>
+      </w:r>
+      <w:r>
+        <w:rPr>
+          <w:rFonts w:ascii="Times New Roman" w:hAnsi="Times New Roman" w:cs="Times New Roman"/>
+          <w:i w:val="0"/>
+          <w:iCs/>
+          <w:sz w:val="24"/>
+          <w:szCs w:val="24"/>
+        </w:rPr>
+        <w:t>, който разделя логиката в отделни класове, модели и контролери. Реализирана е логика за вътрешно преместване (MOVE), която създава две движения – изходящо и входящо – и актуализира инвентара според зададените локации.</w:t>
       </w:r>
     </w:p>
     <w:p>
@@ -7126,7 +7054,7 @@
           <w:sz w:val="24"/>
           <w:szCs w:val="24"/>
         </w:rPr>
-        <w:t xml:space="preserve"> • работещи методи за въвеждане, редактиране и валидиране</w:t>
+        <w:t>За маскиране на пароли се използват стандартните библиотеки:</w:t>
       </w:r>
     </w:p>
     <w:p>
@@ -7149,7 +7077,29 @@
           <w:sz w:val="24"/>
           <w:szCs w:val="24"/>
         </w:rPr>
-        <w:t xml:space="preserve"> • надеждно съхранение на данни чрез JSON </w:t>
+        <w:t xml:space="preserve"> • </w:t>
+      </w:r>
+      <w:r>
+        <w:rPr>
+          <w:rFonts w:ascii="Times New Roman" w:hAnsi="Times New Roman" w:cs="Times New Roman"/>
+          <w:b/>
+          <w:bCs/>
+          <w:i w:val="0"/>
+          <w:iCs/>
+          <w:sz w:val="24"/>
+          <w:szCs w:val="24"/>
+        </w:rPr>
+        <w:t>msvcrt</w:t>
+      </w:r>
+      <w:r>
+        <w:rPr>
+          <w:rFonts w:ascii="Times New Roman" w:hAnsi="Times New Roman" w:cs="Times New Roman"/>
+          <w:i w:val="0"/>
+          <w:iCs/>
+          <w:sz w:val="24"/>
+          <w:szCs w:val="24"/>
+        </w:rPr>
+        <w:t xml:space="preserve"> – прихваща клавиши без визуализация (Windows) </w:t>
       </w:r>
     </w:p>
     <w:p>
@@ -7172,7 +7122,29 @@
           <w:sz w:val="24"/>
           <w:szCs w:val="24"/>
         </w:rPr>
-        <w:t>• функционално текстово меню</w:t>
+        <w:t xml:space="preserve">• </w:t>
+      </w:r>
+      <w:r>
+        <w:rPr>
+          <w:rFonts w:ascii="Times New Roman" w:hAnsi="Times New Roman" w:cs="Times New Roman"/>
+          <w:b/>
+          <w:bCs/>
+          <w:i w:val="0"/>
+          <w:iCs/>
+          <w:sz w:val="24"/>
+          <w:szCs w:val="24"/>
+        </w:rPr>
+        <w:t>getpass</w:t>
+      </w:r>
+      <w:r>
+        <w:rPr>
+          <w:rFonts w:ascii="Times New Roman" w:hAnsi="Times New Roman" w:cs="Times New Roman"/>
+          <w:i w:val="0"/>
+          <w:iCs/>
+          <w:sz w:val="24"/>
+          <w:szCs w:val="24"/>
+        </w:rPr>
+        <w:t xml:space="preserve"> – резервен механизъм при липса на msvcrt </w:t>
       </w:r>
     </w:p>
     <w:p>
@@ -7195,7 +7167,93 @@
           <w:sz w:val="24"/>
           <w:szCs w:val="24"/>
         </w:rPr>
-        <w:t xml:space="preserve"> • ролеви достъп и базова сигурност</w:t>
+        <w:t xml:space="preserve">• </w:t>
+      </w:r>
+      <w:r>
+        <w:rPr>
+          <w:rFonts w:ascii="Times New Roman" w:hAnsi="Times New Roman" w:cs="Times New Roman"/>
+          <w:b/>
+          <w:bCs/>
+          <w:i w:val="0"/>
+          <w:iCs/>
+          <w:sz w:val="24"/>
+          <w:szCs w:val="24"/>
+        </w:rPr>
+        <w:t>functools</w:t>
+      </w:r>
+      <w:r>
+        <w:rPr>
+          <w:rFonts w:ascii="Times New Roman" w:hAnsi="Times New Roman" w:cs="Times New Roman"/>
+          <w:i w:val="0"/>
+          <w:iCs/>
+          <w:sz w:val="24"/>
+          <w:szCs w:val="24"/>
+        </w:rPr>
+        <w:t xml:space="preserve"> – използва се за декоратора @wraps в модула за защита на менюта</w:t>
+      </w:r>
+    </w:p>
+    <w:p>
+      <w:pPr>
+        <w:spacing w:after="240" w:line="360" w:lineRule="auto"/>
+        <w:ind w:left="0" w:firstLine="0"/>
+        <w:rPr>
+          <w:rFonts w:ascii="Times New Roman" w:hAnsi="Times New Roman" w:cs="Times New Roman"/>
+          <w:i w:val="0"/>
+          <w:iCs/>
+          <w:sz w:val="24"/>
+          <w:szCs w:val="24"/>
+        </w:rPr>
+      </w:pPr>
+      <w:r>
+        <w:rPr>
+          <w:rFonts w:ascii="Times New Roman" w:hAnsi="Times New Roman" w:cs="Times New Roman"/>
+          <w:i w:val="0"/>
+          <w:iCs/>
+          <w:sz w:val="24"/>
+          <w:szCs w:val="24"/>
+        </w:rPr>
+        <w:t xml:space="preserve">Маскирането е реализирано във файла </w:t>
+      </w:r>
+      <w:r>
+        <w:rPr>
+          <w:rFonts w:ascii="Times New Roman" w:hAnsi="Times New Roman" w:cs="Times New Roman"/>
+          <w:b/>
+          <w:bCs/>
+          <w:i w:val="0"/>
+          <w:iCs/>
+          <w:sz w:val="24"/>
+          <w:szCs w:val="24"/>
+        </w:rPr>
+        <w:t>password_utils.py</w:t>
+      </w:r>
+      <w:r>
+        <w:rPr>
+          <w:rFonts w:ascii="Times New Roman" w:hAnsi="Times New Roman" w:cs="Times New Roman"/>
+          <w:i w:val="0"/>
+          <w:iCs/>
+          <w:sz w:val="24"/>
+          <w:szCs w:val="24"/>
+        </w:rPr>
+        <w:t xml:space="preserve"> в директория </w:t>
+      </w:r>
+      <w:r>
+        <w:rPr>
+          <w:rFonts w:ascii="Times New Roman" w:hAnsi="Times New Roman" w:cs="Times New Roman"/>
+          <w:iCs/>
+          <w:sz w:val="24"/>
+          <w:szCs w:val="24"/>
+        </w:rPr>
+        <w:t>views/</w:t>
+      </w:r>
+      <w:r>
+        <w:rPr>
+          <w:rFonts w:ascii="Times New Roman" w:hAnsi="Times New Roman" w:cs="Times New Roman"/>
+          <w:i w:val="0"/>
+          <w:iCs/>
+          <w:sz w:val="24"/>
+          <w:szCs w:val="24"/>
+        </w:rPr>
+        <w:t>.</w:t>
       </w:r>
     </w:p>
     <w:p>
@@ -7220,10 +7278,151 @@
           <w:iCs/>
           <w:szCs w:val="28"/>
         </w:rPr>
-        <w:t xml:space="preserve"> </w:t>
+        <w:t>8.</w:t>
       </w:r>
-      <w:bookmarkStart w:id="2" w:name="_GoBack"/>
-      <w:bookmarkEnd w:id="2"/>
+      <w:r>
+        <w:rPr>
+          <w:rFonts w:ascii="Times New Roman" w:hAnsi="Times New Roman" w:cs="Times New Roman"/>
+          <w:b/>
+          <w:bCs/>
+          <w:i w:val="0"/>
+          <w:iCs/>
+          <w:sz w:val="24"/>
+          <w:szCs w:val="24"/>
+        </w:rPr>
+        <w:t xml:space="preserve"> Очаквани резултати</w:t>
+      </w:r>
+    </w:p>
+    <w:p>
+      <w:pPr>
+        <w:spacing w:after="240" w:line="276" w:lineRule="auto"/>
+        <w:ind w:left="0" w:firstLine="0"/>
+        <w:rPr>
+          <w:rFonts w:ascii="Times New Roman" w:hAnsi="Times New Roman" w:cs="Times New Roman"/>
+          <w:i w:val="0"/>
+          <w:iCs/>
+          <w:sz w:val="24"/>
+          <w:szCs w:val="24"/>
+        </w:rPr>
+      </w:pPr>
+      <w:r>
+        <w:rPr>
+          <w:rFonts w:ascii="Times New Roman" w:hAnsi="Times New Roman" w:cs="Times New Roman"/>
+          <w:i w:val="0"/>
+          <w:iCs/>
+          <w:sz w:val="24"/>
+          <w:szCs w:val="24"/>
+        </w:rPr>
+        <w:t>• коректно дефинирани класове и тяхната структура</w:t>
+      </w:r>
+    </w:p>
+    <w:p>
+      <w:pPr>
+        <w:spacing w:after="240" w:line="276" w:lineRule="auto"/>
+        <w:ind w:left="0" w:firstLine="0"/>
+        <w:rPr>
+          <w:rFonts w:ascii="Times New Roman" w:hAnsi="Times New Roman" w:cs="Times New Roman"/>
+          <w:i w:val="0"/>
+          <w:iCs/>
+          <w:sz w:val="24"/>
+          <w:szCs w:val="24"/>
+        </w:rPr>
+      </w:pPr>
+      <w:r>
+        <w:rPr>
+          <w:rFonts w:ascii="Times New Roman" w:hAnsi="Times New Roman" w:cs="Times New Roman"/>
+          <w:i w:val="0"/>
+          <w:iCs/>
+          <w:sz w:val="24"/>
+          <w:szCs w:val="24"/>
+        </w:rPr>
+        <w:t xml:space="preserve"> • работещи методи за въвеждане, редактиране и валидиране</w:t>
+      </w:r>
+    </w:p>
+    <w:p>
+      <w:pPr>
+        <w:spacing w:after="240" w:line="276" w:lineRule="auto"/>
+        <w:ind w:left="0" w:firstLine="0"/>
+        <w:rPr>
+          <w:rFonts w:ascii="Times New Roman" w:hAnsi="Times New Roman" w:cs="Times New Roman"/>
+          <w:i w:val="0"/>
+          <w:iCs/>
+          <w:sz w:val="24"/>
+          <w:szCs w:val="24"/>
+        </w:rPr>
+      </w:pPr>
+      <w:r>
+        <w:rPr>
+          <w:rFonts w:ascii="Times New Roman" w:hAnsi="Times New Roman" w:cs="Times New Roman"/>
+          <w:i w:val="0"/>
+          <w:iCs/>
+          <w:sz w:val="24"/>
+          <w:szCs w:val="24"/>
+        </w:rPr>
+        <w:t xml:space="preserve"> • надеждно съхранение на данни чрез JSON </w:t>
+      </w:r>
+    </w:p>
+    <w:p>
+      <w:pPr>
+        <w:spacing w:after="240" w:line="276" w:lineRule="auto"/>
+        <w:ind w:left="0" w:firstLine="0"/>
+        <w:rPr>
+          <w:rFonts w:ascii="Times New Roman" w:hAnsi="Times New Roman" w:cs="Times New Roman"/>
+          <w:i w:val="0"/>
+          <w:iCs/>
+          <w:sz w:val="24"/>
+          <w:szCs w:val="24"/>
+        </w:rPr>
+      </w:pPr>
+      <w:r>
+        <w:rPr>
+          <w:rFonts w:ascii="Times New Roman" w:hAnsi="Times New Roman" w:cs="Times New Roman"/>
+          <w:i w:val="0"/>
+          <w:iCs/>
+          <w:sz w:val="24"/>
+          <w:szCs w:val="24"/>
+        </w:rPr>
+        <w:lastRenderedPageBreak/>
+        <w:t>• функционално текстово меню</w:t>
+      </w:r>
+    </w:p>
+    <w:p>
+      <w:pPr>
+        <w:spacing w:after="240" w:line="276" w:lineRule="auto"/>
+        <w:ind w:left="0" w:firstLine="0"/>
+        <w:rPr>
+          <w:rFonts w:ascii="Times New Roman" w:hAnsi="Times New Roman" w:cs="Times New Roman"/>
+          <w:i w:val="0"/>
+          <w:iCs/>
+          <w:sz w:val="24"/>
+          <w:szCs w:val="24"/>
+        </w:rPr>
+      </w:pPr>
+      <w:r>
+        <w:rPr>
+          <w:rFonts w:ascii="Times New Roman" w:hAnsi="Times New Roman" w:cs="Times New Roman"/>
+          <w:i w:val="0"/>
+          <w:iCs/>
+          <w:sz w:val="24"/>
+          <w:szCs w:val="24"/>
+        </w:rPr>
+        <w:t xml:space="preserve"> • ролеви достъп и базова сигурност</w:t>
+      </w:r>
+    </w:p>
+    <w:p>
+      <w:pPr>
+        <w:spacing w:after="240" w:line="360" w:lineRule="auto"/>
+        <w:ind w:left="0" w:firstLine="0"/>
+        <w:rPr>
+          <w:rFonts w:ascii="Times New Roman" w:hAnsi="Times New Roman" w:cs="Times New Roman"/>
+          <w:b/>
+          <w:bCs/>
+          <w:i w:val="0"/>
+          <w:iCs/>
+          <w:sz w:val="24"/>
+          <w:szCs w:val="24"/>
+        </w:rPr>
+      </w:pPr>
       <w:r>
         <w:rPr>
           <w:b/>
@@ -7232,7 +7431,7 @@
           <w:iCs/>
           <w:szCs w:val="28"/>
         </w:rPr>
-        <w:t>9.</w:t>
+        <w:t xml:space="preserve"> 9.</w:t>
       </w:r>
       <w:r>
         <w:rPr>
@@ -7254,7 +7453,6 @@
         <w:rPr>
           <w:rFonts w:ascii="Times New Roman" w:hAnsi="Times New Roman" w:cs="Times New Roman"/>
           <w:i w:val="0"/>
-          <w:iCs/>
           <w:sz w:val="24"/>
           <w:szCs w:val="24"/>
         </w:rPr>
@@ -7263,32 +7461,37 @@
         <w:rPr>
           <w:rFonts w:ascii="Times New Roman" w:hAnsi="Times New Roman" w:cs="Times New Roman"/>
           <w:i w:val="0"/>
-          <w:iCs/>
-          <w:sz w:val="24"/>
-          <w:szCs w:val="24"/>
-        </w:rPr>
-        <w:t>Проектът „Система за управление на складови наличности (WIMS)“ демонстрира реализация на складова бизнес логика чрез Python и ООП. Данните се съхраняват в JSON файлове, което осигурява структурираност и лесна поддръжка. Системата предлага надеждно управление на продукти, движения, фактури и вътрешни премествания, като използва ясно дефинирани модели и добре организирана архитектура.</w:t>
+          <w:sz w:val="24"/>
+          <w:szCs w:val="24"/>
+        </w:rPr>
+        <w:t>Проектът „Система за управление на складови наличности (WIMS)“ реализира пълна бизнес логика за работа със складови процеси – приемане, изписване, преместване и фактуриране. Чрез ясно разделени модели и контролери системата осигурява надеждно проследяване на количествата и движението на стоките. Реализираният ролеви достъп, валидиране на данни и текстово меню правят приложението подходящо за реална употреба в малки складови среди. Проектът демонстрира умения за структуриране на по</w:t>
       </w:r>
-    </w:p>
-    <w:p>
-      <w:pPr>
-        <w:spacing w:after="240" w:line="360" w:lineRule="auto"/>
-        <w:ind w:left="0" w:firstLine="0"/>
+      <w:r>
         <w:rPr>
           <w:rFonts w:ascii="Times New Roman" w:hAnsi="Times New Roman" w:cs="Times New Roman"/>
           <w:i w:val="0"/>
-          <w:iCs/>
-          <w:sz w:val="24"/>
-          <w:szCs w:val="24"/>
-        </w:rPr>
-      </w:pPr>
+          <w:sz w:val="24"/>
+          <w:szCs w:val="24"/>
+        </w:rPr>
+        <w:noBreakHyphen/>
+        <w:t>голяма система, работа с данни и прилагане на добри практики в програмирането</w:t>
+      </w:r>
+      <w:r>
+        <w:rPr>
+          <w:rFonts w:ascii="Times New Roman" w:hAnsi="Times New Roman" w:cs="Times New Roman"/>
+          <w:i w:val="0"/>
+          <w:sz w:val="24"/>
+          <w:szCs w:val="24"/>
+        </w:rPr>
+        <w:t>.</w:t>
+      </w:r>
     </w:p>
     <w:sectPr>
       <w:footerReference w:type="even" r:id="rId11"/>
       <w:footerReference w:type="default" r:id="rId12"/>
       <w:footerReference w:type="first" r:id="rId13"/>
       <w:pgSz w:w="15840" w:h="12240" w:orient="landscape"/>
-      <w:pgMar w:top="1446" w:right="1098" w:bottom="1418" w:left="1378" w:header="708" w:footer="719" w:gutter="0"/>
+      <w:pgMar w:top="1446" w:right="1098" w:bottom="1985" w:left="1378" w:header="708" w:footer="719" w:gutter="0"/>
       <w:cols w:space="708"/>
     </w:sectPr>
   </w:body>
@@ -10239,7 +10442,7 @@
 </file>
 
 <file path=customXml/itemProps1.xml><?xml version="1.0" encoding="utf-8"?>
-<ds:datastoreItem xmlns:ds="http://schemas.openxmlformats.org/officeDocument/2006/customXml" ds:itemID="{E47279B8-5AD0-487C-B638-69917D69E6C4}">
+<ds:datastoreItem xmlns:ds="http://schemas.openxmlformats.org/officeDocument/2006/customXml" ds:itemID="{0108B66B-0B84-4E57-89E3-0C0B4688F1EC}">
   <ds:schemaRefs>
     <ds:schemaRef ds:uri="http://schemas.openxmlformats.org/officeDocument/2006/bibliography"/>
   </ds:schemaRefs>

--- a/documentation/Siyka_project_summary_ Сийка.docx
+++ b/documentation/Siyka_project_summary_ Сийка.docx
@@ -3783,7 +3783,7 @@
           <w:sz w:val="24"/>
           <w:szCs w:val="24"/>
         </w:rPr>
-        <w:t>Системата използва UUID като универсален механизъм за генериране на идентификатори за всички бизнес и оперативни обекти (Product, Category, Supplier, User, Movement, Invoice, StockLog, Report).</w:t>
+        <w:t>Системата използва UUID като универсален механизъм за генериране на идентификатори за всички бизнес и оперативни обекти (Product, Category, Supplier, User, Movement, Invoice, Report).</w:t>
       </w:r>
       <w:r>
         <w:rPr>
@@ -4013,8 +4013,8 @@
                 <w:szCs w:val="24"/>
               </w:rPr>
             </w:pPr>
-            <w:bookmarkStart w:id="0" w:name="_Hlk220419305"/>
-            <w:bookmarkStart w:id="1" w:name="_Hlk220419366"/>
+            <w:bookmarkStart w:id="0" w:name="_Hlk220419366"/>
+            <w:bookmarkStart w:id="1" w:name="_Hlk220419305"/>
             <w:r>
               <w:rPr>
                 <w:rFonts w:ascii="Times New Roman" w:hAnsi="Times New Roman" w:cs="Times New Roman"/>
@@ -4605,7 +4605,7 @@
           </w:p>
         </w:tc>
       </w:tr>
-      <w:bookmarkEnd w:id="1"/>
+      <w:bookmarkEnd w:id="0"/>
       <w:tr>
         <w:tblPrEx>
           <w:tblCellMar>
@@ -4739,16 +4739,8 @@
               </w:rPr>
               <w:t xml:space="preserve">, </w:t>
             </w:r>
-            <w:r>
-              <w:rPr>
-                <w:rFonts w:ascii="Times New Roman" w:hAnsi="Times New Roman" w:cs="Times New Roman"/>
-                <w:i w:val="0"/>
-                <w:iCs/>
-                <w:sz w:val="24"/>
-                <w:szCs w:val="24"/>
-              </w:rPr>
-              <w:t>quantity</w:t>
-            </w:r>
+            <w:bookmarkStart w:id="2" w:name="_GoBack"/>
+            <w:bookmarkEnd w:id="2"/>
           </w:p>
           <w:p>
             <w:pPr>
@@ -4823,70 +4815,17 @@
                 <w:szCs w:val="24"/>
                 <w:lang w:val="en-US"/>
               </w:rPr>
-              <w:t xml:space="preserve">, </w:t>
-            </w:r>
-            <w:r>
-              <w:rPr>
-                <w:rFonts w:ascii="Times New Roman" w:hAnsi="Times New Roman" w:cs="Times New Roman"/>
-                <w:i w:val="0"/>
-                <w:iCs/>
-                <w:sz w:val="24"/>
-                <w:szCs w:val="24"/>
-              </w:rPr>
-              <w:t>supplier_id</w:t>
-            </w:r>
-            <w:r>
-              <w:rPr>
-                <w:rFonts w:ascii="Times New Roman" w:hAnsi="Times New Roman" w:cs="Times New Roman"/>
-                <w:i w:val="0"/>
-                <w:iCs/>
-                <w:sz w:val="24"/>
-                <w:szCs w:val="24"/>
-                <w:lang w:val="en-US"/>
-              </w:rPr>
-              <w:t xml:space="preserve">, </w:t>
-            </w:r>
-            <w:r>
-              <w:rPr>
-                <w:rFonts w:ascii="Times New Roman" w:hAnsi="Times New Roman" w:cs="Times New Roman"/>
-                <w:i w:val="0"/>
-                <w:iCs/>
-                <w:sz w:val="24"/>
-                <w:szCs w:val="24"/>
-              </w:rPr>
-              <w:t>tags</w:t>
-            </w:r>
-            <w:r>
-              <w:rPr>
-                <w:rFonts w:ascii="Times New Roman" w:hAnsi="Times New Roman" w:cs="Times New Roman"/>
-                <w:i w:val="0"/>
-                <w:iCs/>
-                <w:sz w:val="24"/>
-                <w:szCs w:val="24"/>
-                <w:lang w:val="en-US"/>
-              </w:rPr>
-              <w:t xml:space="preserve">, </w:t>
-            </w:r>
-            <w:r>
-              <w:rPr>
-                <w:rFonts w:ascii="Times New Roman" w:hAnsi="Times New Roman" w:cs="Times New Roman"/>
-                <w:i w:val="0"/>
-                <w:iCs/>
-                <w:sz w:val="24"/>
-                <w:szCs w:val="24"/>
-              </w:rPr>
-              <w:t>location_id</w:t>
-            </w:r>
-            <w:r>
-              <w:rPr>
-                <w:rFonts w:ascii="Times New Roman" w:hAnsi="Times New Roman" w:cs="Times New Roman"/>
-                <w:i w:val="0"/>
-                <w:iCs/>
-                <w:sz w:val="24"/>
-                <w:szCs w:val="24"/>
-                <w:lang w:val="en-US"/>
-              </w:rPr>
-              <w:t xml:space="preserve">, </w:t>
+              <w:t>,</w:t>
+            </w:r>
+            <w:r>
+              <w:rPr>
+                <w:rFonts w:ascii="Times New Roman" w:hAnsi="Times New Roman" w:cs="Times New Roman"/>
+                <w:i w:val="0"/>
+                <w:iCs/>
+                <w:sz w:val="24"/>
+                <w:szCs w:val="24"/>
+              </w:rPr>
+              <w:t xml:space="preserve"> </w:t>
             </w:r>
             <w:r>
               <w:rPr>
@@ -6101,12 +6040,10 @@
               </w:rPr>
               <w:t xml:space="preserve">Локацията е складово място с текстов ID. Използва се в движенията: при IN/OUT чрез location_id, при MOVE чрез from_location_id и to_location_id. </w:t>
             </w:r>
-            <w:bookmarkStart w:id="2" w:name="_GoBack"/>
-            <w:bookmarkEnd w:id="2"/>
           </w:p>
         </w:tc>
       </w:tr>
-      <w:bookmarkEnd w:id="0"/>
+      <w:bookmarkEnd w:id="1"/>
       <w:tr>
         <w:tblPrEx>
           <w:tblCellMar>
@@ -7574,13 +7511,6 @@
         <w:sz w:val="22"/>
       </w:rPr>
       <w:tab/>
-    </w:r>
-    <w:r>
-      <w:rPr>
-        <w:rFonts w:ascii="Calibri" w:eastAsia="Calibri" w:hAnsi="Calibri" w:cs="Calibri"/>
-        <w:i w:val="0"/>
-        <w:sz w:val="22"/>
-      </w:rPr>
       <w:t xml:space="preserve">Copyright © 2003-2016 </w:t>
     </w:r>
     <w:r>
@@ -10038,6 +9968,7 @@
   <w:style w:type="character" w:default="1" w:styleId="a0">
     <w:name w:val="Default Paragraph Font"/>
     <w:uiPriority w:val="1"/>
+    <w:semiHidden/>
     <w:unhideWhenUsed/>
   </w:style>
   <w:style w:type="table" w:default="1" w:styleId="a1">
@@ -10442,7 +10373,7 @@
 </file>
 
 <file path=customXml/itemProps1.xml><?xml version="1.0" encoding="utf-8"?>
-<ds:datastoreItem xmlns:ds="http://schemas.openxmlformats.org/officeDocument/2006/customXml" ds:itemID="{0108B66B-0B84-4E57-89E3-0C0B4688F1EC}">
+<ds:datastoreItem xmlns:ds="http://schemas.openxmlformats.org/officeDocument/2006/customXml" ds:itemID="{263C84EA-7F13-407B-B1DB-B89B32F20C54}">
   <ds:schemaRefs>
     <ds:schemaRef ds:uri="http://schemas.openxmlformats.org/officeDocument/2006/bibliography"/>
   </ds:schemaRefs>

--- a/documentation/Siyka_project_summary_ Сийка.docx
+++ b/documentation/Siyka_project_summary_ Сийка.docx
@@ -16,8 +16,8 @@
     <w:tbl>
       <w:tblPr>
         <w:tblStyle w:val="TableGrid"/>
-        <w:tblW w:w="9495" w:type="dxa"/>
-        <w:tblInd w:w="6" w:type="dxa"/>
+        <w:tblW w:w="9640" w:type="dxa"/>
+        <w:tblInd w:w="-289" w:type="dxa"/>
         <w:tblCellMar>
           <w:top w:w="129" w:type="dxa"/>
           <w:left w:w="107" w:type="dxa"/>
@@ -27,7 +27,7 @@
       </w:tblPr>
       <w:tblGrid>
         <w:gridCol w:w="2261"/>
-        <w:gridCol w:w="7234"/>
+        <w:gridCol w:w="7379"/>
       </w:tblGrid>
       <w:tr>
         <w:trPr>
@@ -67,7 +67,7 @@
         </w:tc>
         <w:tc>
           <w:tcPr>
-            <w:tcW w:w="7234" w:type="dxa"/>
+            <w:tcW w:w="7379" w:type="dxa"/>
             <w:tcBorders>
               <w:top w:val="single" w:sz="4" w:space="0" w:color="000000"/>
               <w:left w:val="single" w:sz="4" w:space="0" w:color="000000"/>
@@ -161,8 +161,8 @@
     <w:tbl>
       <w:tblPr>
         <w:tblStyle w:val="TableGrid"/>
-        <w:tblW w:w="10163" w:type="dxa"/>
-        <w:tblInd w:w="6" w:type="dxa"/>
+        <w:tblW w:w="9782" w:type="dxa"/>
+        <w:tblInd w:w="-289" w:type="dxa"/>
         <w:tblCellMar>
           <w:top w:w="58" w:type="dxa"/>
           <w:left w:w="107" w:type="dxa"/>
@@ -171,7 +171,7 @@
         <w:tblLook w:val="04A0" w:firstRow="1" w:lastRow="0" w:firstColumn="1" w:lastColumn="0" w:noHBand="0" w:noVBand="1"/>
       </w:tblPr>
       <w:tblGrid>
-        <w:gridCol w:w="10163"/>
+        <w:gridCol w:w="9782"/>
       </w:tblGrid>
       <w:tr>
         <w:trPr>
@@ -179,7 +179,7 @@
         </w:trPr>
         <w:tc>
           <w:tcPr>
-            <w:tcW w:w="10163" w:type="dxa"/>
+            <w:tcW w:w="9782" w:type="dxa"/>
             <w:tcBorders>
               <w:top w:val="single" w:sz="4" w:space="0" w:color="000000"/>
               <w:left w:val="single" w:sz="4" w:space="0" w:color="000000"/>
@@ -216,7 +216,7 @@
         </w:trPr>
         <w:tc>
           <w:tcPr>
-            <w:tcW w:w="10163" w:type="dxa"/>
+            <w:tcW w:w="9782" w:type="dxa"/>
             <w:tcBorders>
               <w:top w:val="single" w:sz="4" w:space="0" w:color="000000"/>
               <w:left w:val="single" w:sz="4" w:space="0" w:color="000000"/>
@@ -230,19 +230,12 @@
               <w:ind w:left="284" w:firstLine="0"/>
               <w:rPr>
                 <w:rFonts w:ascii="Times New Roman" w:hAnsi="Times New Roman" w:cs="Times New Roman"/>
-                <w:sz w:val="24"/>
-                <w:szCs w:val="24"/>
-              </w:rPr>
-            </w:pPr>
-            <w:r>
-              <w:rPr>
-                <w:rFonts w:ascii="Times New Roman" w:eastAsia="Times New Roman" w:hAnsi="Times New Roman" w:cs="Times New Roman"/>
-                <w:i w:val="0"/>
-                <w:sz w:val="24"/>
-                <w:szCs w:val="24"/>
-              </w:rPr>
-              <w:t xml:space="preserve">В съвременната логистика и търговия ефективното управление на складови наличности е от решаващо значение за оптимизиране на процесите, намаляване на разходите и предотвратяване на липси. Системата за управление на складови наличности (Warehouse Inventory Management System – WIMS) цели автоматизация на процесите по регистриране на продукти, проследяване на количества, управление на доставки и продажби, както и генериране на справки. </w:t>
-            </w:r>
+                <w:i w:val="0"/>
+                <w:iCs/>
+                <w:sz w:val="24"/>
+                <w:szCs w:val="24"/>
+              </w:rPr>
+            </w:pPr>
           </w:p>
           <w:p>
             <w:pPr>
@@ -250,99 +243,313 @@
               <w:ind w:left="284" w:firstLine="0"/>
               <w:rPr>
                 <w:rFonts w:ascii="Times New Roman" w:hAnsi="Times New Roman" w:cs="Times New Roman"/>
-                <w:sz w:val="24"/>
-                <w:szCs w:val="24"/>
-              </w:rPr>
-            </w:pPr>
-            <w:r>
-              <w:rPr>
-                <w:rFonts w:ascii="Times New Roman" w:eastAsia="Times New Roman" w:hAnsi="Times New Roman" w:cs="Times New Roman"/>
-                <w:i w:val="0"/>
-                <w:sz w:val="24"/>
-                <w:szCs w:val="24"/>
-              </w:rPr>
-              <w:t xml:space="preserve">Системата предоставя възможност за: </w:t>
+                <w:i w:val="0"/>
+                <w:iCs/>
+                <w:sz w:val="24"/>
+                <w:szCs w:val="24"/>
+              </w:rPr>
+            </w:pPr>
+            <w:r>
+              <w:rPr>
+                <w:rFonts w:ascii="Times New Roman" w:hAnsi="Times New Roman" w:cs="Times New Roman"/>
+                <w:i w:val="0"/>
+                <w:iCs/>
+                <w:sz w:val="24"/>
+                <w:szCs w:val="24"/>
+              </w:rPr>
+              <w:t xml:space="preserve">В съвременната логистика и търговия ефективното управление на ресурсите е от решаващо значение за оптимизиране на веригата за доставки и предотвратяване на финансови загуби. </w:t>
+            </w:r>
+            <w:r>
+              <w:rPr>
+                <w:rFonts w:ascii="Times New Roman" w:hAnsi="Times New Roman" w:cs="Times New Roman"/>
+                <w:b/>
+                <w:bCs/>
+                <w:i w:val="0"/>
+                <w:iCs/>
+                <w:sz w:val="24"/>
+                <w:szCs w:val="24"/>
+              </w:rPr>
+              <w:t>Warehouse Inventory Management System (WIMS)</w:t>
+            </w:r>
+            <w:r>
+              <w:rPr>
+                <w:rFonts w:ascii="Times New Roman" w:hAnsi="Times New Roman" w:cs="Times New Roman"/>
+                <w:i w:val="0"/>
+                <w:iCs/>
+                <w:sz w:val="24"/>
+                <w:szCs w:val="24"/>
+              </w:rPr>
+              <w:t xml:space="preserve"> е специализирано софтуерно решение, което автоматизира жизнения цикъл на стоките – от тяхното заприхождаване до крайната им продажба и експедиция.</w:t>
+            </w:r>
+          </w:p>
+          <w:p>
+            <w:pPr>
+              <w:spacing w:after="318" w:line="360" w:lineRule="auto"/>
+              <w:ind w:left="284" w:firstLine="0"/>
+              <w:rPr>
+                <w:rFonts w:ascii="Times New Roman" w:hAnsi="Times New Roman" w:cs="Times New Roman"/>
+                <w:i w:val="0"/>
+                <w:iCs/>
+                <w:sz w:val="24"/>
+                <w:szCs w:val="24"/>
+              </w:rPr>
+            </w:pPr>
+            <w:r>
+              <w:rPr>
+                <w:rFonts w:ascii="Times New Roman" w:hAnsi="Times New Roman" w:cs="Times New Roman"/>
+                <w:b/>
+                <w:bCs/>
+                <w:i w:val="0"/>
+                <w:iCs/>
+                <w:sz w:val="24"/>
+                <w:szCs w:val="24"/>
+              </w:rPr>
+              <w:t>Системата осигурява пълна функционалност за:</w:t>
             </w:r>
           </w:p>
           <w:p>
             <w:pPr>
               <w:numPr>
                 <w:ilvl w:val="0"/>
-                <w:numId w:val="2"/>
+                <w:numId w:val="11"/>
               </w:numPr>
-              <w:spacing w:after="187" w:line="360" w:lineRule="auto"/>
-              <w:ind w:left="284" w:firstLine="0"/>
-              <w:rPr>
-                <w:rFonts w:ascii="Times New Roman" w:hAnsi="Times New Roman" w:cs="Times New Roman"/>
-                <w:sz w:val="24"/>
-                <w:szCs w:val="24"/>
-              </w:rPr>
-            </w:pPr>
-            <w:r>
-              <w:rPr>
-                <w:rFonts w:ascii="Times New Roman" w:eastAsia="Times New Roman" w:hAnsi="Times New Roman" w:cs="Times New Roman"/>
-                <w:i w:val="0"/>
-                <w:sz w:val="24"/>
-                <w:szCs w:val="24"/>
-              </w:rPr>
-              <w:t xml:space="preserve">регистриране на продукти и категории </w:t>
+              <w:spacing w:after="318" w:line="360" w:lineRule="auto"/>
+              <w:rPr>
+                <w:rFonts w:ascii="Times New Roman" w:hAnsi="Times New Roman" w:cs="Times New Roman"/>
+                <w:i w:val="0"/>
+                <w:iCs/>
+                <w:sz w:val="24"/>
+                <w:szCs w:val="24"/>
+              </w:rPr>
+            </w:pPr>
+            <w:r>
+              <w:rPr>
+                <w:rFonts w:ascii="Times New Roman" w:hAnsi="Times New Roman" w:cs="Times New Roman"/>
+                <w:b/>
+                <w:bCs/>
+                <w:i w:val="0"/>
+                <w:iCs/>
+                <w:sz w:val="24"/>
+                <w:szCs w:val="24"/>
+              </w:rPr>
+              <w:t>Динамично управление на артикули:</w:t>
+            </w:r>
+            <w:r>
+              <w:rPr>
+                <w:rFonts w:ascii="Times New Roman" w:hAnsi="Times New Roman" w:cs="Times New Roman"/>
+                <w:i w:val="0"/>
+                <w:iCs/>
+                <w:sz w:val="24"/>
+                <w:szCs w:val="24"/>
+              </w:rPr>
+              <w:t xml:space="preserve"> Регистриране на продукти с йерархично категоризиране и детайлни метаданни.</w:t>
             </w:r>
           </w:p>
           <w:p>
             <w:pPr>
               <w:numPr>
                 <w:ilvl w:val="0"/>
-                <w:numId w:val="2"/>
+                <w:numId w:val="11"/>
               </w:numPr>
-              <w:spacing w:after="188" w:line="360" w:lineRule="auto"/>
-              <w:ind w:left="284" w:firstLine="0"/>
-              <w:rPr>
-                <w:rFonts w:ascii="Times New Roman" w:hAnsi="Times New Roman" w:cs="Times New Roman"/>
-                <w:sz w:val="24"/>
-                <w:szCs w:val="24"/>
-              </w:rPr>
-            </w:pPr>
-            <w:r>
-              <w:rPr>
-                <w:rFonts w:ascii="Times New Roman" w:eastAsia="Times New Roman" w:hAnsi="Times New Roman" w:cs="Times New Roman"/>
-                <w:i w:val="0"/>
-                <w:sz w:val="24"/>
-                <w:szCs w:val="24"/>
-              </w:rPr>
-              <w:t xml:space="preserve">актуализиране на наличността при доставка или продажба </w:t>
+              <w:spacing w:after="318" w:line="360" w:lineRule="auto"/>
+              <w:rPr>
+                <w:rFonts w:ascii="Times New Roman" w:hAnsi="Times New Roman" w:cs="Times New Roman"/>
+                <w:i w:val="0"/>
+                <w:iCs/>
+                <w:sz w:val="24"/>
+                <w:szCs w:val="24"/>
+              </w:rPr>
+            </w:pPr>
+            <w:r>
+              <w:rPr>
+                <w:rFonts w:ascii="Times New Roman" w:hAnsi="Times New Roman" w:cs="Times New Roman"/>
+                <w:b/>
+                <w:bCs/>
+                <w:i w:val="0"/>
+                <w:iCs/>
+                <w:sz w:val="24"/>
+                <w:szCs w:val="24"/>
+              </w:rPr>
+              <w:t>Интелигентен инвентарен контрол:</w:t>
+            </w:r>
+            <w:r>
+              <w:rPr>
+                <w:rFonts w:ascii="Times New Roman" w:hAnsi="Times New Roman" w:cs="Times New Roman"/>
+                <w:i w:val="0"/>
+                <w:iCs/>
+                <w:sz w:val="24"/>
+                <w:szCs w:val="24"/>
+              </w:rPr>
+              <w:t xml:space="preserve"> Автоматично актуализиране на наличностите в реално време при доставка (</w:t>
+            </w:r>
+            <w:r>
+              <w:rPr>
+                <w:rFonts w:ascii="Times New Roman" w:hAnsi="Times New Roman" w:cs="Times New Roman"/>
+                <w:b/>
+                <w:bCs/>
+                <w:i w:val="0"/>
+                <w:iCs/>
+                <w:sz w:val="24"/>
+                <w:szCs w:val="24"/>
+              </w:rPr>
+              <w:t>IN</w:t>
+            </w:r>
+            <w:r>
+              <w:rPr>
+                <w:rFonts w:ascii="Times New Roman" w:hAnsi="Times New Roman" w:cs="Times New Roman"/>
+                <w:i w:val="0"/>
+                <w:iCs/>
+                <w:sz w:val="24"/>
+                <w:szCs w:val="24"/>
+              </w:rPr>
+              <w:t>), продажба (</w:t>
+            </w:r>
+            <w:r>
+              <w:rPr>
+                <w:rFonts w:ascii="Times New Roman" w:hAnsi="Times New Roman" w:cs="Times New Roman"/>
+                <w:b/>
+                <w:bCs/>
+                <w:i w:val="0"/>
+                <w:iCs/>
+                <w:sz w:val="24"/>
+                <w:szCs w:val="24"/>
+              </w:rPr>
+              <w:t>OUT</w:t>
+            </w:r>
+            <w:r>
+              <w:rPr>
+                <w:rFonts w:ascii="Times New Roman" w:hAnsi="Times New Roman" w:cs="Times New Roman"/>
+                <w:i w:val="0"/>
+                <w:iCs/>
+                <w:sz w:val="24"/>
+                <w:szCs w:val="24"/>
+              </w:rPr>
+              <w:t>) или вътрешно преместване (</w:t>
+            </w:r>
+            <w:r>
+              <w:rPr>
+                <w:rFonts w:ascii="Times New Roman" w:hAnsi="Times New Roman" w:cs="Times New Roman"/>
+                <w:b/>
+                <w:bCs/>
+                <w:i w:val="0"/>
+                <w:iCs/>
+                <w:sz w:val="24"/>
+                <w:szCs w:val="24"/>
+              </w:rPr>
+              <w:t>MOVE</w:t>
+            </w:r>
+            <w:r>
+              <w:rPr>
+                <w:rFonts w:ascii="Times New Roman" w:hAnsi="Times New Roman" w:cs="Times New Roman"/>
+                <w:i w:val="0"/>
+                <w:iCs/>
+                <w:sz w:val="24"/>
+                <w:szCs w:val="24"/>
+              </w:rPr>
+              <w:t>) между различни складови локации.</w:t>
             </w:r>
           </w:p>
           <w:p>
             <w:pPr>
               <w:numPr>
                 <w:ilvl w:val="0"/>
-                <w:numId w:val="2"/>
+                <w:numId w:val="11"/>
               </w:numPr>
-              <w:spacing w:after="190" w:line="360" w:lineRule="auto"/>
-              <w:ind w:left="284" w:firstLine="0"/>
-              <w:rPr>
-                <w:rFonts w:ascii="Times New Roman" w:hAnsi="Times New Roman" w:cs="Times New Roman"/>
-                <w:sz w:val="24"/>
-                <w:szCs w:val="24"/>
-              </w:rPr>
-            </w:pPr>
-            <w:r>
-              <w:rPr>
-                <w:rFonts w:ascii="Times New Roman" w:eastAsia="Times New Roman" w:hAnsi="Times New Roman" w:cs="Times New Roman"/>
-                <w:i w:val="0"/>
-                <w:sz w:val="24"/>
-                <w:szCs w:val="24"/>
-              </w:rPr>
-              <w:t xml:space="preserve">управление на доставчици </w:t>
+              <w:spacing w:after="318" w:line="360" w:lineRule="auto"/>
+              <w:rPr>
+                <w:rFonts w:ascii="Times New Roman" w:hAnsi="Times New Roman" w:cs="Times New Roman"/>
+                <w:i w:val="0"/>
+                <w:iCs/>
+                <w:sz w:val="24"/>
+                <w:szCs w:val="24"/>
+              </w:rPr>
+            </w:pPr>
+            <w:r>
+              <w:rPr>
+                <w:rFonts w:ascii="Times New Roman" w:hAnsi="Times New Roman" w:cs="Times New Roman"/>
+                <w:b/>
+                <w:bCs/>
+                <w:i w:val="0"/>
+                <w:iCs/>
+                <w:sz w:val="24"/>
+                <w:szCs w:val="24"/>
+              </w:rPr>
+              <w:t>Документална и логистична проследимост:</w:t>
+            </w:r>
+            <w:r>
+              <w:rPr>
+                <w:rFonts w:ascii="Times New Roman" w:hAnsi="Times New Roman" w:cs="Times New Roman"/>
+                <w:i w:val="0"/>
+                <w:iCs/>
+                <w:sz w:val="24"/>
+                <w:szCs w:val="24"/>
+              </w:rPr>
+              <w:t xml:space="preserve"> Централизирано управление на доставчици и автоматично генериране на фактури (</w:t>
+            </w:r>
+            <w:r>
+              <w:rPr>
+                <w:rFonts w:ascii="Times New Roman" w:hAnsi="Times New Roman" w:cs="Times New Roman"/>
+                <w:b/>
+                <w:bCs/>
+                <w:i w:val="0"/>
+                <w:iCs/>
+                <w:sz w:val="24"/>
+                <w:szCs w:val="24"/>
+              </w:rPr>
+              <w:t>Invoices</w:t>
+            </w:r>
+            <w:r>
+              <w:rPr>
+                <w:rFonts w:ascii="Times New Roman" w:hAnsi="Times New Roman" w:cs="Times New Roman"/>
+                <w:i w:val="0"/>
+                <w:iCs/>
+                <w:sz w:val="24"/>
+                <w:szCs w:val="24"/>
+              </w:rPr>
+              <w:t>) при всяка продажба.</w:t>
             </w:r>
           </w:p>
           <w:p>
             <w:pPr>
               <w:numPr>
                 <w:ilvl w:val="0"/>
-                <w:numId w:val="2"/>
+                <w:numId w:val="11"/>
               </w:numPr>
-              <w:spacing w:after="463" w:line="360" w:lineRule="auto"/>
+              <w:spacing w:after="318" w:line="360" w:lineRule="auto"/>
+              <w:rPr>
+                <w:rFonts w:ascii="Times New Roman" w:hAnsi="Times New Roman" w:cs="Times New Roman"/>
+                <w:i w:val="0"/>
+                <w:iCs/>
+                <w:sz w:val="24"/>
+                <w:szCs w:val="24"/>
+              </w:rPr>
+            </w:pPr>
+            <w:r>
+              <w:rPr>
+                <w:rFonts w:ascii="Times New Roman" w:hAnsi="Times New Roman" w:cs="Times New Roman"/>
+                <w:b/>
+                <w:bCs/>
+                <w:i w:val="0"/>
+                <w:iCs/>
+                <w:sz w:val="24"/>
+                <w:szCs w:val="24"/>
+              </w:rPr>
+              <w:t>Аналитична отчетност:</w:t>
+            </w:r>
+            <w:r>
+              <w:rPr>
+                <w:rFonts w:ascii="Times New Roman" w:hAnsi="Times New Roman" w:cs="Times New Roman"/>
+                <w:i w:val="0"/>
+                <w:iCs/>
+                <w:sz w:val="24"/>
+                <w:szCs w:val="24"/>
+              </w:rPr>
+              <w:t xml:space="preserve"> Генериране на справки за наличности по складове, пълна хронология на движенията и автоматизирана идентификация на критично изчерпани артикули.</w:t>
+            </w:r>
+          </w:p>
+          <w:p>
+            <w:pPr>
+              <w:spacing w:after="0" w:line="360" w:lineRule="auto"/>
               <w:ind w:left="284" w:firstLine="0"/>
               <w:rPr>
                 <w:rFonts w:ascii="Times New Roman" w:hAnsi="Times New Roman" w:cs="Times New Roman"/>
@@ -357,26 +564,7 @@
                 <w:sz w:val="24"/>
                 <w:szCs w:val="24"/>
               </w:rPr>
-              <w:t xml:space="preserve">генериране на справки за наличности, движения и изчерпани артикули </w:t>
-            </w:r>
-          </w:p>
-          <w:p>
-            <w:pPr>
-              <w:spacing w:after="0" w:line="360" w:lineRule="auto"/>
-              <w:ind w:left="284" w:firstLine="0"/>
-              <w:rPr>
-                <w:rFonts w:ascii="Times New Roman" w:hAnsi="Times New Roman" w:cs="Times New Roman"/>
-                <w:sz w:val="24"/>
-                <w:szCs w:val="24"/>
-              </w:rPr>
-            </w:pPr>
-            <w:r>
-              <w:rPr>
-                <w:rFonts w:ascii="Times New Roman" w:eastAsia="Times New Roman" w:hAnsi="Times New Roman" w:cs="Times New Roman"/>
-                <w:i w:val="0"/>
-                <w:sz w:val="24"/>
-                <w:szCs w:val="24"/>
-              </w:rPr>
+              <w:lastRenderedPageBreak/>
               <w:t xml:space="preserve">Проектът е реализиран на езика </w:t>
             </w:r>
             <w:r>
@@ -498,20 +686,266 @@
               <w:spacing w:after="0" w:line="360" w:lineRule="auto"/>
               <w:ind w:left="284" w:firstLine="0"/>
               <w:rPr>
-                <w:rFonts w:ascii="Times New Roman" w:hAnsi="Times New Roman" w:cs="Times New Roman"/>
-                <w:sz w:val="24"/>
-                <w:szCs w:val="24"/>
-              </w:rPr>
-            </w:pPr>
-            <w:r>
-              <w:rPr>
                 <w:rFonts w:ascii="Times New Roman" w:eastAsia="Times New Roman" w:hAnsi="Times New Roman" w:cs="Times New Roman"/>
                 <w:i w:val="0"/>
                 <w:sz w:val="24"/>
                 <w:szCs w:val="24"/>
               </w:rPr>
+            </w:pPr>
+            <w:r>
+              <w:rPr>
+                <w:rFonts w:ascii="Times New Roman" w:eastAsia="Times New Roman" w:hAnsi="Times New Roman" w:cs="Times New Roman"/>
+                <w:i w:val="0"/>
+                <w:sz w:val="24"/>
+                <w:szCs w:val="24"/>
+              </w:rPr>
               <w:t xml:space="preserve">Основните потребителски роли ( в UML) са: </w:t>
             </w:r>
+          </w:p>
+          <w:p>
+            <w:pPr>
+              <w:spacing w:after="0" w:line="360" w:lineRule="auto"/>
+              <w:ind w:left="284" w:firstLine="0"/>
+              <w:rPr>
+                <w:rFonts w:ascii="Times New Roman" w:eastAsia="Times New Roman" w:hAnsi="Times New Roman" w:cs="Times New Roman"/>
+                <w:i w:val="0"/>
+                <w:sz w:val="24"/>
+                <w:szCs w:val="24"/>
+              </w:rPr>
+            </w:pPr>
+            <w:bookmarkStart w:id="0" w:name="_GoBack"/>
+            <w:bookmarkEnd w:id="0"/>
+          </w:p>
+          <w:p>
+            <w:pPr>
+              <w:spacing w:after="318" w:line="360" w:lineRule="auto"/>
+              <w:ind w:left="1314" w:hanging="283"/>
+              <w:rPr>
+                <w:rFonts w:ascii="Times New Roman" w:hAnsi="Times New Roman" w:cs="Times New Roman"/>
+                <w:i w:val="0"/>
+                <w:iCs/>
+                <w:sz w:val="24"/>
+                <w:szCs w:val="24"/>
+              </w:rPr>
+            </w:pPr>
+            <w:r>
+              <w:rPr>
+                <w:rFonts w:ascii="Times New Roman" w:hAnsi="Times New Roman" w:cs="Times New Roman"/>
+                <w:i w:val="0"/>
+                <w:iCs/>
+                <w:sz w:val="24"/>
+                <w:szCs w:val="24"/>
+              </w:rPr>
+              <w:t>•</w:t>
+            </w:r>
+            <w:r>
+              <w:rPr>
+                <w:rFonts w:ascii="Times New Roman" w:hAnsi="Times New Roman" w:cs="Times New Roman"/>
+                <w:i w:val="0"/>
+                <w:iCs/>
+                <w:sz w:val="24"/>
+                <w:szCs w:val="24"/>
+              </w:rPr>
+              <w:tab/>
+              <w:t xml:space="preserve">Анонимен потребител – може да разглежда обща информация за системата. </w:t>
+            </w:r>
+          </w:p>
+          <w:p>
+            <w:pPr>
+              <w:spacing w:after="318" w:line="360" w:lineRule="auto"/>
+              <w:ind w:left="1314" w:hanging="283"/>
+              <w:rPr>
+                <w:rFonts w:ascii="Times New Roman" w:hAnsi="Times New Roman" w:cs="Times New Roman"/>
+                <w:i w:val="0"/>
+                <w:iCs/>
+                <w:sz w:val="24"/>
+                <w:szCs w:val="24"/>
+              </w:rPr>
+            </w:pPr>
+            <w:r>
+              <w:rPr>
+                <w:rFonts w:ascii="Times New Roman" w:hAnsi="Times New Roman" w:cs="Times New Roman"/>
+                <w:i w:val="0"/>
+                <w:iCs/>
+                <w:sz w:val="24"/>
+                <w:szCs w:val="24"/>
+              </w:rPr>
+              <w:t>•</w:t>
+            </w:r>
+            <w:r>
+              <w:rPr>
+                <w:rFonts w:ascii="Times New Roman" w:hAnsi="Times New Roman" w:cs="Times New Roman"/>
+                <w:i w:val="0"/>
+                <w:iCs/>
+                <w:sz w:val="24"/>
+                <w:szCs w:val="24"/>
+              </w:rPr>
+              <w:tab/>
+              <w:t xml:space="preserve">Оператор (Registered User) – може да добавя продукти, да актуализира количества и да генерира справки. </w:t>
+            </w:r>
+          </w:p>
+          <w:p>
+            <w:pPr>
+              <w:spacing w:after="318" w:line="360" w:lineRule="auto"/>
+              <w:ind w:left="1314" w:hanging="283"/>
+              <w:rPr>
+                <w:rFonts w:ascii="Times New Roman" w:hAnsi="Times New Roman" w:cs="Times New Roman"/>
+                <w:i w:val="0"/>
+                <w:iCs/>
+                <w:sz w:val="24"/>
+                <w:szCs w:val="24"/>
+              </w:rPr>
+            </w:pPr>
+            <w:r>
+              <w:rPr>
+                <w:rFonts w:ascii="Times New Roman" w:hAnsi="Times New Roman" w:cs="Times New Roman"/>
+                <w:i w:val="0"/>
+                <w:iCs/>
+                <w:sz w:val="24"/>
+                <w:szCs w:val="24"/>
+              </w:rPr>
+              <w:t>•</w:t>
+            </w:r>
+            <w:r>
+              <w:rPr>
+                <w:rFonts w:ascii="Times New Roman" w:hAnsi="Times New Roman" w:cs="Times New Roman"/>
+                <w:i w:val="0"/>
+                <w:iCs/>
+                <w:sz w:val="24"/>
+                <w:szCs w:val="24"/>
+              </w:rPr>
+              <w:tab/>
+              <w:t>Администратор (Registered User) – управлява всички продукти, категории, доставчици и потребители.</w:t>
+            </w:r>
+          </w:p>
+          <w:p>
+            <w:pPr>
+              <w:spacing w:after="318" w:line="360" w:lineRule="auto"/>
+              <w:ind w:left="464" w:firstLine="0"/>
+              <w:rPr>
+                <w:rFonts w:ascii="Times New Roman" w:hAnsi="Times New Roman" w:cs="Times New Roman"/>
+                <w:i w:val="0"/>
+                <w:iCs/>
+                <w:sz w:val="24"/>
+                <w:szCs w:val="24"/>
+              </w:rPr>
+            </w:pPr>
+          </w:p>
+          <w:p>
+            <w:pPr>
+              <w:spacing w:after="318" w:line="360" w:lineRule="auto"/>
+              <w:ind w:left="284" w:firstLine="0"/>
+              <w:rPr>
+                <w:rFonts w:ascii="Times New Roman" w:hAnsi="Times New Roman" w:cs="Times New Roman"/>
+                <w:i w:val="0"/>
+                <w:iCs/>
+                <w:sz w:val="24"/>
+                <w:szCs w:val="24"/>
+              </w:rPr>
+            </w:pPr>
+            <w:r>
+              <w:rPr>
+                <w:rFonts w:ascii="Times New Roman" w:hAnsi="Times New Roman" w:cs="Times New Roman"/>
+                <w:i w:val="0"/>
+                <w:iCs/>
+                <w:sz w:val="24"/>
+                <w:szCs w:val="24"/>
+              </w:rPr>
+              <w:t>Автоматично създадени потребители:</w:t>
+            </w:r>
+          </w:p>
+          <w:p>
+            <w:pPr>
+              <w:spacing w:after="318" w:line="360" w:lineRule="auto"/>
+              <w:ind w:left="284" w:firstLine="0"/>
+              <w:jc w:val="center"/>
+              <w:rPr>
+                <w:rFonts w:ascii="Times New Roman" w:hAnsi="Times New Roman" w:cs="Times New Roman"/>
+                <w:sz w:val="24"/>
+                <w:szCs w:val="24"/>
+              </w:rPr>
+            </w:pPr>
+            <w:r>
+              <w:rPr>
+                <w:rFonts w:ascii="Times New Roman" w:hAnsi="Times New Roman" w:cs="Times New Roman"/>
+                <w:sz w:val="24"/>
+                <w:szCs w:val="24"/>
+              </w:rPr>
+              <w:t>При първо стартиране, ако файлът users.json е празен, системата автоматично създава два потребителя:</w:t>
+            </w:r>
+          </w:p>
+          <w:p>
+            <w:pPr>
+              <w:spacing w:after="318" w:line="360" w:lineRule="auto"/>
+              <w:ind w:left="284" w:firstLine="0"/>
+              <w:jc w:val="center"/>
+              <w:rPr>
+                <w:rFonts w:ascii="Times New Roman" w:hAnsi="Times New Roman" w:cs="Times New Roman"/>
+                <w:sz w:val="24"/>
+                <w:szCs w:val="24"/>
+              </w:rPr>
+            </w:pPr>
+            <w:r>
+              <w:rPr>
+                <w:rFonts w:ascii="Times New Roman" w:hAnsi="Times New Roman" w:cs="Times New Roman"/>
+                <w:sz w:val="24"/>
+                <w:szCs w:val="24"/>
+              </w:rPr>
+              <w:t>- един потребител с роля Admin</w:t>
+            </w:r>
+          </w:p>
+          <w:p>
+            <w:pPr>
+              <w:spacing w:after="318" w:line="360" w:lineRule="auto"/>
+              <w:ind w:left="284" w:firstLine="0"/>
+              <w:jc w:val="center"/>
+              <w:rPr>
+                <w:rFonts w:ascii="Times New Roman" w:hAnsi="Times New Roman" w:cs="Times New Roman"/>
+                <w:sz w:val="24"/>
+                <w:szCs w:val="24"/>
+              </w:rPr>
+            </w:pPr>
+            <w:r>
+              <w:rPr>
+                <w:rFonts w:ascii="Times New Roman" w:hAnsi="Times New Roman" w:cs="Times New Roman"/>
+                <w:sz w:val="24"/>
+                <w:szCs w:val="24"/>
+              </w:rPr>
+              <w:t>- един потребител с роля Operator</w:t>
+            </w:r>
+          </w:p>
+          <w:p>
+            <w:pPr>
+              <w:spacing w:after="318" w:line="360" w:lineRule="auto"/>
+              <w:ind w:left="284" w:firstLine="0"/>
+              <w:jc w:val="center"/>
+              <w:rPr>
+                <w:rFonts w:ascii="Times New Roman" w:hAnsi="Times New Roman" w:cs="Times New Roman"/>
+                <w:sz w:val="24"/>
+                <w:szCs w:val="24"/>
+              </w:rPr>
+            </w:pPr>
+            <w:r>
+              <w:rPr>
+                <w:rFonts w:ascii="Times New Roman" w:hAnsi="Times New Roman" w:cs="Times New Roman"/>
+                <w:sz w:val="24"/>
+                <w:szCs w:val="24"/>
+              </w:rPr>
+              <w:t>Това гарантира, че системата винаги може да бъде достъпена.</w:t>
+            </w:r>
+          </w:p>
+          <w:p>
+            <w:pPr>
+              <w:spacing w:after="0" w:line="360" w:lineRule="auto"/>
+              <w:ind w:left="284" w:firstLine="0"/>
+              <w:rPr>
+                <w:rFonts w:ascii="Times New Roman" w:hAnsi="Times New Roman" w:cs="Times New Roman"/>
+                <w:i w:val="0"/>
+                <w:iCs/>
+                <w:sz w:val="24"/>
+                <w:szCs w:val="24"/>
+              </w:rPr>
+            </w:pPr>
           </w:p>
         </w:tc>
       </w:tr>
@@ -519,18 +953,6 @@
     <w:p>
       <w:pPr>
         <w:spacing w:after="0" w:line="360" w:lineRule="auto"/>
-        <w:ind w:left="284" w:firstLine="0"/>
-        <w:rPr>
-          <w:rFonts w:ascii="Times New Roman" w:eastAsia="Calibri" w:hAnsi="Times New Roman" w:cs="Times New Roman"/>
-          <w:i w:val="0"/>
-          <w:sz w:val="24"/>
-          <w:szCs w:val="24"/>
-        </w:rPr>
-      </w:pPr>
-    </w:p>
-    <w:p>
-      <w:pPr>
-        <w:spacing w:after="0" w:line="360" w:lineRule="auto"/>
         <w:ind w:left="284" w:right="-15" w:firstLine="0"/>
         <w:jc w:val="right"/>
         <w:rPr>
@@ -547,6 +969,7 @@
           <w:sz w:val="24"/>
           <w:szCs w:val="24"/>
         </w:rPr>
+        <w:lastRenderedPageBreak/>
         <w:t>1</w:t>
       </w:r>
       <w:r>
@@ -576,409 +999,9 @@
           <w:sz w:val="24"/>
           <w:szCs w:val="24"/>
         </w:rPr>
-        <w:lastRenderedPageBreak/>
         <w:t xml:space="preserve"> </w:t>
       </w:r>
     </w:p>
-    <w:tbl>
-      <w:tblPr>
-        <w:tblStyle w:val="TableGrid"/>
-        <w:tblW w:w="9934" w:type="dxa"/>
-        <w:tblInd w:w="5" w:type="dxa"/>
-        <w:tblCellMar>
-          <w:top w:w="66" w:type="dxa"/>
-          <w:right w:w="213" w:type="dxa"/>
-        </w:tblCellMar>
-        <w:tblLook w:val="04A0" w:firstRow="1" w:lastRow="0" w:firstColumn="1" w:lastColumn="0" w:noHBand="0" w:noVBand="1"/>
-      </w:tblPr>
-      <w:tblGrid>
-        <w:gridCol w:w="1266"/>
-        <w:gridCol w:w="8668"/>
-      </w:tblGrid>
-      <w:tr>
-        <w:trPr>
-          <w:trHeight w:val="917"/>
-        </w:trPr>
-        <w:tc>
-          <w:tcPr>
-            <w:tcW w:w="1266" w:type="dxa"/>
-            <w:tcBorders>
-              <w:top w:val="single" w:sz="4" w:space="0" w:color="000000"/>
-              <w:left w:val="single" w:sz="4" w:space="0" w:color="000000"/>
-              <w:bottom w:val="nil"/>
-              <w:right w:val="nil"/>
-            </w:tcBorders>
-          </w:tcPr>
-          <w:p>
-            <w:pPr>
-              <w:spacing w:after="0" w:line="360" w:lineRule="auto"/>
-              <w:ind w:left="284" w:firstLine="0"/>
-              <w:jc w:val="center"/>
-              <w:rPr>
-                <w:rFonts w:ascii="Times New Roman" w:hAnsi="Times New Roman" w:cs="Times New Roman"/>
-                <w:sz w:val="24"/>
-                <w:szCs w:val="24"/>
-              </w:rPr>
-            </w:pPr>
-          </w:p>
-        </w:tc>
-        <w:tc>
-          <w:tcPr>
-            <w:tcW w:w="8668" w:type="dxa"/>
-            <w:tcBorders>
-              <w:top w:val="single" w:sz="4" w:space="0" w:color="000000"/>
-              <w:left w:val="nil"/>
-              <w:bottom w:val="nil"/>
-              <w:right w:val="single" w:sz="4" w:space="0" w:color="000000"/>
-            </w:tcBorders>
-          </w:tcPr>
-          <w:p>
-            <w:pPr>
-              <w:pStyle w:val="a5"/>
-              <w:numPr>
-                <w:ilvl w:val="0"/>
-                <w:numId w:val="9"/>
-              </w:numPr>
-              <w:spacing w:after="0" w:line="360" w:lineRule="auto"/>
-              <w:ind w:left="284" w:firstLine="0"/>
-              <w:rPr>
-                <w:rFonts w:ascii="Times New Roman" w:hAnsi="Times New Roman" w:cs="Times New Roman"/>
-                <w:sz w:val="24"/>
-                <w:szCs w:val="24"/>
-              </w:rPr>
-            </w:pPr>
-            <w:r>
-              <w:rPr>
-                <w:rFonts w:ascii="Times New Roman" w:eastAsia="Times New Roman" w:hAnsi="Times New Roman" w:cs="Times New Roman"/>
-                <w:b/>
-                <w:i w:val="0"/>
-                <w:sz w:val="24"/>
-                <w:szCs w:val="24"/>
-              </w:rPr>
-              <w:t>Анонимен потребител</w:t>
-            </w:r>
-            <w:r>
-              <w:rPr>
-                <w:rFonts w:ascii="Times New Roman" w:eastAsia="Times New Roman" w:hAnsi="Times New Roman" w:cs="Times New Roman"/>
-                <w:i w:val="0"/>
-                <w:sz w:val="24"/>
-                <w:szCs w:val="24"/>
-              </w:rPr>
-              <w:t xml:space="preserve"> – може да разглежда обща информация за системата. </w:t>
-            </w:r>
-          </w:p>
-        </w:tc>
-      </w:tr>
-      <w:tr>
-        <w:trPr>
-          <w:trHeight w:val="966"/>
-        </w:trPr>
-        <w:tc>
-          <w:tcPr>
-            <w:tcW w:w="1266" w:type="dxa"/>
-            <w:tcBorders>
-              <w:top w:val="nil"/>
-              <w:left w:val="single" w:sz="4" w:space="0" w:color="000000"/>
-              <w:bottom w:val="nil"/>
-              <w:right w:val="nil"/>
-            </w:tcBorders>
-          </w:tcPr>
-          <w:p>
-            <w:pPr>
-              <w:spacing w:after="0" w:line="360" w:lineRule="auto"/>
-              <w:ind w:left="284" w:firstLine="0"/>
-              <w:jc w:val="center"/>
-              <w:rPr>
-                <w:rFonts w:ascii="Times New Roman" w:hAnsi="Times New Roman" w:cs="Times New Roman"/>
-                <w:sz w:val="24"/>
-                <w:szCs w:val="24"/>
-              </w:rPr>
-            </w:pPr>
-          </w:p>
-        </w:tc>
-        <w:tc>
-          <w:tcPr>
-            <w:tcW w:w="8668" w:type="dxa"/>
-            <w:tcBorders>
-              <w:top w:val="nil"/>
-              <w:left w:val="nil"/>
-              <w:bottom w:val="nil"/>
-              <w:right w:val="single" w:sz="4" w:space="0" w:color="000000"/>
-            </w:tcBorders>
-            <w:vAlign w:val="center"/>
-          </w:tcPr>
-          <w:p>
-            <w:pPr>
-              <w:pStyle w:val="a5"/>
-              <w:numPr>
-                <w:ilvl w:val="0"/>
-                <w:numId w:val="9"/>
-              </w:numPr>
-              <w:spacing w:after="0" w:line="360" w:lineRule="auto"/>
-              <w:ind w:left="284" w:firstLine="0"/>
-              <w:rPr>
-                <w:rFonts w:ascii="Times New Roman" w:eastAsia="Times New Roman" w:hAnsi="Times New Roman" w:cs="Times New Roman"/>
-                <w:i w:val="0"/>
-                <w:sz w:val="24"/>
-                <w:szCs w:val="24"/>
-              </w:rPr>
-            </w:pPr>
-            <w:r>
-              <w:rPr>
-                <w:rFonts w:ascii="Times New Roman" w:eastAsia="Times New Roman" w:hAnsi="Times New Roman" w:cs="Times New Roman"/>
-                <w:b/>
-                <w:i w:val="0"/>
-                <w:sz w:val="24"/>
-                <w:szCs w:val="24"/>
-              </w:rPr>
-              <w:t>Оператор (Registered User)</w:t>
-            </w:r>
-            <w:r>
-              <w:rPr>
-                <w:rFonts w:ascii="Times New Roman" w:eastAsia="Times New Roman" w:hAnsi="Times New Roman" w:cs="Times New Roman"/>
-                <w:i w:val="0"/>
-                <w:sz w:val="24"/>
-                <w:szCs w:val="24"/>
-              </w:rPr>
-              <w:t xml:space="preserve"> – може да добавя продукти, да актуализира количества и да генерира справки. </w:t>
-            </w:r>
-          </w:p>
-          <w:p>
-            <w:pPr>
-              <w:pStyle w:val="a5"/>
-              <w:numPr>
-                <w:ilvl w:val="0"/>
-                <w:numId w:val="9"/>
-              </w:numPr>
-              <w:spacing w:after="0" w:line="360" w:lineRule="auto"/>
-              <w:ind w:left="284" w:firstLine="0"/>
-              <w:rPr>
-                <w:rFonts w:ascii="Times New Roman" w:eastAsia="Times New Roman" w:hAnsi="Times New Roman" w:cs="Times New Roman"/>
-                <w:i w:val="0"/>
-                <w:sz w:val="24"/>
-                <w:szCs w:val="24"/>
-              </w:rPr>
-            </w:pPr>
-            <w:r>
-              <w:rPr>
-                <w:rFonts w:ascii="Times New Roman" w:eastAsia="Times New Roman" w:hAnsi="Times New Roman" w:cs="Times New Roman"/>
-                <w:b/>
-                <w:i w:val="0"/>
-                <w:sz w:val="24"/>
-                <w:szCs w:val="24"/>
-              </w:rPr>
-              <w:t>Администратор (Registered User)</w:t>
-            </w:r>
-            <w:r>
-              <w:rPr>
-                <w:rFonts w:ascii="Times New Roman" w:eastAsia="Times New Roman" w:hAnsi="Times New Roman" w:cs="Times New Roman"/>
-                <w:i w:val="0"/>
-                <w:sz w:val="24"/>
-                <w:szCs w:val="24"/>
-              </w:rPr>
-              <w:t xml:space="preserve"> – управлява всички продукти, категории, доставчици и потребители.</w:t>
-            </w:r>
-          </w:p>
-        </w:tc>
-      </w:tr>
-      <w:tr>
-        <w:trPr>
-          <w:trHeight w:val="1790"/>
-        </w:trPr>
-        <w:tc>
-          <w:tcPr>
-            <w:tcW w:w="1266" w:type="dxa"/>
-            <w:tcBorders>
-              <w:top w:val="nil"/>
-              <w:left w:val="single" w:sz="4" w:space="0" w:color="000000"/>
-              <w:bottom w:val="single" w:sz="4" w:space="0" w:color="000000"/>
-              <w:right w:val="nil"/>
-            </w:tcBorders>
-            <w:vAlign w:val="center"/>
-          </w:tcPr>
-          <w:p>
-            <w:pPr>
-              <w:spacing w:after="965" w:line="360" w:lineRule="auto"/>
-              <w:ind w:left="284" w:firstLine="0"/>
-              <w:rPr>
-                <w:rFonts w:ascii="Times New Roman" w:hAnsi="Times New Roman" w:cs="Times New Roman"/>
-                <w:sz w:val="24"/>
-                <w:szCs w:val="24"/>
-              </w:rPr>
-            </w:pPr>
-          </w:p>
-          <w:p>
-            <w:pPr>
-              <w:spacing w:after="0" w:line="360" w:lineRule="auto"/>
-              <w:ind w:left="284" w:firstLine="0"/>
-              <w:rPr>
-                <w:rFonts w:ascii="Times New Roman" w:hAnsi="Times New Roman" w:cs="Times New Roman"/>
-                <w:sz w:val="24"/>
-                <w:szCs w:val="24"/>
-              </w:rPr>
-            </w:pPr>
-            <w:r>
-              <w:rPr>
-                <w:rFonts w:ascii="Times New Roman" w:hAnsi="Times New Roman" w:cs="Times New Roman"/>
-                <w:i w:val="0"/>
-                <w:sz w:val="24"/>
-                <w:szCs w:val="24"/>
-              </w:rPr>
-              <w:t xml:space="preserve"> </w:t>
-            </w:r>
-          </w:p>
-        </w:tc>
-        <w:tc>
-          <w:tcPr>
-            <w:tcW w:w="8668" w:type="dxa"/>
-            <w:tcBorders>
-              <w:top w:val="nil"/>
-              <w:left w:val="nil"/>
-              <w:bottom w:val="single" w:sz="4" w:space="0" w:color="000000"/>
-              <w:right w:val="single" w:sz="4" w:space="0" w:color="000000"/>
-            </w:tcBorders>
-          </w:tcPr>
-          <w:p>
-            <w:pPr>
-              <w:spacing w:after="0" w:line="360" w:lineRule="auto"/>
-              <w:ind w:left="284" w:firstLine="0"/>
-              <w:jc w:val="both"/>
-              <w:rPr>
-                <w:rFonts w:ascii="Times New Roman" w:eastAsia="Times New Roman" w:hAnsi="Times New Roman" w:cs="Times New Roman"/>
-                <w:i w:val="0"/>
-                <w:sz w:val="24"/>
-                <w:szCs w:val="24"/>
-              </w:rPr>
-            </w:pPr>
-          </w:p>
-          <w:p>
-            <w:pPr>
-              <w:spacing w:after="0" w:line="360" w:lineRule="auto"/>
-              <w:ind w:left="284" w:firstLine="0"/>
-              <w:jc w:val="both"/>
-              <w:rPr>
-                <w:rFonts w:ascii="Times New Roman" w:eastAsia="Times New Roman" w:hAnsi="Times New Roman" w:cs="Times New Roman"/>
-                <w:sz w:val="24"/>
-                <w:szCs w:val="24"/>
-              </w:rPr>
-            </w:pPr>
-            <w:r>
-              <w:rPr>
-                <w:rFonts w:ascii="Times New Roman" w:eastAsia="Times New Roman" w:hAnsi="Times New Roman" w:cs="Times New Roman"/>
-                <w:sz w:val="24"/>
-                <w:szCs w:val="24"/>
-              </w:rPr>
-              <w:t>Автоматично създадени потребители:</w:t>
-            </w:r>
-          </w:p>
-          <w:p>
-            <w:pPr>
-              <w:spacing w:after="0" w:line="360" w:lineRule="auto"/>
-              <w:ind w:left="284" w:firstLine="0"/>
-              <w:jc w:val="both"/>
-              <w:rPr>
-                <w:rFonts w:ascii="Times New Roman" w:eastAsia="Times New Roman" w:hAnsi="Times New Roman" w:cs="Times New Roman"/>
-                <w:sz w:val="24"/>
-                <w:szCs w:val="24"/>
-              </w:rPr>
-            </w:pPr>
-            <w:r>
-              <w:rPr>
-                <w:rFonts w:ascii="Times New Roman" w:eastAsia="Times New Roman" w:hAnsi="Times New Roman" w:cs="Times New Roman"/>
-                <w:sz w:val="24"/>
-                <w:szCs w:val="24"/>
-              </w:rPr>
-              <w:t>При първо стартиране, ако файлът users.json е празен, системата автоматично създава два потребителя:</w:t>
-            </w:r>
-          </w:p>
-          <w:p>
-            <w:pPr>
-              <w:spacing w:after="0" w:line="360" w:lineRule="auto"/>
-              <w:ind w:left="284" w:firstLine="0"/>
-              <w:jc w:val="both"/>
-              <w:rPr>
-                <w:rFonts w:ascii="Times New Roman" w:eastAsia="Times New Roman" w:hAnsi="Times New Roman" w:cs="Times New Roman"/>
-                <w:sz w:val="24"/>
-                <w:szCs w:val="24"/>
-              </w:rPr>
-            </w:pPr>
-            <w:r>
-              <w:rPr>
-                <w:rFonts w:ascii="Times New Roman" w:eastAsia="Times New Roman" w:hAnsi="Times New Roman" w:cs="Times New Roman"/>
-                <w:sz w:val="24"/>
-                <w:szCs w:val="24"/>
-              </w:rPr>
-              <w:t>- един потребител с роля Admin</w:t>
-            </w:r>
-          </w:p>
-          <w:p>
-            <w:pPr>
-              <w:spacing w:after="0" w:line="360" w:lineRule="auto"/>
-              <w:ind w:left="284" w:firstLine="0"/>
-              <w:jc w:val="both"/>
-              <w:rPr>
-                <w:rFonts w:ascii="Times New Roman" w:eastAsia="Times New Roman" w:hAnsi="Times New Roman" w:cs="Times New Roman"/>
-                <w:sz w:val="24"/>
-                <w:szCs w:val="24"/>
-              </w:rPr>
-            </w:pPr>
-            <w:r>
-              <w:rPr>
-                <w:rFonts w:ascii="Times New Roman" w:eastAsia="Times New Roman" w:hAnsi="Times New Roman" w:cs="Times New Roman"/>
-                <w:sz w:val="24"/>
-                <w:szCs w:val="24"/>
-              </w:rPr>
-              <w:t>- един потребител с роля Operator</w:t>
-            </w:r>
-          </w:p>
-          <w:p>
-            <w:pPr>
-              <w:spacing w:after="0" w:line="360" w:lineRule="auto"/>
-              <w:ind w:left="284" w:firstLine="0"/>
-              <w:jc w:val="both"/>
-              <w:rPr>
-                <w:rFonts w:ascii="Times New Roman" w:eastAsia="Times New Roman" w:hAnsi="Times New Roman" w:cs="Times New Roman"/>
-                <w:i w:val="0"/>
-                <w:sz w:val="24"/>
-                <w:szCs w:val="24"/>
-              </w:rPr>
-            </w:pPr>
-            <w:r>
-              <w:rPr>
-                <w:rFonts w:ascii="Times New Roman" w:eastAsia="Times New Roman" w:hAnsi="Times New Roman" w:cs="Times New Roman"/>
-                <w:sz w:val="24"/>
-                <w:szCs w:val="24"/>
-              </w:rPr>
-              <w:t>Това гарантира, че системата винаги може да бъде достъпена.</w:t>
-            </w:r>
-          </w:p>
-          <w:p>
-            <w:pPr>
-              <w:spacing w:after="0" w:line="360" w:lineRule="auto"/>
-              <w:ind w:left="284" w:firstLine="0"/>
-              <w:jc w:val="both"/>
-              <w:rPr>
-                <w:rFonts w:ascii="Times New Roman" w:hAnsi="Times New Roman" w:cs="Times New Roman"/>
-                <w:sz w:val="24"/>
-                <w:szCs w:val="24"/>
-              </w:rPr>
-            </w:pPr>
-          </w:p>
-          <w:p>
-            <w:pPr>
-              <w:spacing w:after="0" w:line="360" w:lineRule="auto"/>
-              <w:ind w:left="284" w:firstLine="0"/>
-              <w:jc w:val="both"/>
-              <w:rPr>
-                <w:rFonts w:ascii="Times New Roman" w:hAnsi="Times New Roman" w:cs="Times New Roman"/>
-                <w:sz w:val="24"/>
-                <w:szCs w:val="24"/>
-              </w:rPr>
-            </w:pPr>
-          </w:p>
-        </w:tc>
-      </w:tr>
-    </w:tbl>
     <w:p>
       <w:pPr>
         <w:spacing w:after="136" w:line="360" w:lineRule="auto"/>
@@ -4013,8 +4036,8 @@
                 <w:szCs w:val="24"/>
               </w:rPr>
             </w:pPr>
-            <w:bookmarkStart w:id="0" w:name="_Hlk220419366"/>
-            <w:bookmarkStart w:id="1" w:name="_Hlk220419305"/>
+            <w:bookmarkStart w:id="1" w:name="_Hlk220419366"/>
+            <w:bookmarkStart w:id="2" w:name="_Hlk220419305"/>
             <w:r>
               <w:rPr>
                 <w:rFonts w:ascii="Times New Roman" w:hAnsi="Times New Roman" w:cs="Times New Roman"/>
@@ -4605,7 +4628,7 @@
           </w:p>
         </w:tc>
       </w:tr>
-      <w:bookmarkEnd w:id="0"/>
+      <w:bookmarkEnd w:id="1"/>
       <w:tr>
         <w:tblPrEx>
           <w:tblCellMar>
@@ -4739,8 +4762,6 @@
               </w:rPr>
               <w:t xml:space="preserve">, </w:t>
             </w:r>
-            <w:bookmarkStart w:id="2" w:name="_GoBack"/>
-            <w:bookmarkEnd w:id="2"/>
           </w:p>
           <w:p>
             <w:pPr>
@@ -6043,7 +6064,7 @@
           </w:p>
         </w:tc>
       </w:tr>
-      <w:bookmarkEnd w:id="1"/>
+      <w:bookmarkEnd w:id="2"/>
       <w:tr>
         <w:tblPrEx>
           <w:tblCellMar>
@@ -9259,6 +9280,155 @@
     </w:lvl>
   </w:abstractNum>
   <w:abstractNum w:abstractNumId="9" w15:restartNumberingAfterBreak="0">
+    <w:nsid w:val="6F294036"/>
+    <w:multiLevelType w:val="multilevel"/>
+    <w:tmpl w:val="5284E0DA"/>
+    <w:lvl w:ilvl="0">
+      <w:start w:val="1"/>
+      <w:numFmt w:val="bullet"/>
+      <w:lvlText w:val=""/>
+      <w:lvlJc w:val="left"/>
+      <w:pPr>
+        <w:tabs>
+          <w:tab w:val="num" w:pos="720"/>
+        </w:tabs>
+        <w:ind w:left="720" w:hanging="360"/>
+      </w:pPr>
+      <w:rPr>
+        <w:rFonts w:ascii="Symbol" w:hAnsi="Symbol" w:hint="default"/>
+        <w:sz w:val="20"/>
+      </w:rPr>
+    </w:lvl>
+    <w:lvl w:ilvl="1" w:tentative="1">
+      <w:start w:val="1"/>
+      <w:numFmt w:val="bullet"/>
+      <w:lvlText w:val="o"/>
+      <w:lvlJc w:val="left"/>
+      <w:pPr>
+        <w:tabs>
+          <w:tab w:val="num" w:pos="1440"/>
+        </w:tabs>
+        <w:ind w:left="1440" w:hanging="360"/>
+      </w:pPr>
+      <w:rPr>
+        <w:rFonts w:ascii="Courier New" w:hAnsi="Courier New" w:hint="default"/>
+        <w:sz w:val="20"/>
+      </w:rPr>
+    </w:lvl>
+    <w:lvl w:ilvl="2" w:tentative="1">
+      <w:start w:val="1"/>
+      <w:numFmt w:val="bullet"/>
+      <w:lvlText w:val=""/>
+      <w:lvlJc w:val="left"/>
+      <w:pPr>
+        <w:tabs>
+          <w:tab w:val="num" w:pos="2160"/>
+        </w:tabs>
+        <w:ind w:left="2160" w:hanging="360"/>
+      </w:pPr>
+      <w:rPr>
+        <w:rFonts w:ascii="Wingdings" w:hAnsi="Wingdings" w:hint="default"/>
+        <w:sz w:val="20"/>
+      </w:rPr>
+    </w:lvl>
+    <w:lvl w:ilvl="3" w:tentative="1">
+      <w:start w:val="1"/>
+      <w:numFmt w:val="bullet"/>
+      <w:lvlText w:val=""/>
+      <w:lvlJc w:val="left"/>
+      <w:pPr>
+        <w:tabs>
+          <w:tab w:val="num" w:pos="2880"/>
+        </w:tabs>
+        <w:ind w:left="2880" w:hanging="360"/>
+      </w:pPr>
+      <w:rPr>
+        <w:rFonts w:ascii="Wingdings" w:hAnsi="Wingdings" w:hint="default"/>
+        <w:sz w:val="20"/>
+      </w:rPr>
+    </w:lvl>
+    <w:lvl w:ilvl="4" w:tentative="1">
+      <w:start w:val="1"/>
+      <w:numFmt w:val="bullet"/>
+      <w:lvlText w:val=""/>
+      <w:lvlJc w:val="left"/>
+      <w:pPr>
+        <w:tabs>
+          <w:tab w:val="num" w:pos="3600"/>
+        </w:tabs>
+        <w:ind w:left="3600" w:hanging="360"/>
+      </w:pPr>
+      <w:rPr>
+        <w:rFonts w:ascii="Wingdings" w:hAnsi="Wingdings" w:hint="default"/>
+        <w:sz w:val="20"/>
+      </w:rPr>
+    </w:lvl>
+    <w:lvl w:ilvl="5" w:tentative="1">
+      <w:start w:val="1"/>
+      <w:numFmt w:val="bullet"/>
+      <w:lvlText w:val=""/>
+      <w:lvlJc w:val="left"/>
+      <w:pPr>
+        <w:tabs>
+          <w:tab w:val="num" w:pos="4320"/>
+        </w:tabs>
+        <w:ind w:left="4320" w:hanging="360"/>
+      </w:pPr>
+      <w:rPr>
+        <w:rFonts w:ascii="Wingdings" w:hAnsi="Wingdings" w:hint="default"/>
+        <w:sz w:val="20"/>
+      </w:rPr>
+    </w:lvl>
+    <w:lvl w:ilvl="6" w:tentative="1">
+      <w:start w:val="1"/>
+      <w:numFmt w:val="bullet"/>
+      <w:lvlText w:val=""/>
+      <w:lvlJc w:val="left"/>
+      <w:pPr>
+        <w:tabs>
+          <w:tab w:val="num" w:pos="5040"/>
+        </w:tabs>
+        <w:ind w:left="5040" w:hanging="360"/>
+      </w:pPr>
+      <w:rPr>
+        <w:rFonts w:ascii="Wingdings" w:hAnsi="Wingdings" w:hint="default"/>
+        <w:sz w:val="20"/>
+      </w:rPr>
+    </w:lvl>
+    <w:lvl w:ilvl="7" w:tentative="1">
+      <w:start w:val="1"/>
+      <w:numFmt w:val="bullet"/>
+      <w:lvlText w:val=""/>
+      <w:lvlJc w:val="left"/>
+      <w:pPr>
+        <w:tabs>
+          <w:tab w:val="num" w:pos="5760"/>
+        </w:tabs>
+        <w:ind w:left="5760" w:hanging="360"/>
+      </w:pPr>
+      <w:rPr>
+        <w:rFonts w:ascii="Wingdings" w:hAnsi="Wingdings" w:hint="default"/>
+        <w:sz w:val="20"/>
+      </w:rPr>
+    </w:lvl>
+    <w:lvl w:ilvl="8" w:tentative="1">
+      <w:start w:val="1"/>
+      <w:numFmt w:val="bullet"/>
+      <w:lvlText w:val=""/>
+      <w:lvlJc w:val="left"/>
+      <w:pPr>
+        <w:tabs>
+          <w:tab w:val="num" w:pos="6480"/>
+        </w:tabs>
+        <w:ind w:left="6480" w:hanging="360"/>
+      </w:pPr>
+      <w:rPr>
+        <w:rFonts w:ascii="Wingdings" w:hAnsi="Wingdings" w:hint="default"/>
+        <w:sz w:val="20"/>
+      </w:rPr>
+    </w:lvl>
+  </w:abstractNum>
+  <w:abstractNum w:abstractNumId="10" w15:restartNumberingAfterBreak="0">
     <w:nsid w:val="71755401"/>
     <w:multiLevelType w:val="multilevel"/>
     <w:tmpl w:val="71755401"/>
@@ -9474,7 +9644,7 @@
     <w:abstractNumId w:val="0"/>
   </w:num>
   <w:num w:numId="5">
-    <w:abstractNumId w:val="9"/>
+    <w:abstractNumId w:val="10"/>
   </w:num>
   <w:num w:numId="6">
     <w:abstractNumId w:val="1"/>
@@ -9490,6 +9660,9 @@
   </w:num>
   <w:num w:numId="10">
     <w:abstractNumId w:val="6"/>
+  </w:num>
+  <w:num w:numId="11">
+    <w:abstractNumId w:val="9"/>
   </w:num>
 </w:numbering>
 </file>
@@ -9968,7 +10141,6 @@
   <w:style w:type="character" w:default="1" w:styleId="a0">
     <w:name w:val="Default Paragraph Font"/>
     <w:uiPriority w:val="1"/>
-    <w:semiHidden/>
     <w:unhideWhenUsed/>
   </w:style>
   <w:style w:type="table" w:default="1" w:styleId="a1">
@@ -10373,7 +10545,7 @@
 </file>
 
 <file path=customXml/itemProps1.xml><?xml version="1.0" encoding="utf-8"?>
-<ds:datastoreItem xmlns:ds="http://schemas.openxmlformats.org/officeDocument/2006/customXml" ds:itemID="{263C84EA-7F13-407B-B1DB-B89B32F20C54}">
+<ds:datastoreItem xmlns:ds="http://schemas.openxmlformats.org/officeDocument/2006/customXml" ds:itemID="{811C181C-D57E-4FA8-BF3F-4F60494D3B53}">
   <ds:schemaRefs>
     <ds:schemaRef ds:uri="http://schemas.openxmlformats.org/officeDocument/2006/bibliography"/>
   </ds:schemaRefs>

--- a/documentation/Siyka_project_summary_ Сийка.docx
+++ b/documentation/Siyka_project_summary_ Сийка.docx
@@ -328,21 +328,52 @@
                 <w:b/>
                 <w:bCs/>
                 <w:i w:val="0"/>
-                <w:iCs/>
-                <w:sz w:val="24"/>
-                <w:szCs w:val="24"/>
-              </w:rPr>
-              <w:t>Динамично управление на артикули:</w:t>
-            </w:r>
-            <w:r>
-              <w:rPr>
-                <w:rFonts w:ascii="Times New Roman" w:hAnsi="Times New Roman" w:cs="Times New Roman"/>
-                <w:i w:val="0"/>
-                <w:iCs/>
-                <w:sz w:val="24"/>
-                <w:szCs w:val="24"/>
-              </w:rPr>
-              <w:t xml:space="preserve"> Регистриране на продукти с йерархично категоризиране и детайлни метаданни.</w:t>
+                <w:sz w:val="24"/>
+                <w:szCs w:val="24"/>
+              </w:rPr>
+              <w:t>Динамично управление на артикули</w:t>
+            </w:r>
+            <w:r>
+              <w:rPr>
+                <w:rFonts w:ascii="Times New Roman" w:hAnsi="Times New Roman" w:cs="Times New Roman"/>
+                <w:b/>
+                <w:bCs/>
+                <w:iCs/>
+                <w:sz w:val="24"/>
+                <w:szCs w:val="24"/>
+              </w:rPr>
+              <w:t>:</w:t>
+            </w:r>
+            <w:r>
+              <w:rPr>
+                <w:rFonts w:ascii="Times New Roman" w:hAnsi="Times New Roman" w:cs="Times New Roman"/>
+                <w:b/>
+                <w:bCs/>
+                <w:iCs/>
+                <w:sz w:val="24"/>
+                <w:szCs w:val="24"/>
+              </w:rPr>
+              <w:t xml:space="preserve"> </w:t>
+            </w:r>
+            <w:bookmarkStart w:id="0" w:name="_GoBack"/>
+            <w:bookmarkEnd w:id="0"/>
+            <w:r>
+              <w:rPr>
+                <w:rFonts w:ascii="Times New Roman" w:hAnsi="Times New Roman" w:cs="Times New Roman"/>
+                <w:i w:val="0"/>
+                <w:sz w:val="24"/>
+                <w:szCs w:val="24"/>
+              </w:rPr>
+              <w:t>Регистриране на продукти с йерархична категоризация, описание, цена и основни характеристик</w:t>
+            </w:r>
+            <w:r>
+              <w:rPr>
+                <w:rFonts w:ascii="Times New Roman" w:hAnsi="Times New Roman" w:cs="Times New Roman"/>
+                <w:i w:val="0"/>
+                <w:sz w:val="24"/>
+                <w:szCs w:val="24"/>
+              </w:rPr>
+              <w:t>и.</w:t>
             </w:r>
           </w:p>
           <w:p>
@@ -713,8 +744,6 @@
                 <w:szCs w:val="24"/>
               </w:rPr>
             </w:pPr>
-            <w:bookmarkStart w:id="0" w:name="_GoBack"/>
-            <w:bookmarkEnd w:id="0"/>
           </w:p>
           <w:p>
             <w:pPr>
@@ -10545,7 +10574,7 @@
 </file>
 
 <file path=customXml/itemProps1.xml><?xml version="1.0" encoding="utf-8"?>
-<ds:datastoreItem xmlns:ds="http://schemas.openxmlformats.org/officeDocument/2006/customXml" ds:itemID="{811C181C-D57E-4FA8-BF3F-4F60494D3B53}">
+<ds:datastoreItem xmlns:ds="http://schemas.openxmlformats.org/officeDocument/2006/customXml" ds:itemID="{17D0A714-2519-4BC0-A697-E046175E4EAC}">
   <ds:schemaRefs>
     <ds:schemaRef ds:uri="http://schemas.openxmlformats.org/officeDocument/2006/bibliography"/>
   </ds:schemaRefs>

--- a/documentation/Siyka_project_summary_ Сийка.docx
+++ b/documentation/Siyka_project_summary_ Сийка.docx
@@ -355,25 +355,14 @@
               </w:rPr>
               <w:t xml:space="preserve"> </w:t>
             </w:r>
-            <w:bookmarkStart w:id="0" w:name="_GoBack"/>
-            <w:bookmarkEnd w:id="0"/>
-            <w:r>
-              <w:rPr>
-                <w:rFonts w:ascii="Times New Roman" w:hAnsi="Times New Roman" w:cs="Times New Roman"/>
-                <w:i w:val="0"/>
-                <w:sz w:val="24"/>
-                <w:szCs w:val="24"/>
-              </w:rPr>
-              <w:t>Регистриране на продукти с йерархична категоризация, описание, цена и основни характеристик</w:t>
-            </w:r>
-            <w:r>
-              <w:rPr>
-                <w:rFonts w:ascii="Times New Roman" w:hAnsi="Times New Roman" w:cs="Times New Roman"/>
-                <w:i w:val="0"/>
-                <w:sz w:val="24"/>
-                <w:szCs w:val="24"/>
-              </w:rPr>
-              <w:t>и.</w:t>
+            <w:r>
+              <w:rPr>
+                <w:rFonts w:ascii="Times New Roman" w:hAnsi="Times New Roman" w:cs="Times New Roman"/>
+                <w:i w:val="0"/>
+                <w:sz w:val="24"/>
+                <w:szCs w:val="24"/>
+              </w:rPr>
+              <w:t>Регистриране на продукти с йерархична категоризация, описание, цена и основни характеристики.</w:t>
             </w:r>
           </w:p>
           <w:p>
@@ -401,7 +390,7 @@
                 <w:sz w:val="24"/>
                 <w:szCs w:val="24"/>
               </w:rPr>
-              <w:t>Интелигентен инвентарен контрол:</w:t>
+              <w:t>Инвентарен контрол:</w:t>
             </w:r>
             <w:r>
               <w:rPr>
@@ -1331,7 +1320,7 @@
                 <w:sz w:val="24"/>
                 <w:szCs w:val="24"/>
               </w:rPr>
-              <w:t xml:space="preserve">Въвеждане на име, категория, цена и начално количество </w:t>
+              <w:t xml:space="preserve">Въвеждане на име, категория, цена </w:t>
             </w:r>
           </w:p>
         </w:tc>
@@ -1446,7 +1435,19 @@
                 <w:sz w:val="24"/>
                 <w:szCs w:val="24"/>
               </w:rPr>
-              <w:t xml:space="preserve">Актуализиране на наличност </w:t>
+              <w:t>Актуализиране</w:t>
+            </w:r>
+            <w:bookmarkStart w:id="0" w:name="_GoBack"/>
+            <w:bookmarkEnd w:id="0"/>
+            <w:r>
+              <w:rPr>
+                <w:rFonts w:ascii="Times New Roman" w:hAnsi="Times New Roman" w:cs="Times New Roman"/>
+                <w:b/>
+                <w:i w:val="0"/>
+                <w:sz w:val="24"/>
+                <w:szCs w:val="24"/>
+              </w:rPr>
+              <w:t xml:space="preserve"> на наличност </w:t>
             </w:r>
           </w:p>
         </w:tc>
@@ -10170,6 +10171,7 @@
   <w:style w:type="character" w:default="1" w:styleId="a0">
     <w:name w:val="Default Paragraph Font"/>
     <w:uiPriority w:val="1"/>
+    <w:semiHidden/>
     <w:unhideWhenUsed/>
   </w:style>
   <w:style w:type="table" w:default="1" w:styleId="a1">
@@ -10574,7 +10576,7 @@
 </file>
 
 <file path=customXml/itemProps1.xml><?xml version="1.0" encoding="utf-8"?>
-<ds:datastoreItem xmlns:ds="http://schemas.openxmlformats.org/officeDocument/2006/customXml" ds:itemID="{17D0A714-2519-4BC0-A697-E046175E4EAC}">
+<ds:datastoreItem xmlns:ds="http://schemas.openxmlformats.org/officeDocument/2006/customXml" ds:itemID="{0F4EE42D-3D79-4E65-989B-DA6F8FBEEB27}">
   <ds:schemaRefs>
     <ds:schemaRef ds:uri="http://schemas.openxmlformats.org/officeDocument/2006/bibliography"/>
   </ds:schemaRefs>

--- a/documentation/Siyka_project_summary_ Сийка.docx
+++ b/documentation/Siyka_project_summary_ Сийка.docx
@@ -1435,19 +1435,7 @@
                 <w:sz w:val="24"/>
                 <w:szCs w:val="24"/>
               </w:rPr>
-              <w:t>Актуализиране</w:t>
-            </w:r>
-            <w:bookmarkStart w:id="0" w:name="_GoBack"/>
-            <w:bookmarkEnd w:id="0"/>
-            <w:r>
-              <w:rPr>
-                <w:rFonts w:ascii="Times New Roman" w:hAnsi="Times New Roman" w:cs="Times New Roman"/>
-                <w:b/>
-                <w:i w:val="0"/>
-                <w:sz w:val="24"/>
-                <w:szCs w:val="24"/>
-              </w:rPr>
-              <w:t xml:space="preserve"> на наличност </w:t>
+              <w:t xml:space="preserve">Актуализиране на наличност </w:t>
             </w:r>
           </w:p>
         </w:tc>
@@ -4066,8 +4054,8 @@
                 <w:szCs w:val="24"/>
               </w:rPr>
             </w:pPr>
-            <w:bookmarkStart w:id="1" w:name="_Hlk220419366"/>
-            <w:bookmarkStart w:id="2" w:name="_Hlk220419305"/>
+            <w:bookmarkStart w:id="0" w:name="_Hlk220419366"/>
+            <w:bookmarkStart w:id="1" w:name="_Hlk220419305"/>
             <w:r>
               <w:rPr>
                 <w:rFonts w:ascii="Times New Roman" w:hAnsi="Times New Roman" w:cs="Times New Roman"/>
@@ -4658,7 +4646,7 @@
           </w:p>
         </w:tc>
       </w:tr>
-      <w:bookmarkEnd w:id="1"/>
+      <w:bookmarkEnd w:id="0"/>
       <w:tr>
         <w:tblPrEx>
           <w:tblCellMar>
@@ -6094,7 +6082,7 @@
           </w:p>
         </w:tc>
       </w:tr>
-      <w:bookmarkEnd w:id="2"/>
+      <w:bookmarkEnd w:id="1"/>
       <w:tr>
         <w:tblPrEx>
           <w:tblCellMar>
@@ -6160,7 +6148,6 @@
               <w:rPr>
                 <w:rFonts w:ascii="Times New Roman" w:hAnsi="Times New Roman" w:cs="Times New Roman"/>
                 <w:i w:val="0"/>
-                <w:iCs/>
                 <w:sz w:val="24"/>
                 <w:szCs w:val="24"/>
                 <w:lang w:val="en-US"/>
@@ -6170,85 +6157,10 @@
               <w:rPr>
                 <w:rFonts w:ascii="Times New Roman" w:hAnsi="Times New Roman" w:cs="Times New Roman"/>
                 <w:i w:val="0"/>
-                <w:iCs/>
-                <w:sz w:val="24"/>
-                <w:szCs w:val="24"/>
-              </w:rPr>
-              <w:t>report_id,</w:t>
-            </w:r>
-            <w:r>
-              <w:rPr>
-                <w:rFonts w:ascii="Times New Roman" w:hAnsi="Times New Roman" w:cs="Times New Roman"/>
-                <w:i w:val="0"/>
-                <w:iCs/>
-                <w:sz w:val="24"/>
-                <w:szCs w:val="24"/>
-                <w:lang w:val="en-US"/>
-              </w:rPr>
-              <w:t xml:space="preserve"> report_type </w:t>
-            </w:r>
-            <w:r>
-              <w:rPr>
-                <w:rFonts w:ascii="Times New Roman" w:hAnsi="Times New Roman" w:cs="Times New Roman"/>
-                <w:i w:val="0"/>
-                <w:iCs/>
-                <w:sz w:val="24"/>
-                <w:szCs w:val="24"/>
-              </w:rPr>
-              <w:t>, generated</w:t>
-            </w:r>
-            <w:r>
-              <w:rPr>
-                <w:rFonts w:ascii="Times New Roman" w:hAnsi="Times New Roman" w:cs="Times New Roman"/>
-                <w:i w:val="0"/>
-                <w:iCs/>
-                <w:sz w:val="24"/>
-                <w:szCs w:val="24"/>
-                <w:lang w:val="en-US"/>
-              </w:rPr>
-              <w:t>_o</w:t>
-            </w:r>
-            <w:r>
-              <w:rPr>
-                <w:rFonts w:ascii="Times New Roman" w:hAnsi="Times New Roman" w:cs="Times New Roman"/>
-                <w:i w:val="0"/>
-                <w:iCs/>
-                <w:sz w:val="24"/>
-                <w:szCs w:val="24"/>
-              </w:rPr>
-              <w:t>n,</w:t>
-            </w:r>
-            <w:r>
-              <w:rPr>
-                <w:rFonts w:ascii="Times New Roman" w:hAnsi="Times New Roman" w:cs="Times New Roman"/>
-                <w:i w:val="0"/>
-                <w:iCs/>
-                <w:sz w:val="24"/>
-                <w:szCs w:val="24"/>
-                <w:lang w:val="en-US"/>
-              </w:rPr>
-              <w:t xml:space="preserve"> </w:t>
-            </w:r>
-            <w:r>
-              <w:rPr>
-                <w:rFonts w:ascii="Times New Roman" w:hAnsi="Times New Roman" w:cs="Times New Roman"/>
-                <w:i w:val="0"/>
-                <w:iCs/>
-                <w:sz w:val="24"/>
-                <w:szCs w:val="24"/>
-              </w:rPr>
-              <w:t>parameters,</w:t>
-            </w:r>
-            <w:r>
-              <w:rPr>
-                <w:rFonts w:ascii="Times New Roman" w:hAnsi="Times New Roman" w:cs="Times New Roman"/>
-                <w:i w:val="0"/>
-                <w:iCs/>
-                <w:sz w:val="24"/>
-                <w:szCs w:val="24"/>
-                <w:lang w:val="en-US"/>
-              </w:rPr>
-              <w:t xml:space="preserve"> data</w:t>
+                <w:sz w:val="24"/>
+                <w:szCs w:val="24"/>
+              </w:rPr>
+              <w:t>report_id, generated_on, report_type, data</w:t>
             </w:r>
           </w:p>
         </w:tc>
@@ -6269,20 +6181,18 @@
               <w:rPr>
                 <w:rFonts w:ascii="Times New Roman" w:hAnsi="Times New Roman" w:cs="Times New Roman"/>
                 <w:i w:val="0"/>
-                <w:iCs/>
-                <w:sz w:val="24"/>
-                <w:szCs w:val="24"/>
-              </w:rPr>
-            </w:pPr>
-            <w:r>
-              <w:rPr>
-                <w:rFonts w:ascii="Times New Roman" w:hAnsi="Times New Roman" w:cs="Times New Roman"/>
-                <w:i w:val="0"/>
-                <w:iCs/>
-                <w:sz w:val="24"/>
-                <w:szCs w:val="24"/>
-              </w:rPr>
-              <w:t xml:space="preserve">Генерира се от системата по зададени критерии; създава се от потребителя </w:t>
+                <w:sz w:val="24"/>
+                <w:szCs w:val="24"/>
+              </w:rPr>
+            </w:pPr>
+            <w:r>
+              <w:rPr>
+                <w:rFonts w:ascii="Times New Roman" w:hAnsi="Times New Roman" w:cs="Times New Roman"/>
+                <w:i w:val="0"/>
+                <w:sz w:val="24"/>
+                <w:szCs w:val="24"/>
+              </w:rPr>
+              <w:t>Създава се по заявка на потребителя; системата го генерира според избрания тип отчет.</w:t>
             </w:r>
           </w:p>
         </w:tc>
@@ -6635,24 +6545,91 @@
         <w:ind w:left="0" w:firstLine="0"/>
         <w:rPr>
           <w:rFonts w:ascii="Times New Roman" w:hAnsi="Times New Roman" w:cs="Times New Roman"/>
+          <w:i w:val="0"/>
+          <w:sz w:val="24"/>
+          <w:szCs w:val="24"/>
+        </w:rPr>
+      </w:pPr>
+      <w:r>
+        <w:rPr>
+          <w:rFonts w:ascii="Times New Roman" w:hAnsi="Times New Roman" w:cs="Times New Roman"/>
+          <w:i w:val="0"/>
+          <w:sz w:val="24"/>
+          <w:szCs w:val="24"/>
+        </w:rPr>
+        <w:t xml:space="preserve">Добавени са инструменти за многокритерийно търсене и филтриране в модулите </w:t>
+      </w:r>
+      <w:r>
+        <w:rPr>
+          <w:rFonts w:ascii="Times New Roman" w:hAnsi="Times New Roman" w:cs="Times New Roman"/>
           <w:b/>
           <w:bCs/>
           <w:i w:val="0"/>
-          <w:iCs/>
-          <w:sz w:val="24"/>
-          <w:szCs w:val="24"/>
-        </w:rPr>
-      </w:pPr>
+          <w:sz w:val="24"/>
+          <w:szCs w:val="24"/>
+        </w:rPr>
+        <w:t>Продукти</w:t>
+      </w:r>
       <w:r>
         <w:rPr>
           <w:rFonts w:ascii="Times New Roman" w:hAnsi="Times New Roman" w:cs="Times New Roman"/>
           <w:i w:val="0"/>
-          <w:iCs/>
-          <w:sz w:val="24"/>
-          <w:szCs w:val="24"/>
-        </w:rPr>
-        <w:t>Добавени са инструменти за комбинирано търсене и филтриране в модулите Продукти, Движения и Фактури. Поддържат се критерии като цена, количество, категория, доставчик, тип движение, дата, клиент и обща стойност, което подобрява аналитичните възможности на системата.</w:t>
+          <w:sz w:val="24"/>
+          <w:szCs w:val="24"/>
+        </w:rPr>
+        <w:t xml:space="preserve">, </w:t>
       </w:r>
+      <w:r>
+        <w:rPr>
+          <w:rFonts w:ascii="Times New Roman" w:hAnsi="Times New Roman" w:cs="Times New Roman"/>
+          <w:b/>
+          <w:bCs/>
+          <w:i w:val="0"/>
+          <w:sz w:val="24"/>
+          <w:szCs w:val="24"/>
+        </w:rPr>
+        <w:t>Движения</w:t>
+      </w:r>
+      <w:r>
+        <w:rPr>
+          <w:rFonts w:ascii="Times New Roman" w:hAnsi="Times New Roman" w:cs="Times New Roman"/>
+          <w:i w:val="0"/>
+          <w:sz w:val="24"/>
+          <w:szCs w:val="24"/>
+        </w:rPr>
+        <w:t xml:space="preserve"> и </w:t>
+      </w:r>
+      <w:r>
+        <w:rPr>
+          <w:rFonts w:ascii="Times New Roman" w:hAnsi="Times New Roman" w:cs="Times New Roman"/>
+          <w:b/>
+          <w:bCs/>
+          <w:i w:val="0"/>
+          <w:sz w:val="24"/>
+          <w:szCs w:val="24"/>
+        </w:rPr>
+        <w:t>Фактури</w:t>
+      </w:r>
+      <w:r>
+        <w:rPr>
+          <w:rFonts w:ascii="Times New Roman" w:hAnsi="Times New Roman" w:cs="Times New Roman"/>
+          <w:i w:val="0"/>
+          <w:sz w:val="24"/>
+          <w:szCs w:val="24"/>
+        </w:rPr>
+        <w:t>. Поддържат се специфични параметри като цена, количество и категория за артикулите, тип движение и дата за логистиката, както и клиент и обща стойност за документите, което оптимизира анализа на системата</w:t>
+      </w:r>
+      <w:r>
+        <w:rPr>
+          <w:rFonts w:ascii="Times New Roman" w:hAnsi="Times New Roman" w:cs="Times New Roman"/>
+          <w:i w:val="0"/>
+          <w:sz w:val="24"/>
+          <w:szCs w:val="24"/>
+        </w:rPr>
+        <w:t>.</w:t>
+      </w:r>
+      <w:bookmarkStart w:id="2" w:name="_GoBack"/>
+      <w:bookmarkEnd w:id="2"/>
     </w:p>
     <w:p>
       <w:pPr>
@@ -10171,7 +10148,6 @@
   <w:style w:type="character" w:default="1" w:styleId="a0">
     <w:name w:val="Default Paragraph Font"/>
     <w:uiPriority w:val="1"/>
-    <w:semiHidden/>
     <w:unhideWhenUsed/>
   </w:style>
   <w:style w:type="table" w:default="1" w:styleId="a1">
@@ -10576,7 +10552,7 @@
 </file>
 
 <file path=customXml/itemProps1.xml><?xml version="1.0" encoding="utf-8"?>
-<ds:datastoreItem xmlns:ds="http://schemas.openxmlformats.org/officeDocument/2006/customXml" ds:itemID="{0F4EE42D-3D79-4E65-989B-DA6F8FBEEB27}">
+<ds:datastoreItem xmlns:ds="http://schemas.openxmlformats.org/officeDocument/2006/customXml" ds:itemID="{89FC34E1-35BD-40D6-9516-48CFD47C1F53}">
   <ds:schemaRefs>
     <ds:schemaRef ds:uri="http://schemas.openxmlformats.org/officeDocument/2006/bibliography"/>
   </ds:schemaRefs>

--- a/documentation/Siyka_project_summary_ Сийка.docx
+++ b/documentation/Siyka_project_summary_ Сийка.docx
@@ -6628,8 +6628,6 @@
         </w:rPr>
         <w:t>.</w:t>
       </w:r>
-      <w:bookmarkStart w:id="2" w:name="_GoBack"/>
-      <w:bookmarkEnd w:id="2"/>
     </w:p>
     <w:p>
       <w:pPr>
@@ -6817,145 +6815,6 @@
         </w:rPr>
         <w:t xml:space="preserve"> • управление на ролеви достъп и сигурност</w:t>
       </w:r>
-    </w:p>
-    <w:p>
-      <w:pPr>
-        <w:spacing w:after="240" w:line="360" w:lineRule="auto"/>
-        <w:ind w:left="0" w:firstLine="0"/>
-        <w:rPr>
-          <w:rFonts w:ascii="Times New Roman" w:hAnsi="Times New Roman" w:cs="Times New Roman"/>
-          <w:b/>
-          <w:bCs/>
-          <w:i w:val="0"/>
-          <w:iCs/>
-          <w:sz w:val="24"/>
-          <w:szCs w:val="24"/>
-        </w:rPr>
-      </w:pPr>
-      <w:r>
-        <w:rPr>
-          <w:rFonts w:ascii="Times New Roman" w:hAnsi="Times New Roman" w:cs="Times New Roman"/>
-          <w:b/>
-          <w:bCs/>
-          <w:i w:val="0"/>
-          <w:iCs/>
-          <w:sz w:val="24"/>
-          <w:szCs w:val="24"/>
-        </w:rPr>
-        <w:lastRenderedPageBreak/>
-        <w:t xml:space="preserve"> </w:t>
-      </w:r>
-      <w:r>
-        <w:rPr>
-          <w:b/>
-          <w:bCs/>
-          <w:i w:val="0"/>
-          <w:iCs/>
-          <w:szCs w:val="28"/>
-        </w:rPr>
-        <w:t>7.</w:t>
-      </w:r>
-      <w:r>
-        <w:rPr>
-          <w:rFonts w:ascii="Times New Roman" w:hAnsi="Times New Roman" w:cs="Times New Roman"/>
-          <w:b/>
-          <w:bCs/>
-          <w:i w:val="0"/>
-          <w:iCs/>
-          <w:sz w:val="24"/>
-          <w:szCs w:val="24"/>
-        </w:rPr>
-        <w:t xml:space="preserve"> Технологии</w:t>
-      </w:r>
-    </w:p>
-    <w:p>
-      <w:pPr>
-        <w:spacing w:after="240" w:line="360" w:lineRule="auto"/>
-        <w:ind w:left="0" w:firstLine="0"/>
-        <w:rPr>
-          <w:rFonts w:ascii="Times New Roman" w:hAnsi="Times New Roman" w:cs="Times New Roman"/>
-          <w:i w:val="0"/>
-          <w:iCs/>
-          <w:sz w:val="24"/>
-          <w:szCs w:val="24"/>
-        </w:rPr>
-      </w:pPr>
-      <w:r>
-        <w:rPr>
-          <w:rFonts w:ascii="Times New Roman" w:hAnsi="Times New Roman" w:cs="Times New Roman"/>
-          <w:i w:val="0"/>
-          <w:iCs/>
-          <w:sz w:val="24"/>
-          <w:szCs w:val="24"/>
-        </w:rPr>
-        <w:t xml:space="preserve">Проектът е разработен на </w:t>
-      </w:r>
-      <w:r>
-        <w:rPr>
-          <w:rFonts w:ascii="Times New Roman" w:hAnsi="Times New Roman" w:cs="Times New Roman"/>
-          <w:b/>
-          <w:bCs/>
-          <w:i w:val="0"/>
-          <w:iCs/>
-          <w:sz w:val="24"/>
-          <w:szCs w:val="24"/>
-        </w:rPr>
-        <w:t>Python 3.x</w:t>
-      </w:r>
-      <w:r>
-        <w:rPr>
-          <w:rFonts w:ascii="Times New Roman" w:hAnsi="Times New Roman" w:cs="Times New Roman"/>
-          <w:i w:val="0"/>
-          <w:iCs/>
-          <w:sz w:val="24"/>
-          <w:szCs w:val="24"/>
-        </w:rPr>
-        <w:t xml:space="preserve"> в средата </w:t>
-      </w:r>
-      <w:r>
-        <w:rPr>
-          <w:rFonts w:ascii="Times New Roman" w:hAnsi="Times New Roman" w:cs="Times New Roman"/>
-          <w:b/>
-          <w:bCs/>
-          <w:i w:val="0"/>
-          <w:iCs/>
-          <w:sz w:val="24"/>
-          <w:szCs w:val="24"/>
-        </w:rPr>
-        <w:t>PyCharm</w:t>
-      </w:r>
-      <w:r>
-        <w:rPr>
-          <w:rFonts w:ascii="Times New Roman" w:hAnsi="Times New Roman" w:cs="Times New Roman"/>
-          <w:i w:val="0"/>
-          <w:iCs/>
-          <w:sz w:val="24"/>
-          <w:szCs w:val="24"/>
-        </w:rPr>
-        <w:t xml:space="preserve">, която осигурява удобства като автоматично дописване и дебъгване. Данните се съхраняват в </w:t>
-      </w:r>
-      <w:r>
-        <w:rPr>
-          <w:rFonts w:ascii="Times New Roman" w:hAnsi="Times New Roman" w:cs="Times New Roman"/>
-          <w:b/>
-          <w:bCs/>
-          <w:i w:val="0"/>
-          <w:iCs/>
-          <w:sz w:val="24"/>
-          <w:szCs w:val="24"/>
-        </w:rPr>
-        <w:t>JSON файлове</w:t>
-      </w:r>
-      <w:r>
-        <w:rPr>
-          <w:rFonts w:ascii="Times New Roman" w:hAnsi="Times New Roman" w:cs="Times New Roman"/>
-          <w:i w:val="0"/>
-          <w:iCs/>
-          <w:sz w:val="24"/>
-          <w:szCs w:val="24"/>
-        </w:rPr>
-        <w:t>, организирани по модули: продукти, движения, фактури и инвентар.</w:t>
-      </w:r>
       <w:r>
         <w:rPr>
           <w:rFonts w:ascii="Times New Roman" w:hAnsi="Times New Roman" w:cs="Times New Roman"/>
@@ -6966,42 +6825,10 @@
         </w:rPr>
         <w:t xml:space="preserve"> </w:t>
       </w:r>
-      <w:r>
-        <w:rPr>
-          <w:rFonts w:ascii="Times New Roman" w:hAnsi="Times New Roman" w:cs="Times New Roman"/>
-          <w:i w:val="0"/>
-          <w:iCs/>
-          <w:sz w:val="24"/>
-          <w:szCs w:val="24"/>
-        </w:rPr>
-        <w:t xml:space="preserve">Използван е </w:t>
-      </w:r>
-      <w:r>
-        <w:rPr>
-          <w:rFonts w:ascii="Times New Roman" w:hAnsi="Times New Roman" w:cs="Times New Roman"/>
-          <w:b/>
-          <w:bCs/>
-          <w:i w:val="0"/>
-          <w:iCs/>
-          <w:sz w:val="24"/>
-          <w:szCs w:val="24"/>
-        </w:rPr>
-        <w:t>обектно-ориентиран подход</w:t>
-      </w:r>
-      <w:r>
-        <w:rPr>
-          <w:rFonts w:ascii="Times New Roman" w:hAnsi="Times New Roman" w:cs="Times New Roman"/>
-          <w:i w:val="0"/>
-          <w:iCs/>
-          <w:sz w:val="24"/>
-          <w:szCs w:val="24"/>
-        </w:rPr>
-        <w:t>, който разделя логиката в отделни класове, модели и контролери. Реализирана е логика за вътрешно преместване (MOVE), която създава две движения – изходящо и входящо – и актуализира инвентара според зададените локации.</w:t>
-      </w:r>
     </w:p>
     <w:p>
       <w:pPr>
-        <w:spacing w:after="240" w:line="360" w:lineRule="auto"/>
+        <w:spacing w:after="240" w:line="276" w:lineRule="auto"/>
         <w:ind w:left="0" w:firstLine="0"/>
         <w:rPr>
           <w:rFonts w:ascii="Times New Roman" w:hAnsi="Times New Roman" w:cs="Times New Roman"/>
@@ -7013,228 +6840,15 @@
       </w:pPr>
       <w:r>
         <w:rPr>
-          <w:rFonts w:ascii="Times New Roman" w:hAnsi="Times New Roman" w:cs="Times New Roman"/>
-          <w:i w:val="0"/>
-          <w:iCs/>
-          <w:sz w:val="24"/>
-          <w:szCs w:val="24"/>
-        </w:rPr>
-        <w:t>За маскиране на пароли се използват стандартните библиотеки:</w:t>
-      </w:r>
-    </w:p>
-    <w:p>
-      <w:pPr>
-        <w:spacing w:after="240" w:line="360" w:lineRule="auto"/>
-        <w:ind w:left="0" w:firstLine="0"/>
-        <w:rPr>
-          <w:rFonts w:ascii="Times New Roman" w:hAnsi="Times New Roman" w:cs="Times New Roman"/>
-          <w:i w:val="0"/>
-          <w:iCs/>
-          <w:sz w:val="24"/>
-          <w:szCs w:val="24"/>
-        </w:rPr>
-      </w:pPr>
-      <w:r>
-        <w:rPr>
-          <w:rFonts w:ascii="Times New Roman" w:hAnsi="Times New Roman" w:cs="Times New Roman"/>
-          <w:i w:val="0"/>
-          <w:iCs/>
-          <w:sz w:val="24"/>
-          <w:szCs w:val="24"/>
-        </w:rPr>
-        <w:t xml:space="preserve"> • </w:t>
-      </w:r>
-      <w:r>
-        <w:rPr>
-          <w:rFonts w:ascii="Times New Roman" w:hAnsi="Times New Roman" w:cs="Times New Roman"/>
           <w:b/>
           <w:bCs/>
           <w:i w:val="0"/>
           <w:iCs/>
-          <w:sz w:val="24"/>
-          <w:szCs w:val="24"/>
+          <w:szCs w:val="28"/>
         </w:rPr>
-        <w:t>msvcrt</w:t>
+        <w:lastRenderedPageBreak/>
+        <w:t>7</w:t>
       </w:r>
-      <w:r>
-        <w:rPr>
-          <w:rFonts w:ascii="Times New Roman" w:hAnsi="Times New Roman" w:cs="Times New Roman"/>
-          <w:i w:val="0"/>
-          <w:iCs/>
-          <w:sz w:val="24"/>
-          <w:szCs w:val="24"/>
-        </w:rPr>
-        <w:t xml:space="preserve"> – прихваща клавиши без визуализация (Windows) </w:t>
-      </w:r>
-    </w:p>
-    <w:p>
-      <w:pPr>
-        <w:spacing w:after="240" w:line="360" w:lineRule="auto"/>
-        <w:ind w:left="0" w:firstLine="0"/>
-        <w:rPr>
-          <w:rFonts w:ascii="Times New Roman" w:hAnsi="Times New Roman" w:cs="Times New Roman"/>
-          <w:i w:val="0"/>
-          <w:iCs/>
-          <w:sz w:val="24"/>
-          <w:szCs w:val="24"/>
-        </w:rPr>
-      </w:pPr>
-      <w:r>
-        <w:rPr>
-          <w:rFonts w:ascii="Times New Roman" w:hAnsi="Times New Roman" w:cs="Times New Roman"/>
-          <w:i w:val="0"/>
-          <w:iCs/>
-          <w:sz w:val="24"/>
-          <w:szCs w:val="24"/>
-        </w:rPr>
-        <w:t xml:space="preserve">• </w:t>
-      </w:r>
-      <w:r>
-        <w:rPr>
-          <w:rFonts w:ascii="Times New Roman" w:hAnsi="Times New Roman" w:cs="Times New Roman"/>
-          <w:b/>
-          <w:bCs/>
-          <w:i w:val="0"/>
-          <w:iCs/>
-          <w:sz w:val="24"/>
-          <w:szCs w:val="24"/>
-        </w:rPr>
-        <w:t>getpass</w:t>
-      </w:r>
-      <w:r>
-        <w:rPr>
-          <w:rFonts w:ascii="Times New Roman" w:hAnsi="Times New Roman" w:cs="Times New Roman"/>
-          <w:i w:val="0"/>
-          <w:iCs/>
-          <w:sz w:val="24"/>
-          <w:szCs w:val="24"/>
-        </w:rPr>
-        <w:t xml:space="preserve"> – резервен механизъм при липса на msvcrt </w:t>
-      </w:r>
-    </w:p>
-    <w:p>
-      <w:pPr>
-        <w:spacing w:after="240" w:line="360" w:lineRule="auto"/>
-        <w:ind w:left="0" w:firstLine="0"/>
-        <w:rPr>
-          <w:rFonts w:ascii="Times New Roman" w:hAnsi="Times New Roman" w:cs="Times New Roman"/>
-          <w:i w:val="0"/>
-          <w:iCs/>
-          <w:sz w:val="24"/>
-          <w:szCs w:val="24"/>
-        </w:rPr>
-      </w:pPr>
-      <w:r>
-        <w:rPr>
-          <w:rFonts w:ascii="Times New Roman" w:hAnsi="Times New Roman" w:cs="Times New Roman"/>
-          <w:i w:val="0"/>
-          <w:iCs/>
-          <w:sz w:val="24"/>
-          <w:szCs w:val="24"/>
-        </w:rPr>
-        <w:t xml:space="preserve">• </w:t>
-      </w:r>
-      <w:r>
-        <w:rPr>
-          <w:rFonts w:ascii="Times New Roman" w:hAnsi="Times New Roman" w:cs="Times New Roman"/>
-          <w:b/>
-          <w:bCs/>
-          <w:i w:val="0"/>
-          <w:iCs/>
-          <w:sz w:val="24"/>
-          <w:szCs w:val="24"/>
-        </w:rPr>
-        <w:t>functools</w:t>
-      </w:r>
-      <w:r>
-        <w:rPr>
-          <w:rFonts w:ascii="Times New Roman" w:hAnsi="Times New Roman" w:cs="Times New Roman"/>
-          <w:i w:val="0"/>
-          <w:iCs/>
-          <w:sz w:val="24"/>
-          <w:szCs w:val="24"/>
-        </w:rPr>
-        <w:t xml:space="preserve"> – използва се за декоратора @wraps в модула за защита на менюта</w:t>
-      </w:r>
-    </w:p>
-    <w:p>
-      <w:pPr>
-        <w:spacing w:after="240" w:line="360" w:lineRule="auto"/>
-        <w:ind w:left="0" w:firstLine="0"/>
-        <w:rPr>
-          <w:rFonts w:ascii="Times New Roman" w:hAnsi="Times New Roman" w:cs="Times New Roman"/>
-          <w:i w:val="0"/>
-          <w:iCs/>
-          <w:sz w:val="24"/>
-          <w:szCs w:val="24"/>
-        </w:rPr>
-      </w:pPr>
-      <w:r>
-        <w:rPr>
-          <w:rFonts w:ascii="Times New Roman" w:hAnsi="Times New Roman" w:cs="Times New Roman"/>
-          <w:i w:val="0"/>
-          <w:iCs/>
-          <w:sz w:val="24"/>
-          <w:szCs w:val="24"/>
-        </w:rPr>
-        <w:t xml:space="preserve">Маскирането е реализирано във файла </w:t>
-      </w:r>
-      <w:r>
-        <w:rPr>
-          <w:rFonts w:ascii="Times New Roman" w:hAnsi="Times New Roman" w:cs="Times New Roman"/>
-          <w:b/>
-          <w:bCs/>
-          <w:i w:val="0"/>
-          <w:iCs/>
-          <w:sz w:val="24"/>
-          <w:szCs w:val="24"/>
-        </w:rPr>
-        <w:t>password_utils.py</w:t>
-      </w:r>
-      <w:r>
-        <w:rPr>
-          <w:rFonts w:ascii="Times New Roman" w:hAnsi="Times New Roman" w:cs="Times New Roman"/>
-          <w:i w:val="0"/>
-          <w:iCs/>
-          <w:sz w:val="24"/>
-          <w:szCs w:val="24"/>
-        </w:rPr>
-        <w:t xml:space="preserve"> в директория </w:t>
-      </w:r>
-      <w:r>
-        <w:rPr>
-          <w:rFonts w:ascii="Times New Roman" w:hAnsi="Times New Roman" w:cs="Times New Roman"/>
-          <w:iCs/>
-          <w:sz w:val="24"/>
-          <w:szCs w:val="24"/>
-        </w:rPr>
-        <w:t>views/</w:t>
-      </w:r>
-      <w:r>
-        <w:rPr>
-          <w:rFonts w:ascii="Times New Roman" w:hAnsi="Times New Roman" w:cs="Times New Roman"/>
-          <w:i w:val="0"/>
-          <w:iCs/>
-          <w:sz w:val="24"/>
-          <w:szCs w:val="24"/>
-        </w:rPr>
-        <w:t>.</w:t>
-      </w:r>
-    </w:p>
-    <w:p>
-      <w:pPr>
-        <w:spacing w:after="240" w:line="360" w:lineRule="auto"/>
-        <w:ind w:left="0" w:firstLine="0"/>
-        <w:rPr>
-          <w:rFonts w:ascii="Times New Roman" w:hAnsi="Times New Roman" w:cs="Times New Roman"/>
-          <w:b/>
-          <w:bCs/>
-          <w:i w:val="0"/>
-          <w:iCs/>
-          <w:sz w:val="24"/>
-          <w:szCs w:val="24"/>
-        </w:rPr>
-      </w:pPr>
       <w:r>
         <w:rPr>
           <w:b/>
@@ -7243,7 +6857,7 @@
           <w:iCs/>
           <w:szCs w:val="28"/>
         </w:rPr>
-        <w:t>8.</w:t>
+        <w:t>.</w:t>
       </w:r>
       <w:r>
         <w:rPr>
@@ -7347,7 +6961,6 @@
           <w:sz w:val="24"/>
           <w:szCs w:val="24"/>
         </w:rPr>
-        <w:lastRenderedPageBreak/>
         <w:t>• функционално текстово меню</w:t>
       </w:r>
     </w:p>
@@ -7396,7 +7009,29 @@
           <w:iCs/>
           <w:szCs w:val="28"/>
         </w:rPr>
-        <w:t xml:space="preserve"> 9.</w:t>
+        <w:t xml:space="preserve"> </w:t>
+      </w:r>
+      <w:r>
+        <w:rPr>
+          <w:b/>
+          <w:bCs/>
+          <w:i w:val="0"/>
+          <w:iCs/>
+          <w:szCs w:val="28"/>
+        </w:rPr>
+        <w:t>8</w:t>
+      </w:r>
+      <w:bookmarkStart w:id="2" w:name="_GoBack"/>
+      <w:bookmarkEnd w:id="2"/>
+      <w:r>
+        <w:rPr>
+          <w:b/>
+          <w:bCs/>
+          <w:i w:val="0"/>
+          <w:iCs/>
+          <w:szCs w:val="28"/>
+        </w:rPr>
+        <w:t>.</w:t>
       </w:r>
       <w:r>
         <w:rPr>
@@ -10148,6 +9783,7 @@
   <w:style w:type="character" w:default="1" w:styleId="a0">
     <w:name w:val="Default Paragraph Font"/>
     <w:uiPriority w:val="1"/>
+    <w:semiHidden/>
     <w:unhideWhenUsed/>
   </w:style>
   <w:style w:type="table" w:default="1" w:styleId="a1">
@@ -10552,7 +10188,7 @@
 </file>
 
 <file path=customXml/itemProps1.xml><?xml version="1.0" encoding="utf-8"?>
-<ds:datastoreItem xmlns:ds="http://schemas.openxmlformats.org/officeDocument/2006/customXml" ds:itemID="{89FC34E1-35BD-40D6-9516-48CFD47C1F53}">
+<ds:datastoreItem xmlns:ds="http://schemas.openxmlformats.org/officeDocument/2006/customXml" ds:itemID="{77E43319-CC11-47ED-AF7E-D6011F103B07}">
   <ds:schemaRefs>
     <ds:schemaRef ds:uri="http://schemas.openxmlformats.org/officeDocument/2006/bibliography"/>
   </ds:schemaRefs>

--- a/documentation/Siyka_project_summary_ Сийка.docx
+++ b/documentation/Siyka_project_summary_ Сийка.docx
@@ -236,11 +236,13 @@
                 <w:szCs w:val="24"/>
               </w:rPr>
             </w:pPr>
+            <w:bookmarkStart w:id="0" w:name="_GoBack"/>
+            <w:bookmarkEnd w:id="0"/>
           </w:p>
           <w:p>
             <w:pPr>
               <w:spacing w:after="318" w:line="360" w:lineRule="auto"/>
-              <w:ind w:left="284" w:firstLine="0"/>
+              <w:ind w:left="423" w:firstLine="0"/>
               <w:rPr>
                 <w:rFonts w:ascii="Times New Roman" w:hAnsi="Times New Roman" w:cs="Times New Roman"/>
                 <w:i w:val="0"/>
@@ -4054,8 +4056,8 @@
                 <w:szCs w:val="24"/>
               </w:rPr>
             </w:pPr>
-            <w:bookmarkStart w:id="0" w:name="_Hlk220419366"/>
-            <w:bookmarkStart w:id="1" w:name="_Hlk220419305"/>
+            <w:bookmarkStart w:id="1" w:name="_Hlk220419366"/>
+            <w:bookmarkStart w:id="2" w:name="_Hlk220419305"/>
             <w:r>
               <w:rPr>
                 <w:rFonts w:ascii="Times New Roman" w:hAnsi="Times New Roman" w:cs="Times New Roman"/>
@@ -4646,7 +4648,7 @@
           </w:p>
         </w:tc>
       </w:tr>
-      <w:bookmarkEnd w:id="0"/>
+      <w:bookmarkEnd w:id="1"/>
       <w:tr>
         <w:tblPrEx>
           <w:tblCellMar>
@@ -6082,7 +6084,7 @@
           </w:p>
         </w:tc>
       </w:tr>
-      <w:bookmarkEnd w:id="1"/>
+      <w:bookmarkEnd w:id="2"/>
       <w:tr>
         <w:tblPrEx>
           <w:tblCellMar>
@@ -7021,8 +7023,6 @@
         </w:rPr>
         <w:t>8</w:t>
       </w:r>
-      <w:bookmarkStart w:id="2" w:name="_GoBack"/>
-      <w:bookmarkEnd w:id="2"/>
       <w:r>
         <w:rPr>
           <w:b/>
@@ -7174,6 +7174,13 @@
         <w:sz w:val="22"/>
       </w:rPr>
       <w:tab/>
+    </w:r>
+    <w:r>
+      <w:rPr>
+        <w:rFonts w:ascii="Calibri" w:eastAsia="Calibri" w:hAnsi="Calibri" w:cs="Calibri"/>
+        <w:i w:val="0"/>
+        <w:sz w:val="22"/>
+      </w:rPr>
       <w:t xml:space="preserve">Copyright © 2003-2016 </w:t>
     </w:r>
     <w:r>
@@ -7273,6 +7280,13 @@
         <w:sz w:val="22"/>
       </w:rPr>
       <w:tab/>
+    </w:r>
+    <w:r>
+      <w:rPr>
+        <w:rFonts w:ascii="Calibri" w:eastAsia="Calibri" w:hAnsi="Calibri" w:cs="Calibri"/>
+        <w:i w:val="0"/>
+        <w:sz w:val="22"/>
+      </w:rPr>
       <w:t xml:space="preserve">Copyright © 2003-2016 </w:t>
     </w:r>
     <w:r>
@@ -7372,6 +7386,13 @@
         <w:sz w:val="22"/>
       </w:rPr>
       <w:tab/>
+    </w:r>
+    <w:r>
+      <w:rPr>
+        <w:rFonts w:ascii="Calibri" w:eastAsia="Calibri" w:hAnsi="Calibri" w:cs="Calibri"/>
+        <w:i w:val="0"/>
+        <w:sz w:val="22"/>
+      </w:rPr>
       <w:t xml:space="preserve">Copyright © 2003-2016 </w:t>
     </w:r>
     <w:r>
@@ -10188,7 +10209,7 @@
 </file>
 
 <file path=customXml/itemProps1.xml><?xml version="1.0" encoding="utf-8"?>
-<ds:datastoreItem xmlns:ds="http://schemas.openxmlformats.org/officeDocument/2006/customXml" ds:itemID="{77E43319-CC11-47ED-AF7E-D6011F103B07}">
+<ds:datastoreItem xmlns:ds="http://schemas.openxmlformats.org/officeDocument/2006/customXml" ds:itemID="{6DAE92DB-E7BD-4A0E-B914-DF9F4B73EF15}">
   <ds:schemaRefs>
     <ds:schemaRef ds:uri="http://schemas.openxmlformats.org/officeDocument/2006/bibliography"/>
   </ds:schemaRefs>

--- a/documentation/Siyka_project_summary_ Сийка.docx
+++ b/documentation/Siyka_project_summary_ Сийка.docx
@@ -236,8 +236,6 @@
                 <w:szCs w:val="24"/>
               </w:rPr>
             </w:pPr>
-            <w:bookmarkStart w:id="0" w:name="_GoBack"/>
-            <w:bookmarkEnd w:id="0"/>
           </w:p>
           <w:p>
             <w:pPr>
@@ -3806,9 +3804,10 @@
         <w:spacing w:line="360" w:lineRule="auto"/>
         <w:ind w:left="284" w:firstLine="0"/>
         <w:rPr>
+          <w:rStyle w:val="a3"/>
           <w:rFonts w:ascii="Times New Roman" w:hAnsi="Times New Roman" w:cs="Times New Roman"/>
-          <w:b/>
-          <w:bCs/>
+          <w:b w:val="0"/>
+          <w:bCs w:val="0"/>
           <w:i w:val="0"/>
           <w:iCs/>
           <w:sz w:val="24"/>
@@ -3876,8 +3875,37 @@
           <w:sz w:val="24"/>
           <w:szCs w:val="24"/>
         </w:rPr>
-        <w:t>Класът Warehouse е част от алгоритмичния модул (WarehouseGraph) и не е част от основния модел на системата. Неговите идентификатори също са текстови (например „W1“, „W2“), задават се статично в кода и не се съхраняват в JSON файлове, тъй като модулът служи единствено за демонстрация на алгоритъма на Дейкстра.</w:t>
+        <w:t>Класът Warehouse е част от алгоритмичния модул (WarehouseGraph) и не е част от основния модел на системата.</w:t>
       </w:r>
+      <w:r>
+        <w:rPr>
+          <w:rStyle w:val="a3"/>
+          <w:rFonts w:ascii="Times New Roman" w:hAnsi="Times New Roman" w:cs="Times New Roman"/>
+          <w:b w:val="0"/>
+          <w:bCs w:val="0"/>
+          <w:i w:val="0"/>
+          <w:iCs/>
+          <w:sz w:val="24"/>
+          <w:szCs w:val="24"/>
+        </w:rPr>
+        <w:t xml:space="preserve"> </w:t>
+      </w:r>
+    </w:p>
+    <w:p>
+      <w:pPr>
+        <w:spacing w:line="360" w:lineRule="auto"/>
+        <w:ind w:left="284" w:firstLine="0"/>
+        <w:rPr>
+          <w:rStyle w:val="a3"/>
+          <w:rFonts w:ascii="Times New Roman" w:hAnsi="Times New Roman" w:cs="Times New Roman"/>
+          <w:b w:val="0"/>
+          <w:bCs w:val="0"/>
+          <w:i w:val="0"/>
+          <w:iCs/>
+          <w:sz w:val="24"/>
+          <w:szCs w:val="24"/>
+        </w:rPr>
+      </w:pPr>
     </w:p>
     <w:p>
       <w:pPr>
@@ -3889,6 +3917,8 @@
           <w:szCs w:val="24"/>
         </w:rPr>
       </w:pPr>
+      <w:bookmarkStart w:id="0" w:name="_GoBack"/>
+      <w:bookmarkEnd w:id="0"/>
     </w:p>
     <w:p>
       <w:pPr>
@@ -7174,13 +7204,6 @@
         <w:sz w:val="22"/>
       </w:rPr>
       <w:tab/>
-    </w:r>
-    <w:r>
-      <w:rPr>
-        <w:rFonts w:ascii="Calibri" w:eastAsia="Calibri" w:hAnsi="Calibri" w:cs="Calibri"/>
-        <w:i w:val="0"/>
-        <w:sz w:val="22"/>
-      </w:rPr>
       <w:t xml:space="preserve">Copyright © 2003-2016 </w:t>
     </w:r>
     <w:r>
@@ -7280,13 +7303,6 @@
         <w:sz w:val="22"/>
       </w:rPr>
       <w:tab/>
-    </w:r>
-    <w:r>
-      <w:rPr>
-        <w:rFonts w:ascii="Calibri" w:eastAsia="Calibri" w:hAnsi="Calibri" w:cs="Calibri"/>
-        <w:i w:val="0"/>
-        <w:sz w:val="22"/>
-      </w:rPr>
       <w:t xml:space="preserve">Copyright © 2003-2016 </w:t>
     </w:r>
     <w:r>
@@ -7386,13 +7402,6 @@
         <w:sz w:val="22"/>
       </w:rPr>
       <w:tab/>
-    </w:r>
-    <w:r>
-      <w:rPr>
-        <w:rFonts w:ascii="Calibri" w:eastAsia="Calibri" w:hAnsi="Calibri" w:cs="Calibri"/>
-        <w:i w:val="0"/>
-        <w:sz w:val="22"/>
-      </w:rPr>
       <w:t xml:space="preserve">Copyright © 2003-2016 </w:t>
     </w:r>
     <w:r>
@@ -10209,7 +10218,7 @@
 </file>
 
 <file path=customXml/itemProps1.xml><?xml version="1.0" encoding="utf-8"?>
-<ds:datastoreItem xmlns:ds="http://schemas.openxmlformats.org/officeDocument/2006/customXml" ds:itemID="{6DAE92DB-E7BD-4A0E-B914-DF9F4B73EF15}">
+<ds:datastoreItem xmlns:ds="http://schemas.openxmlformats.org/officeDocument/2006/customXml" ds:itemID="{6E45DDB2-62E7-4A48-A011-E4F2D44F5AAA}">
   <ds:schemaRefs>
     <ds:schemaRef ds:uri="http://schemas.openxmlformats.org/officeDocument/2006/bibliography"/>
   </ds:schemaRefs>

--- a/documentation/Siyka_project_summary_ Сийка.docx
+++ b/documentation/Siyka_project_summary_ Сийка.docx
@@ -712,6 +712,7 @@
                 <w:szCs w:val="24"/>
               </w:rPr>
             </w:pPr>
+            <w:bookmarkStart w:id="0" w:name="_GoBack"/>
             <w:r>
               <w:rPr>
                 <w:rFonts w:ascii="Times New Roman" w:eastAsia="Times New Roman" w:hAnsi="Times New Roman" w:cs="Times New Roman"/>
@@ -799,7 +800,16 @@
                 <w:szCs w:val="24"/>
               </w:rPr>
               <w:tab/>
-              <w:t xml:space="preserve">Оператор (Registered User) – може да добавя продукти, да актуализира количества и да генерира справки. </w:t>
+              <w:t xml:space="preserve"> </w:t>
+            </w:r>
+            <w:r>
+              <w:rPr>
+                <w:rFonts w:ascii="Times New Roman" w:hAnsi="Times New Roman" w:cs="Times New Roman"/>
+                <w:i w:val="0"/>
+                <w:sz w:val="24"/>
+                <w:szCs w:val="24"/>
+              </w:rPr>
+              <w:t>Операторът има право да добавя продукти, да актуализира количества и да генерира справки. За достъп до критичните модули (продукти, категории, справки, фактури) се изисква допълнителна парола. Останалите модули са достъпни без парола.</w:t>
             </w:r>
           </w:p>
           <w:p>
@@ -833,9 +843,18 @@
                 <w:szCs w:val="24"/>
               </w:rPr>
               <w:tab/>
-              <w:t>Администратор (Registered User) – управлява всички продукти, категории, доставчици и потребители.</w:t>
-            </w:r>
-          </w:p>
+            </w:r>
+            <w:r>
+              <w:rPr>
+                <w:rFonts w:ascii="Times New Roman" w:hAnsi="Times New Roman" w:cs="Times New Roman"/>
+                <w:i w:val="0"/>
+                <w:sz w:val="24"/>
+                <w:szCs w:val="24"/>
+              </w:rPr>
+              <w:t>Администраторът е регистриран потребител с пълен контрол върху всички данни и процеси в системата: продукти, категории, доставчици, складови локации, потребители, движения на стоки (IN/OUT), фактури, отчети, системна информация и логистичния модул за оптимизация на маршрути (Dijkstra).</w:t>
+            </w:r>
+          </w:p>
+          <w:bookmarkEnd w:id="0"/>
           <w:p>
             <w:pPr>
               <w:spacing w:after="318" w:line="360" w:lineRule="auto"/>
@@ -1057,6 +1076,7 @@
           <w:sz w:val="24"/>
           <w:szCs w:val="24"/>
         </w:rPr>
+        <w:lastRenderedPageBreak/>
         <w:t xml:space="preserve"> </w:t>
       </w:r>
     </w:p>
@@ -3917,8 +3937,6 @@
           <w:szCs w:val="24"/>
         </w:rPr>
       </w:pPr>
-      <w:bookmarkStart w:id="0" w:name="_GoBack"/>
-      <w:bookmarkEnd w:id="0"/>
     </w:p>
     <w:p>
       <w:pPr>
@@ -9813,7 +9831,6 @@
   <w:style w:type="character" w:default="1" w:styleId="a0">
     <w:name w:val="Default Paragraph Font"/>
     <w:uiPriority w:val="1"/>
-    <w:semiHidden/>
     <w:unhideWhenUsed/>
   </w:style>
   <w:style w:type="table" w:default="1" w:styleId="a1">
@@ -10218,7 +10235,7 @@
 </file>
 
 <file path=customXml/itemProps1.xml><?xml version="1.0" encoding="utf-8"?>
-<ds:datastoreItem xmlns:ds="http://schemas.openxmlformats.org/officeDocument/2006/customXml" ds:itemID="{6E45DDB2-62E7-4A48-A011-E4F2D44F5AAA}">
+<ds:datastoreItem xmlns:ds="http://schemas.openxmlformats.org/officeDocument/2006/customXml" ds:itemID="{64693472-7B80-4FBF-ADC8-0E6796C9FDA8}">
   <ds:schemaRefs>
     <ds:schemaRef ds:uri="http://schemas.openxmlformats.org/officeDocument/2006/bibliography"/>
   </ds:schemaRefs>

--- a/documentation/Siyka_project_summary_ Сийка.docx
+++ b/documentation/Siyka_project_summary_ Сийка.docx
@@ -712,7 +712,6 @@
                 <w:szCs w:val="24"/>
               </w:rPr>
             </w:pPr>
-            <w:bookmarkStart w:id="0" w:name="_GoBack"/>
             <w:r>
               <w:rPr>
                 <w:rFonts w:ascii="Times New Roman" w:eastAsia="Times New Roman" w:hAnsi="Times New Roman" w:cs="Times New Roman"/>
@@ -854,7 +853,6 @@
               <w:t>Администраторът е регистриран потребител с пълен контрол върху всички данни и процеси в системата: продукти, категории, доставчици, складови локации, потребители, движения на стоки (IN/OUT), фактури, отчети, системна информация и логистичния модул за оптимизация на маршрути (Dijkstra).</w:t>
             </w:r>
           </w:p>
-          <w:bookmarkEnd w:id="0"/>
           <w:p>
             <w:pPr>
               <w:spacing w:after="318" w:line="360" w:lineRule="auto"/>
@@ -3690,84 +3688,10 @@
                 <w:sz w:val="24"/>
                 <w:szCs w:val="24"/>
               </w:rPr>
-              <w:t xml:space="preserve">Позволява въвеждане на потребителско име и парола. Паролата се въвежда със звездички но в </w:t>
-            </w:r>
-            <w:r>
-              <w:rPr>
-                <w:rFonts w:ascii="Times New Roman" w:hAnsi="Times New Roman" w:cs="Times New Roman"/>
-                <w:i w:val="0"/>
-                <w:sz w:val="24"/>
-                <w:szCs w:val="24"/>
-                <w:lang w:val="en-US"/>
-              </w:rPr>
-              <w:t>cmd</w:t>
-            </w:r>
-            <w:r>
-              <w:rPr>
-                <w:rFonts w:ascii="Times New Roman" w:hAnsi="Times New Roman" w:cs="Times New Roman"/>
-                <w:i w:val="0"/>
-                <w:sz w:val="24"/>
-                <w:szCs w:val="24"/>
-              </w:rPr>
-              <w:t xml:space="preserve"> чрез модула </w:t>
-            </w:r>
-            <w:r>
-              <w:rPr>
-                <w:rFonts w:ascii="Times New Roman" w:hAnsi="Times New Roman" w:cs="Times New Roman"/>
-                <w:i w:val="0"/>
-                <w:sz w:val="24"/>
-                <w:szCs w:val="24"/>
-                <w:lang w:val="en-US"/>
-              </w:rPr>
-              <w:t>password</w:t>
-            </w:r>
-            <w:r>
-              <w:rPr>
-                <w:rFonts w:ascii="Times New Roman" w:hAnsi="Times New Roman" w:cs="Times New Roman"/>
-                <w:i w:val="0"/>
-                <w:sz w:val="24"/>
-                <w:szCs w:val="24"/>
-              </w:rPr>
-              <w:t>_</w:t>
-            </w:r>
-            <w:r>
-              <w:rPr>
-                <w:rFonts w:ascii="Times New Roman" w:hAnsi="Times New Roman" w:cs="Times New Roman"/>
-                <w:i w:val="0"/>
-                <w:sz w:val="24"/>
-                <w:szCs w:val="24"/>
-                <w:lang w:val="en-US"/>
-              </w:rPr>
-              <w:t>utils</w:t>
-            </w:r>
-            <w:r>
-              <w:rPr>
-                <w:rFonts w:ascii="Times New Roman" w:hAnsi="Times New Roman" w:cs="Times New Roman"/>
-                <w:i w:val="0"/>
-                <w:sz w:val="24"/>
-                <w:szCs w:val="24"/>
-              </w:rPr>
-              <w:t>.</w:t>
-            </w:r>
-            <w:r>
-              <w:rPr>
-                <w:rFonts w:ascii="Times New Roman" w:hAnsi="Times New Roman" w:cs="Times New Roman"/>
-                <w:i w:val="0"/>
-                <w:sz w:val="24"/>
-                <w:szCs w:val="24"/>
-                <w:lang w:val="en-US"/>
-              </w:rPr>
-              <w:t>py</w:t>
-            </w:r>
-            <w:r>
-              <w:rPr>
-                <w:rFonts w:ascii="Times New Roman" w:hAnsi="Times New Roman" w:cs="Times New Roman"/>
-                <w:i w:val="0"/>
-                <w:sz w:val="24"/>
-                <w:szCs w:val="24"/>
-              </w:rPr>
-              <w:t>.</w:t>
-            </w:r>
+              <w:t>Позволява въвеждане на потребителско име и парола.</w:t>
+            </w:r>
+            <w:bookmarkStart w:id="0" w:name="_GoBack"/>
+            <w:bookmarkEnd w:id="0"/>
           </w:p>
         </w:tc>
       </w:tr>
@@ -9831,6 +9755,7 @@
   <w:style w:type="character" w:default="1" w:styleId="a0">
     <w:name w:val="Default Paragraph Font"/>
     <w:uiPriority w:val="1"/>
+    <w:semiHidden/>
     <w:unhideWhenUsed/>
   </w:style>
   <w:style w:type="table" w:default="1" w:styleId="a1">
@@ -10235,7 +10160,7 @@
 </file>
 
 <file path=customXml/itemProps1.xml><?xml version="1.0" encoding="utf-8"?>
-<ds:datastoreItem xmlns:ds="http://schemas.openxmlformats.org/officeDocument/2006/customXml" ds:itemID="{64693472-7B80-4FBF-ADC8-0E6796C9FDA8}">
+<ds:datastoreItem xmlns:ds="http://schemas.openxmlformats.org/officeDocument/2006/customXml" ds:itemID="{95F90DA8-12CA-4BBA-8C6B-C91476FD0D1B}">
   <ds:schemaRefs>
     <ds:schemaRef ds:uri="http://schemas.openxmlformats.org/officeDocument/2006/bibliography"/>
   </ds:schemaRefs>

--- a/documentation/Siyka_project_summary_ Сийка.docx
+++ b/documentation/Siyka_project_summary_ Сийка.docx
@@ -257,7 +257,7 @@
                 <w:sz w:val="24"/>
                 <w:szCs w:val="24"/>
               </w:rPr>
-              <w:t xml:space="preserve">В съвременната логистика и търговия ефективното управление на ресурсите е от решаващо значение за оптимизиране на веригата за доставки и предотвратяване на финансови загуби. </w:t>
+              <w:t xml:space="preserve">В днешната логистика и търговия е важно стоките да се управляват добре, за да няма загуби и да се работи по-лесно. </w:t>
             </w:r>
             <w:r>
               <w:rPr>
@@ -279,8 +279,33 @@
                 <w:sz w:val="24"/>
                 <w:szCs w:val="24"/>
               </w:rPr>
-              <w:t xml:space="preserve"> е специализирано софтуерно решение, което автоматизира жизнения цикъл на стоките – от тяхното заприхождаване до крайната им продажба и експедиция.</w:t>
-            </w:r>
+              <w:t xml:space="preserve"> е софтуер, който автоматизира всичко, свързано със стоките — от момента, в който влизат в склада, до тяхната продажба и изпращане.</w:t>
+            </w:r>
+          </w:p>
+          <w:p>
+            <w:pPr>
+              <w:spacing w:after="318" w:line="360" w:lineRule="auto"/>
+              <w:ind w:left="423" w:firstLine="0"/>
+              <w:rPr>
+                <w:rFonts w:ascii="Times New Roman" w:hAnsi="Times New Roman" w:cs="Times New Roman"/>
+                <w:i w:val="0"/>
+                <w:iCs/>
+                <w:sz w:val="24"/>
+                <w:szCs w:val="24"/>
+              </w:rPr>
+            </w:pPr>
+            <w:r>
+              <w:rPr>
+                <w:rFonts w:ascii="Times New Roman" w:hAnsi="Times New Roman" w:cs="Times New Roman"/>
+                <w:i w:val="0"/>
+                <w:iCs/>
+                <w:sz w:val="24"/>
+                <w:szCs w:val="24"/>
+              </w:rPr>
+              <w:t>Системата помага да се следи всичко точно и да се избегнат грешки.</w:t>
+            </w:r>
+            <w:bookmarkStart w:id="0" w:name="_GoBack"/>
+            <w:bookmarkEnd w:id="0"/>
           </w:p>
           <w:p>
             <w:pPr>
@@ -3690,8 +3715,6 @@
               </w:rPr>
               <w:t>Позволява въвеждане на потребителско име и парола.</w:t>
             </w:r>
-            <w:bookmarkStart w:id="0" w:name="_GoBack"/>
-            <w:bookmarkEnd w:id="0"/>
           </w:p>
         </w:tc>
       </w:tr>
@@ -9755,7 +9778,6 @@
   <w:style w:type="character" w:default="1" w:styleId="a0">
     <w:name w:val="Default Paragraph Font"/>
     <w:uiPriority w:val="1"/>
-    <w:semiHidden/>
     <w:unhideWhenUsed/>
   </w:style>
   <w:style w:type="table" w:default="1" w:styleId="a1">
@@ -10160,7 +10182,7 @@
 </file>
 
 <file path=customXml/itemProps1.xml><?xml version="1.0" encoding="utf-8"?>
-<ds:datastoreItem xmlns:ds="http://schemas.openxmlformats.org/officeDocument/2006/customXml" ds:itemID="{95F90DA8-12CA-4BBA-8C6B-C91476FD0D1B}">
+<ds:datastoreItem xmlns:ds="http://schemas.openxmlformats.org/officeDocument/2006/customXml" ds:itemID="{4C43D28B-8D25-4536-8E9D-0BB2CF080BE7}">
   <ds:schemaRefs>
     <ds:schemaRef ds:uri="http://schemas.openxmlformats.org/officeDocument/2006/bibliography"/>
   </ds:schemaRefs>

--- a/documentation/Siyka_project_summary_ Сийка.docx
+++ b/documentation/Siyka_project_summary_ Сийка.docx
@@ -10,6 +10,7 @@
           <w:rFonts w:ascii="Times New Roman" w:hAnsi="Times New Roman" w:cs="Times New Roman"/>
           <w:sz w:val="24"/>
           <w:szCs w:val="24"/>
+          <w:lang w:val="en-US"/>
         </w:rPr>
       </w:pPr>
     </w:p>
@@ -304,8 +305,6 @@
               </w:rPr>
               <w:t>Системата помага да се следи всичко точно и да се избегнат грешки.</w:t>
             </w:r>
-            <w:bookmarkStart w:id="0" w:name="_GoBack"/>
-            <w:bookmarkEnd w:id="0"/>
           </w:p>
           <w:p>
             <w:pPr>
@@ -1396,20 +1395,64 @@
                 <w:sz w:val="24"/>
                 <w:szCs w:val="24"/>
               </w:rPr>
-              <w:t xml:space="preserve">Оператор, </w:t>
-            </w:r>
-          </w:p>
-          <w:p>
-            <w:pPr>
-              <w:spacing w:after="0" w:line="360" w:lineRule="auto"/>
-              <w:ind w:left="284" w:firstLine="0"/>
-              <w:rPr>
-                <w:rFonts w:ascii="Times New Roman" w:hAnsi="Times New Roman" w:cs="Times New Roman"/>
-                <w:i w:val="0"/>
-                <w:sz w:val="24"/>
-                <w:szCs w:val="24"/>
-              </w:rPr>
-            </w:pPr>
+              <w:t>Оператор</w:t>
+            </w:r>
+            <w:r>
+              <w:rPr>
+                <w:rFonts w:ascii="Times New Roman" w:hAnsi="Times New Roman" w:cs="Times New Roman"/>
+                <w:i w:val="0"/>
+                <w:sz w:val="24"/>
+                <w:szCs w:val="24"/>
+              </w:rPr>
+              <w:t xml:space="preserve"> </w:t>
+            </w:r>
+            <w:r>
+              <w:rPr>
+                <w:rFonts w:ascii="Times New Roman" w:hAnsi="Times New Roman" w:cs="Times New Roman"/>
+                <w:i w:val="0"/>
+                <w:sz w:val="24"/>
+                <w:szCs w:val="24"/>
+                <w:lang w:val="en-US"/>
+              </w:rPr>
+              <w:t>(</w:t>
+            </w:r>
+            <w:r>
+              <w:rPr>
+                <w:rFonts w:ascii="Times New Roman" w:hAnsi="Times New Roman" w:cs="Times New Roman"/>
+                <w:i w:val="0"/>
+                <w:sz w:val="24"/>
+                <w:szCs w:val="24"/>
+              </w:rPr>
+              <w:t>с парола</w:t>
+            </w:r>
+            <w:r>
+              <w:rPr>
+                <w:rFonts w:ascii="Times New Roman" w:hAnsi="Times New Roman" w:cs="Times New Roman"/>
+                <w:i w:val="0"/>
+                <w:sz w:val="24"/>
+                <w:szCs w:val="24"/>
+                <w:lang w:val="en-US"/>
+              </w:rPr>
+              <w:t>)</w:t>
+            </w:r>
+            <w:r>
+              <w:rPr>
+                <w:rFonts w:ascii="Times New Roman" w:hAnsi="Times New Roman" w:cs="Times New Roman"/>
+                <w:i w:val="0"/>
+                <w:sz w:val="24"/>
+                <w:szCs w:val="24"/>
+              </w:rPr>
+              <w:t>,</w:t>
+            </w:r>
+            <w:r>
+              <w:rPr>
+                <w:rFonts w:ascii="Times New Roman" w:hAnsi="Times New Roman" w:cs="Times New Roman"/>
+                <w:i w:val="0"/>
+                <w:sz w:val="24"/>
+                <w:szCs w:val="24"/>
+              </w:rPr>
+              <w:t xml:space="preserve"> </w:t>
+            </w:r>
             <w:r>
               <w:rPr>
                 <w:rFonts w:ascii="Times New Roman" w:hAnsi="Times New Roman" w:cs="Times New Roman"/>
@@ -1542,7 +1585,47 @@
                 <w:sz w:val="24"/>
                 <w:szCs w:val="24"/>
               </w:rPr>
-              <w:t xml:space="preserve">Оператор </w:t>
+              <w:t>Оператор</w:t>
+            </w:r>
+            <w:r>
+              <w:rPr>
+                <w:rFonts w:ascii="Times New Roman" w:hAnsi="Times New Roman" w:cs="Times New Roman"/>
+                <w:i w:val="0"/>
+                <w:sz w:val="24"/>
+                <w:szCs w:val="24"/>
+                <w:lang w:val="en-US"/>
+              </w:rPr>
+              <w:t>,</w:t>
+            </w:r>
+            <w:r>
+              <w:rPr>
+                <w:rFonts w:ascii="Times New Roman" w:hAnsi="Times New Roman" w:cs="Times New Roman"/>
+                <w:i w:val="0"/>
+                <w:sz w:val="24"/>
+                <w:szCs w:val="24"/>
+              </w:rPr>
+              <w:t xml:space="preserve"> </w:t>
+            </w:r>
+          </w:p>
+          <w:p>
+            <w:pPr>
+              <w:spacing w:after="0" w:line="360" w:lineRule="auto"/>
+              <w:ind w:left="284" w:firstLine="0"/>
+              <w:rPr>
+                <w:rFonts w:ascii="Times New Roman" w:hAnsi="Times New Roman" w:cs="Times New Roman"/>
+                <w:i w:val="0"/>
+                <w:sz w:val="24"/>
+                <w:szCs w:val="24"/>
+              </w:rPr>
+            </w:pPr>
+            <w:r>
+              <w:rPr>
+                <w:rFonts w:ascii="Times New Roman" w:hAnsi="Times New Roman" w:cs="Times New Roman"/>
+                <w:i w:val="0"/>
+                <w:sz w:val="24"/>
+                <w:szCs w:val="24"/>
+              </w:rPr>
+              <w:t>Администратор</w:t>
             </w:r>
           </w:p>
         </w:tc>
@@ -1636,6 +1719,57 @@
                 <w:i w:val="0"/>
                 <w:sz w:val="24"/>
                 <w:szCs w:val="24"/>
+                <w:lang w:val="en-US"/>
+              </w:rPr>
+            </w:pPr>
+            <w:r>
+              <w:rPr>
+                <w:rFonts w:ascii="Times New Roman" w:hAnsi="Times New Roman" w:cs="Times New Roman"/>
+                <w:i w:val="0"/>
+                <w:sz w:val="24"/>
+                <w:szCs w:val="24"/>
+              </w:rPr>
+              <w:t xml:space="preserve">Оператор </w:t>
+            </w:r>
+            <w:r>
+              <w:rPr>
+                <w:rFonts w:ascii="Times New Roman" w:hAnsi="Times New Roman" w:cs="Times New Roman"/>
+                <w:i w:val="0"/>
+                <w:sz w:val="24"/>
+                <w:szCs w:val="24"/>
+                <w:lang w:val="en-US"/>
+              </w:rPr>
+              <w:t>(</w:t>
+            </w:r>
+            <w:r>
+              <w:rPr>
+                <w:rFonts w:ascii="Times New Roman" w:hAnsi="Times New Roman" w:cs="Times New Roman"/>
+                <w:i w:val="0"/>
+                <w:sz w:val="24"/>
+                <w:szCs w:val="24"/>
+              </w:rPr>
+              <w:t>с парола</w:t>
+            </w:r>
+            <w:r>
+              <w:rPr>
+                <w:rFonts w:ascii="Times New Roman" w:hAnsi="Times New Roman" w:cs="Times New Roman"/>
+                <w:i w:val="0"/>
+                <w:sz w:val="24"/>
+                <w:szCs w:val="24"/>
+                <w:lang w:val="en-US"/>
+              </w:rPr>
+              <w:t>),</w:t>
+            </w:r>
+          </w:p>
+          <w:p>
+            <w:pPr>
+              <w:spacing w:after="0" w:line="360" w:lineRule="auto"/>
+              <w:ind w:left="284" w:firstLine="0"/>
+              <w:rPr>
+                <w:rFonts w:ascii="Times New Roman" w:hAnsi="Times New Roman" w:cs="Times New Roman"/>
+                <w:i w:val="0"/>
+                <w:sz w:val="24"/>
+                <w:szCs w:val="24"/>
               </w:rPr>
             </w:pPr>
             <w:r>
@@ -1760,16 +1894,67 @@
                 <w:i w:val="0"/>
                 <w:sz w:val="24"/>
                 <w:szCs w:val="24"/>
-              </w:rPr>
-            </w:pPr>
-            <w:r>
-              <w:rPr>
-                <w:rFonts w:ascii="Times New Roman" w:hAnsi="Times New Roman" w:cs="Times New Roman"/>
-                <w:i w:val="0"/>
-                <w:sz w:val="24"/>
-                <w:szCs w:val="24"/>
-              </w:rPr>
-              <w:t xml:space="preserve">Администратор </w:t>
+                <w:lang w:val="en-US"/>
+              </w:rPr>
+            </w:pPr>
+            <w:r>
+              <w:rPr>
+                <w:rFonts w:ascii="Times New Roman" w:hAnsi="Times New Roman" w:cs="Times New Roman"/>
+                <w:i w:val="0"/>
+                <w:sz w:val="24"/>
+                <w:szCs w:val="24"/>
+              </w:rPr>
+              <w:t>Оператор</w:t>
+            </w:r>
+            <w:r>
+              <w:rPr>
+                <w:rFonts w:ascii="Times New Roman" w:hAnsi="Times New Roman" w:cs="Times New Roman"/>
+                <w:i w:val="0"/>
+                <w:sz w:val="24"/>
+                <w:szCs w:val="24"/>
+                <w:lang w:val="en-US"/>
+              </w:rPr>
+              <w:t xml:space="preserve"> (</w:t>
+            </w:r>
+            <w:r>
+              <w:rPr>
+                <w:rFonts w:ascii="Times New Roman" w:hAnsi="Times New Roman" w:cs="Times New Roman"/>
+                <w:i w:val="0"/>
+                <w:sz w:val="24"/>
+                <w:szCs w:val="24"/>
+              </w:rPr>
+              <w:t>с парола</w:t>
+            </w:r>
+            <w:r>
+              <w:rPr>
+                <w:rFonts w:ascii="Times New Roman" w:hAnsi="Times New Roman" w:cs="Times New Roman"/>
+                <w:i w:val="0"/>
+                <w:sz w:val="24"/>
+                <w:szCs w:val="24"/>
+                <w:lang w:val="en-US"/>
+              </w:rPr>
+              <w:t>),</w:t>
+            </w:r>
+          </w:p>
+          <w:p>
+            <w:pPr>
+              <w:spacing w:after="0" w:line="360" w:lineRule="auto"/>
+              <w:ind w:left="284" w:firstLine="0"/>
+              <w:rPr>
+                <w:rFonts w:ascii="Times New Roman" w:hAnsi="Times New Roman" w:cs="Times New Roman"/>
+                <w:i w:val="0"/>
+                <w:sz w:val="24"/>
+                <w:szCs w:val="24"/>
+              </w:rPr>
+            </w:pPr>
+            <w:r>
+              <w:rPr>
+                <w:rFonts w:ascii="Times New Roman" w:hAnsi="Times New Roman" w:cs="Times New Roman"/>
+                <w:i w:val="0"/>
+                <w:sz w:val="24"/>
+                <w:szCs w:val="24"/>
+              </w:rPr>
+              <w:t>Администратор</w:t>
             </w:r>
           </w:p>
         </w:tc>
@@ -1863,6 +2048,38 @@
                 <w:i w:val="0"/>
                 <w:sz w:val="24"/>
                 <w:szCs w:val="24"/>
+                <w:lang w:val="en-US"/>
+              </w:rPr>
+            </w:pPr>
+            <w:r>
+              <w:rPr>
+                <w:rFonts w:ascii="Times New Roman" w:hAnsi="Times New Roman" w:cs="Times New Roman"/>
+                <w:i w:val="0"/>
+                <w:sz w:val="24"/>
+                <w:szCs w:val="24"/>
+              </w:rPr>
+              <w:t>Оператор</w:t>
+            </w:r>
+            <w:r>
+              <w:rPr>
+                <w:rFonts w:ascii="Times New Roman" w:hAnsi="Times New Roman" w:cs="Times New Roman"/>
+                <w:i w:val="0"/>
+                <w:sz w:val="24"/>
+                <w:szCs w:val="24"/>
+                <w:lang w:val="en-US"/>
+              </w:rPr>
+              <w:t>,</w:t>
+            </w:r>
+          </w:p>
+          <w:p>
+            <w:pPr>
+              <w:spacing w:after="0" w:line="360" w:lineRule="auto"/>
+              <w:ind w:left="284" w:firstLine="0"/>
+              <w:rPr>
+                <w:rFonts w:ascii="Times New Roman" w:hAnsi="Times New Roman" w:cs="Times New Roman"/>
+                <w:i w:val="0"/>
+                <w:sz w:val="24"/>
+                <w:szCs w:val="24"/>
               </w:rPr>
             </w:pPr>
             <w:r>
@@ -1975,12 +2192,21 @@
                 <w:sz w:val="24"/>
                 <w:szCs w:val="24"/>
               </w:rPr>
-              <w:t xml:space="preserve">Оператор, </w:t>
-            </w:r>
-          </w:p>
-          <w:p>
-            <w:pPr>
-              <w:spacing w:after="0" w:line="360" w:lineRule="auto"/>
+              <w:t>Оператор,</w:t>
+            </w:r>
+            <w:r>
+              <w:rPr>
+                <w:rFonts w:ascii="Times New Roman" w:hAnsi="Times New Roman" w:cs="Times New Roman"/>
+                <w:i w:val="0"/>
+                <w:sz w:val="24"/>
+                <w:szCs w:val="24"/>
+              </w:rPr>
+              <w:t xml:space="preserve"> </w:t>
+            </w:r>
+          </w:p>
+          <w:p>
+            <w:pPr>
+              <w:spacing w:after="422" w:line="360" w:lineRule="auto"/>
               <w:ind w:left="284" w:firstLine="0"/>
               <w:rPr>
                 <w:rFonts w:ascii="Times New Roman" w:hAnsi="Times New Roman" w:cs="Times New Roman"/>
@@ -2395,6 +2621,16 @@
               </w:rPr>
               <w:t>,</w:t>
             </w:r>
+            <w:r>
+              <w:rPr>
+                <w:rFonts w:ascii="Times New Roman" w:hAnsi="Times New Roman" w:cs="Times New Roman"/>
+                <w:i w:val="0"/>
+                <w:sz w:val="24"/>
+                <w:szCs w:val="24"/>
+                <w:lang w:val="en-US"/>
+              </w:rPr>
+              <w:t xml:space="preserve"> </w:t>
+            </w:r>
           </w:p>
           <w:p>
             <w:pPr>
@@ -2405,6 +2641,7 @@
                 <w:i w:val="0"/>
                 <w:sz w:val="24"/>
                 <w:szCs w:val="24"/>
+                <w:lang w:val="en-US"/>
               </w:rPr>
             </w:pPr>
             <w:r>
@@ -2561,6 +2798,44 @@
                 <w:i w:val="0"/>
                 <w:sz w:val="24"/>
                 <w:szCs w:val="24"/>
+              </w:rPr>
+              <w:t xml:space="preserve"> </w:t>
+            </w:r>
+            <w:r>
+              <w:rPr>
+                <w:rFonts w:ascii="Times New Roman" w:hAnsi="Times New Roman" w:cs="Times New Roman"/>
+                <w:i w:val="0"/>
+                <w:sz w:val="24"/>
+                <w:szCs w:val="24"/>
+                <w:lang w:val="en-US"/>
+              </w:rPr>
+              <w:t>(</w:t>
+            </w:r>
+            <w:r>
+              <w:rPr>
+                <w:rFonts w:ascii="Times New Roman" w:hAnsi="Times New Roman" w:cs="Times New Roman"/>
+                <w:i w:val="0"/>
+                <w:sz w:val="24"/>
+                <w:szCs w:val="24"/>
+              </w:rPr>
+              <w:t>с парола</w:t>
+            </w:r>
+            <w:r>
+              <w:rPr>
+                <w:rFonts w:ascii="Times New Roman" w:hAnsi="Times New Roman" w:cs="Times New Roman"/>
+                <w:i w:val="0"/>
+                <w:sz w:val="24"/>
+                <w:szCs w:val="24"/>
+                <w:lang w:val="en-US"/>
+              </w:rPr>
+              <w:t>)</w:t>
+            </w:r>
+            <w:r>
+              <w:rPr>
+                <w:rFonts w:ascii="Times New Roman" w:hAnsi="Times New Roman" w:cs="Times New Roman"/>
+                <w:i w:val="0"/>
+                <w:sz w:val="24"/>
+                <w:szCs w:val="24"/>
                 <w:lang w:val="en-US"/>
               </w:rPr>
               <w:t>,</w:t>
@@ -2719,7 +2994,37 @@
                 <w:sz w:val="24"/>
                 <w:szCs w:val="24"/>
               </w:rPr>
-              <w:t>Оператор, Администратор</w:t>
+              <w:t>Оператор,</w:t>
+            </w:r>
+            <w:r>
+              <w:rPr>
+                <w:rFonts w:ascii="Times New Roman" w:hAnsi="Times New Roman" w:cs="Times New Roman"/>
+                <w:i w:val="0"/>
+                <w:sz w:val="24"/>
+                <w:szCs w:val="24"/>
+              </w:rPr>
+              <w:t xml:space="preserve"> </w:t>
+            </w:r>
+          </w:p>
+          <w:p>
+            <w:pPr>
+              <w:spacing w:after="422" w:line="360" w:lineRule="auto"/>
+              <w:ind w:left="284" w:firstLine="0"/>
+              <w:rPr>
+                <w:rFonts w:ascii="Times New Roman" w:hAnsi="Times New Roman" w:cs="Times New Roman"/>
+                <w:i w:val="0"/>
+                <w:sz w:val="24"/>
+                <w:szCs w:val="24"/>
+              </w:rPr>
+            </w:pPr>
+            <w:r>
+              <w:rPr>
+                <w:rFonts w:ascii="Times New Roman" w:hAnsi="Times New Roman" w:cs="Times New Roman"/>
+                <w:i w:val="0"/>
+                <w:sz w:val="24"/>
+                <w:szCs w:val="24"/>
+              </w:rPr>
+              <w:t>Администратор</w:t>
             </w:r>
           </w:p>
         </w:tc>
@@ -4051,8 +4356,8 @@
                 <w:szCs w:val="24"/>
               </w:rPr>
             </w:pPr>
-            <w:bookmarkStart w:id="1" w:name="_Hlk220419366"/>
-            <w:bookmarkStart w:id="2" w:name="_Hlk220419305"/>
+            <w:bookmarkStart w:id="0" w:name="_Hlk220419366"/>
+            <w:bookmarkStart w:id="1" w:name="_Hlk220419305"/>
             <w:r>
               <w:rPr>
                 <w:rFonts w:ascii="Times New Roman" w:hAnsi="Times New Roman" w:cs="Times New Roman"/>
@@ -4461,6 +4766,7 @@
                 <w:szCs w:val="24"/>
               </w:rPr>
             </w:pPr>
+            <w:bookmarkStart w:id="2" w:name="_GoBack"/>
             <w:r>
               <w:rPr>
                 <w:rFonts w:ascii="Times New Roman" w:hAnsi="Times New Roman" w:cs="Times New Roman"/>
@@ -4605,6 +4911,7 @@
               </w:rPr>
               <w:t>• има пълен достъп до всички административни функции на системата</w:t>
             </w:r>
+            <w:bookmarkEnd w:id="2"/>
           </w:p>
         </w:tc>
         <w:tc>
@@ -4643,7 +4950,7 @@
           </w:p>
         </w:tc>
       </w:tr>
-      <w:bookmarkEnd w:id="1"/>
+      <w:bookmarkEnd w:id="0"/>
       <w:tr>
         <w:tblPrEx>
           <w:tblCellMar>
@@ -6079,7 +6386,7 @@
           </w:p>
         </w:tc>
       </w:tr>
-      <w:bookmarkEnd w:id="2"/>
+      <w:bookmarkEnd w:id="1"/>
       <w:tr>
         <w:tblPrEx>
           <w:tblCellMar>
@@ -9778,6 +10085,7 @@
   <w:style w:type="character" w:default="1" w:styleId="a0">
     <w:name w:val="Default Paragraph Font"/>
     <w:uiPriority w:val="1"/>
+    <w:semiHidden/>
     <w:unhideWhenUsed/>
   </w:style>
   <w:style w:type="table" w:default="1" w:styleId="a1">
@@ -10182,7 +10490,7 @@
 </file>
 
 <file path=customXml/itemProps1.xml><?xml version="1.0" encoding="utf-8"?>
-<ds:datastoreItem xmlns:ds="http://schemas.openxmlformats.org/officeDocument/2006/customXml" ds:itemID="{4C43D28B-8D25-4536-8E9D-0BB2CF080BE7}">
+<ds:datastoreItem xmlns:ds="http://schemas.openxmlformats.org/officeDocument/2006/customXml" ds:itemID="{9F2C7444-61C8-4CD5-9A08-2D116326A45C}">
   <ds:schemaRefs>
     <ds:schemaRef ds:uri="http://schemas.openxmlformats.org/officeDocument/2006/bibliography"/>
   </ds:schemaRefs>

--- a/documentation/Siyka_project_summary_ Сийка.docx
+++ b/documentation/Siyka_project_summary_ Сийка.docx
@@ -3522,7 +3522,25 @@
                 <w:sz w:val="24"/>
                 <w:szCs w:val="24"/>
               </w:rPr>
-              <w:t xml:space="preserve">Показва отчети за наличности,движения и изчерпани артикули </w:t>
+              <w:t>Показва отчети за наличности,</w:t>
+            </w:r>
+            <w:r>
+              <w:rPr>
+                <w:rFonts w:ascii="Times New Roman" w:hAnsi="Times New Roman" w:cs="Times New Roman"/>
+                <w:i w:val="0"/>
+                <w:sz w:val="24"/>
+                <w:szCs w:val="24"/>
+              </w:rPr>
+              <w:t xml:space="preserve"> </w:t>
+            </w:r>
+            <w:r>
+              <w:rPr>
+                <w:rFonts w:ascii="Times New Roman" w:hAnsi="Times New Roman" w:cs="Times New Roman"/>
+                <w:i w:val="0"/>
+                <w:sz w:val="24"/>
+                <w:szCs w:val="24"/>
+              </w:rPr>
+              <w:t xml:space="preserve">движения и изчерпани артикули </w:t>
             </w:r>
           </w:p>
         </w:tc>
@@ -4766,7 +4784,6 @@
                 <w:szCs w:val="24"/>
               </w:rPr>
             </w:pPr>
-            <w:bookmarkStart w:id="2" w:name="_GoBack"/>
             <w:r>
               <w:rPr>
                 <w:rFonts w:ascii="Times New Roman" w:hAnsi="Times New Roman" w:cs="Times New Roman"/>
@@ -4911,7 +4928,6 @@
               </w:rPr>
               <w:t>• има пълен достъп до всички административни функции на системата</w:t>
             </w:r>
-            <w:bookmarkEnd w:id="2"/>
           </w:p>
         </w:tc>
         <w:tc>
@@ -7132,167 +7148,6 @@
     </w:p>
     <w:p>
       <w:pPr>
-        <w:spacing w:after="240" w:line="276" w:lineRule="auto"/>
-        <w:ind w:left="0" w:firstLine="0"/>
-        <w:rPr>
-          <w:rFonts w:ascii="Times New Roman" w:hAnsi="Times New Roman" w:cs="Times New Roman"/>
-          <w:i w:val="0"/>
-          <w:iCs/>
-          <w:sz w:val="24"/>
-          <w:szCs w:val="24"/>
-        </w:rPr>
-      </w:pPr>
-      <w:r>
-        <w:rPr>
-          <w:b/>
-          <w:bCs/>
-          <w:i w:val="0"/>
-          <w:iCs/>
-          <w:szCs w:val="28"/>
-        </w:rPr>
-        <w:lastRenderedPageBreak/>
-        <w:t>7</w:t>
-      </w:r>
-      <w:r>
-        <w:rPr>
-          <w:b/>
-          <w:bCs/>
-          <w:i w:val="0"/>
-          <w:iCs/>
-          <w:szCs w:val="28"/>
-        </w:rPr>
-        <w:t>.</w:t>
-      </w:r>
-      <w:r>
-        <w:rPr>
-          <w:rFonts w:ascii="Times New Roman" w:hAnsi="Times New Roman" w:cs="Times New Roman"/>
-          <w:b/>
-          <w:bCs/>
-          <w:i w:val="0"/>
-          <w:iCs/>
-          <w:sz w:val="24"/>
-          <w:szCs w:val="24"/>
-        </w:rPr>
-        <w:t xml:space="preserve"> Очаквани резултати</w:t>
-      </w:r>
-    </w:p>
-    <w:p>
-      <w:pPr>
-        <w:spacing w:after="240" w:line="276" w:lineRule="auto"/>
-        <w:ind w:left="0" w:firstLine="0"/>
-        <w:rPr>
-          <w:rFonts w:ascii="Times New Roman" w:hAnsi="Times New Roman" w:cs="Times New Roman"/>
-          <w:i w:val="0"/>
-          <w:iCs/>
-          <w:sz w:val="24"/>
-          <w:szCs w:val="24"/>
-        </w:rPr>
-      </w:pPr>
-      <w:r>
-        <w:rPr>
-          <w:rFonts w:ascii="Times New Roman" w:hAnsi="Times New Roman" w:cs="Times New Roman"/>
-          <w:i w:val="0"/>
-          <w:iCs/>
-          <w:sz w:val="24"/>
-          <w:szCs w:val="24"/>
-        </w:rPr>
-        <w:t>• коректно дефинирани класове и тяхната структура</w:t>
-      </w:r>
-    </w:p>
-    <w:p>
-      <w:pPr>
-        <w:spacing w:after="240" w:line="276" w:lineRule="auto"/>
-        <w:ind w:left="0" w:firstLine="0"/>
-        <w:rPr>
-          <w:rFonts w:ascii="Times New Roman" w:hAnsi="Times New Roman" w:cs="Times New Roman"/>
-          <w:i w:val="0"/>
-          <w:iCs/>
-          <w:sz w:val="24"/>
-          <w:szCs w:val="24"/>
-        </w:rPr>
-      </w:pPr>
-      <w:r>
-        <w:rPr>
-          <w:rFonts w:ascii="Times New Roman" w:hAnsi="Times New Roman" w:cs="Times New Roman"/>
-          <w:i w:val="0"/>
-          <w:iCs/>
-          <w:sz w:val="24"/>
-          <w:szCs w:val="24"/>
-        </w:rPr>
-        <w:t xml:space="preserve"> • работещи методи за въвеждане, редактиране и валидиране</w:t>
-      </w:r>
-    </w:p>
-    <w:p>
-      <w:pPr>
-        <w:spacing w:after="240" w:line="276" w:lineRule="auto"/>
-        <w:ind w:left="0" w:firstLine="0"/>
-        <w:rPr>
-          <w:rFonts w:ascii="Times New Roman" w:hAnsi="Times New Roman" w:cs="Times New Roman"/>
-          <w:i w:val="0"/>
-          <w:iCs/>
-          <w:sz w:val="24"/>
-          <w:szCs w:val="24"/>
-        </w:rPr>
-      </w:pPr>
-      <w:r>
-        <w:rPr>
-          <w:rFonts w:ascii="Times New Roman" w:hAnsi="Times New Roman" w:cs="Times New Roman"/>
-          <w:i w:val="0"/>
-          <w:iCs/>
-          <w:sz w:val="24"/>
-          <w:szCs w:val="24"/>
-        </w:rPr>
-        <w:t xml:space="preserve"> • надеждно съхранение на данни чрез JSON </w:t>
-      </w:r>
-    </w:p>
-    <w:p>
-      <w:pPr>
-        <w:spacing w:after="240" w:line="276" w:lineRule="auto"/>
-        <w:ind w:left="0" w:firstLine="0"/>
-        <w:rPr>
-          <w:rFonts w:ascii="Times New Roman" w:hAnsi="Times New Roman" w:cs="Times New Roman"/>
-          <w:i w:val="0"/>
-          <w:iCs/>
-          <w:sz w:val="24"/>
-          <w:szCs w:val="24"/>
-        </w:rPr>
-      </w:pPr>
-      <w:r>
-        <w:rPr>
-          <w:rFonts w:ascii="Times New Roman" w:hAnsi="Times New Roman" w:cs="Times New Roman"/>
-          <w:i w:val="0"/>
-          <w:iCs/>
-          <w:sz w:val="24"/>
-          <w:szCs w:val="24"/>
-        </w:rPr>
-        <w:t>• функционално текстово меню</w:t>
-      </w:r>
-    </w:p>
-    <w:p>
-      <w:pPr>
-        <w:spacing w:after="240" w:line="276" w:lineRule="auto"/>
-        <w:ind w:left="0" w:firstLine="0"/>
-        <w:rPr>
-          <w:rFonts w:ascii="Times New Roman" w:hAnsi="Times New Roman" w:cs="Times New Roman"/>
-          <w:i w:val="0"/>
-          <w:iCs/>
-          <w:sz w:val="24"/>
-          <w:szCs w:val="24"/>
-        </w:rPr>
-      </w:pPr>
-      <w:r>
-        <w:rPr>
-          <w:rFonts w:ascii="Times New Roman" w:hAnsi="Times New Roman" w:cs="Times New Roman"/>
-          <w:i w:val="0"/>
-          <w:iCs/>
-          <w:sz w:val="24"/>
-          <w:szCs w:val="24"/>
-        </w:rPr>
-        <w:t xml:space="preserve"> • ролеви достъп и базова сигурност</w:t>
-      </w:r>
-    </w:p>
-    <w:p>
-      <w:pPr>
         <w:spacing w:after="240" w:line="360" w:lineRule="auto"/>
         <w:ind w:left="0" w:firstLine="0"/>
         <w:rPr>
@@ -7313,6 +7168,7 @@
           <w:iCs/>
           <w:szCs w:val="28"/>
         </w:rPr>
+        <w:lastRenderedPageBreak/>
         <w:t xml:space="preserve"> </w:t>
       </w:r>
       <w:r>
@@ -7323,8 +7179,10 @@
           <w:iCs/>
           <w:szCs w:val="28"/>
         </w:rPr>
-        <w:t>8</w:t>
+        <w:t>7</w:t>
       </w:r>
+      <w:bookmarkStart w:id="2" w:name="_GoBack"/>
+      <w:bookmarkEnd w:id="2"/>
       <w:r>
         <w:rPr>
           <w:b/>
@@ -10490,7 +10348,7 @@
 </file>
 
 <file path=customXml/itemProps1.xml><?xml version="1.0" encoding="utf-8"?>
-<ds:datastoreItem xmlns:ds="http://schemas.openxmlformats.org/officeDocument/2006/customXml" ds:itemID="{9F2C7444-61C8-4CD5-9A08-2D116326A45C}">
+<ds:datastoreItem xmlns:ds="http://schemas.openxmlformats.org/officeDocument/2006/customXml" ds:itemID="{F99D89E5-AE83-4213-8540-BBD919B7D277}">
   <ds:schemaRefs>
     <ds:schemaRef ds:uri="http://schemas.openxmlformats.org/officeDocument/2006/bibliography"/>
   </ds:schemaRefs>

--- a/documentation/Siyka_project_summary_ Сийка.docx
+++ b/documentation/Siyka_project_summary_ Сийка.docx
@@ -5111,6 +5111,7 @@
                 <w:iCs/>
                 <w:sz w:val="24"/>
                 <w:szCs w:val="24"/>
+                <w:lang w:val="en-US"/>
               </w:rPr>
             </w:pPr>
             <w:r>
@@ -5216,6 +5217,29 @@
                 <w:szCs w:val="24"/>
               </w:rPr>
               <w:t>modified</w:t>
+            </w:r>
+            <w:bookmarkStart w:id="2" w:name="_GoBack"/>
+            <w:bookmarkEnd w:id="2"/>
+            <w:r>
+              <w:rPr>
+                <w:rFonts w:ascii="Times New Roman" w:hAnsi="Times New Roman" w:cs="Times New Roman"/>
+                <w:i w:val="0"/>
+                <w:iCs/>
+                <w:sz w:val="24"/>
+                <w:szCs w:val="24"/>
+                <w:lang w:val="en-US"/>
+              </w:rPr>
+              <w:t xml:space="preserve">, </w:t>
+            </w:r>
+            <w:r>
+              <w:rPr>
+                <w:rFonts w:ascii="Times New Roman" w:hAnsi="Times New Roman" w:cs="Times New Roman"/>
+                <w:i w:val="0"/>
+                <w:iCs/>
+                <w:sz w:val="24"/>
+                <w:szCs w:val="24"/>
+              </w:rPr>
+              <w:t>status</w:t>
             </w:r>
           </w:p>
         </w:tc>
@@ -7181,8 +7205,6 @@
         </w:rPr>
         <w:t>7</w:t>
       </w:r>
-      <w:bookmarkStart w:id="2" w:name="_GoBack"/>
-      <w:bookmarkEnd w:id="2"/>
       <w:r>
         <w:rPr>
           <w:b/>
@@ -10348,7 +10370,7 @@
 </file>
 
 <file path=customXml/itemProps1.xml><?xml version="1.0" encoding="utf-8"?>
-<ds:datastoreItem xmlns:ds="http://schemas.openxmlformats.org/officeDocument/2006/customXml" ds:itemID="{F99D89E5-AE83-4213-8540-BBD919B7D277}">
+<ds:datastoreItem xmlns:ds="http://schemas.openxmlformats.org/officeDocument/2006/customXml" ds:itemID="{61348857-8311-4958-ACA3-3687D5510CFC}">
   <ds:schemaRefs>
     <ds:schemaRef ds:uri="http://schemas.openxmlformats.org/officeDocument/2006/bibliography"/>
   </ds:schemaRefs>
